--- a/Launcher/Templates/F_ТИПОВИЙ ДОГОВІР ГОТЕЛІ ГО УААСП.docx
+++ b/Launcher/Templates/F_ТИПОВИЙ ДОГОВІР ГОТЕЛІ ГО УААСП.docx
@@ -1,6 +1,6 @@
 
 <file path=word/document.xml><?xml version="1.0" encoding="utf-8"?>
-<w:document xmlns:wpc="http://schemas.microsoft.com/office/word/2010/wordprocessingCanvas" xmlns:cx="http://schemas.microsoft.com/office/drawing/2014/chartex" xmlns:cx1="http://schemas.microsoft.com/office/drawing/2015/9/8/chartex" xmlns:cx2="http://schemas.microsoft.com/office/drawing/2015/10/21/chartex" xmlns:cx3="http://schemas.microsoft.com/office/drawing/2016/5/9/chartex" xmlns:cx4="http://schemas.microsoft.com/office/drawing/2016/5/10/chartex" xmlns:cx5="http://schemas.microsoft.com/office/drawing/2016/5/11/chartex" xmlns:cx6="http://schemas.microsoft.com/office/drawing/2016/5/12/chartex" xmlns:cx7="http://schemas.microsoft.com/office/drawing/2016/5/13/chartex" xmlns:cx8="http://schemas.microsoft.com/office/drawing/2016/5/14/chartex" xmlns:mc="http://schemas.openxmlformats.org/markup-compatibility/2006" xmlns:aink="http://schemas.microsoft.com/office/drawing/2016/ink" xmlns:am3d="http://schemas.microsoft.com/office/drawing/2017/model3d" xmlns:o="urn:schemas-microsoft-com:office:office" xmlns:r="http://schemas.openxmlformats.org/officeDocument/2006/relationships" xmlns:m="http://schemas.openxmlformats.org/officeDocument/2006/math" xmlns:v="urn:schemas-microsoft-com:vml" xmlns:wp14="http://schemas.microsoft.com/office/word/2010/wordprocessingDrawing" xmlns:wp="http://schemas.openxmlformats.org/drawingml/2006/wordprocessingDrawing" xmlns:w10="urn:schemas-microsoft-com:office:word" xmlns:w="http://schemas.openxmlformats.org/wordprocessingml/2006/main" xmlns:w14="http://schemas.microsoft.com/office/word/2010/wordml" xmlns:w15="http://schemas.microsoft.com/office/word/2012/wordml" xmlns:w16cid="http://schemas.microsoft.com/office/word/2016/wordml/cid" xmlns:w16se="http://schemas.microsoft.com/office/word/2015/wordml/symex" xmlns:wpg="http://schemas.microsoft.com/office/word/2010/wordprocessingGroup" xmlns:wpi="http://schemas.microsoft.com/office/word/2010/wordprocessingInk" xmlns:wne="http://schemas.microsoft.com/office/word/2006/wordml" xmlns:wps="http://schemas.microsoft.com/office/word/2010/wordprocessingShape" mc:Ignorable="w14 w15 w16se w16cid wp14">
+<w:document xmlns:wpc="http://schemas.microsoft.com/office/word/2010/wordprocessingCanvas" xmlns:cx="http://schemas.microsoft.com/office/drawing/2014/chartex" xmlns:cx1="http://schemas.microsoft.com/office/drawing/2015/9/8/chartex" xmlns:mc="http://schemas.openxmlformats.org/markup-compatibility/2006" xmlns:o="urn:schemas-microsoft-com:office:office" xmlns:r="http://schemas.openxmlformats.org/officeDocument/2006/relationships" xmlns:m="http://schemas.openxmlformats.org/officeDocument/2006/math" xmlns:v="urn:schemas-microsoft-com:vml" xmlns:wp14="http://schemas.microsoft.com/office/word/2010/wordprocessingDrawing" xmlns:wp="http://schemas.openxmlformats.org/drawingml/2006/wordprocessingDrawing" xmlns:w10="urn:schemas-microsoft-com:office:word" xmlns:w="http://schemas.openxmlformats.org/wordprocessingml/2006/main" xmlns:w14="http://schemas.microsoft.com/office/word/2010/wordml" xmlns:w15="http://schemas.microsoft.com/office/word/2012/wordml" xmlns:w16se="http://schemas.microsoft.com/office/word/2015/wordml/symex" xmlns:wpg="http://schemas.microsoft.com/office/word/2010/wordprocessingGroup" xmlns:wpi="http://schemas.microsoft.com/office/word/2010/wordprocessingInk" xmlns:wne="http://schemas.microsoft.com/office/word/2006/wordml" xmlns:wps="http://schemas.microsoft.com/office/word/2010/wordprocessingShape" mc:Ignorable="w14 w15 w16se wp14">
   <w:body>
     <w:p>
       <w:pPr>
@@ -91,6 +91,8 @@
           <w:r>
             <w:rPr>
               <w:rStyle w:val="ae"/>
+              <w:sz w:val="20"/>
+              <w:szCs w:val="20"/>
             </w:rPr>
             <w:t>Место для ввода текста.</w:t>
           </w:r>
@@ -132,15 +134,7 @@
           <w:szCs w:val="20"/>
           <w:lang w:val="uk-UA"/>
         </w:rPr>
-        <w:t xml:space="preserve">   </w:t>
-      </w:r>
-      <w:r>
-        <w:rPr>
-          <w:sz w:val="20"/>
-          <w:szCs w:val="20"/>
-          <w:lang w:val="uk-UA"/>
-        </w:rPr>
-        <w:t xml:space="preserve">        </w:t>
+        <w:t xml:space="preserve">           </w:t>
       </w:r>
       <w:sdt>
         <w:sdtPr>
@@ -164,6 +158,8 @@
           <w:r>
             <w:rPr>
               <w:rStyle w:val="ae"/>
+              <w:sz w:val="20"/>
+              <w:szCs w:val="20"/>
               <w:lang w:val="uk-UA"/>
             </w:rPr>
             <w:t>Место для ввода текста.</w:t>
@@ -205,135 +201,64 @@
       </w:pPr>
       <w:r>
         <w:rPr>
-          <w:rFonts w:ascii="Times New Roman CYR" w:hAnsi="Times New Roman CYR" w:cs="Times New Roman CYR"/>
+          <w:rFonts w:eastAsia="Times New Roman"/>
           <w:b/>
         </w:rPr>
-        <w:t>Громадська</w:t>
-      </w:r>
-      <w:r>
-        <w:rPr>
-          <w:rFonts w:ascii="Times New Roman CYR" w:hAnsi="Times New Roman CYR" w:cs="Times New Roman CYR"/>
+        <w:t>Громадська організація «Українська агенція з авторських та суміжних прав» (далі – ГО УААСП)</w:t>
+      </w:r>
+      <w:r>
+        <w:rPr>
+          <w:rFonts w:eastAsia="Times New Roman"/>
+        </w:rPr>
+        <w:t xml:space="preserve">, що здійснює колективне управління майновими правами суб’єктів авторського права (правовласників) відповідно до Закону України «Про авторське право і суміжні права», Закону України «Про ефективне управління майновими правами правовласників у сфері авторського права і (або) суміжних прав» (далі – Закон) та на підставі Витягу з Реєстру організацій колективного управління      № 3 від 15.04.2019 р. Міністерства економічного розвитку і торгівлі України, в </w:t>
+      </w:r>
+      <w:r>
+        <w:rPr>
+          <w:rFonts w:eastAsia="Times New Roman"/>
           <w:b/>
         </w:rPr>
-        <w:t xml:space="preserve"> о</w:t>
-      </w:r>
-      <w:r>
-        <w:rPr>
-          <w:rFonts w:ascii="Times New Roman CYR" w:hAnsi="Times New Roman CYR" w:cs="Times New Roman CYR"/>
+        <w:t xml:space="preserve">особі </w:t>
+      </w:r>
+      <w:r>
+        <w:rPr>
           <w:b/>
-        </w:rPr>
-        <w:t>рганізація «Українська агенція</w:t>
-      </w:r>
-      <w:r>
-        <w:rPr>
-          <w:rFonts w:ascii="Times New Roman CYR" w:hAnsi="Times New Roman CYR" w:cs="Times New Roman CYR"/>
+          <w:bCs/>
+        </w:rPr>
+        <w:t xml:space="preserve">Генерального директора </w:t>
+      </w:r>
+      <w:proofErr w:type="spellStart"/>
+      <w:r>
+        <w:rPr>
           <w:b/>
-        </w:rPr>
-        <w:t xml:space="preserve"> з авторських та суміжних прав» (далі – </w:t>
-      </w:r>
-      <w:r>
-        <w:rPr>
-          <w:rFonts w:ascii="Times New Roman CYR" w:hAnsi="Times New Roman CYR" w:cs="Times New Roman CYR"/>
+          <w:bCs/>
+        </w:rPr>
+        <w:t>Харчишина</w:t>
+      </w:r>
+      <w:proofErr w:type="spellEnd"/>
+      <w:r>
+        <w:rPr>
           <w:b/>
-        </w:rPr>
-        <w:t>ГО УААСП</w:t>
-      </w:r>
-      <w:r>
-        <w:rPr>
-          <w:rFonts w:ascii="Times New Roman CYR" w:hAnsi="Times New Roman CYR" w:cs="Times New Roman CYR"/>
+          <w:bCs/>
+        </w:rPr>
+        <w:t xml:space="preserve"> Валерія Володимировича</w:t>
+      </w:r>
+      <w:r>
+        <w:rPr>
+          <w:rFonts w:eastAsia="Times New Roman"/>
+        </w:rPr>
+        <w:t>, що діє на підставі Статуту</w:t>
+      </w:r>
+      <w:r>
+        <w:rPr>
+          <w:rFonts w:eastAsia="Times New Roman"/>
+        </w:rPr>
+        <w:t>,</w:t>
+      </w:r>
+      <w:r>
+        <w:rPr>
           <w:b/>
         </w:rPr>
-        <w:t>)</w:t>
-      </w:r>
-      <w:r>
-        <w:rPr>
-          <w:rFonts w:ascii="Times New Roman CYR" w:hAnsi="Times New Roman CYR" w:cs="Times New Roman CYR"/>
-        </w:rPr>
-        <w:t>, що здійснює колективне управління майновими правами суб’єктів авторського права відповідно до Закону України «Про авторське право і суміжні права»</w:t>
-      </w:r>
-      <w:r>
-        <w:rPr>
-          <w:rFonts w:ascii="Times New Roman CYR" w:hAnsi="Times New Roman CYR" w:cs="Times New Roman CYR"/>
-        </w:rPr>
-        <w:t>,</w:t>
-      </w:r>
-      <w:r>
         <w:t xml:space="preserve"> </w:t>
-      </w:r>
-      <w:r>
-        <w:rPr>
-          <w:rFonts w:ascii="Times New Roman CYR" w:hAnsi="Times New Roman CYR" w:cs="Times New Roman CYR"/>
-        </w:rPr>
-        <w:t>Закону України «Про ефективне управління майновими правами правовласників у сфері авторського права і (або) суміжних прав»</w:t>
-      </w:r>
-      <w:r>
-        <w:t xml:space="preserve"> </w:t>
-      </w:r>
-      <w:r>
-        <w:t>(далі – Закон)</w:t>
-      </w:r>
-      <w:r>
-        <w:rPr>
-          <w:rFonts w:ascii="Times New Roman CYR" w:hAnsi="Times New Roman CYR" w:cs="Times New Roman CYR"/>
-        </w:rPr>
-        <w:t xml:space="preserve"> та</w:t>
-      </w:r>
-      <w:r>
-        <w:rPr>
-          <w:rFonts w:ascii="Times New Roman CYR" w:hAnsi="Times New Roman CYR" w:cs="Times New Roman CYR"/>
-        </w:rPr>
-        <w:t xml:space="preserve"> </w:t>
-      </w:r>
-      <w:r>
-        <w:t>на підставі Свідоцтва № 24/2015 від 03.09.2015 р. Державної служби інтелектуальної власності України, в особі</w:t>
-      </w:r>
-      <w:r>
-        <w:t xml:space="preserve"> </w:t>
-      </w:r>
-      <w:r>
-        <w:rPr>
-          <w:b/>
-        </w:rPr>
-        <w:t xml:space="preserve">Директора з міжнародної співпраці та ліцензування Цимбал Людмили Анатоліївни, </w:t>
-      </w:r>
-      <w:r>
-        <w:t>що діє на підставі</w:t>
-      </w:r>
-      <w:r>
-        <w:rPr>
-          <w:b/>
-        </w:rPr>
-        <w:t xml:space="preserve"> Довіреності № 2/2019</w:t>
-      </w:r>
-      <w:r>
-        <w:rPr>
-          <w:b/>
-        </w:rPr>
-        <w:t xml:space="preserve"> від 1</w:t>
-      </w:r>
-      <w:r>
-        <w:rPr>
-          <w:b/>
-        </w:rPr>
-        <w:t>4</w:t>
-      </w:r>
-      <w:r>
-        <w:rPr>
-          <w:b/>
-        </w:rPr>
-        <w:t>.0</w:t>
-      </w:r>
-      <w:r>
-        <w:rPr>
-          <w:b/>
-        </w:rPr>
-        <w:t xml:space="preserve">2.2019 </w:t>
-      </w:r>
-      <w:r>
-        <w:rPr>
-          <w:b/>
-        </w:rPr>
-        <w:t xml:space="preserve">р., </w:t>
       </w:r>
       <w:r>
         <w:t>з однієї сторони</w:t>
@@ -373,10 +298,6 @@
         </w:sdtContent>
       </w:sdt>
       <w:r>
-        <w:rPr>
-          <w:sz w:val="22"/>
-          <w:szCs w:val="22"/>
-        </w:rPr>
         <w:t xml:space="preserve"> </w:t>
       </w:r>
       <w:sdt>
@@ -421,10 +342,6 @@
         <w:t>,</w:t>
       </w:r>
       <w:r>
-        <w:rPr>
-          <w:sz w:val="22"/>
-          <w:szCs w:val="22"/>
-        </w:rPr>
         <w:t xml:space="preserve"> </w:t>
       </w:r>
       <w:sdt>
@@ -483,10 +400,6 @@
         </w:sdtContent>
       </w:sdt>
       <w:r>
-        <w:rPr>
-          <w:sz w:val="22"/>
-          <w:szCs w:val="22"/>
-        </w:rPr>
         <w:t xml:space="preserve"> </w:t>
       </w:r>
       <w:sdt>
@@ -644,21 +557,7 @@
           <w:sz w:val="20"/>
           <w:szCs w:val="20"/>
         </w:rPr>
-        <w:t xml:space="preserve"> – здійснення уповноваженим представником </w:t>
-      </w:r>
-      <w:r>
-        <w:rPr>
-          <w:sz w:val="20"/>
-          <w:szCs w:val="20"/>
-        </w:rPr>
-        <w:t>ГО УААСП</w:t>
-      </w:r>
-      <w:r>
-        <w:rPr>
-          <w:sz w:val="20"/>
-          <w:szCs w:val="20"/>
-        </w:rPr>
-        <w:t xml:space="preserve"> перевірки щодо фактичного публічного виконання Користувачем творів відповідно до п. 2.1. даного Договору;</w:t>
+        <w:t xml:space="preserve"> – здійснення уповноваженим представником ГО УААСП перевірки щодо фактичного публічного виконання Користувачем творів відповідно до п. 2.1. даного Договору;</w:t>
       </w:r>
     </w:p>
     <w:p>
@@ -687,42 +586,7 @@
           <w:sz w:val="20"/>
           <w:szCs w:val="20"/>
         </w:rPr>
-        <w:t xml:space="preserve">фізична чи юридична особа, з якою </w:t>
-      </w:r>
-      <w:r>
-        <w:rPr>
-          <w:sz w:val="20"/>
-          <w:szCs w:val="20"/>
-        </w:rPr>
-        <w:t>ГО УААСП</w:t>
-      </w:r>
-      <w:r>
-        <w:rPr>
-          <w:sz w:val="20"/>
-          <w:szCs w:val="20"/>
-        </w:rPr>
-        <w:t xml:space="preserve"> укладає договір на публічне виконання оприлюднених творів, які відносяться до </w:t>
-      </w:r>
-      <w:r>
-        <w:rPr>
-          <w:sz w:val="20"/>
-          <w:szCs w:val="20"/>
-        </w:rPr>
-        <w:t>каталогу</w:t>
-      </w:r>
-      <w:r>
-        <w:rPr>
-          <w:sz w:val="20"/>
-          <w:szCs w:val="20"/>
-        </w:rPr>
-        <w:t xml:space="preserve"> </w:t>
-      </w:r>
-      <w:r>
-        <w:rPr>
-          <w:sz w:val="20"/>
-          <w:szCs w:val="20"/>
-        </w:rPr>
-        <w:t>ГО УААСП</w:t>
+        <w:t>фізична чи юридична особа, з якою ГО УААСП укладає договір на публічне виконання оприлюднених творів, які відносяться до каталогу ГО УААСП</w:t>
       </w:r>
       <w:r>
         <w:rPr>
@@ -757,35 +621,7 @@
           <w:sz w:val="20"/>
           <w:szCs w:val="20"/>
         </w:rPr>
-        <w:t xml:space="preserve">фізична або юридична особа, яка представляє інтереси </w:t>
-      </w:r>
-      <w:r>
-        <w:rPr>
-          <w:sz w:val="20"/>
-          <w:szCs w:val="20"/>
-        </w:rPr>
-        <w:t>ГО УААСП</w:t>
-      </w:r>
-      <w:r>
-        <w:rPr>
-          <w:sz w:val="20"/>
-          <w:szCs w:val="20"/>
-        </w:rPr>
-        <w:t xml:space="preserve"> на відповідній території на підставі договору та (або) довіреності, та (або) інспектор </w:t>
-      </w:r>
-      <w:r>
-        <w:rPr>
-          <w:sz w:val="20"/>
-          <w:szCs w:val="20"/>
-        </w:rPr>
-        <w:t>ГО УААСП</w:t>
-      </w:r>
-      <w:r>
-        <w:rPr>
-          <w:sz w:val="20"/>
-          <w:szCs w:val="20"/>
-        </w:rPr>
-        <w:t xml:space="preserve"> на відповідній території;</w:t>
+        <w:t>фізична або юридична особа, яка представляє інтереси ГО УААСП на відповідній території на підставі договору та (або) довіреності, та (або) інспектор ГО УААСП на відповідній території;</w:t>
       </w:r>
     </w:p>
     <w:p>
@@ -801,50 +637,82 @@
         <w:t>публічне виконання</w:t>
       </w:r>
       <w:r>
-        <w:t xml:space="preserve"> - подання за згодою суб’єктів авторського права творів шляхом декламації, гри, співу, танцю та іншим способом як безпосередньо (у живому виконанні), так і за допомогою будь-яких пристроїв і процесів, зокрема магнітофонів, програвачів компакт-дисків, музичних центрів, радіоприймачів, телевізора тощо (за винятком передачі в ефір чи по кабелях) у місцях, де присутні чи можуть бути присутніми особи, які не належать до звичайного кола сім’ї або близьких знайомих цієї сім’ї, незалежно від того, чи присутні вони в одному місці і в один і той самий час або в різних місцях і в різний час; </w:t>
-      </w:r>
-    </w:p>
-    <w:p>
-      <w:pPr>
-        <w:pStyle w:val="a3"/>
-        <w:ind w:right="-115" w:firstLine="426"/>
-        <w:rPr>
-          <w:sz w:val="20"/>
-          <w:szCs w:val="20"/>
-        </w:rPr>
-      </w:pPr>
-      <w:r>
-        <w:rPr>
-          <w:b/>
-          <w:bCs/>
-          <w:sz w:val="20"/>
-          <w:szCs w:val="20"/>
-        </w:rPr>
-        <w:t>каталог ГО УААСП</w:t>
-      </w:r>
-      <w:r>
-        <w:rPr>
-          <w:sz w:val="20"/>
-          <w:szCs w:val="20"/>
-        </w:rPr>
-        <w:t xml:space="preserve"> – твори, повноваження на колективне управління якими на території України передано ГО УААСП аналогічними іноземними авторсько-правовими організаціями на підставі договорів про взаємне представництво інтересів (договорами про представництво прав), українськими / іноземними суб’єктами авторського права (правовласниками) та їх правонаступниками  на підставі письмових договорів - згідно переліку творів, передбаченого на сайті ГО УААСП: </w:t>
+        <w:t xml:space="preserve"> - подання творів шляхом декламації, гри, співу, танцю та іншим способом як безпосередньо (у живому виконанні), так і за допомогою будь-яких пристроїв і процесів, зокрема магнітофонів, програвачів компакт-дисків, музичних центрів, радіоприймачів, телевізора тощо (за винятком передачі в ефір чи по кабелях) у місцях, де присутні чи можуть бути присутніми особи, які не належать до звичайного кола сім’ї або близьких знайомих цієї сім’ї, незалежно від того, чи присутні вони в одному місці і в один і той самий час або в різних місцях і в різний час; </w:t>
+      </w:r>
+    </w:p>
+    <w:p>
+      <w:pPr>
+        <w:jc w:val="both"/>
+        <w:rPr>
+          <w:b w:val="0"/>
+          <w:bCs w:val="0"/>
+          <w:sz w:val="20"/>
+          <w:szCs w:val="20"/>
+          <w:lang w:val="uk-UA" w:eastAsia="ja-JP"/>
+        </w:rPr>
+      </w:pPr>
+      <w:r>
+        <w:rPr>
+          <w:sz w:val="20"/>
+          <w:szCs w:val="20"/>
+          <w:lang w:val="uk-UA"/>
+        </w:rPr>
+        <w:t xml:space="preserve">        </w:t>
+      </w:r>
+      <w:r>
+        <w:rPr>
+          <w:sz w:val="20"/>
+          <w:szCs w:val="20"/>
+        </w:rPr>
+        <w:t xml:space="preserve">каталог ГО УААСП – </w:t>
+      </w:r>
+      <w:r>
+        <w:rPr>
+          <w:b w:val="0"/>
+          <w:sz w:val="20"/>
+          <w:szCs w:val="20"/>
+          <w:lang w:val="uk-UA"/>
+        </w:rPr>
+        <w:t>сукупність тв</w:t>
+      </w:r>
+      <w:r>
+        <w:rPr>
+          <w:b w:val="0"/>
+          <w:sz w:val="20"/>
+          <w:szCs w:val="20"/>
+          <w:lang w:val="uk-UA" w:eastAsia="ja-JP"/>
+        </w:rPr>
+        <w:t>орів, щодо яких правовласники, на основі договорів, надали ГО УААСП повноваження на колективне управління майновими правами безпосередньо або на основі договорів з аналогічними іноземними організаціями, у тому числі, договорів про взаємне представництво інтересів / договорів про представництво прав, а також управління якими надано ГО УААСП згідно законодавства – інформація щодо творів знаходиться на веб-сайті               ГО УААСП:</w:t>
+      </w:r>
+      <w:r>
+        <w:rPr>
+          <w:b w:val="0"/>
+          <w:sz w:val="20"/>
+          <w:szCs w:val="20"/>
+          <w:lang w:val="uk-UA"/>
+        </w:rPr>
+        <w:t xml:space="preserve"> </w:t>
       </w:r>
       <w:hyperlink r:id="rId7" w:history="1">
         <w:r>
           <w:rPr>
             <w:rStyle w:val="ab"/>
+            <w:b w:val="0"/>
             <w:sz w:val="20"/>
             <w:szCs w:val="20"/>
+            <w:lang w:val="uk-UA" w:eastAsia="ja-JP"/>
           </w:rPr>
           <w:t>www.uacrr.org.ua</w:t>
         </w:r>
       </w:hyperlink>
       <w:r>
         <w:rPr>
-          <w:sz w:val="20"/>
-          <w:szCs w:val="20"/>
-        </w:rPr>
-        <w:t>. Оскільки, в управлінні ГО УААСП перебувають твори, які входять до каталогів (репертуарів) іноземних авторсько-правових організацій, видавців – посилання на каталог (репертуар) того чи іншого іноземного авторсько-правового товариства та/або видавця означає можливість знайти певний твір на сайті відповідного авторського-правового товариства та/або видавця;</w:t>
+          <w:b w:val="0"/>
+          <w:sz w:val="20"/>
+          <w:szCs w:val="20"/>
+          <w:lang w:val="uk-UA" w:eastAsia="ja-JP"/>
+        </w:rPr>
+        <w:t>;</w:t>
       </w:r>
     </w:p>
     <w:p>
@@ -903,6 +771,23 @@
           <w:szCs w:val="20"/>
         </w:rPr>
         <w:t>Всі інші терміни в даному Договорі використовуються згідно з чинним законодавством України.</w:t>
+      </w:r>
+    </w:p>
+    <w:p>
+      <w:pPr>
+        <w:pStyle w:val="a3"/>
+        <w:ind w:right="-141" w:firstLine="360"/>
+        <w:rPr>
+          <w:sz w:val="20"/>
+          <w:szCs w:val="20"/>
+        </w:rPr>
+      </w:pPr>
+      <w:r>
+        <w:rPr>
+          <w:sz w:val="20"/>
+          <w:szCs w:val="20"/>
+        </w:rPr>
+        <w:t>.</w:t>
       </w:r>
     </w:p>
     <w:p>
@@ -952,14 +837,7 @@
           <w:sz w:val="20"/>
           <w:szCs w:val="20"/>
         </w:rPr>
-        <w:t xml:space="preserve">2.1. </w:t>
-      </w:r>
-      <w:r>
-        <w:rPr>
-          <w:sz w:val="20"/>
-          <w:szCs w:val="20"/>
-        </w:rPr>
-        <w:t>ГО УААСП</w:t>
+        <w:t>2.1</w:t>
       </w:r>
       <w:r>
         <w:rPr>
@@ -973,63 +851,31 @@
           <w:sz w:val="20"/>
           <w:szCs w:val="20"/>
         </w:rPr>
-        <w:t xml:space="preserve">від імені авторів та їх правонаступників, включаючи іноземних, </w:t>
-      </w:r>
-      <w:r>
-        <w:rPr>
-          <w:sz w:val="20"/>
-          <w:szCs w:val="20"/>
-        </w:rPr>
-        <w:t xml:space="preserve">надає Користувачеві на умовах, визначених цим Договором, право (невиключну ліцензію) на публічне виконання творів, які відносяться до </w:t>
-      </w:r>
-      <w:r>
-        <w:rPr>
-          <w:sz w:val="20"/>
-          <w:szCs w:val="20"/>
-        </w:rPr>
-        <w:t>каталогу</w:t>
-      </w:r>
-      <w:r>
-        <w:rPr>
-          <w:sz w:val="20"/>
-          <w:szCs w:val="20"/>
-        </w:rPr>
-        <w:t xml:space="preserve"> </w:t>
-      </w:r>
-      <w:r>
-        <w:rPr>
-          <w:sz w:val="20"/>
-          <w:szCs w:val="20"/>
-        </w:rPr>
-        <w:t xml:space="preserve">              </w:t>
-      </w:r>
-      <w:r>
-        <w:rPr>
-          <w:sz w:val="20"/>
-          <w:szCs w:val="20"/>
-        </w:rPr>
-        <w:t xml:space="preserve"> </w:t>
-      </w:r>
-      <w:r>
-        <w:rPr>
-          <w:sz w:val="20"/>
-          <w:szCs w:val="20"/>
-        </w:rPr>
-        <w:t>ГО УААСП</w:t>
-      </w:r>
-      <w:r>
-        <w:rPr>
-          <w:sz w:val="20"/>
-          <w:szCs w:val="20"/>
-        </w:rPr>
-        <w:t>,</w:t>
-      </w:r>
-      <w:r>
-        <w:rPr>
-          <w:sz w:val="20"/>
-          <w:szCs w:val="20"/>
-        </w:rPr>
-        <w:t xml:space="preserve"> на території Готелю (</w:t>
+        <w:t xml:space="preserve">ГО УААСП від свого імені та в інтересах </w:t>
+      </w:r>
+      <w:r>
+        <w:rPr>
+          <w:sz w:val="20"/>
+          <w:szCs w:val="20"/>
+          <w:lang w:val="en-US"/>
+        </w:rPr>
+        <w:t>c</w:t>
+      </w:r>
+      <w:proofErr w:type="spellStart"/>
+      <w:r>
+        <w:rPr>
+          <w:sz w:val="20"/>
+          <w:szCs w:val="20"/>
+        </w:rPr>
+        <w:t>уб`єктів</w:t>
+      </w:r>
+      <w:proofErr w:type="spellEnd"/>
+      <w:r>
+        <w:rPr>
+          <w:sz w:val="20"/>
+          <w:szCs w:val="20"/>
+        </w:rPr>
+        <w:t xml:space="preserve"> авторського права (правовласників), включаючи іноземних, надає Користувачеві на умовах, визначених цим Договором, право (невиключну ліцензію) на публічне виконання творів, які відносяться до каталогу ГО УААСП, на території Готелю (</w:t>
       </w:r>
       <w:r>
         <w:rPr>
@@ -1044,7 +890,14 @@
           <w:sz w:val="20"/>
           <w:szCs w:val="20"/>
         </w:rPr>
-        <w:t xml:space="preserve">), а саме:  </w:t>
+        <w:t xml:space="preserve">), </w:t>
+      </w:r>
+      <w:r>
+        <w:rPr>
+          <w:sz w:val="20"/>
+          <w:szCs w:val="20"/>
+        </w:rPr>
+        <w:t xml:space="preserve">а саме:  </w:t>
       </w:r>
     </w:p>
     <w:p>
@@ -1074,6 +927,7 @@
           <w:docPartGallery w:val="Tables"/>
         </w:docPartList>
       </w:sdtPr>
+      <w:sdtEndPr/>
       <w:sdtContent>
         <w:p>
           <w:pPr>
@@ -1313,21 +1167,7 @@
           <w:sz w:val="20"/>
           <w:szCs w:val="20"/>
         </w:rPr>
-        <w:t xml:space="preserve">а Користувач зобов’язується за надане право виплачувати </w:t>
-      </w:r>
-      <w:r>
-        <w:rPr>
-          <w:sz w:val="20"/>
-          <w:szCs w:val="20"/>
-        </w:rPr>
-        <w:t>ГО УААСП</w:t>
-      </w:r>
-      <w:r>
-        <w:rPr>
-          <w:sz w:val="20"/>
-          <w:szCs w:val="20"/>
-        </w:rPr>
-        <w:t xml:space="preserve"> авторську винагороду (роялті) відповідно до даного Договору та Закону.</w:t>
+        <w:t>а Користувач зобов’язується за надане право виплачувати ГО УААСП авторську винагороду (роялті) відповідно до даного Договору та Закону.</w:t>
       </w:r>
     </w:p>
     <w:p>
@@ -1438,20 +1278,20 @@
           <w:sz w:val="20"/>
           <w:szCs w:val="20"/>
         </w:rPr>
-        <w:lastRenderedPageBreak/>
-        <w:t xml:space="preserve">2.4. Сторони домовились, що сума авторської винагороди (роялті), яка сплачується Користувачем за надання невиключного права на публічне виконання творів з </w:t>
-      </w:r>
-      <w:r>
-        <w:rPr>
-          <w:sz w:val="20"/>
-          <w:szCs w:val="20"/>
-        </w:rPr>
-        <w:t>каталогу</w:t>
-      </w:r>
-      <w:r>
-        <w:rPr>
-          <w:sz w:val="20"/>
-          <w:szCs w:val="20"/>
+        <w:t xml:space="preserve">2.4. </w:t>
+      </w:r>
+      <w:r>
+        <w:rPr>
+          <w:sz w:val="20"/>
+          <w:szCs w:val="20"/>
+        </w:rPr>
+        <w:t>Сторони домовились, що сума авторської винагороди (роялті), яка сплачується Користувачем за надання невиключного права на публічне виконання творів з каталогу ГО УААСП, з урахуванням діючих попередніх тарифів, затверджених Загальними зборами членів ГО УААСП та приписів законодавства України</w:t>
+      </w:r>
+      <w:r>
+        <w:rPr>
+          <w:sz w:val="20"/>
+          <w:szCs w:val="20"/>
+          <w:lang w:val="ru-RU"/>
         </w:rPr>
         <w:t xml:space="preserve"> </w:t>
       </w:r>
@@ -1460,14 +1300,7 @@
           <w:sz w:val="20"/>
           <w:szCs w:val="20"/>
         </w:rPr>
-        <w:t>ГО УААСП</w:t>
-      </w:r>
-      <w:r>
-        <w:rPr>
-          <w:sz w:val="20"/>
-          <w:szCs w:val="20"/>
-        </w:rPr>
-        <w:t xml:space="preserve"> становить: </w:t>
+        <w:t xml:space="preserve">становить: </w:t>
       </w:r>
       <w:sdt>
         <w:sdtPr>
@@ -1491,12 +1324,18 @@
           <w:r>
             <w:rPr>
               <w:rStyle w:val="ae"/>
+              <w:sz w:val="20"/>
+              <w:szCs w:val="20"/>
             </w:rPr>
             <w:t>Место для ввода текста.</w:t>
           </w:r>
         </w:sdtContent>
       </w:sdt>
       <w:r>
+        <w:rPr>
+          <w:sz w:val="20"/>
+          <w:szCs w:val="20"/>
+        </w:rPr>
         <w:t xml:space="preserve"> </w:t>
       </w:r>
       <w:r>
@@ -1504,6 +1343,7 @@
           <w:sz w:val="20"/>
           <w:szCs w:val="20"/>
         </w:rPr>
+        <w:lastRenderedPageBreak/>
         <w:t>(</w:t>
       </w:r>
       <w:sdt>
@@ -1527,6 +1367,8 @@
           <w:r>
             <w:rPr>
               <w:rStyle w:val="ae"/>
+              <w:sz w:val="20"/>
+              <w:szCs w:val="20"/>
             </w:rPr>
             <w:t>Место для ввода текста.</w:t>
           </w:r>
@@ -1541,6 +1383,8 @@
       </w:r>
       <w:r>
         <w:rPr>
+          <w:sz w:val="20"/>
+          <w:szCs w:val="20"/>
           <w:lang w:val="ru-RU"/>
         </w:rPr>
         <w:t xml:space="preserve"> </w:t>
@@ -1626,20 +1470,19 @@
           <w:r>
             <w:rPr>
               <w:rStyle w:val="ae"/>
+              <w:sz w:val="20"/>
+              <w:szCs w:val="20"/>
             </w:rPr>
             <w:t>Место для ввода текста.</w:t>
           </w:r>
         </w:sdtContent>
       </w:sdt>
       <w:r>
-        <w:t xml:space="preserve"> </w:t>
-      </w:r>
-      <w:r>
-        <w:rPr>
-          <w:sz w:val="20"/>
-          <w:szCs w:val="20"/>
-        </w:rPr>
-        <w:t>(</w:t>
+        <w:rPr>
+          <w:sz w:val="20"/>
+          <w:szCs w:val="20"/>
+        </w:rPr>
+        <w:t xml:space="preserve"> (</w:t>
       </w:r>
       <w:sdt>
         <w:sdtPr>
@@ -1662,6 +1505,8 @@
           <w:r>
             <w:rPr>
               <w:rStyle w:val="ae"/>
+              <w:sz w:val="20"/>
+              <w:szCs w:val="20"/>
             </w:rPr>
             <w:t>Место для ввода текста.</w:t>
           </w:r>
@@ -1672,10 +1517,7 @@
           <w:sz w:val="20"/>
           <w:szCs w:val="20"/>
         </w:rPr>
-        <w:t>)</w:t>
-      </w:r>
-      <w:r>
-        <w:t xml:space="preserve"> </w:t>
+        <w:t xml:space="preserve">) </w:t>
       </w:r>
       <w:r>
         <w:rPr>
@@ -1686,6 +1528,10 @@
         <w:t>грн.</w:t>
       </w:r>
       <w:r>
+        <w:rPr>
+          <w:sz w:val="20"/>
+          <w:szCs w:val="20"/>
+        </w:rPr>
         <w:t xml:space="preserve"> </w:t>
       </w:r>
       <w:sdt>
@@ -1710,6 +1556,8 @@
           <w:r>
             <w:rPr>
               <w:rStyle w:val="ae"/>
+              <w:sz w:val="20"/>
+              <w:szCs w:val="20"/>
             </w:rPr>
             <w:t>Место для ввода текста.</w:t>
           </w:r>
@@ -1769,6 +1617,8 @@
           <w:r>
             <w:rPr>
               <w:rStyle w:val="ae"/>
+              <w:sz w:val="20"/>
+              <w:szCs w:val="20"/>
             </w:rPr>
             <w:t>Место для ввода текста.</w:t>
           </w:r>
@@ -1796,21 +1646,7 @@
           <w:sz w:val="20"/>
           <w:szCs w:val="20"/>
         </w:rPr>
-        <w:t>Визначена Сторонами сума авторської винагороди в п. 2.4., у тому числі, з урахуванням умов п. 5.2. Договору</w:t>
-      </w:r>
-      <w:r>
-        <w:rPr>
-          <w:sz w:val="20"/>
-          <w:szCs w:val="20"/>
-        </w:rPr>
-        <w:t>,</w:t>
-      </w:r>
-      <w:r>
-        <w:rPr>
-          <w:sz w:val="20"/>
-          <w:szCs w:val="20"/>
-        </w:rPr>
-        <w:t xml:space="preserve"> не залежить від тривалості та кількості використання творів.</w:t>
+        <w:t>Сторони домовились, що сума авторської винагороди (роялті), яка сплачується Користувачем за надання невиключного права на публічне виконання творів з каталогу ГО УААСП, з урахуванням діючих попередніх тарифів, затверджених Загальними зборами членів ГО УААСП та приписів законодавства України</w:t>
       </w:r>
     </w:p>
     <w:p>
@@ -1827,7 +1663,39 @@
           <w:sz w:val="20"/>
           <w:szCs w:val="20"/>
         </w:rPr>
-        <w:t xml:space="preserve">2.5. Користувач зобов’язується вести точний облік творів та їх авторів і не пізніше 20-ого числа після закінчення </w:t>
+        <w:t>2.5. Користувач зобов’язується вести точний облік творів та їх авторів і</w:t>
+      </w:r>
+      <w:r>
+        <w:rPr>
+          <w:b/>
+          <w:sz w:val="20"/>
+          <w:szCs w:val="20"/>
+        </w:rPr>
+        <w:t>:</w:t>
+      </w:r>
+    </w:p>
+    <w:p>
+      <w:pPr>
+        <w:pStyle w:val="a3"/>
+        <w:ind w:right="-165"/>
+        <w:rPr>
+          <w:sz w:val="20"/>
+          <w:szCs w:val="20"/>
+        </w:rPr>
+      </w:pPr>
+      <w:r>
+        <w:rPr>
+          <w:sz w:val="20"/>
+          <w:szCs w:val="20"/>
+        </w:rPr>
+        <w:t xml:space="preserve">        2.5.1. </w:t>
+      </w:r>
+      <w:r>
+        <w:rPr>
+          <w:sz w:val="20"/>
+          <w:szCs w:val="20"/>
+        </w:rPr>
+        <w:t xml:space="preserve">не пізніше 20-ого числа після закінчення </w:t>
       </w:r>
       <w:r>
         <w:rPr>
@@ -1849,17 +1717,18 @@
           <w:tag w:val="rltPayPeriod2"/>
           <w:id w:val="-390504929"/>
           <w:placeholder>
-            <w:docPart w:val="F7DEDE5548DA4913AA5A182BFAF0A966"/>
+            <w:docPart w:val="6B6661337DCF4475BFD87A740B743A00"/>
           </w:placeholder>
           <w:showingPlcHdr/>
           <w15:appearance w15:val="tags"/>
           <w:text/>
         </w:sdtPr>
-        <w:sdtEndPr/>
         <w:sdtContent>
           <w:r>
             <w:rPr>
               <w:rStyle w:val="ae"/>
+              <w:sz w:val="20"/>
+              <w:szCs w:val="20"/>
             </w:rPr>
             <w:t>Место для ввода текста.</w:t>
           </w:r>
@@ -1867,42 +1736,121 @@
       </w:sdt>
       <w:r>
         <w:rPr>
+          <w:sz w:val="20"/>
+          <w:szCs w:val="20"/>
+        </w:rPr>
+        <w:t xml:space="preserve"> </w:t>
+      </w:r>
+      <w:r>
+        <w:rPr>
+          <w:sz w:val="20"/>
+          <w:szCs w:val="20"/>
+        </w:rPr>
+        <w:t xml:space="preserve">у якому Користувач має здійснити виплату авторської винагороди, зобов’язується перерахувати на поточний рахунок ГО УААСП, передбачений  п. 2.4. Договору мінімальний платіж авторської винагороди. При цьому, перша виплата мінімального платежу Користувачем здійснюється не пізніше двадцяти календарних днів після підписання Сторонами цього Договору, а також   Користувач </w:t>
+      </w:r>
+      <w:proofErr w:type="spellStart"/>
+      <w:r>
+        <w:rPr>
+          <w:sz w:val="20"/>
+          <w:szCs w:val="20"/>
+        </w:rPr>
+        <w:t>зобов</w:t>
+      </w:r>
+      <w:proofErr w:type="spellEnd"/>
+      <w:r>
+        <w:rPr>
           <w:b/>
-          <w:sz w:val="20"/>
-          <w:szCs w:val="20"/>
-        </w:rPr>
-        <w:t>:</w:t>
-      </w:r>
-    </w:p>
-    <w:p>
-      <w:pPr>
-        <w:pStyle w:val="a3"/>
-        <w:ind w:right="-165"/>
-        <w:rPr>
-          <w:sz w:val="20"/>
-          <w:szCs w:val="20"/>
-        </w:rPr>
-      </w:pPr>
-      <w:r>
-        <w:rPr>
-          <w:sz w:val="20"/>
-          <w:szCs w:val="20"/>
-        </w:rPr>
-        <w:t xml:space="preserve">        2.5.1. перерахувати на поточний рахунок </w:t>
-      </w:r>
-      <w:r>
-        <w:rPr>
-          <w:sz w:val="20"/>
-          <w:szCs w:val="20"/>
-        </w:rPr>
-        <w:t>ГО УААСП</w:t>
-      </w:r>
-      <w:r>
-        <w:rPr>
-          <w:sz w:val="20"/>
-          <w:szCs w:val="20"/>
-        </w:rPr>
-        <w:t xml:space="preserve"> авторську винагороду, розраховану відповідно до п. 2.4. Договору, у тому числі, з урахуванням умов п. 5.2. даного Договору; </w:t>
+          <w:bCs/>
+          <w:sz w:val="20"/>
+          <w:szCs w:val="20"/>
+          <w:lang w:val="ru-RU"/>
+        </w:rPr>
+        <w:t>`</w:t>
+      </w:r>
+      <w:proofErr w:type="spellStart"/>
+      <w:r>
+        <w:rPr>
+          <w:sz w:val="20"/>
+          <w:szCs w:val="20"/>
+        </w:rPr>
+        <w:t>язується</w:t>
+      </w:r>
+      <w:proofErr w:type="spellEnd"/>
+      <w:r>
+        <w:rPr>
+          <w:sz w:val="20"/>
+          <w:szCs w:val="20"/>
+        </w:rPr>
+        <w:t xml:space="preserve"> не пізніше 20-ого числа</w:t>
+      </w:r>
+      <w:r>
+        <w:rPr>
+          <w:b/>
+          <w:sz w:val="20"/>
+          <w:szCs w:val="20"/>
+        </w:rPr>
+        <w:t xml:space="preserve"> </w:t>
+      </w:r>
+      <w:r>
+        <w:rPr>
+          <w:sz w:val="20"/>
+          <w:szCs w:val="20"/>
+        </w:rPr>
+        <w:t xml:space="preserve">кожного </w:t>
+      </w:r>
+      <w:r>
+        <w:rPr>
+          <w:b/>
+          <w:sz w:val="20"/>
+          <w:szCs w:val="20"/>
+        </w:rPr>
+        <w:t>місяця,</w:t>
+      </w:r>
+      <w:r>
+        <w:rPr>
+          <w:sz w:val="20"/>
+          <w:szCs w:val="20"/>
+          <w:lang w:val="ru-RU"/>
+        </w:rPr>
+        <w:t xml:space="preserve"> п</w:t>
+      </w:r>
+      <w:proofErr w:type="spellStart"/>
+      <w:r>
+        <w:rPr>
+          <w:sz w:val="20"/>
+          <w:szCs w:val="20"/>
+        </w:rPr>
+        <w:t>ерерахувати</w:t>
+      </w:r>
+      <w:proofErr w:type="spellEnd"/>
+      <w:r>
+        <w:rPr>
+          <w:sz w:val="20"/>
+          <w:szCs w:val="20"/>
+        </w:rPr>
+        <w:t xml:space="preserve"> на поточний рахунок ГО УААСП </w:t>
+      </w:r>
+      <w:r>
+        <w:rPr>
+          <w:b/>
+          <w:sz w:val="20"/>
+          <w:szCs w:val="20"/>
+        </w:rPr>
+        <w:t>за попередній місяць</w:t>
+      </w:r>
+      <w:r>
+        <w:rPr>
+          <w:sz w:val="20"/>
+          <w:szCs w:val="20"/>
+        </w:rPr>
+        <w:t xml:space="preserve"> загальну повну суму авторської винагороди, визначену в п. 2.4. даного Договору, за вирахуванням сплаченого у передбаченому вище порядку даного Договору мінімального платежу; </w:t>
+      </w:r>
+      <w:r>
+        <w:rPr>
+          <w:sz w:val="20"/>
+          <w:szCs w:val="20"/>
+        </w:rPr>
+        <w:tab/>
       </w:r>
     </w:p>
     <w:p>
@@ -1919,106 +1867,103 @@
           <w:sz w:val="20"/>
           <w:szCs w:val="20"/>
         </w:rPr>
-        <w:t xml:space="preserve">2.5.2. надати </w:t>
-      </w:r>
-      <w:r>
-        <w:rPr>
-          <w:sz w:val="20"/>
-          <w:szCs w:val="20"/>
-        </w:rPr>
-        <w:t>ГО УААСП</w:t>
-      </w:r>
-      <w:r>
-        <w:rPr>
-          <w:sz w:val="20"/>
-          <w:szCs w:val="20"/>
-        </w:rPr>
-        <w:t xml:space="preserve"> безпосередньо або через </w:t>
-      </w:r>
-      <w:r>
-        <w:rPr>
-          <w:sz w:val="20"/>
-          <w:szCs w:val="20"/>
-          <w:lang w:val="ru-RU"/>
-        </w:rPr>
-        <w:t>п</w:t>
+        <w:t xml:space="preserve">2.5.2. не пізніше 20 (двадцятого) числа після закінчення кожного кварталу надати ГО УААСП безпосередньо або через представника у паперовому прошитому вигляді за підписом уповноваженої особи Користувача Звіт про публічно виконані твори (далі – Звіт) за формою, наведеною у </w:t>
+      </w:r>
+      <w:r>
+        <w:rPr>
+          <w:b/>
+          <w:sz w:val="20"/>
+          <w:szCs w:val="20"/>
+        </w:rPr>
+        <w:t>Додатку № 1</w:t>
+      </w:r>
+      <w:r>
+        <w:rPr>
+          <w:sz w:val="20"/>
+          <w:szCs w:val="20"/>
+        </w:rPr>
+        <w:t xml:space="preserve"> до даного Договору, та в електронному вигляді за </w:t>
+      </w:r>
+      <w:r>
+        <w:rPr>
+          <w:color w:val="000000"/>
+          <w:sz w:val="20"/>
+          <w:szCs w:val="20"/>
+        </w:rPr>
+        <w:t xml:space="preserve">адресою: </w:t>
       </w:r>
       <w:proofErr w:type="spellStart"/>
       <w:r>
         <w:rPr>
-          <w:sz w:val="20"/>
-          <w:szCs w:val="20"/>
-        </w:rPr>
-        <w:t>редставника</w:t>
+          <w:b/>
+          <w:sz w:val="20"/>
+          <w:szCs w:val="20"/>
+          <w:lang w:val="en-US"/>
+        </w:rPr>
+        <w:t>zvit</w:t>
       </w:r>
       <w:proofErr w:type="spellEnd"/>
       <w:r>
         <w:rPr>
-          <w:sz w:val="20"/>
-          <w:szCs w:val="20"/>
-        </w:rPr>
-        <w:t xml:space="preserve"> Звіт про публічно виконані твори (далі – Звіт) за формою, наведеною у </w:t>
-      </w:r>
-      <w:r>
-        <w:rPr>
           <w:b/>
           <w:sz w:val="20"/>
           <w:szCs w:val="20"/>
         </w:rPr>
-        <w:t>Додатку № 1</w:t>
-      </w:r>
-      <w:r>
-        <w:rPr>
-          <w:sz w:val="20"/>
-          <w:szCs w:val="20"/>
-        </w:rPr>
-        <w:t xml:space="preserve"> до даного Договору, та в електронному вигляді за </w:t>
-      </w:r>
-      <w:r>
-        <w:rPr>
-          <w:color w:val="000000"/>
-          <w:sz w:val="20"/>
-          <w:szCs w:val="20"/>
-        </w:rPr>
-        <w:t>адрес</w:t>
+        <w:t>@</w:t>
       </w:r>
       <w:proofErr w:type="spellStart"/>
       <w:r>
         <w:rPr>
-          <w:color w:val="000000"/>
-          <w:sz w:val="20"/>
-          <w:szCs w:val="20"/>
-          <w:lang w:val="ru-RU"/>
-        </w:rPr>
-        <w:t>ою</w:t>
+          <w:b/>
+          <w:sz w:val="20"/>
+          <w:szCs w:val="20"/>
+          <w:lang w:val="en-US"/>
+        </w:rPr>
+        <w:t>uacrr</w:t>
       </w:r>
       <w:proofErr w:type="spellEnd"/>
       <w:r>
         <w:rPr>
-          <w:color w:val="000000"/>
-          <w:sz w:val="20"/>
-          <w:szCs w:val="20"/>
-          <w:lang w:val="ru-RU"/>
-        </w:rPr>
-        <w:t xml:space="preserve">: </w:t>
-      </w:r>
-      <w:hyperlink r:id="rId8" w:history="1">
-        <w:r>
-          <w:rPr>
-            <w:rStyle w:val="ab"/>
-            <w:sz w:val="20"/>
-            <w:szCs w:val="20"/>
-            <w:lang w:val="ru-RU"/>
-          </w:rPr>
-          <w:t>zvit@uacrr.org.ua</w:t>
-        </w:r>
-      </w:hyperlink>
-      <w:r>
-        <w:rPr>
-          <w:color w:val="000000"/>
-          <w:sz w:val="20"/>
-          <w:szCs w:val="20"/>
-          <w:lang w:val="ru-RU"/>
+          <w:b/>
+          <w:sz w:val="20"/>
+          <w:szCs w:val="20"/>
+        </w:rPr>
+        <w:t>.</w:t>
+      </w:r>
+      <w:r>
+        <w:rPr>
+          <w:b/>
+          <w:sz w:val="20"/>
+          <w:szCs w:val="20"/>
+          <w:lang w:val="en-US"/>
+        </w:rPr>
+        <w:t>org</w:t>
+      </w:r>
+      <w:r>
+        <w:rPr>
+          <w:b/>
+          <w:sz w:val="20"/>
+          <w:szCs w:val="20"/>
+        </w:rPr>
+        <w:t>.</w:t>
+      </w:r>
+      <w:proofErr w:type="spellStart"/>
+      <w:r>
+        <w:rPr>
+          <w:b/>
+          <w:sz w:val="20"/>
+          <w:szCs w:val="20"/>
+          <w:lang w:val="en-US"/>
+        </w:rPr>
+        <w:t>ua</w:t>
+      </w:r>
+      <w:proofErr w:type="spellEnd"/>
+      <w:r>
+        <w:rPr>
+          <w:b/>
+          <w:i/>
+          <w:sz w:val="20"/>
+          <w:szCs w:val="20"/>
         </w:rPr>
         <w:t xml:space="preserve"> </w:t>
       </w:r>
@@ -2065,51 +2010,22 @@
           <w:sz w:val="20"/>
           <w:szCs w:val="20"/>
         </w:rPr>
-        <w:t xml:space="preserve">2.5.3. надати </w:t>
-      </w:r>
-      <w:r>
-        <w:rPr>
-          <w:sz w:val="20"/>
-          <w:szCs w:val="20"/>
-        </w:rPr>
-        <w:t>ГО УААСП</w:t>
-      </w:r>
-      <w:r>
-        <w:rPr>
-          <w:sz w:val="20"/>
-          <w:szCs w:val="20"/>
-        </w:rPr>
-        <w:t xml:space="preserve"> належним чином завірені копії документів бухгалтерської звітності з відміткою державного органу (статистики, державної фіскальної служби) про прийняття за відповідний звітний період згідно з </w:t>
-      </w:r>
-      <w:r>
-        <w:rPr>
-          <w:rStyle w:val="rvts23"/>
-          <w:sz w:val="20"/>
-          <w:szCs w:val="20"/>
-        </w:rPr>
-        <w:t>Національним положенням (стандартом) бухгалтерського обліку 1 «Загальні вимоги до фінансової звітності»</w:t>
-      </w:r>
-      <w:r>
-        <w:rPr>
-          <w:sz w:val="20"/>
-          <w:szCs w:val="20"/>
-        </w:rPr>
-        <w:t xml:space="preserve">, затвердженими наказом Міністерства фінансів України № 73 від </w:t>
-      </w:r>
-      <w:r>
-        <w:rPr>
-          <w:rStyle w:val="rvts9"/>
-          <w:sz w:val="20"/>
-          <w:szCs w:val="20"/>
-        </w:rPr>
-        <w:t xml:space="preserve">07.02.2013 </w:t>
-      </w:r>
-      <w:r>
-        <w:rPr>
-          <w:sz w:val="20"/>
-          <w:szCs w:val="20"/>
-        </w:rPr>
-        <w:t>р.;</w:t>
+        <w:t xml:space="preserve">2.5.3. не пізніше 20 (двадцятого) числа після закінчення кожного кварталу надіслати ГО УААСП належним чином заповнений та підписаний Акт про виплату авторської винагороди та надання звіту (далі – Акт) в 2-ох примірниках за формою, наведеною у </w:t>
+      </w:r>
+      <w:r>
+        <w:rPr>
+          <w:b/>
+          <w:sz w:val="20"/>
+          <w:szCs w:val="20"/>
+        </w:rPr>
+        <w:t>Додатку № 2</w:t>
+      </w:r>
+      <w:r>
+        <w:rPr>
+          <w:sz w:val="20"/>
+          <w:szCs w:val="20"/>
+        </w:rPr>
+        <w:t xml:space="preserve">, який після перевірки зазначеної в ньому інформації щодо перерахування коштів підписується              ГО УААСП, після чого 1 (один) примірник повертається Користувачу. </w:t>
       </w:r>
     </w:p>
     <w:p>
@@ -2126,50 +2042,22 @@
           <w:sz w:val="20"/>
           <w:szCs w:val="20"/>
         </w:rPr>
-        <w:t xml:space="preserve">2.5.4. надіслати </w:t>
-      </w:r>
-      <w:r>
-        <w:rPr>
-          <w:sz w:val="20"/>
-          <w:szCs w:val="20"/>
-        </w:rPr>
-        <w:t>ГО УААСП</w:t>
-      </w:r>
-      <w:r>
-        <w:rPr>
-          <w:sz w:val="20"/>
-          <w:szCs w:val="20"/>
-        </w:rPr>
-        <w:t xml:space="preserve"> належним чином заповнений та підписаний Акт про виплату авторської винагороди та надання звіту (далі – Акт) в 2-ох примірниках за формою, наведеною у </w:t>
-      </w:r>
-      <w:r>
-        <w:rPr>
-          <w:b/>
-          <w:sz w:val="20"/>
-          <w:szCs w:val="20"/>
-        </w:rPr>
-        <w:t>Додатку № 2</w:t>
-      </w:r>
-      <w:r>
-        <w:rPr>
-          <w:sz w:val="20"/>
-          <w:szCs w:val="20"/>
-        </w:rPr>
-        <w:t xml:space="preserve">, який після перевірки зазначеної в ньому інформації щодо перерахування коштів підписується  </w:t>
-      </w:r>
-      <w:r>
-        <w:rPr>
-          <w:sz w:val="20"/>
-          <w:szCs w:val="20"/>
-        </w:rPr>
-        <w:t>ГО УААСП</w:t>
-      </w:r>
-      <w:r>
-        <w:rPr>
-          <w:sz w:val="20"/>
-          <w:szCs w:val="20"/>
-        </w:rPr>
-        <w:t>, після чого 1 (один) примірник повертається Користувачу.</w:t>
+        <w:t>2.6. У разі невиконання або неналежного виконання Користувачем п. 2.5.2., 2.5.3., 3.2. даного Договору Користувач зобов’язаний сплатити ГО УААСП штраф у розмірі</w:t>
+      </w:r>
+      <w:r>
+        <w:rPr>
+          <w:sz w:val="20"/>
+          <w:szCs w:val="20"/>
+          <w:lang w:val="ru-RU"/>
+        </w:rPr>
+        <w:t xml:space="preserve"> </w:t>
+      </w:r>
+      <w:r>
+        <w:rPr>
+          <w:sz w:val="20"/>
+          <w:szCs w:val="20"/>
+        </w:rPr>
+        <w:t xml:space="preserve">3000 (три тисячі) грн. 00 коп. за кожне порушення кожного пункту, в тому числі, за кожен місяць невиконання Користувачем зобов’язань, передбачених пунктами 2.5.2., 2.5.3. Договору. Сплата штрафу не звільняє Користувача від обов’язку сплати авторської винагороди (роялті) і (або) надання Звіту та / або Акту. </w:t>
       </w:r>
     </w:p>
     <w:p>
@@ -2186,42 +2074,22 @@
           <w:sz w:val="20"/>
           <w:szCs w:val="20"/>
         </w:rPr>
-        <w:t xml:space="preserve">2.6. У разі невиконання або неналежного виконання Користувачем п. 2.5.2., 2.5.3., 2.5.4., 3.2. даного Договору Користувач зобов’язаний сплатити </w:t>
-      </w:r>
-      <w:r>
-        <w:rPr>
-          <w:sz w:val="20"/>
-          <w:szCs w:val="20"/>
-        </w:rPr>
-        <w:t>ГО УААСП</w:t>
-      </w:r>
-      <w:r>
-        <w:rPr>
-          <w:sz w:val="20"/>
-          <w:szCs w:val="20"/>
-        </w:rPr>
-        <w:t xml:space="preserve"> штраф у розмірі 3000 (три тисячі) грн. 00 коп. за кожне порушення кожного пункту, в тому числі, за кожен місяць невиконання Користувачем зобов’язань, передбачених пунктами 2.5.2. – 2.5.4. Договору. Сплата штрафу не звільняє Користувача від обов’язку сплати авторської винагороди (роялті) і (або) надання Звіту та</w:t>
-      </w:r>
-      <w:r>
-        <w:rPr>
-          <w:sz w:val="20"/>
-          <w:szCs w:val="20"/>
-        </w:rPr>
-        <w:t xml:space="preserve"> / </w:t>
-      </w:r>
-      <w:r>
-        <w:rPr>
-          <w:sz w:val="20"/>
-          <w:szCs w:val="20"/>
-        </w:rPr>
-        <w:t>або</w:t>
-      </w:r>
-      <w:r>
-        <w:rPr>
-          <w:sz w:val="20"/>
-          <w:szCs w:val="20"/>
-        </w:rPr>
-        <w:t xml:space="preserve"> Акту. </w:t>
+        <w:t>2.7. У разі затримки платежів, визначених у п. 2.4., п.</w:t>
+      </w:r>
+      <w:r>
+        <w:rPr>
+          <w:sz w:val="20"/>
+          <w:szCs w:val="20"/>
+          <w:lang w:val="ru-RU"/>
+        </w:rPr>
+        <w:t xml:space="preserve"> </w:t>
+      </w:r>
+      <w:r>
+        <w:rPr>
+          <w:sz w:val="20"/>
+          <w:szCs w:val="20"/>
+        </w:rPr>
+        <w:t>2.5.1. Договору, Користувач зобов’язаний виплатити  ГО УААСП штраф у розмірі 3000 (три тисячі) грн. 00 коп. одноразово та пеню у розмірі подвійної облікової ставки НБУ, що діяла у період, за який сплачується пеня, за кожен день затримки. При цьому, нарахування пені за прострочення виконання зобов’язання не припиняється через шість місяців від дня, коли зобов’язання мало бути виконано. Сплата штрафу та / або пені не звільняє Користувача від обов’язку сплати авторської винагороди (роялті).</w:t>
       </w:r>
     </w:p>
     <w:p>
@@ -2238,7 +2106,7 @@
           <w:sz w:val="20"/>
           <w:szCs w:val="20"/>
         </w:rPr>
-        <w:t>2.7. У разі затримки платежів, визначених у п. 2.4., п.</w:t>
+        <w:t>2.8. Сплата Користувачем штрафу та</w:t>
       </w:r>
       <w:r>
         <w:rPr>
@@ -2246,123 +2114,6 @@
           <w:szCs w:val="20"/>
           <w:lang w:val="ru-RU"/>
         </w:rPr>
-        <w:t xml:space="preserve"> </w:t>
-      </w:r>
-      <w:r>
-        <w:rPr>
-          <w:sz w:val="20"/>
-          <w:szCs w:val="20"/>
-        </w:rPr>
-        <w:t>2.5.1., п.</w:t>
-      </w:r>
-      <w:r>
-        <w:rPr>
-          <w:sz w:val="20"/>
-          <w:szCs w:val="20"/>
-          <w:lang w:val="ru-RU"/>
-        </w:rPr>
-        <w:t xml:space="preserve"> </w:t>
-      </w:r>
-      <w:r>
-        <w:rPr>
-          <w:sz w:val="20"/>
-          <w:szCs w:val="20"/>
-        </w:rPr>
-        <w:t xml:space="preserve">5.2. Договору, Користувач зобов’язаний виплатити </w:t>
-      </w:r>
-      <w:r>
-        <w:rPr>
-          <w:sz w:val="20"/>
-          <w:szCs w:val="20"/>
-        </w:rPr>
-        <w:t xml:space="preserve">              </w:t>
-      </w:r>
-      <w:r>
-        <w:rPr>
-          <w:sz w:val="20"/>
-          <w:szCs w:val="20"/>
-        </w:rPr>
-        <w:t>ГО УААСП</w:t>
-      </w:r>
-      <w:r>
-        <w:rPr>
-          <w:sz w:val="20"/>
-          <w:szCs w:val="20"/>
-        </w:rPr>
-        <w:t xml:space="preserve"> штраф у розмірі 3000 (три тисячі) грн. 00 коп.</w:t>
-      </w:r>
-      <w:r>
-        <w:rPr>
-          <w:sz w:val="20"/>
-          <w:szCs w:val="20"/>
-        </w:rPr>
-        <w:t xml:space="preserve"> </w:t>
-      </w:r>
-      <w:r>
-        <w:rPr>
-          <w:sz w:val="20"/>
-          <w:szCs w:val="20"/>
-        </w:rPr>
-        <w:t xml:space="preserve">одноразово </w:t>
-      </w:r>
-      <w:r>
-        <w:rPr>
-          <w:sz w:val="20"/>
-          <w:szCs w:val="20"/>
-        </w:rPr>
-        <w:t xml:space="preserve">та пеню у розмірі подвійної облікової ставки НБУ, що діяла у період, за який сплачується пеня, за кожен день затримки. При цьому, нарахування пені за прострочення виконання зобов’язання не припиняється через шість місяців від дня, коли зобов’язання мало бути виконано. Сплата </w:t>
-      </w:r>
-      <w:r>
-        <w:rPr>
-          <w:sz w:val="20"/>
-          <w:szCs w:val="20"/>
-        </w:rPr>
-        <w:t>штрафу та</w:t>
-      </w:r>
-      <w:r>
-        <w:rPr>
-          <w:sz w:val="20"/>
-          <w:szCs w:val="20"/>
-        </w:rPr>
-        <w:t xml:space="preserve"> /</w:t>
-      </w:r>
-      <w:r>
-        <w:rPr>
-          <w:sz w:val="20"/>
-          <w:szCs w:val="20"/>
-        </w:rPr>
-        <w:t xml:space="preserve"> або </w:t>
-      </w:r>
-      <w:r>
-        <w:rPr>
-          <w:sz w:val="20"/>
-          <w:szCs w:val="20"/>
-        </w:rPr>
-        <w:t>пені не звільняє Користувача від обов’язку сплати авторської винагороди (роялті).</w:t>
-      </w:r>
-    </w:p>
-    <w:p>
-      <w:pPr>
-        <w:pStyle w:val="a3"/>
-        <w:ind w:right="-141" w:firstLine="360"/>
-        <w:rPr>
-          <w:sz w:val="20"/>
-          <w:szCs w:val="20"/>
-        </w:rPr>
-      </w:pPr>
-      <w:r>
-        <w:rPr>
-          <w:sz w:val="20"/>
-          <w:szCs w:val="20"/>
-        </w:rPr>
-        <w:t>2.8. Сплата Користувачем штрафу та</w:t>
-      </w:r>
-      <w:r>
-        <w:rPr>
-          <w:sz w:val="20"/>
-          <w:szCs w:val="20"/>
-          <w:lang w:val="ru-RU"/>
-        </w:rPr>
         <w:t xml:space="preserve"> / </w:t>
       </w:r>
       <w:r>
@@ -2370,56 +2121,7 @@
           <w:sz w:val="20"/>
           <w:szCs w:val="20"/>
         </w:rPr>
-        <w:t xml:space="preserve">або пені, передбачених даним Договором, здійснюється Користувачем шляхом перерахування коштів на розрахунковий рахунок </w:t>
-      </w:r>
-      <w:r>
-        <w:rPr>
-          <w:sz w:val="20"/>
-          <w:szCs w:val="20"/>
-        </w:rPr>
-        <w:t>ГО УААСП</w:t>
-      </w:r>
-      <w:r>
-        <w:rPr>
-          <w:sz w:val="20"/>
-          <w:szCs w:val="20"/>
-        </w:rPr>
-        <w:t xml:space="preserve"> протягом 10 (десяти) календарних днів з дати отримання Користувачем письмової вимоги (претензії) </w:t>
-      </w:r>
-      <w:r>
-        <w:rPr>
-          <w:sz w:val="20"/>
-          <w:szCs w:val="20"/>
-        </w:rPr>
-        <w:t>ГО УААСП</w:t>
-      </w:r>
-      <w:r>
-        <w:rPr>
-          <w:sz w:val="20"/>
-          <w:szCs w:val="20"/>
-        </w:rPr>
-        <w:t xml:space="preserve">, направленої </w:t>
-      </w:r>
-      <w:r>
-        <w:rPr>
-          <w:sz w:val="20"/>
-          <w:szCs w:val="20"/>
-        </w:rPr>
-        <w:t>ГО УААСП</w:t>
-      </w:r>
-      <w:r>
-        <w:rPr>
-          <w:sz w:val="20"/>
-          <w:szCs w:val="20"/>
-        </w:rPr>
-        <w:t xml:space="preserve"> Користувачу рекомендованим листом з </w:t>
-      </w:r>
-      <w:r>
-        <w:rPr>
-          <w:sz w:val="20"/>
-          <w:szCs w:val="20"/>
-        </w:rPr>
-        <w:t xml:space="preserve">повідомленням про вручення. </w:t>
+        <w:t xml:space="preserve">або пені, передбачених даним Договором, здійснюється Користувачем шляхом перерахування коштів на розрахунковий рахунок ГО УААСП протягом 10 (десяти) календарних днів з дати отримання Користувачем письмової вимоги (претензії) ГО УААСП, направленої ГО УААСП Користувачу рекомендованим листом з повідомленням про вручення. </w:t>
       </w:r>
     </w:p>
     <w:p>
@@ -2463,10 +2165,21 @@
       </w:r>
       <w:r>
         <w:rPr>
-          <w:rFonts w:ascii="Times New Roman" w:hAnsi="Times New Roman" w:cs="Times New Roman"/>
-          <w:color w:val="212121"/>
-        </w:rPr>
-        <w:t xml:space="preserve"> Користувачеві вимоги (претензії), передбачені цим Договором, рекомендованим листом з повідомленням про вручення за юридичною адресою Користувача або останньою відомою поштовою адресою Користувача.</w:t>
+          <w:rFonts w:ascii="inherit" w:hAnsi="inherit"/>
+        </w:rPr>
+        <w:t xml:space="preserve"> Користувачеві вимоги (</w:t>
+      </w:r>
+      <w:r>
+        <w:rPr>
+          <w:rFonts w:ascii="inherit" w:hAnsi="inherit" w:hint="eastAsia"/>
+        </w:rPr>
+        <w:t>претензії</w:t>
+      </w:r>
+      <w:r>
+        <w:rPr>
+          <w:rFonts w:ascii="inherit" w:hAnsi="inherit"/>
+        </w:rPr>
+        <w:t>), передбачені цим Договором, рекомендованим листом з повідомленням про вручення за юридичною адресою Користувача або останньою відомою поштовою адресою Користувача.</w:t>
       </w:r>
     </w:p>
     <w:p>
@@ -2476,14 +2189,12 @@
         <w:ind w:right="-141"/>
         <w:jc w:val="both"/>
         <w:rPr>
-          <w:rFonts w:ascii="Times New Roman" w:hAnsi="Times New Roman" w:cs="Times New Roman"/>
-          <w:color w:val="212121"/>
-        </w:rPr>
-      </w:pPr>
-      <w:r>
-        <w:rPr>
-          <w:rFonts w:ascii="Times New Roman" w:hAnsi="Times New Roman" w:cs="Times New Roman"/>
-          <w:color w:val="212121"/>
+          <w:rFonts w:ascii="inherit" w:hAnsi="inherit"/>
+        </w:rPr>
+      </w:pPr>
+      <w:r>
+        <w:rPr>
+          <w:rFonts w:ascii="inherit" w:hAnsi="inherit"/>
         </w:rPr>
         <w:t xml:space="preserve">              Вимога (претензія) вважається належним чином доставленою з дати її отримання Користувачем або з дати доставки такої вимоги (претензії) за юридичною адресою Користувача або останньою відомою ГО УААСП поштовою адресою Користувача - в разі відмови Користувача від отримання вимоги (претензії) або повернення листа за закінченням терміну зберігання, або вибуття адресата.</w:t>
       </w:r>
@@ -2517,21 +2228,7 @@
           <w:sz w:val="20"/>
           <w:szCs w:val="20"/>
         </w:rPr>
-        <w:t xml:space="preserve">або пені, передбачених п. 2.8. та п. 2.9. Договору є правом, а не обов’язком </w:t>
-      </w:r>
-      <w:r>
-        <w:rPr>
-          <w:sz w:val="20"/>
-          <w:szCs w:val="20"/>
-        </w:rPr>
-        <w:t>ГО УААСП</w:t>
-      </w:r>
-      <w:r>
-        <w:rPr>
-          <w:sz w:val="20"/>
-          <w:szCs w:val="20"/>
-        </w:rPr>
-        <w:t>.</w:t>
+        <w:t>або пені, передбачених п. 2.8. та п. 2.9. Договору є правом, а не обов’язком ГО УААСП.</w:t>
       </w:r>
     </w:p>
     <w:p>
@@ -2549,35 +2246,7 @@
           <w:sz w:val="20"/>
           <w:szCs w:val="20"/>
         </w:rPr>
-        <w:t xml:space="preserve">2.11. У разі невиконання умов Договору </w:t>
-      </w:r>
-      <w:r>
-        <w:rPr>
-          <w:sz w:val="20"/>
-          <w:szCs w:val="20"/>
-        </w:rPr>
-        <w:t>ГО УААСП</w:t>
-      </w:r>
-      <w:r>
-        <w:rPr>
-          <w:sz w:val="20"/>
-          <w:szCs w:val="20"/>
-        </w:rPr>
-        <w:t xml:space="preserve"> залишає за собою право (незалежно від використання чи невикористання </w:t>
-      </w:r>
-      <w:r>
-        <w:rPr>
-          <w:sz w:val="20"/>
-          <w:szCs w:val="20"/>
-        </w:rPr>
-        <w:t>ГО УААСП</w:t>
-      </w:r>
-      <w:r>
-        <w:rPr>
-          <w:sz w:val="20"/>
-          <w:szCs w:val="20"/>
-        </w:rPr>
-        <w:t xml:space="preserve"> прав, передбачених п. 2.8. та п. 2.9. Договору) звернутися до суду з позовом про примусове стягнення авторської винагороди, сплати штрафу, пені, надання Звіту, Акту, іншої документації, зазначеної в даному Договорі.</w:t>
+        <w:t>2.11. У разі невиконання умов Договору ГО УААСП залишає за собою право (незалежно від використання чи невикористання ГО УААСП прав, передбачених п. 2.8. та п. 2.9. Договору) звернутися до суду з позовом про примусове стягнення авторської винагороди, сплати штрафу, пені, надання Звіту, Акту, іншої документації, зазначеної в даному Договорі.</w:t>
       </w:r>
     </w:p>
     <w:p>
@@ -2611,7 +2280,7 @@
         </w:rPr>
         <w:t xml:space="preserve">. У випадку існування власного Інтернет - сайту Користувач зобов’язується зазначити на ньому інформацію, що дозвіл на використання Творів отримано в ГО УААСП з інтерактивним посиланням на веб-адресу ГО УААСП: </w:t>
       </w:r>
-      <w:hyperlink r:id="rId9" w:history="1">
+      <w:hyperlink r:id="rId8" w:history="1">
         <w:r>
           <w:rPr>
             <w:rStyle w:val="ab"/>
@@ -2626,14 +2295,7 @@
           <w:sz w:val="20"/>
           <w:szCs w:val="20"/>
         </w:rPr>
-        <w:t xml:space="preserve"> </w:t>
-      </w:r>
-      <w:r>
-        <w:rPr>
-          <w:sz w:val="20"/>
-          <w:szCs w:val="20"/>
-        </w:rPr>
-        <w:t>та розмістити на території закладу Користувача у місці відкритому для інших осіб інформаційні матеріали ГО УААСП, виготовлені за рахунок ГО УААСП та безоплатно надані Користувачу.</w:t>
+        <w:t xml:space="preserve"> та розмістити на території закладу Користувача у місці відкритому для інших осіб інформаційні матеріали ГО УААСП, виготовлені за рахунок ГО УААСП та безоплатно надані Користувачу.</w:t>
       </w:r>
     </w:p>
     <w:p>
@@ -2649,11 +2311,7 @@
     <w:p>
       <w:pPr>
         <w:pStyle w:val="a3"/>
-        <w:tabs>
-          <w:tab w:val="left" w:pos="0"/>
-          <w:tab w:val="left" w:pos="720"/>
-        </w:tabs>
-        <w:ind w:right="-141" w:firstLine="357"/>
+        <w:ind w:right="-165"/>
         <w:jc w:val="center"/>
         <w:rPr>
           <w:b/>
@@ -2671,6 +2329,19 @@
         </w:rPr>
         <w:t>3. Гарантії та обов’язки Сторін</w:t>
       </w:r>
+    </w:p>
+    <w:p>
+      <w:pPr>
+        <w:pStyle w:val="a3"/>
+        <w:ind w:right="-165"/>
+        <w:jc w:val="center"/>
+        <w:rPr>
+          <w:b/>
+          <w:bCs/>
+          <w:sz w:val="20"/>
+          <w:szCs w:val="20"/>
+        </w:rPr>
+      </w:pPr>
     </w:p>
     <w:p>
       <w:pPr>
@@ -2917,6 +2588,7 @@
           <w:szCs w:val="20"/>
           <w:lang w:val="uk-UA"/>
         </w:rPr>
+        <w:lastRenderedPageBreak/>
         <w:t>3.3. Користувач самостійно несе повну відповідальність за достовірність та повноту док</w:t>
       </w:r>
       <w:r>
@@ -2927,7 +2599,7 @@
           <w:szCs w:val="20"/>
           <w:lang w:val="uk-UA"/>
         </w:rPr>
-        <w:t xml:space="preserve">ументів, наданих згідно з                 </w:t>
+        <w:t xml:space="preserve">ументів, наданих згідно з </w:t>
       </w:r>
       <w:r>
         <w:rPr>
@@ -2937,7 +2609,27 @@
           <w:szCs w:val="20"/>
           <w:lang w:val="uk-UA"/>
         </w:rPr>
-        <w:t>п. 2.5.2., 2.5.3., 2.5.4. та п. 3.2. даного Договору.</w:t>
+        <w:t xml:space="preserve">п. </w:t>
+      </w:r>
+      <w:r>
+        <w:rPr>
+          <w:b w:val="0"/>
+          <w:bCs w:val="0"/>
+          <w:sz w:val="20"/>
+          <w:szCs w:val="20"/>
+          <w:lang w:val="uk-UA"/>
+        </w:rPr>
+        <w:t>2.5.2., 2.5.3.</w:t>
+      </w:r>
+      <w:r>
+        <w:rPr>
+          <w:b w:val="0"/>
+          <w:bCs w:val="0"/>
+          <w:sz w:val="20"/>
+          <w:szCs w:val="20"/>
+          <w:lang w:val="uk-UA"/>
+        </w:rPr>
+        <w:t xml:space="preserve"> та п. 3.2. даного Договору.</w:t>
       </w:r>
     </w:p>
     <w:p>
@@ -2954,7 +2646,6 @@
           <w:sz w:val="20"/>
           <w:szCs w:val="20"/>
         </w:rPr>
-        <w:lastRenderedPageBreak/>
         <w:t xml:space="preserve">3.4. </w:t>
       </w:r>
       <w:r>
@@ -3107,16 +2798,6 @@
         </w:rPr>
         <w:t>.</w:t>
       </w:r>
-    </w:p>
-    <w:p>
-      <w:pPr>
-        <w:pStyle w:val="a3"/>
-        <w:ind w:right="-141" w:firstLine="360"/>
-        <w:rPr>
-          <w:sz w:val="20"/>
-          <w:szCs w:val="20"/>
-        </w:rPr>
-      </w:pPr>
     </w:p>
     <w:p>
       <w:pPr>
@@ -3132,6 +2813,21 @@
           <w:szCs w:val="20"/>
         </w:rPr>
       </w:pPr>
+    </w:p>
+    <w:p>
+      <w:pPr>
+        <w:pStyle w:val="a3"/>
+        <w:tabs>
+          <w:tab w:val="left" w:pos="4065"/>
+        </w:tabs>
+        <w:ind w:right="-141" w:firstLine="357"/>
+        <w:jc w:val="center"/>
+        <w:rPr>
+          <w:b/>
+          <w:sz w:val="20"/>
+          <w:szCs w:val="20"/>
+        </w:rPr>
+      </w:pPr>
       <w:r>
         <w:rPr>
           <w:b/>
@@ -3254,11 +2950,11 @@
     <w:p>
       <w:pPr>
         <w:pStyle w:val="a3"/>
-        <w:tabs>
-          <w:tab w:val="left" w:pos="2835"/>
-        </w:tabs>
-        <w:ind w:right="-141" w:firstLine="360"/>
-        <w:rPr>
+        <w:ind w:right="-141" w:firstLine="357"/>
+        <w:jc w:val="center"/>
+        <w:rPr>
+          <w:b/>
+          <w:bCs/>
           <w:sz w:val="20"/>
           <w:szCs w:val="20"/>
         </w:rPr>
@@ -3289,8 +2985,7 @@
     <w:p>
       <w:pPr>
         <w:pStyle w:val="a3"/>
-        <w:keepLines/>
-        <w:ind w:right="-141"/>
+        <w:ind w:right="0" w:firstLine="357"/>
         <w:rPr>
           <w:sz w:val="20"/>
           <w:szCs w:val="20"/>
@@ -3302,7 +2997,7 @@
           <w:szCs w:val="20"/>
           <w:lang w:val="ru-RU"/>
         </w:rPr>
-        <w:t xml:space="preserve">        </w:t>
+        <w:t xml:space="preserve"> </w:t>
       </w:r>
       <w:r>
         <w:rPr>
@@ -3339,7 +3034,7 @@
           <w:rPr>
             <w:b/>
             <w:sz w:val="20"/>
-            <w:szCs w:val="22"/>
+            <w:szCs w:val="20"/>
           </w:rPr>
           <w:alias w:val="docDateEnd"/>
           <w:tag w:val="docDateEnd"/>
@@ -3356,6 +3051,8 @@
           <w:r>
             <w:rPr>
               <w:rStyle w:val="ae"/>
+              <w:sz w:val="20"/>
+              <w:szCs w:val="20"/>
             </w:rPr>
             <w:t>Место для ввода текста.</w:t>
           </w:r>
@@ -3367,444 +3064,506 @@
           <w:sz w:val="20"/>
           <w:szCs w:val="20"/>
         </w:rPr>
-        <w:t xml:space="preserve"> року.</w:t>
-      </w:r>
-      <w:r>
-        <w:rPr>
-          <w:sz w:val="20"/>
-          <w:szCs w:val="20"/>
-        </w:rPr>
-        <w:t xml:space="preserve"> При цьому, всі зобов’язання Користувача, що виникли під час дії даного Договору, залишаються в силі до їх повного виконання.</w:t>
-      </w:r>
+        <w:t xml:space="preserve"> року</w:t>
+      </w:r>
+      <w:r>
+        <w:rPr>
+          <w:sz w:val="20"/>
+          <w:szCs w:val="20"/>
+          <w:lang w:eastAsia="ja-JP"/>
+        </w:rPr>
+        <w:t xml:space="preserve"> </w:t>
+      </w:r>
+      <w:r>
+        <w:rPr>
+          <w:sz w:val="20"/>
+          <w:szCs w:val="20"/>
+          <w:lang w:eastAsia="ja-JP"/>
+        </w:rPr>
+        <w:t xml:space="preserve">або </w:t>
+      </w:r>
+      <w:r>
+        <w:rPr>
+          <w:sz w:val="20"/>
+          <w:szCs w:val="20"/>
+        </w:rPr>
+        <w:t>діє до</w:t>
+      </w:r>
+      <w:r>
+        <w:rPr>
+          <w:sz w:val="20"/>
+          <w:szCs w:val="20"/>
+          <w:lang w:val="ru-RU"/>
+        </w:rPr>
+        <w:t xml:space="preserve"> </w:t>
+      </w:r>
+      <w:r>
+        <w:rPr>
+          <w:sz w:val="20"/>
+          <w:szCs w:val="20"/>
+        </w:rPr>
+        <w:t>60 дня</w:t>
+      </w:r>
+      <w:r>
+        <w:rPr>
+          <w:sz w:val="20"/>
+          <w:szCs w:val="20"/>
+        </w:rPr>
+        <w:t xml:space="preserve"> з дня публікації на офіційному веб-сайті</w:t>
+      </w:r>
+      <w:r>
+        <w:rPr>
+          <w:color w:val="333333"/>
+          <w:shd w:val="clear" w:color="auto" w:fill="FFFFFF"/>
+        </w:rPr>
+        <w:t xml:space="preserve"> </w:t>
+      </w:r>
+      <w:r>
+        <w:rPr>
+          <w:sz w:val="20"/>
+          <w:szCs w:val="20"/>
+          <w:shd w:val="clear" w:color="auto" w:fill="FFFFFF"/>
+        </w:rPr>
+        <w:t>центрального органу виконавчої влади, що забезпечує формування та реалізує державну політику у сфері інтелектуальної власності</w:t>
+      </w:r>
+      <w:r>
+        <w:rPr>
+          <w:sz w:val="20"/>
+          <w:szCs w:val="20"/>
+        </w:rPr>
+        <w:t xml:space="preserve"> </w:t>
+      </w:r>
+      <w:r>
+        <w:rPr>
+          <w:sz w:val="20"/>
+          <w:szCs w:val="20"/>
+        </w:rPr>
+        <w:t xml:space="preserve">(далі – Установа) </w:t>
+      </w:r>
+      <w:r>
+        <w:rPr>
+          <w:sz w:val="20"/>
+          <w:szCs w:val="20"/>
+        </w:rPr>
+        <w:t>оголошення Установи про встановлення тарифу у сфер</w:t>
+      </w:r>
+      <w:r>
+        <w:rPr>
+          <w:sz w:val="20"/>
+          <w:szCs w:val="20"/>
+        </w:rPr>
+        <w:t>і: «</w:t>
+      </w:r>
+      <w:r>
+        <w:rPr>
+          <w:sz w:val="20"/>
+          <w:szCs w:val="20"/>
+          <w:shd w:val="clear" w:color="auto" w:fill="FFFFFF"/>
+        </w:rPr>
+        <w:t>публічне виконання музичних недраматичних творів з текстом і без тексту, включно з тими творами, що включені до складу аудіовізуальних творів</w:t>
+      </w:r>
+      <w:r>
+        <w:rPr>
+          <w:sz w:val="20"/>
+          <w:szCs w:val="20"/>
+          <w:shd w:val="clear" w:color="auto" w:fill="FFFFFF"/>
+        </w:rPr>
+        <w:t>»</w:t>
+      </w:r>
+      <w:r>
+        <w:rPr>
+          <w:sz w:val="20"/>
+          <w:szCs w:val="20"/>
+        </w:rPr>
+        <w:t xml:space="preserve"> за результатами узгодження шляхом переговорів або визначеного</w:t>
+      </w:r>
+      <w:r>
+        <w:rPr>
+          <w:sz w:val="20"/>
+          <w:szCs w:val="20"/>
+        </w:rPr>
+        <w:t xml:space="preserve"> судом</w:t>
+      </w:r>
+      <w:r>
+        <w:rPr>
+          <w:rStyle w:val="rvts0"/>
+          <w:sz w:val="20"/>
+          <w:szCs w:val="20"/>
+        </w:rPr>
+        <w:t xml:space="preserve">, </w:t>
+      </w:r>
+      <w:r>
+        <w:rPr>
+          <w:sz w:val="20"/>
+          <w:szCs w:val="20"/>
+          <w:lang w:eastAsia="ja-JP"/>
+        </w:rPr>
+        <w:t xml:space="preserve">якщо вказаний </w:t>
+      </w:r>
+      <w:r>
+        <w:rPr>
+          <w:sz w:val="20"/>
+          <w:szCs w:val="20"/>
+          <w:lang w:eastAsia="ja-JP"/>
+        </w:rPr>
+        <w:t xml:space="preserve">60 день з дня публікації оголошення </w:t>
+      </w:r>
+      <w:r>
+        <w:rPr>
+          <w:sz w:val="20"/>
+          <w:szCs w:val="20"/>
+        </w:rPr>
+        <w:t>на офіційному веб-сайті</w:t>
+      </w:r>
+      <w:r>
+        <w:rPr>
+          <w:color w:val="333333"/>
+          <w:shd w:val="clear" w:color="auto" w:fill="FFFFFF"/>
+        </w:rPr>
+        <w:t xml:space="preserve"> </w:t>
+      </w:r>
+      <w:r>
+        <w:rPr>
+          <w:sz w:val="20"/>
+          <w:szCs w:val="20"/>
+          <w:lang w:eastAsia="ja-JP"/>
+        </w:rPr>
+        <w:t xml:space="preserve">Установи </w:t>
+      </w:r>
+      <w:r>
+        <w:rPr>
+          <w:sz w:val="20"/>
+          <w:szCs w:val="20"/>
+          <w:lang w:eastAsia="ja-JP"/>
+        </w:rPr>
+        <w:t>настане раніше за «___» _______ 20</w:t>
+      </w:r>
+      <w:r>
+        <w:rPr>
+          <w:sz w:val="20"/>
+          <w:szCs w:val="20"/>
+          <w:lang w:val="ru-RU" w:eastAsia="ja-JP"/>
+        </w:rPr>
+        <w:t>__</w:t>
+      </w:r>
+      <w:r>
+        <w:rPr>
+          <w:sz w:val="20"/>
+          <w:szCs w:val="20"/>
+          <w:lang w:eastAsia="ja-JP"/>
+        </w:rPr>
+        <w:t>року. При цьому, всі зобов`язання Користувача, що виникли під час дії даного Договору, залишаються в силі до їх повного виконання.</w:t>
+      </w:r>
+    </w:p>
+    <w:p>
+      <w:pPr>
+        <w:pStyle w:val="a3"/>
+        <w:ind w:right="-141" w:firstLine="360"/>
+        <w:rPr>
+          <w:sz w:val="20"/>
+          <w:szCs w:val="20"/>
+        </w:rPr>
+      </w:pPr>
+      <w:r>
+        <w:rPr>
+          <w:sz w:val="20"/>
+          <w:szCs w:val="20"/>
+        </w:rPr>
+        <w:t xml:space="preserve">5.2. </w:t>
+      </w:r>
+      <w:r>
+        <w:rPr>
+          <w:sz w:val="20"/>
+          <w:szCs w:val="20"/>
+        </w:rPr>
+        <w:t>Даний Договір може бути достроково розірваним за домовленістю Сторін, про що Сторона, яка ініціює розірвання Договору, повинна не пізніше, ніж за 30 (тридцять) календарних днів до дати, з якої Договір підлягає розірванню, направити іншій Стороні рекомендованим листом з повідомленням відповідну письмову пропозицію про дострокове розірвання Договору та підписану додаткову угоду до Договору в 2</w:t>
+      </w:r>
+      <w:r>
+        <w:rPr>
+          <w:sz w:val="20"/>
+          <w:szCs w:val="20"/>
+        </w:rPr>
+        <w:t>-</w:t>
+      </w:r>
+      <w:r>
+        <w:rPr>
+          <w:sz w:val="20"/>
+          <w:szCs w:val="20"/>
+        </w:rPr>
+        <w:t>х</w:t>
+      </w:r>
+      <w:r>
+        <w:rPr>
+          <w:sz w:val="20"/>
+          <w:szCs w:val="20"/>
+        </w:rPr>
+        <w:t xml:space="preserve"> екземплярах. При цьому, у випадку ініціювання розірвання Договору Користувачем, Користувач повинен додатково направити </w:t>
+      </w:r>
+      <w:r>
+        <w:rPr>
+          <w:sz w:val="20"/>
+          <w:szCs w:val="20"/>
+        </w:rPr>
+        <w:t>ГО УААСП</w:t>
+      </w:r>
+      <w:r>
+        <w:rPr>
+          <w:sz w:val="20"/>
+          <w:szCs w:val="20"/>
+        </w:rPr>
+        <w:t xml:space="preserve"> офіційні документи, які підтверджують обставини, згідно з якими Користувач припиняє публічне виконання творів з </w:t>
+      </w:r>
+      <w:r>
+        <w:rPr>
+          <w:sz w:val="20"/>
+          <w:szCs w:val="20"/>
+        </w:rPr>
+        <w:t>каталогу</w:t>
+      </w:r>
+      <w:r>
+        <w:rPr>
+          <w:sz w:val="20"/>
+          <w:szCs w:val="20"/>
+        </w:rPr>
+        <w:t xml:space="preserve"> </w:t>
+      </w:r>
+      <w:r>
+        <w:rPr>
+          <w:sz w:val="20"/>
+          <w:szCs w:val="20"/>
+        </w:rPr>
+        <w:t>ГО УААСП</w:t>
+      </w:r>
+      <w:r>
+        <w:rPr>
+          <w:sz w:val="20"/>
+          <w:szCs w:val="20"/>
+        </w:rPr>
+        <w:t>.</w:t>
+      </w:r>
+    </w:p>
+    <w:p>
+      <w:pPr>
+        <w:pStyle w:val="a3"/>
+        <w:ind w:right="-141" w:firstLine="360"/>
+        <w:rPr>
+          <w:sz w:val="20"/>
+          <w:szCs w:val="20"/>
+        </w:rPr>
+      </w:pPr>
+      <w:r>
+        <w:rPr>
+          <w:sz w:val="20"/>
+          <w:szCs w:val="20"/>
+        </w:rPr>
+        <w:t>5.3</w:t>
+      </w:r>
+      <w:r>
+        <w:rPr>
+          <w:sz w:val="20"/>
+          <w:szCs w:val="20"/>
+        </w:rPr>
+        <w:t xml:space="preserve">. </w:t>
+      </w:r>
+      <w:r>
+        <w:rPr>
+          <w:sz w:val="20"/>
+          <w:szCs w:val="20"/>
+        </w:rPr>
+        <w:t>ГО УААСП</w:t>
+      </w:r>
+      <w:r>
+        <w:rPr>
+          <w:sz w:val="20"/>
+          <w:szCs w:val="20"/>
+        </w:rPr>
+        <w:t xml:space="preserve"> має право розірвати даний Договір в односторонньому порядку, про що </w:t>
+      </w:r>
+      <w:r>
+        <w:rPr>
+          <w:sz w:val="20"/>
+          <w:szCs w:val="20"/>
+        </w:rPr>
+        <w:t>ГО УААСП</w:t>
+      </w:r>
+      <w:r>
+        <w:rPr>
+          <w:sz w:val="20"/>
+          <w:szCs w:val="20"/>
+        </w:rPr>
+        <w:t xml:space="preserve"> зобов’язується письмово повідомити Користувача, шляхом надсилання рекомендованого листа або рекомендованого листа з повідомленням про вручення (на вибір </w:t>
+      </w:r>
+      <w:r>
+        <w:rPr>
+          <w:sz w:val="20"/>
+          <w:szCs w:val="20"/>
+        </w:rPr>
+        <w:t>ГО УААСП</w:t>
+      </w:r>
+      <w:r>
+        <w:rPr>
+          <w:sz w:val="20"/>
+          <w:szCs w:val="20"/>
+        </w:rPr>
+        <w:t>) на юридичну або поштову адресу Користувача не пізніше, ніж за 30 (тридцять) календарних днів до дати, з якої Договір підлягає розірванню, при цьому</w:t>
+      </w:r>
+      <w:r>
+        <w:rPr>
+          <w:sz w:val="20"/>
+          <w:szCs w:val="20"/>
+        </w:rPr>
+        <w:t>,</w:t>
+      </w:r>
+      <w:r>
+        <w:rPr>
+          <w:sz w:val="20"/>
+          <w:szCs w:val="20"/>
+        </w:rPr>
+        <w:t xml:space="preserve"> всі зобов’язання Користувача, що виникли під час дії даного Договору, залишаються в силі до їх повного виконання. Договір вважається розірваним з дати, вказаної </w:t>
+      </w:r>
+      <w:r>
+        <w:rPr>
+          <w:sz w:val="20"/>
+          <w:szCs w:val="20"/>
+        </w:rPr>
+        <w:t>ГО УААСП</w:t>
+      </w:r>
+      <w:r>
+        <w:rPr>
+          <w:sz w:val="20"/>
+          <w:szCs w:val="20"/>
+        </w:rPr>
+        <w:t xml:space="preserve"> у письмовому повідомленні, надісланому згідно вищевказаних умов.</w:t>
+      </w:r>
+    </w:p>
+    <w:p>
+      <w:pPr>
+        <w:pStyle w:val="a3"/>
+        <w:ind w:right="-141" w:firstLine="360"/>
+        <w:rPr>
+          <w:sz w:val="20"/>
+          <w:szCs w:val="20"/>
+        </w:rPr>
+      </w:pPr>
+      <w:r>
+        <w:rPr>
+          <w:rFonts w:ascii="inherit" w:hAnsi="inherit"/>
+          <w:sz w:val="20"/>
+          <w:szCs w:val="20"/>
+        </w:rPr>
+        <w:t>Письмове повідомлення вважається належним чином доставленим, а Користувач таким, що повідомлений про розірвання Договору у пор</w:t>
+      </w:r>
+      <w:r>
+        <w:rPr>
+          <w:rFonts w:ascii="inherit" w:hAnsi="inherit"/>
+          <w:sz w:val="20"/>
+          <w:szCs w:val="20"/>
+        </w:rPr>
+        <w:t>ядку, передбаченому п. 5.3</w:t>
+      </w:r>
+      <w:r>
+        <w:rPr>
+          <w:rFonts w:ascii="inherit" w:hAnsi="inherit"/>
+          <w:sz w:val="20"/>
+          <w:szCs w:val="20"/>
+        </w:rPr>
+        <w:t>. Договору та з дати, вказаної у письмовому повідомленні ГО УААСП також у разі відмови Користувача від отримання листа або повернення листа за закінченням терміну зберігання, або вибуття адресата.</w:t>
+      </w:r>
+    </w:p>
+    <w:p>
+      <w:pPr>
+        <w:pStyle w:val="a3"/>
+        <w:ind w:right="-141" w:firstLine="360"/>
+        <w:rPr>
+          <w:sz w:val="20"/>
+          <w:szCs w:val="20"/>
+        </w:rPr>
+      </w:pPr>
+      <w:r>
+        <w:rPr>
+          <w:sz w:val="20"/>
+          <w:szCs w:val="20"/>
+        </w:rPr>
+        <w:t>5.4</w:t>
+      </w:r>
+      <w:r>
+        <w:rPr>
+          <w:sz w:val="20"/>
+          <w:szCs w:val="20"/>
+        </w:rPr>
+        <w:t xml:space="preserve">. Внаслідок розірвання чи припинення Договору Користувач не має права на публічне виконання творів з </w:t>
+      </w:r>
+      <w:r>
+        <w:rPr>
+          <w:sz w:val="20"/>
+          <w:szCs w:val="20"/>
+        </w:rPr>
+        <w:t>каталогу</w:t>
+      </w:r>
+      <w:r>
+        <w:rPr>
+          <w:sz w:val="20"/>
+          <w:szCs w:val="20"/>
+        </w:rPr>
+        <w:t xml:space="preserve"> </w:t>
+      </w:r>
+      <w:r>
+        <w:rPr>
+          <w:sz w:val="20"/>
+          <w:szCs w:val="20"/>
+        </w:rPr>
+        <w:t xml:space="preserve">              ГО УААСП, якщо інше не передбачено законодавством України</w:t>
+      </w:r>
+      <w:r>
+        <w:rPr>
+          <w:sz w:val="20"/>
+          <w:szCs w:val="20"/>
+        </w:rPr>
+        <w:t xml:space="preserve"> та зобов’язується протягом 10 календарних днів повернути </w:t>
+      </w:r>
+      <w:r>
+        <w:rPr>
+          <w:sz w:val="20"/>
+          <w:szCs w:val="20"/>
+        </w:rPr>
+        <w:t xml:space="preserve">       ГО УААСП</w:t>
+      </w:r>
+      <w:r>
+        <w:rPr>
+          <w:sz w:val="20"/>
+          <w:szCs w:val="20"/>
+        </w:rPr>
+        <w:t xml:space="preserve"> оригінал виданої ліцензії шляхом направлення цінного листа на адресу </w:t>
+      </w:r>
+      <w:r>
+        <w:rPr>
+          <w:sz w:val="20"/>
+          <w:szCs w:val="20"/>
+        </w:rPr>
+        <w:t>ГО УААСП</w:t>
+      </w:r>
+      <w:r>
+        <w:rPr>
+          <w:sz w:val="20"/>
+          <w:szCs w:val="20"/>
+        </w:rPr>
+        <w:t>.</w:t>
+      </w:r>
+    </w:p>
+    <w:p>
+      <w:pPr>
+        <w:pStyle w:val="a3"/>
+        <w:ind w:right="-141" w:firstLine="360"/>
+        <w:rPr>
+          <w:sz w:val="20"/>
+          <w:szCs w:val="20"/>
+        </w:rPr>
+      </w:pPr>
     </w:p>
     <w:p>
       <w:pPr>
         <w:pStyle w:val="a3"/>
         <w:ind w:right="-141"/>
-        <w:rPr>
-          <w:sz w:val="20"/>
-          <w:szCs w:val="20"/>
-        </w:rPr>
-      </w:pPr>
-      <w:r>
-        <w:rPr>
-          <w:sz w:val="20"/>
-          <w:szCs w:val="20"/>
-          <w:lang w:val="ru-RU"/>
-        </w:rPr>
-        <w:t xml:space="preserve">       </w:t>
-      </w:r>
-      <w:r>
-        <w:rPr>
-          <w:sz w:val="20"/>
-          <w:szCs w:val="20"/>
-          <w:lang w:val="ru-RU"/>
-        </w:rPr>
-        <w:t xml:space="preserve"> </w:t>
-      </w:r>
-      <w:r>
-        <w:rPr>
-          <w:sz w:val="20"/>
-          <w:szCs w:val="20"/>
-        </w:rPr>
-        <w:t>5.2. Дія даного Договору автоматично продовжується строком на 1 рік з одночасним підвищенням розміру мінімального платежу авторської винагороди за попередній рік на</w:t>
-      </w:r>
-      <w:r>
-        <w:rPr>
-          <w:sz w:val="20"/>
-          <w:szCs w:val="20"/>
-          <w:lang w:val="ru-RU"/>
-        </w:rPr>
-        <w:t xml:space="preserve"> </w:t>
-      </w:r>
-      <w:bookmarkStart w:id="1" w:name="_Hlk4080784"/>
-      <w:sdt>
-        <w:sdtPr>
-          <w:rPr>
-            <w:rFonts w:eastAsia="Calibri"/>
-            <w:b/>
-            <w:sz w:val="20"/>
-            <w:szCs w:val="20"/>
-            <w:lang w:val="ru-UA" w:eastAsia="en-US"/>
-          </w:rPr>
-          <w:alias w:val="prcntPrl"/>
-          <w:tag w:val="prcntPrl"/>
-          <w:id w:val="973418347"/>
-          <w:placeholder>
-            <w:docPart w:val="73DEF1AE6C564691B92CD6DB35FEFC39"/>
-          </w:placeholder>
-          <w:showingPlcHdr/>
-          <w15:appearance w15:val="tags"/>
-          <w:text/>
-        </w:sdtPr>
-        <w:sdtContent>
-          <w:r>
-            <w:rPr>
-              <w:rStyle w:val="ae"/>
-            </w:rPr>
-            <w:t>Место для ввода текста.</w:t>
-          </w:r>
-        </w:sdtContent>
-      </w:sdt>
-      <w:r>
-        <w:rPr>
-          <w:rFonts w:ascii="Calibri" w:eastAsia="Calibri" w:hAnsi="Calibri"/>
-          <w:sz w:val="20"/>
-          <w:szCs w:val="20"/>
-          <w:lang w:val="ru-UA" w:eastAsia="en-US"/>
-        </w:rPr>
-        <w:t xml:space="preserve"> (</w:t>
-      </w:r>
-      <w:sdt>
-        <w:sdtPr>
-          <w:rPr>
-            <w:rFonts w:eastAsia="Calibri"/>
-            <w:sz w:val="20"/>
-            <w:szCs w:val="20"/>
-            <w:lang w:val="ru-UA" w:eastAsia="en-US"/>
-          </w:rPr>
-          <w:alias w:val="prcntPrlText"/>
-          <w:tag w:val="prcntPrlText"/>
-          <w:id w:val="-492410048"/>
-          <w:placeholder>
-            <w:docPart w:val="73DEF1AE6C564691B92CD6DB35FEFC39"/>
-          </w:placeholder>
-          <w:showingPlcHdr/>
-          <w15:appearance w15:val="tags"/>
-          <w:text/>
-        </w:sdtPr>
-        <w:sdtContent>
-          <w:r>
-            <w:rPr>
-              <w:rStyle w:val="ae"/>
-            </w:rPr>
-            <w:t>Место для ввода текста.</w:t>
-          </w:r>
-        </w:sdtContent>
-      </w:sdt>
-      <w:r>
-        <w:rPr>
-          <w:rFonts w:ascii="Calibri" w:eastAsia="Calibri" w:hAnsi="Calibri"/>
-          <w:sz w:val="20"/>
-          <w:szCs w:val="20"/>
-          <w:lang w:val="ru-UA" w:eastAsia="en-US"/>
-        </w:rPr>
-        <w:t>)</w:t>
-      </w:r>
-      <w:bookmarkEnd w:id="1"/>
-      <w:r>
-        <w:rPr>
-          <w:sz w:val="20"/>
-          <w:szCs w:val="20"/>
-        </w:rPr>
-        <w:t xml:space="preserve"> </w:t>
-      </w:r>
-      <w:r>
-        <w:rPr>
-          <w:b/>
-          <w:sz w:val="20"/>
-          <w:szCs w:val="20"/>
-        </w:rPr>
-        <w:t>%</w:t>
-      </w:r>
-      <w:r>
-        <w:rPr>
-          <w:sz w:val="20"/>
-          <w:szCs w:val="20"/>
-        </w:rPr>
-        <w:t xml:space="preserve"> - і так із року в рік.</w:t>
-      </w:r>
-      <w:r>
-        <w:rPr>
-          <w:sz w:val="20"/>
-          <w:szCs w:val="20"/>
-        </w:rPr>
-        <w:t xml:space="preserve"> </w:t>
-      </w:r>
-      <w:bookmarkStart w:id="2" w:name="_GoBack"/>
-      <w:bookmarkEnd w:id="2"/>
-    </w:p>
-    <w:p>
-      <w:pPr>
-        <w:pStyle w:val="a3"/>
-        <w:ind w:right="-141" w:firstLine="360"/>
-        <w:rPr>
-          <w:sz w:val="20"/>
-          <w:szCs w:val="20"/>
-        </w:rPr>
-      </w:pPr>
-      <w:r>
-        <w:rPr>
-          <w:sz w:val="20"/>
-          <w:szCs w:val="20"/>
-        </w:rPr>
-        <w:t>5.3. Даний Договір може бути достроково розірваним за домовленістю Сторін, про що Сторона, яка ініціює розірвання Договору, повинна не пізніше, ніж за 30 (тридцять) календарних днів до дати, з якої Договір підлягає розірванню, направити іншій Стороні рекомендованим листом з повідомленням відповідну письмову пропозицію про дострокове розірвання Договору та підписану додаткову угоду до Договору в 2</w:t>
-      </w:r>
-      <w:r>
-        <w:rPr>
-          <w:sz w:val="20"/>
-          <w:szCs w:val="20"/>
-        </w:rPr>
-        <w:t>-</w:t>
-      </w:r>
-      <w:r>
-        <w:rPr>
-          <w:sz w:val="20"/>
-          <w:szCs w:val="20"/>
-        </w:rPr>
-        <w:t>х</w:t>
-      </w:r>
-      <w:r>
-        <w:rPr>
-          <w:sz w:val="20"/>
-          <w:szCs w:val="20"/>
-        </w:rPr>
-        <w:t xml:space="preserve"> екземплярах. При цьому, у випадку ініціювання розірвання Договору Користувачем, Користувач повинен додатково направити </w:t>
-      </w:r>
-      <w:r>
-        <w:rPr>
-          <w:sz w:val="20"/>
-          <w:szCs w:val="20"/>
-        </w:rPr>
-        <w:t>ГО УААСП</w:t>
-      </w:r>
-      <w:r>
-        <w:rPr>
-          <w:sz w:val="20"/>
-          <w:szCs w:val="20"/>
-        </w:rPr>
-        <w:t xml:space="preserve"> офіційні документи, які підтверджують обставини, згідно з якими Користувач припиняє публічне виконання творів з </w:t>
-      </w:r>
-      <w:r>
-        <w:rPr>
-          <w:sz w:val="20"/>
-          <w:szCs w:val="20"/>
-        </w:rPr>
-        <w:t>каталогу</w:t>
-      </w:r>
-      <w:r>
-        <w:rPr>
-          <w:sz w:val="20"/>
-          <w:szCs w:val="20"/>
-        </w:rPr>
-        <w:t xml:space="preserve"> </w:t>
-      </w:r>
-      <w:r>
-        <w:rPr>
-          <w:sz w:val="20"/>
-          <w:szCs w:val="20"/>
-        </w:rPr>
-        <w:t>ГО УААСП</w:t>
-      </w:r>
-      <w:r>
-        <w:rPr>
-          <w:sz w:val="20"/>
-          <w:szCs w:val="20"/>
-        </w:rPr>
-        <w:t>.</w:t>
-      </w:r>
-    </w:p>
-    <w:p>
-      <w:pPr>
-        <w:pStyle w:val="a3"/>
-        <w:ind w:right="-141" w:firstLine="360"/>
-        <w:rPr>
-          <w:sz w:val="20"/>
-          <w:szCs w:val="20"/>
-        </w:rPr>
-      </w:pPr>
-      <w:r>
-        <w:rPr>
-          <w:sz w:val="20"/>
-          <w:szCs w:val="20"/>
-        </w:rPr>
-        <w:t xml:space="preserve">5.4. </w:t>
-      </w:r>
-      <w:r>
-        <w:rPr>
-          <w:sz w:val="20"/>
-          <w:szCs w:val="20"/>
-        </w:rPr>
-        <w:t>ГО УААСП</w:t>
-      </w:r>
-      <w:r>
-        <w:rPr>
-          <w:sz w:val="20"/>
-          <w:szCs w:val="20"/>
-        </w:rPr>
-        <w:t xml:space="preserve"> має право розірвати даний Договір в односторонньому порядку, про що </w:t>
-      </w:r>
-      <w:r>
-        <w:rPr>
-          <w:sz w:val="20"/>
-          <w:szCs w:val="20"/>
-        </w:rPr>
-        <w:t>ГО УААСП</w:t>
-      </w:r>
-      <w:r>
-        <w:rPr>
-          <w:sz w:val="20"/>
-          <w:szCs w:val="20"/>
-        </w:rPr>
-        <w:t xml:space="preserve"> зобов’язується письмово повідомити Користувача, шляхом надсилання рекомендованого листа або рекомендованого листа з повідомленням про вручення (на вибір </w:t>
-      </w:r>
-      <w:r>
-        <w:rPr>
-          <w:sz w:val="20"/>
-          <w:szCs w:val="20"/>
-        </w:rPr>
-        <w:t>ГО УААСП</w:t>
-      </w:r>
-      <w:r>
-        <w:rPr>
-          <w:sz w:val="20"/>
-          <w:szCs w:val="20"/>
-        </w:rPr>
-        <w:t>) на юридичну або поштову адресу Користувача не пізніше, ніж за 30 (тридцять) календарних днів до дати, з якої Договір підлягає розірванню, при цьому</w:t>
-      </w:r>
-      <w:r>
-        <w:rPr>
-          <w:sz w:val="20"/>
-          <w:szCs w:val="20"/>
-        </w:rPr>
-        <w:t>,</w:t>
-      </w:r>
-      <w:r>
-        <w:rPr>
-          <w:sz w:val="20"/>
-          <w:szCs w:val="20"/>
-        </w:rPr>
-        <w:t xml:space="preserve"> всі зобов’язання Користувача, що виникли під час дії даного Договору, залишаються в силі до їх повного виконання. Договір вважається розірваним з дати, вказаної </w:t>
-      </w:r>
-      <w:r>
-        <w:rPr>
-          <w:sz w:val="20"/>
-          <w:szCs w:val="20"/>
-        </w:rPr>
-        <w:t>ГО УААСП</w:t>
-      </w:r>
-      <w:r>
-        <w:rPr>
-          <w:sz w:val="20"/>
-          <w:szCs w:val="20"/>
-        </w:rPr>
-        <w:t xml:space="preserve"> у письмовому повідомленні, надісланому згідно вищевказаних умов.</w:t>
-      </w:r>
-    </w:p>
-    <w:p>
-      <w:pPr>
-        <w:pStyle w:val="a3"/>
-        <w:ind w:right="-141" w:firstLine="360"/>
-        <w:rPr>
-          <w:sz w:val="20"/>
-          <w:szCs w:val="20"/>
-        </w:rPr>
-      </w:pPr>
-      <w:r>
-        <w:rPr>
-          <w:rFonts w:ascii="inherit" w:hAnsi="inherit"/>
-          <w:color w:val="212121"/>
-          <w:sz w:val="20"/>
-          <w:szCs w:val="20"/>
-        </w:rPr>
-        <w:t>Письмове повідомлення вважається належним чином доставленим, а Користувач таким, що повідомлений про розірвання Договору у порядку, передбаченому п. 5.4. Договору та з дати, вказаної у письмовому повідомленні</w:t>
-      </w:r>
-      <w:r>
-        <w:rPr>
-          <w:rFonts w:ascii="inherit" w:hAnsi="inherit"/>
-          <w:color w:val="212121"/>
-          <w:sz w:val="20"/>
-          <w:szCs w:val="20"/>
-        </w:rPr>
-        <w:t xml:space="preserve"> ГО УААСП </w:t>
-      </w:r>
-      <w:r>
-        <w:rPr>
-          <w:rFonts w:ascii="inherit" w:hAnsi="inherit"/>
-          <w:color w:val="212121"/>
-          <w:sz w:val="20"/>
-          <w:szCs w:val="20"/>
-        </w:rPr>
-        <w:t>також у разі відмови Користувача від отримання листа або повернення листа за закінченням терміну зберігання, або вибуття адресата.</w:t>
-      </w:r>
-    </w:p>
-    <w:p>
-      <w:pPr>
-        <w:pStyle w:val="a3"/>
-        <w:ind w:right="-141" w:firstLine="360"/>
-        <w:rPr>
-          <w:sz w:val="20"/>
-          <w:szCs w:val="20"/>
-        </w:rPr>
-      </w:pPr>
-      <w:r>
-        <w:rPr>
-          <w:sz w:val="20"/>
-          <w:szCs w:val="20"/>
-        </w:rPr>
-        <w:t xml:space="preserve">5.5. Внаслідок розірвання чи припинення Договору Користувач не має права на публічне виконання творів з </w:t>
-      </w:r>
-      <w:r>
-        <w:rPr>
-          <w:sz w:val="20"/>
-          <w:szCs w:val="20"/>
-        </w:rPr>
-        <w:t>каталогу</w:t>
-      </w:r>
-      <w:r>
-        <w:rPr>
-          <w:sz w:val="20"/>
-          <w:szCs w:val="20"/>
-        </w:rPr>
-        <w:t xml:space="preserve"> </w:t>
-      </w:r>
-      <w:r>
-        <w:rPr>
-          <w:sz w:val="20"/>
-          <w:szCs w:val="20"/>
-        </w:rPr>
-        <w:t>ГО УААСП</w:t>
-      </w:r>
-      <w:r>
-        <w:rPr>
-          <w:sz w:val="20"/>
-          <w:szCs w:val="20"/>
-        </w:rPr>
-        <w:t xml:space="preserve"> та зобов’язується протягом 10 календарних днів повернути </w:t>
-      </w:r>
-      <w:r>
-        <w:rPr>
-          <w:sz w:val="20"/>
-          <w:szCs w:val="20"/>
-        </w:rPr>
-        <w:t>ГО УААСП</w:t>
-      </w:r>
-      <w:r>
-        <w:rPr>
-          <w:sz w:val="20"/>
-          <w:szCs w:val="20"/>
-        </w:rPr>
-        <w:t xml:space="preserve"> оригінал виданої ліцензії шляхом направлення цінного листа на адресу </w:t>
-      </w:r>
-      <w:r>
-        <w:rPr>
-          <w:sz w:val="20"/>
-          <w:szCs w:val="20"/>
-        </w:rPr>
-        <w:t>ГО УААСП</w:t>
-      </w:r>
-      <w:r>
-        <w:rPr>
-          <w:sz w:val="20"/>
-          <w:szCs w:val="20"/>
-        </w:rPr>
-        <w:t>.</w:t>
-      </w:r>
-    </w:p>
-    <w:p>
-      <w:pPr>
-        <w:pStyle w:val="a3"/>
-        <w:ind w:right="-141" w:firstLine="360"/>
         <w:jc w:val="center"/>
         <w:rPr>
           <w:b/>
@@ -3837,7 +3596,14 @@
           <w:sz w:val="20"/>
           <w:szCs w:val="20"/>
         </w:rPr>
-        <w:t>6.1. Сторона звільняється від відповідальності за часткове або повне невиконання зобов’язань за цим Договором, якщо таке невиконання є наслідком дії непереборної сили: землетрусу, повені, пожежі, урагану, снігового заносу, воєнних дій, масових захворювань (епідемій), страйків, обмеження перевезень, набрання чинності законами та іншими нормативно-правовими актами та інші обставини, що не залежать від волі Сторін. Зазначені обставини мають носити надзвичайний, непередбачуваний і неминучий характер, виникнути після укладання цього Договору та не залежати від волі Сторін.</w:t>
+        <w:t>6</w:t>
+      </w:r>
+      <w:r>
+        <w:rPr>
+          <w:sz w:val="20"/>
+          <w:szCs w:val="20"/>
+        </w:rPr>
+        <w:t>.1. Сторона звільняється від відповідальності за часткове або повне невиконання зобов’язань за цим Договором, якщо таке невиконання є наслідком дії непереборної сили: землетрусу, повені, пожежі, урагану, снігового заносу, воєнних дій, масових захворювань (епідемій), страйків, обмеження перевезень, набрання чинності законами та іншими нормативно-правовими актами та інші обставини, що не залежать від волі Сторін. Зазначені обставини мають носити надзвичайний, непередбачуваний і неминучий характер, виникнути після укладання цього Договору та не залежати від волі Сторін.</w:t>
       </w:r>
     </w:p>
     <w:p>
@@ -3895,10 +3661,7 @@
     <w:p>
       <w:pPr>
         <w:pStyle w:val="a3"/>
-        <w:tabs>
-          <w:tab w:val="left" w:pos="4065"/>
-        </w:tabs>
-        <w:ind w:right="-141"/>
+        <w:ind w:right="-141" w:firstLine="426"/>
         <w:jc w:val="center"/>
         <w:rPr>
           <w:rFonts w:ascii="Times New Roman CYR" w:hAnsi="Times New Roman CYR" w:cs="Times New Roman CYR"/>
@@ -3914,20 +3677,31 @@
           <w:sz w:val="20"/>
           <w:szCs w:val="20"/>
         </w:rPr>
+        <w:lastRenderedPageBreak/>
         <w:t>7. Персональні дані</w:t>
       </w:r>
     </w:p>
     <w:p>
       <w:pPr>
+        <w:pStyle w:val="a3"/>
+        <w:ind w:right="-141" w:firstLine="426"/>
+        <w:jc w:val="center"/>
+        <w:rPr>
+          <w:rFonts w:ascii="Times New Roman CYR" w:hAnsi="Times New Roman CYR" w:cs="Times New Roman CYR"/>
+          <w:b/>
+          <w:sz w:val="20"/>
+          <w:szCs w:val="20"/>
+        </w:rPr>
+      </w:pPr>
+    </w:p>
+    <w:p>
+      <w:pPr>
         <w:pStyle w:val="2"/>
+        <w:spacing w:line="276" w:lineRule="auto"/>
         <w:ind w:right="-141" w:firstLine="426"/>
       </w:pPr>
       <w:r>
-        <w:t xml:space="preserve">7.1. Підписанням даного Договору суб’єкт персональних даних підтверджує свою згоду на обробку зазначених в даному Договорі персональних даних відповідно до Закону України «Про захист персональних даних» у базі персональних даних «Користувачі </w:t>
-      </w:r>
-      <w:r>
-        <w:lastRenderedPageBreak/>
-        <w:t xml:space="preserve">авторського права» з метою забезпечення адміністративно-правових, податкових відносин та відносин у сфері бухгалтерського обліку, з метою реалізації авторських прав правовласників об’єктів авторських прав відповідно до Господарського кодексу України, Цивільного кодексу України,  Податкового кодексу України, Закону України «Про бухгалтерський облік та фінансову звітність», Закону України «Про банки і банківську діяльність», Закону України «Про авторське право і суміжні права», </w:t>
+        <w:t xml:space="preserve">7.1. Підписанням даного Договору суб’єкт персональних даних підтверджує свою згоду на обробку зазначених в даному Договорі персональних даних відповідно до Закону України «Про захист персональних даних» у базі персональних даних «Користувачі авторського права» з метою забезпечення адміністративно-правових, податкових відносин та відносин у сфері бухгалтерського обліку, з метою реалізації авторських прав правовласників об’єктів авторських прав відповідно до Господарського кодексу України, Цивільного кодексу України,  Податкового кодексу України, Закону України «Про бухгалтерський облік та фінансову звітність», Закону України «Про банки і банківську діяльність», Закону України «Про авторське право і суміжні права», </w:t>
       </w:r>
       <w:r>
         <w:rPr>
@@ -3942,6 +3716,7 @@
     <w:p>
       <w:pPr>
         <w:pStyle w:val="2"/>
+        <w:spacing w:line="276" w:lineRule="auto"/>
         <w:ind w:right="-141" w:firstLine="360"/>
       </w:pPr>
       <w:r>
@@ -3977,10 +3752,8 @@
     <w:p>
       <w:pPr>
         <w:pStyle w:val="2"/>
+        <w:spacing w:line="276" w:lineRule="auto"/>
         <w:ind w:right="-141" w:firstLine="360"/>
-        <w:rPr>
-          <w:lang w:val="ru-RU"/>
-        </w:rPr>
       </w:pPr>
       <w:r>
         <w:t>7.3. Підписанням даного Договору суб’єкт персональних даних підтверджує, що він належним чином повідомлений про права суб’єкта персональних даних, передбачені ст. 8 Закону України «Про захист персональних даних».</w:t>
@@ -4024,24 +3797,13 @@
     <w:p>
       <w:pPr>
         <w:pStyle w:val="a3"/>
-        <w:ind w:right="-141" w:firstLine="426"/>
-        <w:rPr>
-          <w:sz w:val="20"/>
-          <w:szCs w:val="20"/>
-        </w:rPr>
-      </w:pPr>
-      <w:r>
-        <w:rPr>
-          <w:sz w:val="20"/>
-          <w:szCs w:val="20"/>
-        </w:rPr>
-        <w:t>8.1. Усі правовідносини, що виникають з цього Договору або пов'язані із ним, у тому числі пов'язані із дійсністю, укладенням, виконанням, зміною та припиненням цього Договору, тлумаченням його умов, визначенням наслідків недійсності або порушення Договору, регламентуються цим Договором та відповідними нормами чинного в Україні законодавства, а також застосовними до таких правовідносин звичаями ділового обороту на підставі принципів добросовісності, розумності та справедливості.</w:t>
-      </w:r>
-    </w:p>
-    <w:p>
-      <w:pPr>
-        <w:pStyle w:val="a3"/>
-        <w:ind w:right="-141" w:firstLine="426"/>
+        <w:keepNext/>
+        <w:tabs>
+          <w:tab w:val="left" w:pos="0"/>
+        </w:tabs>
+        <w:spacing w:line="276" w:lineRule="auto"/>
+        <w:ind w:right="-141"/>
+        <w:jc w:val="center"/>
         <w:rPr>
           <w:b/>
           <w:bCs/>
@@ -4049,31 +3811,11 @@
           <w:szCs w:val="20"/>
         </w:rPr>
       </w:pPr>
-      <w:r>
-        <w:rPr>
-          <w:sz w:val="20"/>
-          <w:szCs w:val="20"/>
-        </w:rPr>
-        <w:t>8.2. Всі зміни та додатки до даного Договору укладаються у письмовій формі та є чинними за умови підписання їх уповноваженими представниками обох Сторін.</w:t>
-      </w:r>
-      <w:r>
-        <w:rPr>
-          <w:sz w:val="20"/>
-          <w:szCs w:val="20"/>
-        </w:rPr>
-        <w:t xml:space="preserve"> </w:t>
-      </w:r>
-      <w:r>
-        <w:rPr>
-          <w:sz w:val="20"/>
-          <w:szCs w:val="20"/>
-        </w:rPr>
-        <w:t>Всі додатки до даного Договору є його невід’ємною частиною.</w:t>
-      </w:r>
     </w:p>
     <w:p>
       <w:pPr>
         <w:pStyle w:val="a3"/>
+        <w:spacing w:line="276" w:lineRule="auto"/>
         <w:ind w:right="-141" w:firstLine="426"/>
         <w:rPr>
           <w:sz w:val="20"/>
@@ -4085,12 +3827,165 @@
           <w:sz w:val="20"/>
           <w:szCs w:val="20"/>
         </w:rPr>
-        <w:t>8.3. Сторони повинні у 5-денний строк письмово повідомляти одна одну про зміни організаційно-правової форми, характеру і (або) виду діяльності, місцезнаходження, обставин непереборної сили та наявність інших обставин, що перешкоджають належному виконанню умов Договору, а також надавати документи та іншу інформацію, пов’язану з виконанням Сторонами зобов’язань за цим Договором.</w:t>
+        <w:t>8.1. Усі правовідносини, що виникають з цього Договору або пов'язані із ним, у тому числі пов'язані із дійсністю, укладенням, виконанням, зміною та припиненням цього Договору, тлумаченням його умов, визначенням наслідків недійсності або порушення Договору, регламентуються цим Договором та відповідними нормами чинного в Україні законодавства, а також застосовними до таких правовідносин звичаями ділового обороту на підставі принципів добросовісності, розумності та справедливості.</w:t>
       </w:r>
     </w:p>
     <w:p>
       <w:pPr>
         <w:pStyle w:val="a3"/>
+        <w:spacing w:line="276" w:lineRule="auto"/>
+        <w:ind w:right="-115"/>
+        <w:rPr>
+          <w:sz w:val="20"/>
+          <w:szCs w:val="20"/>
+          <w:lang w:eastAsia="ja-JP"/>
+        </w:rPr>
+      </w:pPr>
+      <w:r>
+        <w:rPr>
+          <w:sz w:val="20"/>
+          <w:szCs w:val="20"/>
+        </w:rPr>
+        <w:t xml:space="preserve">         </w:t>
+      </w:r>
+      <w:r>
+        <w:rPr>
+          <w:sz w:val="20"/>
+          <w:szCs w:val="20"/>
+        </w:rPr>
+        <w:t xml:space="preserve">8.2. </w:t>
+      </w:r>
+      <w:r>
+        <w:rPr>
+          <w:sz w:val="20"/>
+          <w:szCs w:val="20"/>
+          <w:shd w:val="clear" w:color="auto" w:fill="FFFFFF"/>
+          <w:lang w:eastAsia="ja-JP"/>
+        </w:rPr>
+        <w:t>Всі зміни та додатки до даного Договору укладаються у письмовій формі та є чинними за умови підписання їх уповноваженими представниками Сторін. Форми додатків до Договору є частиною Договору. Якщо форма додатку, затвердженого (підписаного) Сторонами відповідно до даного Договору передбачає лише підпис уповноваженого(</w:t>
+      </w:r>
+      <w:proofErr w:type="spellStart"/>
+      <w:r>
+        <w:rPr>
+          <w:sz w:val="20"/>
+          <w:szCs w:val="20"/>
+          <w:shd w:val="clear" w:color="auto" w:fill="FFFFFF"/>
+          <w:lang w:eastAsia="ja-JP"/>
+        </w:rPr>
+        <w:t>их</w:t>
+      </w:r>
+      <w:proofErr w:type="spellEnd"/>
+      <w:r>
+        <w:rPr>
+          <w:sz w:val="20"/>
+          <w:szCs w:val="20"/>
+          <w:shd w:val="clear" w:color="auto" w:fill="FFFFFF"/>
+          <w:lang w:eastAsia="ja-JP"/>
+        </w:rPr>
+        <w:t>) представника(</w:t>
+      </w:r>
+      <w:proofErr w:type="spellStart"/>
+      <w:r>
+        <w:rPr>
+          <w:sz w:val="20"/>
+          <w:szCs w:val="20"/>
+          <w:shd w:val="clear" w:color="auto" w:fill="FFFFFF"/>
+          <w:lang w:eastAsia="ja-JP"/>
+        </w:rPr>
+        <w:t>ів</w:t>
+      </w:r>
+      <w:proofErr w:type="spellEnd"/>
+      <w:r>
+        <w:rPr>
+          <w:sz w:val="20"/>
+          <w:szCs w:val="20"/>
+          <w:shd w:val="clear" w:color="auto" w:fill="FFFFFF"/>
+          <w:lang w:eastAsia="ja-JP"/>
+        </w:rPr>
+        <w:t>) Користувача – такий додаток з заповненою Користувачем інформацією є чинним за умови підписання його уповноваженим(и) представником(</w:t>
+      </w:r>
+      <w:proofErr w:type="spellStart"/>
+      <w:r>
+        <w:rPr>
+          <w:sz w:val="20"/>
+          <w:szCs w:val="20"/>
+          <w:shd w:val="clear" w:color="auto" w:fill="FFFFFF"/>
+          <w:lang w:eastAsia="ja-JP"/>
+        </w:rPr>
+        <w:t>ами</w:t>
+      </w:r>
+      <w:proofErr w:type="spellEnd"/>
+      <w:r>
+        <w:rPr>
+          <w:sz w:val="20"/>
+          <w:szCs w:val="20"/>
+          <w:shd w:val="clear" w:color="auto" w:fill="FFFFFF"/>
+          <w:lang w:eastAsia="ja-JP"/>
+        </w:rPr>
+        <w:t>) Користувача.</w:t>
+      </w:r>
+    </w:p>
+    <w:p>
+      <w:pPr>
+        <w:overflowPunct/>
+        <w:adjustRightInd/>
+        <w:spacing w:line="276" w:lineRule="auto"/>
+        <w:ind w:right="-115"/>
+        <w:jc w:val="both"/>
+        <w:textAlignment w:val="auto"/>
+        <w:rPr>
+          <w:b w:val="0"/>
+          <w:bCs w:val="0"/>
+          <w:sz w:val="20"/>
+          <w:szCs w:val="20"/>
+          <w:lang w:val="uk-UA" w:eastAsia="ja-JP"/>
+        </w:rPr>
+      </w:pPr>
+      <w:r>
+        <w:rPr>
+          <w:b w:val="0"/>
+          <w:bCs w:val="0"/>
+          <w:sz w:val="20"/>
+          <w:szCs w:val="20"/>
+          <w:lang w:val="uk-UA" w:eastAsia="ja-JP"/>
+        </w:rPr>
+        <w:t xml:space="preserve">         </w:t>
+      </w:r>
+      <w:r>
+        <w:rPr>
+          <w:b w:val="0"/>
+          <w:bCs w:val="0"/>
+          <w:sz w:val="20"/>
+          <w:szCs w:val="20"/>
+          <w:lang w:val="uk-UA" w:eastAsia="ja-JP"/>
+        </w:rPr>
+        <w:t xml:space="preserve">8.3. Користувач розуміє та погоджується, що у випадку присутності у наданому Користувачем </w:t>
+      </w:r>
+      <w:r>
+        <w:rPr>
+          <w:b w:val="0"/>
+          <w:bCs w:val="0"/>
+          <w:sz w:val="20"/>
+          <w:szCs w:val="20"/>
+          <w:lang w:val="uk-UA" w:eastAsia="ja-JP"/>
+        </w:rPr>
+        <w:t>Звіті про публічно викона</w:t>
+      </w:r>
+      <w:r>
+        <w:rPr>
+          <w:b w:val="0"/>
+          <w:bCs w:val="0"/>
+          <w:sz w:val="20"/>
+          <w:szCs w:val="20"/>
+          <w:lang w:val="uk-UA" w:eastAsia="ja-JP"/>
+        </w:rPr>
+        <w:t>ні твори інформації про використані твори, які не належать до каталогу ГО УААСП, ГО УААСП здійснює розподіл винагороди виключно на твори (правовласників творів), які належать до каталогу ГО УААСП.</w:t>
+      </w:r>
+    </w:p>
+    <w:p>
+      <w:pPr>
+        <w:pStyle w:val="a3"/>
+        <w:spacing w:line="276" w:lineRule="auto"/>
         <w:ind w:right="-141" w:firstLine="426"/>
         <w:rPr>
           <w:sz w:val="20"/>
@@ -4102,12 +3997,20 @@
           <w:sz w:val="20"/>
           <w:szCs w:val="20"/>
         </w:rPr>
-        <w:t xml:space="preserve">8.4. Несвоєчасне повідомлення і (або) неповідомлення іншої Сторони про дію таких обставин позбавляє відповідну Сторону права посилатися на такі обставини у майбутньому як на підставу для звільнення від відповідальності за часткове або повне невиконання зобов’язань за цим Договором. </w:t>
+        <w:t>8.4</w:t>
+      </w:r>
+      <w:r>
+        <w:rPr>
+          <w:sz w:val="20"/>
+          <w:szCs w:val="20"/>
+        </w:rPr>
+        <w:t>. Сторони повинні у 5-денний строк письмово повідомляти одна одну про зміни організаційно-правової форми, характеру і (або) виду діяльності, місцезнаходження, обставин непереборної сили та наявність інших обставин, що перешкоджають належному виконанню умов Договору, а також надавати документи та іншу інформацію, пов’язану з виконанням Сторонами зобов’язань за цим Договором.</w:t>
       </w:r>
     </w:p>
     <w:p>
       <w:pPr>
         <w:pStyle w:val="a3"/>
+        <w:spacing w:line="276" w:lineRule="auto"/>
         <w:ind w:right="-141" w:firstLine="426"/>
         <w:rPr>
           <w:sz w:val="20"/>
@@ -4119,7 +4022,39 @@
           <w:sz w:val="20"/>
           <w:szCs w:val="20"/>
         </w:rPr>
-        <w:t xml:space="preserve">8.5. Сторони не звільняються від виконання своїх обов’язків за даним Договором у разі невиконання умов, зазначених у </w:t>
+        <w:t>8.5</w:t>
+      </w:r>
+      <w:r>
+        <w:rPr>
+          <w:sz w:val="20"/>
+          <w:szCs w:val="20"/>
+        </w:rPr>
+        <w:t xml:space="preserve">. Несвоєчасне повідомлення і (або) неповідомлення іншої Сторони про дію таких обставин позбавляє відповідну Сторону права посилатися на такі обставини у майбутньому як на підставу для звільнення від відповідальності за часткове або повне невиконання зобов’язань за цим Договором. </w:t>
+      </w:r>
+    </w:p>
+    <w:p>
+      <w:pPr>
+        <w:pStyle w:val="a3"/>
+        <w:spacing w:line="276" w:lineRule="auto"/>
+        <w:ind w:right="-141" w:firstLine="426"/>
+        <w:rPr>
+          <w:sz w:val="20"/>
+          <w:szCs w:val="20"/>
+        </w:rPr>
+      </w:pPr>
+      <w:r>
+        <w:rPr>
+          <w:sz w:val="20"/>
+          <w:szCs w:val="20"/>
+        </w:rPr>
+        <w:t>8.6</w:t>
+      </w:r>
+      <w:r>
+        <w:rPr>
+          <w:sz w:val="20"/>
+          <w:szCs w:val="20"/>
+        </w:rPr>
+        <w:t xml:space="preserve">. Сторони не звільняються від виконання своїх обов’язків за даним Договором у разі невиконання умов, зазначених у </w:t>
       </w:r>
       <w:r>
         <w:rPr>
@@ -4134,7 +4069,14 @@
           <w:sz w:val="20"/>
           <w:szCs w:val="20"/>
         </w:rPr>
-        <w:t>п. 8.3. даного Договору.</w:t>
+        <w:t>п. 8.4</w:t>
+      </w:r>
+      <w:r>
+        <w:rPr>
+          <w:sz w:val="20"/>
+          <w:szCs w:val="20"/>
+        </w:rPr>
+        <w:t>. даного Договору.</w:t>
       </w:r>
     </w:p>
     <w:p>
@@ -4144,53 +4086,36 @@
         <w:tabs>
           <w:tab w:val="clear" w:pos="10076"/>
         </w:tabs>
+        <w:spacing w:line="276" w:lineRule="auto"/>
         <w:ind w:right="-141" w:firstLine="426"/>
         <w:jc w:val="both"/>
         <w:rPr>
           <w:rFonts w:ascii="Times New Roman" w:hAnsi="Times New Roman" w:cs="Times New Roman"/>
-          <w:color w:val="212121"/>
         </w:rPr>
       </w:pPr>
       <w:r>
         <w:rPr>
           <w:rFonts w:ascii="Times New Roman" w:hAnsi="Times New Roman" w:cs="Times New Roman"/>
         </w:rPr>
-        <w:t>8.6.</w:t>
+        <w:t>8.7</w:t>
       </w:r>
       <w:r>
         <w:rPr>
           <w:rFonts w:ascii="Times New Roman" w:hAnsi="Times New Roman" w:cs="Times New Roman"/>
-          <w:color w:val="212121"/>
-        </w:rPr>
-        <w:t xml:space="preserve">Припинення Користувачем публічного виконання творів, які відносяться до </w:t>
+        </w:rPr>
+        <w:t>.</w:t>
       </w:r>
       <w:r>
         <w:rPr>
           <w:rFonts w:ascii="Times New Roman" w:hAnsi="Times New Roman" w:cs="Times New Roman"/>
-          <w:color w:val="212121"/>
-        </w:rPr>
-        <w:t>каталогу</w:t>
+        </w:rPr>
+        <w:t xml:space="preserve"> </w:t>
       </w:r>
       <w:r>
         <w:rPr>
           <w:rFonts w:ascii="Times New Roman" w:hAnsi="Times New Roman" w:cs="Times New Roman"/>
-          <w:color w:val="212121"/>
-        </w:rPr>
-        <w:t xml:space="preserve"> </w:t>
-      </w:r>
-      <w:r>
-        <w:rPr>
-          <w:rFonts w:ascii="Times New Roman" w:hAnsi="Times New Roman" w:cs="Times New Roman"/>
-          <w:color w:val="212121"/>
-        </w:rPr>
-        <w:t>ГО УААСП</w:t>
-      </w:r>
-      <w:r>
-        <w:rPr>
-          <w:rFonts w:ascii="Times New Roman" w:hAnsi="Times New Roman" w:cs="Times New Roman"/>
-          <w:color w:val="212121"/>
-        </w:rPr>
-        <w:t xml:space="preserve"> не є підставою для невиплати Користувачем авторської винагороди за надане йому за цим Договором право на публічне виконання творів.</w:t>
+        </w:rPr>
+        <w:t>Припинення Користувачем публічного виконання творів, які відносяться до каталогу ГО УААСП не є підставою для невиплати Користувачем авторської винагороди за надане йому за цим Договором право на публічне виконання творів.</w:t>
       </w:r>
     </w:p>
     <w:p>
@@ -4217,6 +4142,7 @@
         <w:autoSpaceDE/>
         <w:autoSpaceDN/>
         <w:adjustRightInd/>
+        <w:spacing w:line="276" w:lineRule="auto"/>
         <w:ind w:right="-141"/>
         <w:jc w:val="both"/>
         <w:textAlignment w:val="auto"/>
@@ -4224,7 +4150,6 @@
           <w:rFonts w:eastAsia="Times New Roman"/>
           <w:b w:val="0"/>
           <w:bCs w:val="0"/>
-          <w:color w:val="212121"/>
           <w:sz w:val="20"/>
           <w:szCs w:val="20"/>
           <w:lang w:val="uk-UA" w:eastAsia="uk-UA"/>
@@ -4235,108 +4160,11 @@
           <w:rFonts w:eastAsia="Times New Roman"/>
           <w:b w:val="0"/>
           <w:bCs w:val="0"/>
-          <w:color w:val="212121"/>
           <w:sz w:val="20"/>
           <w:szCs w:val="20"/>
           <w:lang w:val="uk-UA" w:eastAsia="uk-UA"/>
         </w:rPr>
-        <w:t xml:space="preserve">               У разі тимчасового припинення (сезонність роботи, ремонт) або повного припинення публічного виконання творів, що входять до </w:t>
-      </w:r>
-      <w:r>
-        <w:rPr>
-          <w:rFonts w:eastAsia="Times New Roman"/>
-          <w:b w:val="0"/>
-          <w:bCs w:val="0"/>
-          <w:color w:val="212121"/>
-          <w:sz w:val="20"/>
-          <w:szCs w:val="20"/>
-          <w:lang w:val="uk-UA" w:eastAsia="uk-UA"/>
-        </w:rPr>
-        <w:t>каталогу</w:t>
-      </w:r>
-      <w:r>
-        <w:rPr>
-          <w:rFonts w:eastAsia="Times New Roman"/>
-          <w:b w:val="0"/>
-          <w:bCs w:val="0"/>
-          <w:color w:val="212121"/>
-          <w:sz w:val="20"/>
-          <w:szCs w:val="20"/>
-          <w:lang w:val="uk-UA" w:eastAsia="uk-UA"/>
-        </w:rPr>
-        <w:t xml:space="preserve"> </w:t>
-      </w:r>
-      <w:r>
-        <w:rPr>
-          <w:rFonts w:eastAsia="Times New Roman"/>
-          <w:b w:val="0"/>
-          <w:bCs w:val="0"/>
-          <w:color w:val="212121"/>
-          <w:sz w:val="20"/>
-          <w:szCs w:val="20"/>
-          <w:lang w:val="uk-UA" w:eastAsia="uk-UA"/>
-        </w:rPr>
-        <w:t>ГО УААСП</w:t>
-      </w:r>
-      <w:r>
-        <w:rPr>
-          <w:rFonts w:eastAsia="Times New Roman"/>
-          <w:b w:val="0"/>
-          <w:bCs w:val="0"/>
-          <w:color w:val="212121"/>
-          <w:sz w:val="20"/>
-          <w:szCs w:val="20"/>
-          <w:lang w:val="uk-UA" w:eastAsia="uk-UA"/>
-        </w:rPr>
-        <w:t xml:space="preserve">, Користувач зобов'язаний повідомити про це </w:t>
-      </w:r>
-      <w:r>
-        <w:rPr>
-          <w:rFonts w:eastAsia="Times New Roman"/>
-          <w:b w:val="0"/>
-          <w:bCs w:val="0"/>
-          <w:color w:val="212121"/>
-          <w:sz w:val="20"/>
-          <w:szCs w:val="20"/>
-          <w:lang w:val="uk-UA" w:eastAsia="uk-UA"/>
-        </w:rPr>
-        <w:t>ГО УААСП</w:t>
-      </w:r>
-      <w:r>
-        <w:rPr>
-          <w:rFonts w:eastAsia="Times New Roman"/>
-          <w:b w:val="0"/>
-          <w:bCs w:val="0"/>
-          <w:color w:val="212121"/>
-          <w:sz w:val="20"/>
-          <w:szCs w:val="20"/>
-          <w:lang w:val="uk-UA" w:eastAsia="uk-UA"/>
-        </w:rPr>
-        <w:t xml:space="preserve"> протягом 5 (п'яти) календарних днів з дня припинення такого використання, шляхом надсилання на юридичну адресу </w:t>
-      </w:r>
-      <w:r>
-        <w:rPr>
-          <w:rFonts w:eastAsia="Times New Roman"/>
-          <w:b w:val="0"/>
-          <w:bCs w:val="0"/>
-          <w:color w:val="212121"/>
-          <w:sz w:val="20"/>
-          <w:szCs w:val="20"/>
-          <w:lang w:val="uk-UA" w:eastAsia="uk-UA"/>
-        </w:rPr>
-        <w:t>ГО УААСП</w:t>
-      </w:r>
-      <w:r>
-        <w:rPr>
-          <w:rFonts w:eastAsia="Times New Roman"/>
-          <w:b w:val="0"/>
-          <w:bCs w:val="0"/>
-          <w:color w:val="212121"/>
-          <w:sz w:val="20"/>
-          <w:szCs w:val="20"/>
-          <w:lang w:val="uk-UA" w:eastAsia="uk-UA"/>
-        </w:rPr>
-        <w:t xml:space="preserve"> рекомендованого листа з повідомленням про вручення.</w:t>
+        <w:t xml:space="preserve">               У разі тимчасового припинення (сезонність роботи, ремонт) або повного припинення публічного виконання творів, що входять до каталогу ГО УААСП, Користувач зобов'язаний повідомити про це ГО УААСП протягом 5 (п'яти) календарних днів з дня припинення такого використання, шляхом надсилання на юридичну адресу ГО УААСП рекомендованого листа з повідомленням про вручення.</w:t>
       </w:r>
     </w:p>
     <w:p>
@@ -4347,20 +4175,283 @@
           <w:tab w:val="clear" w:pos="10076"/>
           <w:tab w:val="left" w:pos="10773"/>
         </w:tabs>
+        <w:spacing w:line="276" w:lineRule="auto"/>
         <w:ind w:right="-141"/>
         <w:jc w:val="both"/>
         <w:rPr>
           <w:rFonts w:ascii="inherit" w:hAnsi="inherit"/>
-          <w:color w:val="212121"/>
         </w:rPr>
       </w:pPr>
       <w:r>
         <w:rPr>
           <w:rFonts w:ascii="inherit" w:hAnsi="inherit"/>
-          <w:color w:val="212121"/>
         </w:rPr>
         <w:t xml:space="preserve">               Відсутність вказаного повідомлення про припинення публічного виконання творів є фактичним підтвердженням того, що Користувач продовжує використання творів та готовий виконувати зобов'язання за цим Договором щодо виплати авторської винагороди та надання звітної документації. Договір є припиненим, в тому числі тимчасово, у випадку підписання Сторонами додаткової угоди до даного Договору.</w:t>
       </w:r>
+    </w:p>
+    <w:p>
+      <w:pPr>
+        <w:pStyle w:val="a3"/>
+        <w:spacing w:line="276" w:lineRule="auto"/>
+        <w:ind w:right="-141" w:firstLine="426"/>
+        <w:rPr>
+          <w:sz w:val="20"/>
+          <w:szCs w:val="20"/>
+        </w:rPr>
+      </w:pPr>
+      <w:r>
+        <w:rPr>
+          <w:sz w:val="20"/>
+          <w:szCs w:val="20"/>
+        </w:rPr>
+        <w:t>8.8</w:t>
+      </w:r>
+      <w:r>
+        <w:rPr>
+          <w:sz w:val="20"/>
+          <w:szCs w:val="20"/>
+        </w:rPr>
+        <w:t xml:space="preserve">. Користувач розуміє та погоджується, що у випадку публічного виконання творів під час гастрольних, концертно-видовищних заходів, організованих Користувачем та </w:t>
+      </w:r>
+      <w:r>
+        <w:rPr>
+          <w:sz w:val="20"/>
+          <w:szCs w:val="20"/>
+          <w:lang w:val="ru-RU"/>
+        </w:rPr>
+        <w:t xml:space="preserve">/ </w:t>
+      </w:r>
+      <w:r>
+        <w:rPr>
+          <w:sz w:val="20"/>
+          <w:szCs w:val="20"/>
+        </w:rPr>
+        <w:t>або на території закладу Користувача, передбаченого п. 2.1. даного Договору, Користувач (або особа, яка орендує заклад Користувача) має попередньо забезпечити підписання окремого відповідного виду ліцензійного договору для отримання необхідного обсягу прав.</w:t>
+      </w:r>
+    </w:p>
+    <w:p>
+      <w:pPr>
+        <w:pStyle w:val="a3"/>
+        <w:spacing w:line="276" w:lineRule="auto"/>
+        <w:ind w:right="-141" w:firstLine="426"/>
+        <w:rPr>
+          <w:sz w:val="20"/>
+          <w:szCs w:val="20"/>
+        </w:rPr>
+      </w:pPr>
+      <w:r>
+        <w:rPr>
+          <w:sz w:val="20"/>
+          <w:szCs w:val="20"/>
+        </w:rPr>
+        <w:t>8.9</w:t>
+      </w:r>
+      <w:r>
+        <w:rPr>
+          <w:sz w:val="20"/>
+          <w:szCs w:val="20"/>
+        </w:rPr>
+        <w:t>. Витрати кожної із Сторін, пов’язані з виконанням зобов’язань за даним Договором, відшкодовуються самостійно, силами кожної із Сторін.</w:t>
+      </w:r>
+    </w:p>
+    <w:p>
+      <w:pPr>
+        <w:pStyle w:val="a3"/>
+        <w:spacing w:line="276" w:lineRule="auto"/>
+        <w:ind w:right="-141" w:firstLine="426"/>
+        <w:rPr>
+          <w:sz w:val="20"/>
+          <w:szCs w:val="20"/>
+          <w:lang w:val="ru-RU"/>
+        </w:rPr>
+      </w:pPr>
+      <w:r>
+        <w:rPr>
+          <w:sz w:val="20"/>
+          <w:szCs w:val="20"/>
+        </w:rPr>
+        <w:t>8.10</w:t>
+      </w:r>
+      <w:r>
+        <w:rPr>
+          <w:sz w:val="20"/>
+          <w:szCs w:val="20"/>
+        </w:rPr>
+        <w:t xml:space="preserve">. </w:t>
+      </w:r>
+      <w:r>
+        <w:rPr>
+          <w:sz w:val="20"/>
+          <w:szCs w:val="20"/>
+        </w:rPr>
+        <w:t>ГО УААСП</w:t>
+      </w:r>
+      <w:r>
+        <w:rPr>
+          <w:sz w:val="20"/>
+          <w:szCs w:val="20"/>
+        </w:rPr>
+        <w:t xml:space="preserve"> на вимогу автора або іншого правовласника може заборонити Користувачу публічно виконувати один або декілька конкретних творів з свого </w:t>
+      </w:r>
+      <w:r>
+        <w:rPr>
+          <w:sz w:val="20"/>
+          <w:szCs w:val="20"/>
+        </w:rPr>
+        <w:t>каталогу</w:t>
+      </w:r>
+      <w:r>
+        <w:rPr>
+          <w:sz w:val="20"/>
+          <w:szCs w:val="20"/>
+        </w:rPr>
+        <w:t>.</w:t>
+      </w:r>
+    </w:p>
+    <w:p>
+      <w:pPr>
+        <w:spacing w:line="276" w:lineRule="auto"/>
+        <w:ind w:right="-141" w:firstLine="426"/>
+        <w:jc w:val="both"/>
+        <w:rPr>
+          <w:b w:val="0"/>
+          <w:sz w:val="20"/>
+          <w:szCs w:val="20"/>
+          <w:lang w:val="uk-UA"/>
+        </w:rPr>
+      </w:pPr>
+      <w:r>
+        <w:rPr>
+          <w:b w:val="0"/>
+          <w:sz w:val="20"/>
+          <w:szCs w:val="20"/>
+        </w:rPr>
+        <w:lastRenderedPageBreak/>
+        <w:t>8.1</w:t>
+      </w:r>
+      <w:r>
+        <w:rPr>
+          <w:b w:val="0"/>
+          <w:sz w:val="20"/>
+          <w:szCs w:val="20"/>
+          <w:lang w:val="uk-UA"/>
+        </w:rPr>
+        <w:t>1</w:t>
+      </w:r>
+      <w:r>
+        <w:rPr>
+          <w:b w:val="0"/>
+          <w:sz w:val="20"/>
+          <w:szCs w:val="20"/>
+        </w:rPr>
+        <w:t>.</w:t>
+      </w:r>
+      <w:r>
+        <w:rPr>
+          <w:b w:val="0"/>
+          <w:sz w:val="20"/>
+          <w:szCs w:val="20"/>
+          <w:lang w:val="uk-UA"/>
+        </w:rPr>
+        <w:t xml:space="preserve"> </w:t>
+      </w:r>
+      <w:r>
+        <w:rPr>
+          <w:b w:val="0"/>
+          <w:sz w:val="20"/>
+          <w:szCs w:val="20"/>
+          <w:lang w:val="uk-UA"/>
+        </w:rPr>
+        <w:t>Договір укладено українською мовою у 2 (двох) примірниках, які мають однакову юридичну силу, по одному для кожної із Сторін.</w:t>
+      </w:r>
+    </w:p>
+    <w:p>
+      <w:pPr>
+        <w:pStyle w:val="a3"/>
+        <w:spacing w:line="276" w:lineRule="auto"/>
+        <w:ind w:right="-141" w:firstLine="426"/>
+        <w:rPr>
+          <w:sz w:val="20"/>
+          <w:szCs w:val="20"/>
+        </w:rPr>
+      </w:pPr>
+      <w:r>
+        <w:rPr>
+          <w:sz w:val="20"/>
+          <w:szCs w:val="20"/>
+        </w:rPr>
+        <w:t>8.12</w:t>
+      </w:r>
+      <w:r>
+        <w:rPr>
+          <w:sz w:val="20"/>
+          <w:szCs w:val="20"/>
+        </w:rPr>
+        <w:t xml:space="preserve">. </w:t>
+      </w:r>
+      <w:r>
+        <w:rPr>
+          <w:sz w:val="20"/>
+          <w:szCs w:val="20"/>
+        </w:rPr>
+        <w:t>У підтвердження того, що Користувач до моменту підписання даного Договору ознайомився з каталогом</w:t>
+      </w:r>
+      <w:r>
+        <w:rPr>
+          <w:sz w:val="20"/>
+          <w:szCs w:val="20"/>
+        </w:rPr>
+        <w:t xml:space="preserve">  </w:t>
+      </w:r>
+      <w:r>
+        <w:rPr>
+          <w:sz w:val="20"/>
+          <w:szCs w:val="20"/>
+        </w:rPr>
+        <w:t xml:space="preserve">ГО УААСП, а також </w:t>
+      </w:r>
+      <w:r>
+        <w:rPr>
+          <w:sz w:val="20"/>
+          <w:szCs w:val="20"/>
+        </w:rPr>
+        <w:t xml:space="preserve">діючими попередніми </w:t>
+      </w:r>
+      <w:r>
+        <w:rPr>
+          <w:sz w:val="20"/>
+          <w:szCs w:val="20"/>
+        </w:rPr>
+        <w:t xml:space="preserve">тарифами, затвердженими Загальними зборами членів ГО УААСП, у підтвердження того, що Сторони розуміють визначення всіх термінів, які містяться в даному Договорі, юридичні наслідки виконання умов даного </w:t>
+      </w:r>
+    </w:p>
+    <w:p>
+      <w:pPr>
+        <w:pStyle w:val="a3"/>
+        <w:spacing w:line="276" w:lineRule="auto"/>
+        <w:ind w:right="-141"/>
+        <w:rPr>
+          <w:sz w:val="20"/>
+          <w:szCs w:val="20"/>
+        </w:rPr>
+      </w:pPr>
+      <w:r>
+        <w:rPr>
+          <w:sz w:val="20"/>
+          <w:szCs w:val="20"/>
+        </w:rPr>
+        <w:t>Договору, в підтвердження того, що даний Договір містить всі істотні умови, про які Сторони мали намір домовитись, Сторони поставили нижче свої підписи та печатки.</w:t>
+      </w:r>
+    </w:p>
+    <w:p>
+      <w:pPr>
+        <w:pStyle w:val="a3"/>
+        <w:ind w:right="-141"/>
+        <w:rPr>
+          <w:sz w:val="20"/>
+          <w:szCs w:val="20"/>
+        </w:rPr>
+      </w:pPr>
     </w:p>
     <w:p>
       <w:pPr>
@@ -4369,250 +4460,6 @@
         <w:rPr>
           <w:sz w:val="20"/>
           <w:szCs w:val="20"/>
-        </w:rPr>
-      </w:pPr>
-      <w:r>
-        <w:rPr>
-          <w:sz w:val="20"/>
-          <w:szCs w:val="20"/>
-        </w:rPr>
-        <w:t xml:space="preserve">8.7. Користувач розуміє та погоджується, що у випадку публічного виконання творів під час гастрольних, концертно-видовищних заходів, організованих Користувачем та </w:t>
-      </w:r>
-      <w:r>
-        <w:rPr>
-          <w:sz w:val="20"/>
-          <w:szCs w:val="20"/>
-          <w:lang w:val="ru-RU"/>
-        </w:rPr>
-        <w:t xml:space="preserve">/ </w:t>
-      </w:r>
-      <w:r>
-        <w:rPr>
-          <w:sz w:val="20"/>
-          <w:szCs w:val="20"/>
-        </w:rPr>
-        <w:t>або на території закладу Користувача, передбаченого п. 2.1. даного Договору, Користувач (або особа, яка орендує заклад Користувача) має попередньо забезпечити підписання окремого відповідного виду ліцензійного договору для отримання необхідного обсягу прав.</w:t>
-      </w:r>
-    </w:p>
-    <w:p>
-      <w:pPr>
-        <w:pStyle w:val="a3"/>
-        <w:ind w:right="-141" w:firstLine="426"/>
-        <w:rPr>
-          <w:sz w:val="20"/>
-          <w:szCs w:val="20"/>
-        </w:rPr>
-      </w:pPr>
-      <w:r>
-        <w:rPr>
-          <w:sz w:val="20"/>
-          <w:szCs w:val="20"/>
-        </w:rPr>
-        <w:t>8.8. Витрати кожної із Сторін, пов’язані з виконанням зобов’язань за даним Договором, відшкодовуються самостійно, силами кожної із Сторін.</w:t>
-      </w:r>
-    </w:p>
-    <w:p>
-      <w:pPr>
-        <w:pStyle w:val="a3"/>
-        <w:ind w:right="-141" w:firstLine="426"/>
-        <w:rPr>
-          <w:sz w:val="20"/>
-          <w:szCs w:val="20"/>
-          <w:lang w:val="ru-RU"/>
-        </w:rPr>
-      </w:pPr>
-      <w:r>
-        <w:rPr>
-          <w:sz w:val="20"/>
-          <w:szCs w:val="20"/>
-        </w:rPr>
-        <w:t>8.9</w:t>
-      </w:r>
-      <w:r>
-        <w:rPr>
-          <w:sz w:val="20"/>
-          <w:szCs w:val="20"/>
-        </w:rPr>
-        <w:t xml:space="preserve">. </w:t>
-      </w:r>
-      <w:r>
-        <w:rPr>
-          <w:sz w:val="20"/>
-          <w:szCs w:val="20"/>
-        </w:rPr>
-        <w:t>ГО УААСП</w:t>
-      </w:r>
-      <w:r>
-        <w:rPr>
-          <w:sz w:val="20"/>
-          <w:szCs w:val="20"/>
-        </w:rPr>
-        <w:t xml:space="preserve"> на вимогу автора або іншого правовласника може заборонити Користувачу публічно виконувати один або декілька конкретних творів з свого </w:t>
-      </w:r>
-      <w:r>
-        <w:rPr>
-          <w:sz w:val="20"/>
-          <w:szCs w:val="20"/>
-        </w:rPr>
-        <w:t>каталогу</w:t>
-      </w:r>
-      <w:r>
-        <w:rPr>
-          <w:sz w:val="20"/>
-          <w:szCs w:val="20"/>
-        </w:rPr>
-        <w:t>.</w:t>
-      </w:r>
-    </w:p>
-    <w:p>
-      <w:pPr>
-        <w:ind w:right="-141" w:firstLine="426"/>
-        <w:jc w:val="both"/>
-        <w:rPr>
-          <w:b w:val="0"/>
-          <w:sz w:val="20"/>
-          <w:szCs w:val="20"/>
-          <w:lang w:val="uk-UA"/>
-        </w:rPr>
-      </w:pPr>
-      <w:r>
-        <w:rPr>
-          <w:b w:val="0"/>
-          <w:sz w:val="20"/>
-          <w:szCs w:val="20"/>
-        </w:rPr>
-        <w:t>8.</w:t>
-      </w:r>
-      <w:proofErr w:type="gramStart"/>
-      <w:r>
-        <w:rPr>
-          <w:b w:val="0"/>
-          <w:sz w:val="20"/>
-          <w:szCs w:val="20"/>
-        </w:rPr>
-        <w:t>1</w:t>
-      </w:r>
-      <w:r>
-        <w:rPr>
-          <w:b w:val="0"/>
-          <w:sz w:val="20"/>
-          <w:szCs w:val="20"/>
-          <w:lang w:val="uk-UA"/>
-        </w:rPr>
-        <w:t>0</w:t>
-      </w:r>
-      <w:r>
-        <w:rPr>
-          <w:b w:val="0"/>
-          <w:sz w:val="20"/>
-          <w:szCs w:val="20"/>
-        </w:rPr>
-        <w:t>.</w:t>
-      </w:r>
-      <w:r>
-        <w:rPr>
-          <w:b w:val="0"/>
-          <w:sz w:val="20"/>
-          <w:szCs w:val="20"/>
-          <w:lang w:val="uk-UA"/>
-        </w:rPr>
-        <w:t>Договір</w:t>
-      </w:r>
-      <w:proofErr w:type="gramEnd"/>
-      <w:r>
-        <w:rPr>
-          <w:b w:val="0"/>
-          <w:sz w:val="20"/>
-          <w:szCs w:val="20"/>
-          <w:lang w:val="uk-UA"/>
-        </w:rPr>
-        <w:t xml:space="preserve"> укладено українською мовою у 2 (двох) примірниках, які мають однакову юридичну силу, по одному для кожної із Сторін.</w:t>
-      </w:r>
-    </w:p>
-    <w:p>
-      <w:pPr>
-        <w:pStyle w:val="a3"/>
-        <w:ind w:right="-141" w:firstLine="426"/>
-        <w:rPr>
-          <w:sz w:val="20"/>
-          <w:szCs w:val="20"/>
-        </w:rPr>
-      </w:pPr>
-      <w:r>
-        <w:rPr>
-          <w:sz w:val="20"/>
-          <w:szCs w:val="20"/>
-        </w:rPr>
-        <w:t>8.11</w:t>
-      </w:r>
-      <w:r>
-        <w:rPr>
-          <w:sz w:val="20"/>
-          <w:szCs w:val="20"/>
-        </w:rPr>
-        <w:t xml:space="preserve">. У підтвердження того, що Користувач до моменту підписання даного </w:t>
-      </w:r>
-      <w:r>
-        <w:rPr>
-          <w:sz w:val="20"/>
-          <w:szCs w:val="20"/>
-        </w:rPr>
-        <w:t>Договору ознайомився з каталог</w:t>
-      </w:r>
-      <w:r>
-        <w:rPr>
-          <w:sz w:val="20"/>
-          <w:szCs w:val="20"/>
-        </w:rPr>
-        <w:t xml:space="preserve">ом </w:t>
-      </w:r>
-      <w:r>
-        <w:rPr>
-          <w:sz w:val="20"/>
-          <w:szCs w:val="20"/>
-          <w:lang w:val="ru-RU"/>
-        </w:rPr>
-        <w:t xml:space="preserve">          </w:t>
-      </w:r>
-      <w:r>
-        <w:rPr>
-          <w:sz w:val="20"/>
-          <w:szCs w:val="20"/>
-          <w:lang w:val="ru-RU"/>
-        </w:rPr>
-        <w:t xml:space="preserve">     </w:t>
-      </w:r>
-      <w:r>
-        <w:rPr>
-          <w:sz w:val="20"/>
-          <w:szCs w:val="20"/>
-          <w:lang w:val="ru-RU"/>
-        </w:rPr>
-        <w:t xml:space="preserve"> </w:t>
-      </w:r>
-      <w:r>
-        <w:rPr>
-          <w:sz w:val="20"/>
-          <w:szCs w:val="20"/>
-        </w:rPr>
-        <w:t>ГО УААСП</w:t>
-      </w:r>
-      <w:r>
-        <w:rPr>
-          <w:sz w:val="20"/>
-          <w:szCs w:val="20"/>
-        </w:rPr>
-        <w:t>, у підтвердження того, що Сторони розуміють визначення всіх термінів, які містяться в даному Договорі, юридичні наслідки виконання умов даного Договору, в підтвердження того, що даний Договір містить всі істотні умови, про які Сторони мали намір домовитись, Сторони поставили нижче свої підписи та печатки.</w:t>
-      </w:r>
-    </w:p>
-    <w:p>
-      <w:pPr>
-        <w:pStyle w:val="a3"/>
-        <w:ind w:right="-141" w:firstLine="426"/>
-        <w:rPr>
-          <w:sz w:val="20"/>
-          <w:szCs w:val="20"/>
-          <w:lang w:val="ru-RU"/>
         </w:rPr>
       </w:pPr>
     </w:p>
@@ -4673,8 +4520,8 @@
                 <w:rFonts w:ascii="Times New Roman CYR" w:hAnsi="Times New Roman CYR" w:cs="Times New Roman CYR"/>
                 <w:b/>
                 <w:bCs/>
-                <w:sz w:val="16"/>
-                <w:szCs w:val="16"/>
+                <w:sz w:val="20"/>
+                <w:szCs w:val="20"/>
               </w:rPr>
             </w:pPr>
             <w:r>
@@ -4682,67 +4529,47 @@
                 <w:rFonts w:ascii="Times New Roman CYR" w:hAnsi="Times New Roman CYR" w:cs="Times New Roman CYR"/>
                 <w:b/>
                 <w:bCs/>
-                <w:sz w:val="16"/>
-                <w:szCs w:val="16"/>
-              </w:rPr>
-              <w:t xml:space="preserve"> </w:t>
+                <w:sz w:val="20"/>
+                <w:szCs w:val="20"/>
+              </w:rPr>
+              <w:t xml:space="preserve"> ГО УААСП:</w:t>
             </w:r>
             <w:r>
               <w:rPr>
                 <w:rFonts w:ascii="Times New Roman CYR" w:hAnsi="Times New Roman CYR" w:cs="Times New Roman CYR"/>
                 <w:b/>
                 <w:bCs/>
-                <w:sz w:val="16"/>
-                <w:szCs w:val="16"/>
-              </w:rPr>
-              <w:t>ГО УААСП</w:t>
+                <w:sz w:val="20"/>
+                <w:szCs w:val="20"/>
+              </w:rPr>
+              <w:tab/>
             </w:r>
-            <w:r>
+          </w:p>
+        </w:tc>
+        <w:tc>
+          <w:tcPr>
+            <w:tcW w:w="5670" w:type="dxa"/>
+          </w:tcPr>
+          <w:p>
+            <w:pPr>
+              <w:pStyle w:val="a3"/>
+              <w:ind w:right="0"/>
+              <w:jc w:val="center"/>
               <w:rPr>
                 <w:rFonts w:ascii="Times New Roman CYR" w:hAnsi="Times New Roman CYR" w:cs="Times New Roman CYR"/>
                 <w:b/>
                 <w:bCs/>
-                <w:sz w:val="16"/>
-                <w:szCs w:val="16"/>
-              </w:rPr>
-              <w:t>:</w:t>
-            </w:r>
+                <w:sz w:val="20"/>
+                <w:szCs w:val="20"/>
+              </w:rPr>
+            </w:pPr>
             <w:r>
               <w:rPr>
                 <w:rFonts w:ascii="Times New Roman CYR" w:hAnsi="Times New Roman CYR" w:cs="Times New Roman CYR"/>
                 <w:b/>
                 <w:bCs/>
-                <w:sz w:val="16"/>
-                <w:szCs w:val="16"/>
-              </w:rPr>
-              <w:tab/>
-            </w:r>
-          </w:p>
-        </w:tc>
-        <w:tc>
-          <w:tcPr>
-            <w:tcW w:w="5670" w:type="dxa"/>
-          </w:tcPr>
-          <w:p>
-            <w:pPr>
-              <w:pStyle w:val="a3"/>
-              <w:ind w:right="0"/>
-              <w:jc w:val="center"/>
-              <w:rPr>
-                <w:rFonts w:ascii="Times New Roman CYR" w:hAnsi="Times New Roman CYR" w:cs="Times New Roman CYR"/>
-                <w:b/>
-                <w:bCs/>
-                <w:sz w:val="16"/>
-                <w:szCs w:val="16"/>
-              </w:rPr>
-            </w:pPr>
-            <w:r>
-              <w:rPr>
-                <w:rFonts w:ascii="Times New Roman CYR" w:hAnsi="Times New Roman CYR" w:cs="Times New Roman CYR"/>
-                <w:b/>
-                <w:bCs/>
-                <w:sz w:val="16"/>
-                <w:szCs w:val="16"/>
+                <w:sz w:val="20"/>
+                <w:szCs w:val="20"/>
               </w:rPr>
               <w:t>Користувач:</w:t>
             </w:r>
@@ -4767,8 +4594,8 @@
               <w:ind w:left="0"/>
               <w:jc w:val="center"/>
               <w:rPr>
-                <w:sz w:val="16"/>
-                <w:szCs w:val="16"/>
+                <w:sz w:val="20"/>
+                <w:szCs w:val="20"/>
                 <w:lang w:val="uk-UA"/>
               </w:rPr>
             </w:pPr>
@@ -4832,52 +4659,100 @@
           </w:p>
           <w:p>
             <w:pPr>
+              <w:rPr>
+                <w:b w:val="0"/>
+                <w:bCs w:val="0"/>
+                <w:sz w:val="20"/>
+                <w:szCs w:val="20"/>
+              </w:rPr>
+            </w:pPr>
+            <w:r>
+              <w:rPr>
+                <w:b w:val="0"/>
+                <w:sz w:val="20"/>
+                <w:szCs w:val="20"/>
+                <w:lang w:val="uk-UA"/>
+              </w:rPr>
+              <w:t xml:space="preserve">    </w:t>
+            </w:r>
+            <w:r>
+              <w:rPr>
+                <w:b w:val="0"/>
+                <w:bCs w:val="0"/>
+                <w:sz w:val="20"/>
+                <w:szCs w:val="20"/>
+              </w:rPr>
+              <w:t xml:space="preserve">04060, м. </w:t>
+            </w:r>
+            <w:proofErr w:type="spellStart"/>
+            <w:r>
+              <w:rPr>
+                <w:b w:val="0"/>
+                <w:bCs w:val="0"/>
+                <w:sz w:val="20"/>
+                <w:szCs w:val="20"/>
+              </w:rPr>
+              <w:t>Київ</w:t>
+            </w:r>
+            <w:proofErr w:type="spellEnd"/>
+            <w:r>
+              <w:rPr>
+                <w:b w:val="0"/>
+                <w:bCs w:val="0"/>
+                <w:sz w:val="20"/>
+                <w:szCs w:val="20"/>
+              </w:rPr>
+              <w:t>,</w:t>
+            </w:r>
+          </w:p>
+          <w:p>
+            <w:pPr>
               <w:ind w:left="180"/>
               <w:rPr>
                 <w:b w:val="0"/>
+                <w:bCs w:val="0"/>
+                <w:sz w:val="20"/>
+                <w:szCs w:val="20"/>
+              </w:rPr>
+            </w:pPr>
+            <w:proofErr w:type="spellStart"/>
+            <w:r>
+              <w:rPr>
+                <w:b w:val="0"/>
+                <w:bCs w:val="0"/>
+                <w:sz w:val="20"/>
+                <w:szCs w:val="20"/>
+              </w:rPr>
+              <w:t>вул</w:t>
+            </w:r>
+            <w:proofErr w:type="spellEnd"/>
+            <w:r>
+              <w:rPr>
+                <w:b w:val="0"/>
+                <w:bCs w:val="0"/>
+                <w:sz w:val="20"/>
+                <w:szCs w:val="20"/>
+              </w:rPr>
+              <w:t>. Вавілових, 15</w:t>
+            </w:r>
+            <w:r>
+              <w:rPr>
+                <w:b w:val="0"/>
+                <w:bCs w:val="0"/>
                 <w:sz w:val="20"/>
                 <w:szCs w:val="20"/>
                 <w:lang w:val="uk-UA"/>
               </w:rPr>
-            </w:pPr>
-          </w:p>
-          <w:p>
-            <w:pPr>
+              <w:t>-</w:t>
+            </w:r>
+            <w:r>
               <w:rPr>
                 <w:b w:val="0"/>
-                <w:sz w:val="20"/>
-                <w:szCs w:val="20"/>
-                <w:lang w:val="uk-UA"/>
-              </w:rPr>
-            </w:pPr>
-            <w:r>
-              <w:rPr>
-                <w:b w:val="0"/>
-                <w:sz w:val="20"/>
-                <w:szCs w:val="20"/>
-                <w:lang w:val="uk-UA"/>
-              </w:rPr>
-              <w:t xml:space="preserve">    01030, м. Київ, </w:t>
-            </w:r>
-          </w:p>
-          <w:p>
-            <w:pPr>
-              <w:ind w:left="180"/>
-              <w:rPr>
-                <w:b w:val="0"/>
-                <w:sz w:val="20"/>
-                <w:szCs w:val="20"/>
-                <w:lang w:val="uk-UA"/>
-              </w:rPr>
-            </w:pPr>
-            <w:r>
-              <w:rPr>
-                <w:b w:val="0"/>
-                <w:sz w:val="20"/>
-                <w:szCs w:val="20"/>
-                <w:lang w:val="uk-UA"/>
-              </w:rPr>
-              <w:t>вул. Б. Хмельницького, буд. 41 літера А, прим. 1-3,</w:t>
+                <w:bCs w:val="0"/>
+                <w:sz w:val="20"/>
+                <w:szCs w:val="20"/>
+              </w:rPr>
+              <w:t>А</w:t>
             </w:r>
           </w:p>
           <w:p>
@@ -4946,7 +4821,33 @@
                 <w:szCs w:val="20"/>
                 <w:lang w:val="uk-UA"/>
               </w:rPr>
-              <w:t>поточний рахунок: 26002053021074</w:t>
+              <w:t xml:space="preserve">поточний рахунок: </w:t>
+            </w:r>
+          </w:p>
+          <w:p>
+            <w:pPr>
+              <w:ind w:left="201"/>
+              <w:rPr>
+                <w:sz w:val="19"/>
+                <w:szCs w:val="19"/>
+              </w:rPr>
+            </w:pPr>
+            <w:r>
+              <w:rPr>
+                <w:b w:val="0"/>
+                <w:sz w:val="18"/>
+                <w:szCs w:val="18"/>
+                <w:lang w:val="uk-UA"/>
+              </w:rPr>
+              <w:t>IBAN № UA</w:t>
+            </w:r>
+            <w:r>
+              <w:rPr>
+                <w:b w:val="0"/>
+                <w:sz w:val="19"/>
+                <w:szCs w:val="19"/>
+              </w:rPr>
+              <w:t>683052990000026004040115716</w:t>
             </w:r>
           </w:p>
           <w:p>
@@ -4988,30 +4889,83 @@
           </w:p>
           <w:p>
             <w:pPr>
-              <w:ind w:left="180"/>
               <w:rPr>
                 <w:b w:val="0"/>
                 <w:sz w:val="20"/>
                 <w:szCs w:val="20"/>
+              </w:rPr>
+            </w:pPr>
+            <w:r>
+              <w:rPr>
+                <w:b w:val="0"/>
+                <w:sz w:val="20"/>
+                <w:szCs w:val="20"/>
                 <w:lang w:val="uk-UA"/>
               </w:rPr>
-            </w:pPr>
+              <w:t xml:space="preserve">    </w:t>
+            </w:r>
             <w:r>
               <w:rPr>
                 <w:b w:val="0"/>
                 <w:sz w:val="20"/>
                 <w:szCs w:val="20"/>
+              </w:rPr>
+              <w:t xml:space="preserve">Організація </w:t>
+            </w:r>
+            <w:proofErr w:type="spellStart"/>
+            <w:r>
+              <w:rPr>
+                <w:b w:val="0"/>
+                <w:sz w:val="20"/>
+                <w:szCs w:val="20"/>
+              </w:rPr>
+              <w:t>має</w:t>
+            </w:r>
+            <w:proofErr w:type="spellEnd"/>
+            <w:r>
+              <w:rPr>
+                <w:b w:val="0"/>
+                <w:sz w:val="20"/>
+                <w:szCs w:val="20"/>
+              </w:rPr>
+              <w:t xml:space="preserve"> статус </w:t>
+            </w:r>
+            <w:proofErr w:type="spellStart"/>
+            <w:r>
+              <w:rPr>
+                <w:b w:val="0"/>
+                <w:sz w:val="20"/>
+                <w:szCs w:val="20"/>
+              </w:rPr>
+              <w:t>неприбуткової</w:t>
+            </w:r>
+            <w:proofErr w:type="spellEnd"/>
+            <w:r>
+              <w:rPr>
+                <w:b w:val="0"/>
+                <w:sz w:val="20"/>
+                <w:szCs w:val="20"/>
+              </w:rPr>
+              <w:t xml:space="preserve"> за </w:t>
+            </w:r>
+            <w:proofErr w:type="spellStart"/>
+            <w:r>
+              <w:rPr>
+                <w:b w:val="0"/>
+                <w:sz w:val="20"/>
+                <w:szCs w:val="20"/>
+              </w:rPr>
+              <w:t>ознакою</w:t>
+            </w:r>
+            <w:proofErr w:type="spellEnd"/>
+          </w:p>
+          <w:p>
+            <w:pPr>
+              <w:rPr>
+                <w:b w:val="0"/>
+                <w:sz w:val="20"/>
+                <w:szCs w:val="20"/>
                 <w:lang w:val="uk-UA"/>
-              </w:rPr>
-              <w:t>МФО 321842</w:t>
-            </w:r>
-          </w:p>
-          <w:p>
-            <w:pPr>
-              <w:rPr>
-                <w:b w:val="0"/>
-                <w:sz w:val="20"/>
-                <w:szCs w:val="20"/>
               </w:rPr>
             </w:pPr>
             <w:r>
@@ -5030,89 +4984,6 @@
                 <w:sz w:val="20"/>
                 <w:szCs w:val="20"/>
               </w:rPr>
-              <w:t>Організація</w:t>
-            </w:r>
-            <w:proofErr w:type="spellEnd"/>
-            <w:r>
-              <w:rPr>
-                <w:b w:val="0"/>
-                <w:sz w:val="20"/>
-                <w:szCs w:val="20"/>
-              </w:rPr>
-              <w:t xml:space="preserve"> </w:t>
-            </w:r>
-            <w:proofErr w:type="spellStart"/>
-            <w:r>
-              <w:rPr>
-                <w:b w:val="0"/>
-                <w:sz w:val="20"/>
-                <w:szCs w:val="20"/>
-              </w:rPr>
-              <w:t>має</w:t>
-            </w:r>
-            <w:proofErr w:type="spellEnd"/>
-            <w:r>
-              <w:rPr>
-                <w:b w:val="0"/>
-                <w:sz w:val="20"/>
-                <w:szCs w:val="20"/>
-              </w:rPr>
-              <w:t xml:space="preserve"> статус </w:t>
-            </w:r>
-            <w:proofErr w:type="spellStart"/>
-            <w:r>
-              <w:rPr>
-                <w:b w:val="0"/>
-                <w:sz w:val="20"/>
-                <w:szCs w:val="20"/>
-              </w:rPr>
-              <w:t>неприбуткової</w:t>
-            </w:r>
-            <w:proofErr w:type="spellEnd"/>
-            <w:r>
-              <w:rPr>
-                <w:b w:val="0"/>
-                <w:sz w:val="20"/>
-                <w:szCs w:val="20"/>
-              </w:rPr>
-              <w:t xml:space="preserve"> за </w:t>
-            </w:r>
-            <w:proofErr w:type="spellStart"/>
-            <w:r>
-              <w:rPr>
-                <w:b w:val="0"/>
-                <w:sz w:val="20"/>
-                <w:szCs w:val="20"/>
-              </w:rPr>
-              <w:t>ознакою</w:t>
-            </w:r>
-            <w:proofErr w:type="spellEnd"/>
-          </w:p>
-          <w:p>
-            <w:pPr>
-              <w:rPr>
-                <w:b w:val="0"/>
-                <w:sz w:val="20"/>
-                <w:szCs w:val="20"/>
-                <w:lang w:val="uk-UA"/>
-              </w:rPr>
-            </w:pPr>
-            <w:r>
-              <w:rPr>
-                <w:b w:val="0"/>
-                <w:sz w:val="20"/>
-                <w:szCs w:val="20"/>
-                <w:lang w:val="uk-UA"/>
-              </w:rPr>
-              <w:t xml:space="preserve">    </w:t>
-            </w:r>
-            <w:proofErr w:type="spellStart"/>
-            <w:r>
-              <w:rPr>
-                <w:b w:val="0"/>
-                <w:sz w:val="20"/>
-                <w:szCs w:val="20"/>
-              </w:rPr>
               <w:t>неприбутковості</w:t>
             </w:r>
             <w:proofErr w:type="spellEnd"/>
@@ -5151,6 +5022,34 @@
           <w:p>
             <w:pPr>
               <w:pStyle w:val="a3"/>
+              <w:ind w:right="-1"/>
+              <w:jc w:val="left"/>
+              <w:rPr>
+                <w:b/>
+                <w:bCs/>
+                <w:sz w:val="20"/>
+                <w:szCs w:val="20"/>
+                <w:lang w:val="ru-RU"/>
+              </w:rPr>
+            </w:pPr>
+          </w:p>
+          <w:p>
+            <w:pPr>
+              <w:pStyle w:val="a3"/>
+              <w:ind w:right="-1"/>
+              <w:jc w:val="left"/>
+              <w:rPr>
+                <w:b/>
+                <w:bCs/>
+                <w:sz w:val="20"/>
+                <w:szCs w:val="20"/>
+                <w:lang w:val="ru-RU"/>
+              </w:rPr>
+            </w:pPr>
+          </w:p>
+          <w:p>
+            <w:pPr>
+              <w:pStyle w:val="a3"/>
               <w:ind w:left="180" w:right="-1"/>
               <w:jc w:val="left"/>
               <w:rPr>
@@ -5168,7 +5067,7 @@
                 <w:sz w:val="20"/>
                 <w:szCs w:val="20"/>
               </w:rPr>
-              <w:t>____________________   / Л.А. Цимбал /</w:t>
+              <w:t>____________________   / В.В. Харчишин /</w:t>
             </w:r>
           </w:p>
           <w:p>
@@ -5206,8 +5105,8 @@
               <w:rPr>
                 <w:b/>
                 <w:bCs/>
-                <w:sz w:val="16"/>
-                <w:szCs w:val="16"/>
+                <w:sz w:val="20"/>
+                <w:szCs w:val="20"/>
               </w:rPr>
             </w:pPr>
           </w:p>
@@ -5225,8 +5124,8 @@
               <w:jc w:val="center"/>
               <w:rPr>
                 <w:bCs w:val="0"/>
-                <w:sz w:val="16"/>
-                <w:szCs w:val="16"/>
+                <w:sz w:val="20"/>
+                <w:szCs w:val="20"/>
                 <w:lang w:val="uk-UA"/>
               </w:rPr>
             </w:pPr>
@@ -5265,6 +5164,8 @@
                 <w:r>
                   <w:rPr>
                     <w:rStyle w:val="ae"/>
+                    <w:sz w:val="20"/>
+                    <w:szCs w:val="20"/>
                   </w:rPr>
                   <w:t>Место для ввода текста.</w:t>
                 </w:r>
@@ -5275,16 +5176,16 @@
             <w:pPr>
               <w:rPr>
                 <w:b w:val="0"/>
-                <w:sz w:val="18"/>
-                <w:szCs w:val="18"/>
+                <w:sz w:val="20"/>
+                <w:szCs w:val="20"/>
                 <w:lang w:val="uk-UA"/>
               </w:rPr>
             </w:pPr>
             <w:r>
               <w:rPr>
                 <w:b w:val="0"/>
-                <w:sz w:val="18"/>
-                <w:szCs w:val="18"/>
+                <w:sz w:val="20"/>
+                <w:szCs w:val="20"/>
                 <w:lang w:val="uk-UA"/>
               </w:rPr>
               <w:t xml:space="preserve"> </w:t>
@@ -5338,6 +5239,8 @@
                 <w:r>
                   <w:rPr>
                     <w:rStyle w:val="ae"/>
+                    <w:sz w:val="20"/>
+                    <w:szCs w:val="20"/>
                   </w:rPr>
                   <w:t>Место для ввода текста.</w:t>
                 </w:r>
@@ -5393,6 +5296,8 @@
                 <w:r>
                   <w:rPr>
                     <w:rStyle w:val="ae"/>
+                    <w:sz w:val="20"/>
+                    <w:szCs w:val="20"/>
                   </w:rPr>
                   <w:t>Место для ввода текста.</w:t>
                 </w:r>
@@ -5449,6 +5354,8 @@
                 <w:r>
                   <w:rPr>
                     <w:rStyle w:val="ae"/>
+                    <w:sz w:val="20"/>
+                    <w:szCs w:val="20"/>
                   </w:rPr>
                   <w:t>Место для ввода текста.</w:t>
                 </w:r>
@@ -5514,6 +5421,8 @@
                 <w:r>
                   <w:rPr>
                     <w:rStyle w:val="ae"/>
+                    <w:sz w:val="20"/>
+                    <w:szCs w:val="20"/>
                   </w:rPr>
                   <w:t>Место для ввода текста.</w:t>
                 </w:r>
@@ -5605,6 +5514,8 @@
                 <w:r>
                   <w:rPr>
                     <w:rStyle w:val="ae"/>
+                    <w:sz w:val="20"/>
+                    <w:szCs w:val="20"/>
                   </w:rPr>
                   <w:t>Место для ввода текста.</w:t>
                 </w:r>
@@ -5669,6 +5580,8 @@
                 <w:r>
                   <w:rPr>
                     <w:rStyle w:val="ae"/>
+                    <w:sz w:val="20"/>
+                    <w:szCs w:val="20"/>
                   </w:rPr>
                   <w:t>Место для ввода текста.</w:t>
                 </w:r>
@@ -5725,6 +5638,8 @@
                 <w:r>
                   <w:rPr>
                     <w:rStyle w:val="ae"/>
+                    <w:sz w:val="20"/>
+                    <w:szCs w:val="20"/>
                   </w:rPr>
                   <w:t>Место для ввода текста.</w:t>
                 </w:r>
@@ -5781,6 +5696,8 @@
                 <w:r>
                   <w:rPr>
                     <w:rStyle w:val="ae"/>
+                    <w:sz w:val="20"/>
+                    <w:szCs w:val="20"/>
                   </w:rPr>
                   <w:t>Место для ввода текста.</w:t>
                 </w:r>
@@ -5837,6 +5754,8 @@
                 <w:r>
                   <w:rPr>
                     <w:rStyle w:val="ae"/>
+                    <w:sz w:val="20"/>
+                    <w:szCs w:val="20"/>
                     <w:lang w:val="uk-UA"/>
                   </w:rPr>
                   <w:t>Место для ввода текста.</w:t>
@@ -5875,6 +5794,8 @@
                 <w:r>
                   <w:rPr>
                     <w:rStyle w:val="ae"/>
+                    <w:sz w:val="20"/>
+                    <w:szCs w:val="20"/>
                     <w:lang w:val="uk-UA"/>
                   </w:rPr>
                   <w:t>Место для ввода текста.</w:t>
@@ -5939,6 +5860,8 @@
                 <w:r>
                   <w:rPr>
                     <w:rStyle w:val="ae"/>
+                    <w:sz w:val="20"/>
+                    <w:szCs w:val="20"/>
                     <w:lang w:val="uk-UA"/>
                   </w:rPr>
                   <w:t>Место для ввода текста.</w:t>
@@ -5996,6 +5919,8 @@
                 <w:r>
                   <w:rPr>
                     <w:rStyle w:val="ae"/>
+                    <w:sz w:val="20"/>
+                    <w:szCs w:val="20"/>
                   </w:rPr>
                   <w:t>Место для ввода текста.</w:t>
                 </w:r>
@@ -6033,8 +5958,8 @@
             <w:pPr>
               <w:rPr>
                 <w:b w:val="0"/>
-                <w:sz w:val="18"/>
-                <w:szCs w:val="18"/>
+                <w:sz w:val="20"/>
+                <w:szCs w:val="20"/>
                 <w:lang w:val="uk-UA"/>
               </w:rPr>
             </w:pPr>
@@ -6067,8 +5992,8 @@
             <w:r>
               <w:rPr>
                 <w:b w:val="0"/>
-                <w:sz w:val="18"/>
-                <w:szCs w:val="18"/>
+                <w:sz w:val="20"/>
+                <w:szCs w:val="20"/>
                 <w:lang w:val="uk-UA"/>
               </w:rPr>
               <w:t xml:space="preserve"> _________________________________________________</w:t>
@@ -6079,15 +6004,15 @@
               <w:pStyle w:val="a3"/>
               <w:ind w:right="0"/>
               <w:rPr>
-                <w:sz w:val="18"/>
-                <w:szCs w:val="18"/>
+                <w:sz w:val="20"/>
+                <w:szCs w:val="20"/>
                 <w:vertAlign w:val="superscript"/>
               </w:rPr>
             </w:pPr>
             <w:r>
               <w:rPr>
-                <w:sz w:val="18"/>
-                <w:szCs w:val="18"/>
+                <w:sz w:val="20"/>
+                <w:szCs w:val="20"/>
                 <w:vertAlign w:val="superscript"/>
               </w:rPr>
               <w:t xml:space="preserve">                </w:t>
@@ -6097,7 +6022,6 @@
             <w:tblPr>
               <w:tblStyle w:val="af"/>
               <w:tblW w:w="0" w:type="auto"/>
-              <w:tblInd w:w="0" w:type="dxa"/>
               <w:tblBorders>
                 <w:top w:val="none" w:sz="0" w:space="0" w:color="auto"/>
                 <w:left w:val="none" w:sz="0" w:space="0" w:color="auto"/>
@@ -6128,37 +6052,19 @@
                   <w:pPr>
                     <w:rPr>
                       <w:color w:val="000000"/>
-                      <w:sz w:val="18"/>
-                      <w:szCs w:val="18"/>
+                      <w:sz w:val="20"/>
+                      <w:szCs w:val="20"/>
                       <w:lang w:val="uk-UA"/>
                     </w:rPr>
                   </w:pPr>
                   <w:r>
                     <w:rPr>
                       <w:color w:val="000000"/>
-                      <w:sz w:val="18"/>
-                      <w:szCs w:val="18"/>
+                      <w:sz w:val="20"/>
+                      <w:szCs w:val="20"/>
                       <w:lang w:val="uk-UA"/>
                     </w:rPr>
-                    <w:t>________________</w:t>
-                  </w:r>
-                  <w:r>
-                    <w:rPr>
-                      <w:color w:val="000000"/>
-                      <w:sz w:val="18"/>
-                      <w:szCs w:val="18"/>
-                      <w:lang w:val="uk-UA"/>
-                    </w:rPr>
-                    <w:t>______</w:t>
-                  </w:r>
-                  <w:r>
-                    <w:rPr>
-                      <w:color w:val="000000"/>
-                      <w:sz w:val="18"/>
-                      <w:szCs w:val="18"/>
-                      <w:lang w:val="uk-UA"/>
-                    </w:rPr>
-                    <w:t xml:space="preserve">  </w:t>
+                    <w:t xml:space="preserve">______________________  </w:t>
                   </w:r>
                 </w:p>
                 <w:p>
@@ -6166,16 +6072,16 @@
                     <w:jc w:val="both"/>
                     <w:rPr>
                       <w:color w:val="000000"/>
-                      <w:sz w:val="18"/>
-                      <w:szCs w:val="18"/>
+                      <w:sz w:val="20"/>
+                      <w:szCs w:val="20"/>
                       <w:lang w:val="uk-UA"/>
                     </w:rPr>
                   </w:pPr>
                   <w:r>
                     <w:rPr>
                       <w:color w:val="000000"/>
-                      <w:sz w:val="18"/>
-                      <w:szCs w:val="18"/>
+                      <w:sz w:val="20"/>
+                      <w:szCs w:val="20"/>
                       <w:lang w:val="uk-UA"/>
                     </w:rPr>
                     <w:t xml:space="preserve">    </w:t>
@@ -6183,8 +6089,8 @@
                   <w:proofErr w:type="spellStart"/>
                   <w:r>
                     <w:rPr>
-                      <w:sz w:val="18"/>
-                      <w:szCs w:val="18"/>
+                      <w:sz w:val="20"/>
+                      <w:szCs w:val="20"/>
                       <w:vertAlign w:val="superscript"/>
                       <w:lang w:val="uk-UA"/>
                     </w:rPr>
@@ -6193,8 +6099,8 @@
                   <w:proofErr w:type="spellEnd"/>
                   <w:r>
                     <w:rPr>
-                      <w:sz w:val="18"/>
-                      <w:szCs w:val="18"/>
+                      <w:sz w:val="20"/>
+                      <w:szCs w:val="20"/>
                       <w:vertAlign w:val="superscript"/>
                       <w:lang w:val="uk-UA"/>
                     </w:rPr>
@@ -6210,28 +6116,19 @@
                   <w:pPr>
                     <w:rPr>
                       <w:color w:val="000000"/>
-                      <w:sz w:val="16"/>
-                      <w:szCs w:val="16"/>
+                      <w:sz w:val="20"/>
+                      <w:szCs w:val="20"/>
                       <w:lang w:val="uk-UA"/>
                     </w:rPr>
                   </w:pPr>
                   <w:r>
                     <w:rPr>
                       <w:color w:val="000000"/>
-                      <w:sz w:val="18"/>
-                      <w:szCs w:val="18"/>
+                      <w:sz w:val="20"/>
+                      <w:szCs w:val="20"/>
                       <w:lang w:val="uk-UA"/>
                     </w:rPr>
-                    <w:t>/</w:t>
-                  </w:r>
-                  <w:r>
-                    <w:rPr>
-                      <w:color w:val="000000"/>
-                      <w:sz w:val="18"/>
-                      <w:szCs w:val="18"/>
-                      <w:lang w:val="uk-UA"/>
-                    </w:rPr>
-                    <w:t xml:space="preserve"> </w:t>
+                    <w:t xml:space="preserve">/ </w:t>
                   </w:r>
                   <w:sdt>
                     <w:sdtPr>
@@ -6255,6 +6152,8 @@
                       <w:r>
                         <w:rPr>
                           <w:rStyle w:val="ae"/>
+                          <w:sz w:val="20"/>
+                          <w:szCs w:val="20"/>
                         </w:rPr>
                         <w:t>Место для ввода текста.</w:t>
                       </w:r>
@@ -6263,8 +6162,8 @@
                   <w:r>
                     <w:rPr>
                       <w:color w:val="000000"/>
-                      <w:sz w:val="18"/>
-                      <w:szCs w:val="18"/>
+                      <w:sz w:val="20"/>
+                      <w:szCs w:val="20"/>
                       <w:lang w:val="uk-UA"/>
                     </w:rPr>
                     <w:t xml:space="preserve"> /</w:t>
@@ -6274,8 +6173,8 @@
                   <w:pPr>
                     <w:rPr>
                       <w:color w:val="000000"/>
-                      <w:sz w:val="18"/>
-                      <w:szCs w:val="18"/>
+                      <w:sz w:val="20"/>
+                      <w:szCs w:val="20"/>
                       <w:lang w:val="uk-UA"/>
                     </w:rPr>
                   </w:pPr>
@@ -6317,8 +6216,8 @@
               <w:rPr>
                 <w:b w:val="0"/>
                 <w:bCs w:val="0"/>
-                <w:sz w:val="16"/>
-                <w:szCs w:val="16"/>
+                <w:sz w:val="20"/>
+                <w:szCs w:val="20"/>
                 <w:lang w:val="uk-UA"/>
               </w:rPr>
             </w:pPr>
@@ -6326,8 +6225,8 @@
               <w:rPr>
                 <w:b w:val="0"/>
                 <w:bCs w:val="0"/>
-                <w:sz w:val="16"/>
-                <w:szCs w:val="16"/>
+                <w:sz w:val="20"/>
+                <w:szCs w:val="20"/>
                 <w:lang w:val="uk-UA"/>
               </w:rPr>
               <w:t>Супроводження Договору здійснює:</w:t>
@@ -6340,8 +6239,8 @@
               <w:rPr>
                 <w:b w:val="0"/>
                 <w:bCs w:val="0"/>
-                <w:sz w:val="16"/>
-                <w:szCs w:val="16"/>
+                <w:sz w:val="20"/>
+                <w:szCs w:val="20"/>
                 <w:lang w:val="uk-UA"/>
               </w:rPr>
             </w:pPr>
@@ -6349,8 +6248,8 @@
               <w:rPr>
                 <w:b w:val="0"/>
                 <w:bCs w:val="0"/>
-                <w:sz w:val="16"/>
-                <w:szCs w:val="16"/>
+                <w:sz w:val="20"/>
+                <w:szCs w:val="20"/>
                 <w:lang w:val="uk-UA"/>
               </w:rPr>
               <w:t>П.І.Б. ________________________</w:t>
@@ -6363,8 +6262,8 @@
               <w:rPr>
                 <w:b w:val="0"/>
                 <w:bCs w:val="0"/>
-                <w:sz w:val="16"/>
-                <w:szCs w:val="16"/>
+                <w:sz w:val="20"/>
+                <w:szCs w:val="20"/>
                 <w:lang w:val="uk-UA"/>
               </w:rPr>
             </w:pPr>
@@ -6372,8 +6271,8 @@
               <w:rPr>
                 <w:b w:val="0"/>
                 <w:bCs w:val="0"/>
-                <w:sz w:val="16"/>
-                <w:szCs w:val="16"/>
+                <w:sz w:val="20"/>
+                <w:szCs w:val="20"/>
                 <w:lang w:val="uk-UA"/>
               </w:rPr>
               <w:t>т</w:t>
@@ -6382,8 +6281,8 @@
               <w:rPr>
                 <w:b w:val="0"/>
                 <w:bCs w:val="0"/>
-                <w:sz w:val="16"/>
-                <w:szCs w:val="16"/>
+                <w:sz w:val="20"/>
+                <w:szCs w:val="20"/>
               </w:rPr>
               <w:t>ел</w:t>
             </w:r>
@@ -6391,8 +6290,8 @@
               <w:rPr>
                 <w:b w:val="0"/>
                 <w:bCs w:val="0"/>
-                <w:sz w:val="16"/>
-                <w:szCs w:val="16"/>
+                <w:sz w:val="20"/>
+                <w:szCs w:val="20"/>
                 <w:lang w:val="uk-UA"/>
               </w:rPr>
               <w:t>.: (_____) ___________________</w:t>
@@ -6403,8 +6302,8 @@
               <w:pStyle w:val="a7"/>
               <w:ind w:right="360" w:firstLine="360"/>
               <w:rPr>
-                <w:sz w:val="16"/>
-                <w:szCs w:val="16"/>
+                <w:sz w:val="20"/>
+                <w:szCs w:val="20"/>
                 <w:lang w:val="uk-UA"/>
               </w:rPr>
             </w:pPr>
@@ -6486,6 +6385,8 @@
                 <w:r>
                   <w:rPr>
                     <w:rStyle w:val="ae"/>
+                    <w:sz w:val="20"/>
+                    <w:szCs w:val="20"/>
                   </w:rPr>
                   <w:t>Место для ввода текста.</w:t>
                 </w:r>
@@ -6548,6 +6449,8 @@
                 <w:r>
                   <w:rPr>
                     <w:rStyle w:val="ae"/>
+                    <w:sz w:val="20"/>
+                    <w:szCs w:val="20"/>
                   </w:rPr>
                   <w:t>Место для ввода текста.</w:t>
                 </w:r>
@@ -6566,15 +6469,15 @@
         </w:tabs>
         <w:ind w:right="403" w:firstLine="357"/>
         <w:rPr>
-          <w:sz w:val="18"/>
-          <w:szCs w:val="18"/>
+          <w:sz w:val="20"/>
+          <w:szCs w:val="20"/>
           <w:lang w:val="uk-UA"/>
         </w:rPr>
       </w:pPr>
       <w:r>
         <w:rPr>
-          <w:sz w:val="18"/>
-          <w:szCs w:val="18"/>
+          <w:sz w:val="20"/>
+          <w:szCs w:val="20"/>
           <w:lang w:val="uk-UA"/>
         </w:rPr>
         <w:lastRenderedPageBreak/>
@@ -6586,15 +6489,15 @@
         <w:ind w:right="-1" w:firstLine="360"/>
         <w:jc w:val="right"/>
         <w:rPr>
-          <w:sz w:val="22"/>
-          <w:szCs w:val="22"/>
+          <w:sz w:val="20"/>
+          <w:szCs w:val="20"/>
           <w:lang w:val="uk-UA"/>
         </w:rPr>
       </w:pPr>
       <w:r>
         <w:rPr>
-          <w:sz w:val="22"/>
-          <w:szCs w:val="22"/>
+          <w:sz w:val="20"/>
+          <w:szCs w:val="20"/>
           <w:lang w:val="uk-UA"/>
         </w:rPr>
         <w:t>Додаток № 1</w:t>
@@ -6606,16 +6509,16 @@
         <w:jc w:val="right"/>
         <w:rPr>
           <w:b w:val="0"/>
-          <w:sz w:val="22"/>
-          <w:szCs w:val="22"/>
+          <w:sz w:val="20"/>
+          <w:szCs w:val="20"/>
           <w:lang w:val="uk-UA"/>
         </w:rPr>
       </w:pPr>
       <w:r>
         <w:rPr>
           <w:b w:val="0"/>
-          <w:sz w:val="22"/>
-          <w:szCs w:val="22"/>
+          <w:sz w:val="20"/>
+          <w:szCs w:val="20"/>
           <w:lang w:val="uk-UA"/>
         </w:rPr>
         <w:t xml:space="preserve"> до Ліцензійного договору</w:t>
@@ -6627,69 +6530,35 @@
         <w:jc w:val="right"/>
         <w:rPr>
           <w:b w:val="0"/>
-          <w:sz w:val="22"/>
-          <w:szCs w:val="22"/>
+          <w:sz w:val="20"/>
+          <w:szCs w:val="20"/>
         </w:rPr>
       </w:pPr>
       <w:r>
         <w:rPr>
           <w:b w:val="0"/>
-          <w:sz w:val="22"/>
-          <w:szCs w:val="22"/>
+          <w:sz w:val="20"/>
+          <w:szCs w:val="20"/>
           <w:lang w:val="uk-UA"/>
         </w:rPr>
-        <w:t xml:space="preserve">            № Г</w:t>
+        <w:t xml:space="preserve">            № Г - _</w:t>
       </w:r>
       <w:r>
         <w:rPr>
           <w:b w:val="0"/>
-          <w:sz w:val="22"/>
-          <w:szCs w:val="22"/>
+          <w:sz w:val="20"/>
+          <w:szCs w:val="20"/>
+        </w:rPr>
+        <w:t>______</w:t>
+      </w:r>
+      <w:r>
+        <w:rPr>
+          <w:b w:val="0"/>
+          <w:sz w:val="20"/>
+          <w:szCs w:val="20"/>
           <w:lang w:val="uk-UA"/>
         </w:rPr>
-        <w:t xml:space="preserve"> - _</w:t>
-      </w:r>
-      <w:r>
-        <w:rPr>
-          <w:b w:val="0"/>
-          <w:sz w:val="22"/>
-          <w:szCs w:val="22"/>
-        </w:rPr>
-        <w:t>___</w:t>
-      </w:r>
-      <w:r>
-        <w:rPr>
-          <w:b w:val="0"/>
-          <w:sz w:val="22"/>
-          <w:szCs w:val="22"/>
-        </w:rPr>
-        <w:t>__</w:t>
-      </w:r>
-      <w:r>
-        <w:rPr>
-          <w:b w:val="0"/>
-          <w:sz w:val="22"/>
-          <w:szCs w:val="22"/>
-        </w:rPr>
-        <w:t>_</w:t>
-      </w:r>
-      <w:r>
-        <w:rPr>
-          <w:b w:val="0"/>
-          <w:sz w:val="22"/>
-          <w:szCs w:val="22"/>
-          <w:lang w:val="uk-UA"/>
-        </w:rPr>
-        <w:t xml:space="preserve"> /___</w:t>
-      </w:r>
-      <w:r>
-        <w:rPr>
-          <w:b w:val="0"/>
-          <w:sz w:val="22"/>
-          <w:szCs w:val="22"/>
-          <w:lang w:val="uk-UA"/>
-        </w:rPr>
-        <w:t>____</w:t>
+        <w:t xml:space="preserve"> /_______</w:t>
       </w:r>
     </w:p>
     <w:p>
@@ -6699,8 +6568,8 @@
         <w:rPr>
           <w:b w:val="0"/>
           <w:bCs w:val="0"/>
-          <w:sz w:val="22"/>
-          <w:szCs w:val="22"/>
+          <w:sz w:val="20"/>
+          <w:szCs w:val="20"/>
           <w:lang w:val="uk-UA"/>
         </w:rPr>
       </w:pPr>
@@ -6708,8 +6577,8 @@
         <w:rPr>
           <w:b w:val="0"/>
           <w:bCs w:val="0"/>
-          <w:sz w:val="22"/>
-          <w:szCs w:val="22"/>
+          <w:sz w:val="20"/>
+          <w:szCs w:val="20"/>
           <w:lang w:val="uk-UA"/>
         </w:rPr>
         <w:t xml:space="preserve">від “__” ___________20___ р. </w:t>
@@ -6720,8 +6589,8 @@
         <w:ind w:firstLine="360"/>
         <w:jc w:val="right"/>
         <w:rPr>
-          <w:sz w:val="18"/>
-          <w:szCs w:val="18"/>
+          <w:sz w:val="20"/>
+          <w:szCs w:val="20"/>
         </w:rPr>
       </w:pPr>
     </w:p>
@@ -6730,8 +6599,8 @@
         <w:ind w:left="4680" w:firstLine="360"/>
         <w:jc w:val="right"/>
         <w:rPr>
-          <w:sz w:val="18"/>
-          <w:szCs w:val="18"/>
+          <w:sz w:val="20"/>
+          <w:szCs w:val="20"/>
           <w:lang w:val="uk-UA"/>
         </w:rPr>
       </w:pPr>
@@ -6741,8 +6610,8 @@
         <w:ind w:left="10620" w:firstLine="360"/>
         <w:rPr>
           <w:b w:val="0"/>
-          <w:sz w:val="18"/>
-          <w:szCs w:val="18"/>
+          <w:sz w:val="20"/>
+          <w:szCs w:val="20"/>
           <w:lang w:val="uk-UA"/>
         </w:rPr>
       </w:pPr>
@@ -6752,8 +6621,8 @@
         <w:ind w:left="10620" w:firstLine="360"/>
         <w:rPr>
           <w:b w:val="0"/>
-          <w:sz w:val="18"/>
-          <w:szCs w:val="18"/>
+          <w:sz w:val="20"/>
+          <w:szCs w:val="20"/>
           <w:lang w:val="uk-UA"/>
         </w:rPr>
       </w:pPr>
@@ -6764,8 +6633,8 @@
         <w:ind w:left="6372" w:firstLine="360"/>
         <w:jc w:val="right"/>
         <w:rPr>
-          <w:sz w:val="18"/>
-          <w:szCs w:val="18"/>
+          <w:sz w:val="20"/>
+          <w:szCs w:val="20"/>
         </w:rPr>
       </w:pPr>
     </w:p>
@@ -6774,15 +6643,15 @@
         <w:ind w:firstLine="360"/>
         <w:jc w:val="center"/>
         <w:rPr>
-          <w:sz w:val="18"/>
-          <w:szCs w:val="18"/>
+          <w:sz w:val="20"/>
+          <w:szCs w:val="20"/>
           <w:lang w:val="uk-UA"/>
         </w:rPr>
       </w:pPr>
       <w:r>
         <w:rPr>
-          <w:sz w:val="18"/>
-          <w:szCs w:val="18"/>
+          <w:sz w:val="20"/>
+          <w:szCs w:val="20"/>
           <w:lang w:val="uk-UA"/>
         </w:rPr>
         <w:t>З В І Т №_____</w:t>
@@ -6793,15 +6662,15 @@
         <w:ind w:firstLine="360"/>
         <w:jc w:val="center"/>
         <w:rPr>
-          <w:sz w:val="18"/>
-          <w:szCs w:val="18"/>
+          <w:sz w:val="20"/>
+          <w:szCs w:val="20"/>
           <w:lang w:val="uk-UA"/>
         </w:rPr>
       </w:pPr>
       <w:r>
         <w:rPr>
-          <w:sz w:val="18"/>
-          <w:szCs w:val="18"/>
+          <w:sz w:val="20"/>
+          <w:szCs w:val="20"/>
           <w:lang w:val="uk-UA"/>
         </w:rPr>
         <w:t>За ______________20___р.</w:t>
@@ -6812,8 +6681,8 @@
         <w:ind w:firstLine="360"/>
         <w:jc w:val="center"/>
         <w:rPr>
-          <w:sz w:val="18"/>
-          <w:szCs w:val="18"/>
+          <w:sz w:val="20"/>
+          <w:szCs w:val="20"/>
           <w:lang w:val="uk-UA"/>
         </w:rPr>
       </w:pPr>
@@ -6825,8 +6694,8 @@
         <w:rPr>
           <w:b w:val="0"/>
           <w:bCs w:val="0"/>
-          <w:sz w:val="18"/>
-          <w:szCs w:val="18"/>
+          <w:sz w:val="20"/>
+          <w:szCs w:val="20"/>
           <w:lang w:val="uk-UA"/>
         </w:rPr>
       </w:pPr>
@@ -6834,8 +6703,8 @@
         <w:rPr>
           <w:b w:val="0"/>
           <w:bCs w:val="0"/>
-          <w:sz w:val="18"/>
-          <w:szCs w:val="18"/>
+          <w:sz w:val="20"/>
+          <w:szCs w:val="20"/>
           <w:lang w:val="uk-UA"/>
         </w:rPr>
         <w:t>__________________________________________________________</w:t>
@@ -6848,8 +6717,8 @@
         <w:rPr>
           <w:b w:val="0"/>
           <w:bCs w:val="0"/>
-          <w:sz w:val="18"/>
-          <w:szCs w:val="18"/>
+          <w:sz w:val="20"/>
+          <w:szCs w:val="20"/>
           <w:vertAlign w:val="superscript"/>
           <w:lang w:val="uk-UA"/>
         </w:rPr>
@@ -6858,8 +6727,8 @@
         <w:rPr>
           <w:b w:val="0"/>
           <w:bCs w:val="0"/>
-          <w:sz w:val="18"/>
-          <w:szCs w:val="18"/>
+          <w:sz w:val="20"/>
+          <w:szCs w:val="20"/>
           <w:vertAlign w:val="superscript"/>
           <w:lang w:val="uk-UA"/>
         </w:rPr>
@@ -6871,15 +6740,15 @@
         <w:ind w:firstLine="360"/>
         <w:jc w:val="center"/>
         <w:rPr>
-          <w:sz w:val="18"/>
-          <w:szCs w:val="18"/>
+          <w:sz w:val="20"/>
+          <w:szCs w:val="20"/>
           <w:lang w:val="uk-UA"/>
         </w:rPr>
       </w:pPr>
       <w:r>
         <w:rPr>
-          <w:sz w:val="18"/>
-          <w:szCs w:val="18"/>
+          <w:sz w:val="20"/>
+          <w:szCs w:val="20"/>
           <w:lang w:val="uk-UA"/>
         </w:rPr>
         <w:t xml:space="preserve">про публічно виконані твори </w:t>
@@ -6890,8 +6759,8 @@
         <w:ind w:firstLine="360"/>
         <w:jc w:val="center"/>
         <w:rPr>
-          <w:sz w:val="18"/>
-          <w:szCs w:val="18"/>
+          <w:sz w:val="20"/>
+          <w:szCs w:val="20"/>
           <w:lang w:val="uk-UA"/>
         </w:rPr>
       </w:pPr>
@@ -6901,8 +6770,8 @@
         <w:ind w:firstLine="360"/>
         <w:jc w:val="center"/>
         <w:rPr>
-          <w:sz w:val="18"/>
-          <w:szCs w:val="18"/>
+          <w:sz w:val="20"/>
+          <w:szCs w:val="20"/>
           <w:lang w:val="uk-UA"/>
         </w:rPr>
       </w:pPr>
@@ -6948,16 +6817,16 @@
               <w:jc w:val="center"/>
               <w:rPr>
                 <w:rFonts w:eastAsia="Times New Roman"/>
-                <w:sz w:val="23"/>
-                <w:szCs w:val="23"/>
+                <w:sz w:val="16"/>
+                <w:szCs w:val="16"/>
                 <w:lang w:val="uk-UA"/>
               </w:rPr>
             </w:pPr>
             <w:r>
               <w:rPr>
                 <w:rFonts w:eastAsia="Times New Roman"/>
-                <w:sz w:val="23"/>
-                <w:szCs w:val="23"/>
+                <w:sz w:val="16"/>
+                <w:szCs w:val="16"/>
                 <w:lang w:val="uk-UA"/>
               </w:rPr>
               <w:t>№ з/п</w:t>
@@ -6983,16 +6852,16 @@
               <w:jc w:val="center"/>
               <w:rPr>
                 <w:rFonts w:eastAsia="Times New Roman"/>
-                <w:sz w:val="23"/>
-                <w:szCs w:val="23"/>
+                <w:sz w:val="16"/>
+                <w:szCs w:val="16"/>
               </w:rPr>
             </w:pPr>
             <w:proofErr w:type="spellStart"/>
             <w:r>
               <w:rPr>
                 <w:rFonts w:eastAsia="Times New Roman"/>
-                <w:sz w:val="23"/>
-                <w:szCs w:val="23"/>
+                <w:sz w:val="16"/>
+                <w:szCs w:val="16"/>
               </w:rPr>
               <w:t>Назва</w:t>
             </w:r>
@@ -7000,8 +6869,8 @@
             <w:r>
               <w:rPr>
                 <w:rFonts w:eastAsia="Times New Roman"/>
-                <w:sz w:val="23"/>
-                <w:szCs w:val="23"/>
+                <w:sz w:val="16"/>
+                <w:szCs w:val="16"/>
                 <w:lang w:val="en-US"/>
               </w:rPr>
               <w:t xml:space="preserve"> </w:t>
@@ -7010,8 +6879,8 @@
             <w:r>
               <w:rPr>
                 <w:rFonts w:eastAsia="Times New Roman"/>
-                <w:sz w:val="23"/>
-                <w:szCs w:val="23"/>
+                <w:sz w:val="16"/>
+                <w:szCs w:val="16"/>
               </w:rPr>
               <w:t>публічно</w:t>
             </w:r>
@@ -7019,8 +6888,8 @@
             <w:r>
               <w:rPr>
                 <w:rFonts w:eastAsia="Times New Roman"/>
-                <w:sz w:val="23"/>
-                <w:szCs w:val="23"/>
+                <w:sz w:val="16"/>
+                <w:szCs w:val="16"/>
                 <w:lang w:val="en-US"/>
               </w:rPr>
               <w:t xml:space="preserve"> </w:t>
@@ -7029,18 +6898,10 @@
             <w:r>
               <w:rPr>
                 <w:rFonts w:eastAsia="Times New Roman"/>
-                <w:sz w:val="23"/>
-                <w:szCs w:val="23"/>
-              </w:rPr>
-              <w:t>виконаного</w:t>
-            </w:r>
-            <w:r>
-              <w:rPr>
-                <w:rFonts w:eastAsia="Times New Roman"/>
-                <w:sz w:val="23"/>
-                <w:szCs w:val="23"/>
-              </w:rPr>
-              <w:t>твору</w:t>
+                <w:sz w:val="16"/>
+                <w:szCs w:val="16"/>
+              </w:rPr>
+              <w:t>виконаноготвору</w:t>
             </w:r>
             <w:proofErr w:type="spellEnd"/>
           </w:p>
@@ -7064,17 +6925,16 @@
               <w:jc w:val="center"/>
               <w:rPr>
                 <w:rFonts w:eastAsia="Times New Roman"/>
-                <w:sz w:val="23"/>
-                <w:szCs w:val="23"/>
+                <w:sz w:val="16"/>
+                <w:szCs w:val="16"/>
               </w:rPr>
             </w:pPr>
             <w:proofErr w:type="spellStart"/>
-            <w:proofErr w:type="gramStart"/>
             <w:r>
               <w:rPr>
                 <w:rFonts w:eastAsia="Times New Roman"/>
-                <w:sz w:val="23"/>
-                <w:szCs w:val="23"/>
+                <w:sz w:val="16"/>
+                <w:szCs w:val="16"/>
               </w:rPr>
               <w:t>Виконавець</w:t>
             </w:r>
@@ -7082,26 +6942,17 @@
             <w:r>
               <w:rPr>
                 <w:rFonts w:eastAsia="Times New Roman"/>
-                <w:sz w:val="23"/>
-                <w:szCs w:val="23"/>
-              </w:rPr>
-              <w:t xml:space="preserve">  -</w:t>
-            </w:r>
-            <w:proofErr w:type="gramEnd"/>
-            <w:r>
-              <w:rPr>
-                <w:rFonts w:eastAsia="Times New Roman"/>
-                <w:sz w:val="23"/>
-                <w:szCs w:val="23"/>
-              </w:rPr>
-              <w:t xml:space="preserve"> П.І.Б. </w:t>
+                <w:sz w:val="16"/>
+                <w:szCs w:val="16"/>
+              </w:rPr>
+              <w:t xml:space="preserve">  - П.І.Б. </w:t>
             </w:r>
             <w:proofErr w:type="spellStart"/>
             <w:r>
               <w:rPr>
                 <w:rFonts w:eastAsia="Times New Roman"/>
-                <w:sz w:val="23"/>
-                <w:szCs w:val="23"/>
+                <w:sz w:val="16"/>
+                <w:szCs w:val="16"/>
               </w:rPr>
               <w:t>виконавця</w:t>
             </w:r>
@@ -7109,8 +6960,8 @@
             <w:r>
               <w:rPr>
                 <w:rFonts w:eastAsia="Times New Roman"/>
-                <w:sz w:val="23"/>
-                <w:szCs w:val="23"/>
+                <w:sz w:val="16"/>
+                <w:szCs w:val="16"/>
               </w:rPr>
               <w:t xml:space="preserve"> (</w:t>
             </w:r>
@@ -7118,8 +6969,8 @@
             <w:r>
               <w:rPr>
                 <w:rFonts w:eastAsia="Times New Roman"/>
-                <w:sz w:val="23"/>
-                <w:szCs w:val="23"/>
+                <w:sz w:val="16"/>
+                <w:szCs w:val="16"/>
               </w:rPr>
               <w:t>співвиконавців</w:t>
             </w:r>
@@ -7127,8 +6978,8 @@
             <w:r>
               <w:rPr>
                 <w:rFonts w:eastAsia="Times New Roman"/>
-                <w:sz w:val="23"/>
-                <w:szCs w:val="23"/>
+                <w:sz w:val="16"/>
+                <w:szCs w:val="16"/>
               </w:rPr>
               <w:t xml:space="preserve">) </w:t>
             </w:r>
@@ -7136,8 +6987,8 @@
             <w:r>
               <w:rPr>
                 <w:rFonts w:eastAsia="Times New Roman"/>
-                <w:sz w:val="23"/>
-                <w:szCs w:val="23"/>
+                <w:sz w:val="16"/>
+                <w:szCs w:val="16"/>
               </w:rPr>
               <w:t>абоназваколективувиконавців</w:t>
             </w:r>
@@ -7163,15 +7014,15 @@
               <w:jc w:val="center"/>
               <w:rPr>
                 <w:rFonts w:eastAsia="Times New Roman"/>
-                <w:sz w:val="23"/>
-                <w:szCs w:val="23"/>
+                <w:sz w:val="16"/>
+                <w:szCs w:val="16"/>
               </w:rPr>
             </w:pPr>
             <w:r>
               <w:rPr>
                 <w:rFonts w:eastAsia="Times New Roman"/>
-                <w:sz w:val="23"/>
-                <w:szCs w:val="23"/>
+                <w:sz w:val="16"/>
+                <w:szCs w:val="16"/>
               </w:rPr>
               <w:t xml:space="preserve">Автор </w:t>
             </w:r>
@@ -7179,8 +7030,8 @@
             <w:r>
               <w:rPr>
                 <w:rFonts w:eastAsia="Times New Roman"/>
-                <w:sz w:val="23"/>
-                <w:szCs w:val="23"/>
+                <w:sz w:val="16"/>
+                <w:szCs w:val="16"/>
               </w:rPr>
               <w:t>музики</w:t>
             </w:r>
@@ -7188,8 +7039,8 @@
             <w:r>
               <w:rPr>
                 <w:rFonts w:eastAsia="Times New Roman"/>
-                <w:sz w:val="23"/>
-                <w:szCs w:val="23"/>
+                <w:sz w:val="16"/>
+                <w:szCs w:val="16"/>
               </w:rPr>
               <w:t xml:space="preserve"> (П.І.Б.)</w:t>
             </w:r>
@@ -7214,15 +7065,15 @@
               <w:jc w:val="center"/>
               <w:rPr>
                 <w:rFonts w:eastAsia="Times New Roman"/>
-                <w:sz w:val="23"/>
-                <w:szCs w:val="23"/>
+                <w:sz w:val="16"/>
+                <w:szCs w:val="16"/>
               </w:rPr>
             </w:pPr>
             <w:r>
               <w:rPr>
                 <w:rFonts w:eastAsia="Times New Roman"/>
-                <w:sz w:val="23"/>
-                <w:szCs w:val="23"/>
+                <w:sz w:val="16"/>
+                <w:szCs w:val="16"/>
               </w:rPr>
               <w:t>Автор тексту (П.І.Б.)</w:t>
             </w:r>
@@ -7248,8 +7099,8 @@
               <w:rPr>
                 <w:rFonts w:ascii="Arial Narrow" w:eastAsia="Times New Roman" w:hAnsi="Arial Narrow"/>
                 <w:b w:val="0"/>
-                <w:sz w:val="18"/>
-                <w:szCs w:val="18"/>
+                <w:sz w:val="16"/>
+                <w:szCs w:val="16"/>
                 <w:lang w:val="uk-UA"/>
               </w:rPr>
             </w:pPr>
@@ -7257,9 +7108,8 @@
               <w:rPr>
                 <w:rFonts w:eastAsia="Times New Roman"/>
                 <w:noProof/>
-                <w:sz w:val="23"/>
-                <w:szCs w:val="23"/>
-                <w:lang w:val="uk-UA" w:eastAsia="uk-UA"/>
+                <w:sz w:val="16"/>
+                <w:szCs w:val="16"/>
               </w:rPr>
               <mc:AlternateContent>
                 <mc:Choice Requires="wps">
@@ -7267,13 +7117,13 @@
                     <wp:anchor distT="0" distB="0" distL="114300" distR="114300" simplePos="0" relativeHeight="251657216" behindDoc="0" locked="0" layoutInCell="1" allowOverlap="1">
                       <wp:simplePos x="0" y="0"/>
                       <wp:positionH relativeFrom="column">
-                        <wp:posOffset>-1437640</wp:posOffset>
+                        <wp:posOffset>-2633345</wp:posOffset>
                       </wp:positionH>
                       <wp:positionV relativeFrom="paragraph">
-                        <wp:posOffset>-1589405</wp:posOffset>
+                        <wp:posOffset>-1441450</wp:posOffset>
                       </wp:positionV>
-                      <wp:extent cx="3124200" cy="6858000"/>
-                      <wp:effectExtent l="13970" t="0" r="14605" b="0"/>
+                      <wp:extent cx="5098415" cy="6289675"/>
+                      <wp:effectExtent l="0" t="0" r="0" b="0"/>
                       <wp:wrapNone/>
                       <wp:docPr id="2" name="WordArt 2"/>
                       <wp:cNvGraphicFramePr>
@@ -7288,7 +7138,7 @@
                             <wps:spPr bwMode="auto">
                               <a:xfrm>
                                 <a:off x="0" y="0"/>
-                                <a:ext cx="3124200" cy="6858000"/>
+                                <a:ext cx="5098415" cy="6289675"/>
                               </a:xfrm>
                               <a:prstGeom prst="rect">
                                 <a:avLst/>
@@ -7342,7 +7192,7 @@
                                   <a:gd name="adj" fmla="val 55556"/>
                                 </a:avLst>
                               </a:prstTxWarp>
-                              <a:spAutoFit/>
+                              <a:noAutofit/>
                             </wps:bodyPr>
                           </wps:wsp>
                         </a:graphicData>
@@ -7362,9 +7212,9 @@
                       <v:stroke joinstyle="miter"/>
                       <v:path gradientshapeok="t" o:connecttype="rect"/>
                     </v:shapetype>
-                    <v:shape id="WordArt 2" o:spid="_x0000_s1026" type="#_x0000_t202" style="position:absolute;left:0;text-align:left;margin-left:-113.2pt;margin-top:-125.15pt;width:246pt;height:540pt;z-index:251657216;visibility:visible;mso-wrap-style:square;mso-width-percent:0;mso-height-percent:0;mso-wrap-distance-left:9pt;mso-wrap-distance-top:0;mso-wrap-distance-right:9pt;mso-wrap-distance-bottom:0;mso-position-horizontal:absolute;mso-position-horizontal-relative:text;mso-position-vertical:absolute;mso-position-vertical-relative:text;mso-width-percent:0;mso-height-percent:0;mso-width-relative:page;mso-height-relative:page;v-text-anchor:top" o:gfxdata="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" filled="f" stroked="f">
+                    <v:shape id="WordArt 2" o:spid="_x0000_s1026" type="#_x0000_t202" style="position:absolute;left:0;text-align:left;margin-left:-207.35pt;margin-top:-113.5pt;width:401.45pt;height:495.25pt;z-index:251657216;visibility:visible;mso-wrap-style:square;mso-width-percent:0;mso-height-percent:0;mso-wrap-distance-left:9pt;mso-wrap-distance-top:0;mso-wrap-distance-right:9pt;mso-wrap-distance-bottom:0;mso-position-horizontal:absolute;mso-position-horizontal-relative:text;mso-position-vertical:absolute;mso-position-vertical-relative:text;mso-width-percent:0;mso-height-percent:0;mso-width-relative:page;mso-height-relative:page;v-text-anchor:top" o:gfxdata="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" filled="f" stroked="f">
                       <o:lock v:ext="edit" shapetype="t"/>
-                      <v:textbox style="mso-fit-shape-to-text:t">
+                      <v:textbox>
                         <w:txbxContent>
                           <w:p>
                             <w:pPr>
@@ -7408,8 +7258,8 @@
             <w:r>
               <w:rPr>
                 <w:rFonts w:eastAsia="Times New Roman"/>
-                <w:sz w:val="23"/>
-                <w:szCs w:val="23"/>
+                <w:sz w:val="16"/>
+                <w:szCs w:val="16"/>
               </w:rPr>
               <w:t>Тривалістьзвучання</w:t>
             </w:r>
@@ -7417,8 +7267,8 @@
             <w:r>
               <w:rPr>
                 <w:rFonts w:eastAsia="Times New Roman"/>
-                <w:sz w:val="23"/>
-                <w:szCs w:val="23"/>
+                <w:sz w:val="16"/>
+                <w:szCs w:val="16"/>
                 <w:lang w:val="uk-UA"/>
               </w:rPr>
               <w:t xml:space="preserve"> </w:t>
@@ -7428,8 +7278,8 @@
             <w:r>
               <w:rPr>
                 <w:rFonts w:eastAsia="Times New Roman"/>
-                <w:sz w:val="23"/>
-                <w:szCs w:val="23"/>
+                <w:sz w:val="16"/>
+                <w:szCs w:val="16"/>
               </w:rPr>
               <w:t>твору</w:t>
             </w:r>
@@ -7438,8 +7288,8 @@
               <w:rPr>
                 <w:rFonts w:ascii="Arial Narrow" w:eastAsia="Times New Roman" w:hAnsi="Arial Narrow"/>
                 <w:b w:val="0"/>
-                <w:sz w:val="18"/>
-                <w:szCs w:val="18"/>
+                <w:sz w:val="16"/>
+                <w:szCs w:val="16"/>
               </w:rPr>
               <w:t>(</w:t>
             </w:r>
@@ -7448,8 +7298,8 @@
               <w:rPr>
                 <w:rFonts w:ascii="Arial Narrow" w:eastAsia="Times New Roman" w:hAnsi="Arial Narrow"/>
                 <w:b w:val="0"/>
-                <w:sz w:val="18"/>
-                <w:szCs w:val="18"/>
+                <w:sz w:val="16"/>
+                <w:szCs w:val="16"/>
                 <w:lang w:val="uk-UA"/>
               </w:rPr>
               <w:t>год.:</w:t>
@@ -7459,8 +7309,8 @@
               <w:rPr>
                 <w:rFonts w:ascii="Arial Narrow" w:eastAsia="Times New Roman" w:hAnsi="Arial Narrow"/>
                 <w:b w:val="0"/>
-                <w:sz w:val="18"/>
-                <w:szCs w:val="18"/>
+                <w:sz w:val="16"/>
+                <w:szCs w:val="16"/>
               </w:rPr>
               <w:t>хвил</w:t>
             </w:r>
@@ -7469,8 +7319,8 @@
               <w:rPr>
                 <w:rFonts w:ascii="Arial Narrow" w:eastAsia="Times New Roman" w:hAnsi="Arial Narrow"/>
                 <w:b w:val="0"/>
-                <w:sz w:val="18"/>
-                <w:szCs w:val="18"/>
+                <w:sz w:val="16"/>
+                <w:szCs w:val="16"/>
               </w:rPr>
               <w:t>.</w:t>
             </w:r>
@@ -7478,8 +7328,8 @@
               <w:rPr>
                 <w:rFonts w:ascii="Arial Narrow" w:eastAsia="Times New Roman" w:hAnsi="Arial Narrow"/>
                 <w:b w:val="0"/>
-                <w:sz w:val="18"/>
-                <w:szCs w:val="18"/>
+                <w:sz w:val="16"/>
+                <w:szCs w:val="16"/>
                 <w:lang w:val="uk-UA"/>
               </w:rPr>
               <w:t>:</w:t>
@@ -7488,8 +7338,8 @@
               <w:rPr>
                 <w:rFonts w:ascii="Arial Narrow" w:eastAsia="Times New Roman" w:hAnsi="Arial Narrow"/>
                 <w:b w:val="0"/>
-                <w:sz w:val="18"/>
-                <w:szCs w:val="18"/>
+                <w:sz w:val="16"/>
+                <w:szCs w:val="16"/>
               </w:rPr>
               <w:t xml:space="preserve"> сек.)</w:t>
             </w:r>
@@ -7501,8 +7351,8 @@
               <w:jc w:val="center"/>
               <w:rPr>
                 <w:rFonts w:eastAsia="Times New Roman"/>
-                <w:sz w:val="23"/>
-                <w:szCs w:val="23"/>
+                <w:sz w:val="16"/>
+                <w:szCs w:val="16"/>
                 <w:lang w:val="uk-UA"/>
               </w:rPr>
             </w:pPr>
@@ -7510,8 +7360,8 @@
               <w:rPr>
                 <w:rFonts w:ascii="Arial Narrow" w:eastAsia="Times New Roman" w:hAnsi="Arial Narrow"/>
                 <w:b w:val="0"/>
-                <w:sz w:val="18"/>
-                <w:szCs w:val="18"/>
+                <w:sz w:val="16"/>
+                <w:szCs w:val="16"/>
                 <w:lang w:val="uk-UA"/>
               </w:rPr>
               <w:t>0:00:00</w:t>
@@ -7537,16 +7387,16 @@
               <w:jc w:val="center"/>
               <w:rPr>
                 <w:rFonts w:eastAsia="Times New Roman"/>
-                <w:sz w:val="23"/>
-                <w:szCs w:val="23"/>
+                <w:sz w:val="16"/>
+                <w:szCs w:val="16"/>
               </w:rPr>
             </w:pPr>
             <w:proofErr w:type="spellStart"/>
             <w:r>
               <w:rPr>
                 <w:rFonts w:eastAsia="Times New Roman"/>
-                <w:sz w:val="23"/>
-                <w:szCs w:val="23"/>
+                <w:sz w:val="16"/>
+                <w:szCs w:val="16"/>
               </w:rPr>
               <w:t>Кількість</w:t>
             </w:r>
@@ -7554,8 +7404,8 @@
             <w:r>
               <w:rPr>
                 <w:rFonts w:eastAsia="Times New Roman"/>
-                <w:sz w:val="23"/>
-                <w:szCs w:val="23"/>
+                <w:sz w:val="16"/>
+                <w:szCs w:val="16"/>
                 <w:lang w:val="en-US"/>
               </w:rPr>
               <w:t xml:space="preserve"> </w:t>
@@ -7564,8 +7414,8 @@
             <w:r>
               <w:rPr>
                 <w:rFonts w:eastAsia="Times New Roman"/>
-                <w:sz w:val="23"/>
-                <w:szCs w:val="23"/>
+                <w:sz w:val="16"/>
+                <w:szCs w:val="16"/>
               </w:rPr>
               <w:t>публічних</w:t>
             </w:r>
@@ -7573,8 +7423,8 @@
             <w:r>
               <w:rPr>
                 <w:rFonts w:eastAsia="Times New Roman"/>
-                <w:sz w:val="23"/>
-                <w:szCs w:val="23"/>
+                <w:sz w:val="16"/>
+                <w:szCs w:val="16"/>
                 <w:lang w:val="en-US"/>
               </w:rPr>
               <w:t xml:space="preserve"> </w:t>
@@ -7583,8 +7433,8 @@
             <w:r>
               <w:rPr>
                 <w:rFonts w:eastAsia="Times New Roman"/>
-                <w:sz w:val="23"/>
-                <w:szCs w:val="23"/>
+                <w:sz w:val="16"/>
+                <w:szCs w:val="16"/>
                 <w:lang w:val="uk-UA"/>
               </w:rPr>
               <w:t>виконань</w:t>
@@ -7593,8 +7443,8 @@
             <w:r>
               <w:rPr>
                 <w:rFonts w:eastAsia="Times New Roman"/>
-                <w:sz w:val="23"/>
-                <w:szCs w:val="23"/>
+                <w:sz w:val="16"/>
+                <w:szCs w:val="16"/>
                 <w:lang w:val="en-US"/>
               </w:rPr>
               <w:t xml:space="preserve"> </w:t>
@@ -7603,8 +7453,8 @@
             <w:r>
               <w:rPr>
                 <w:rFonts w:eastAsia="Times New Roman"/>
-                <w:sz w:val="23"/>
-                <w:szCs w:val="23"/>
+                <w:sz w:val="16"/>
+                <w:szCs w:val="16"/>
               </w:rPr>
               <w:t>твору</w:t>
             </w:r>
@@ -7631,8 +7481,8 @@
               <w:rPr>
                 <w:rFonts w:ascii="Arial Narrow" w:eastAsia="Times New Roman" w:hAnsi="Arial Narrow"/>
                 <w:b w:val="0"/>
-                <w:sz w:val="18"/>
-                <w:szCs w:val="18"/>
+                <w:sz w:val="16"/>
+                <w:szCs w:val="16"/>
                 <w:lang w:val="uk-UA"/>
               </w:rPr>
             </w:pPr>
@@ -7642,8 +7492,8 @@
                 <w:rFonts w:eastAsia="Times New Roman"/>
                 <w:i/>
                 <w:iCs/>
-                <w:sz w:val="23"/>
-                <w:szCs w:val="23"/>
+                <w:sz w:val="16"/>
+                <w:szCs w:val="16"/>
               </w:rPr>
               <w:t>Загальна</w:t>
             </w:r>
@@ -7653,8 +7503,8 @@
                 <w:rFonts w:eastAsia="Times New Roman"/>
                 <w:i/>
                 <w:iCs/>
-                <w:sz w:val="23"/>
-                <w:szCs w:val="23"/>
+                <w:sz w:val="16"/>
+                <w:szCs w:val="16"/>
                 <w:lang w:val="uk-UA"/>
               </w:rPr>
               <w:t xml:space="preserve"> </w:t>
@@ -7665,8 +7515,8 @@
                 <w:rFonts w:eastAsia="Times New Roman"/>
                 <w:i/>
                 <w:iCs/>
-                <w:sz w:val="23"/>
-                <w:szCs w:val="23"/>
+                <w:sz w:val="16"/>
+                <w:szCs w:val="16"/>
               </w:rPr>
               <w:t>Тривалість</w:t>
             </w:r>
@@ -7676,8 +7526,8 @@
                 <w:rFonts w:eastAsia="Times New Roman"/>
                 <w:i/>
                 <w:iCs/>
-                <w:sz w:val="23"/>
-                <w:szCs w:val="23"/>
+                <w:sz w:val="16"/>
+                <w:szCs w:val="16"/>
                 <w:lang w:val="uk-UA"/>
               </w:rPr>
               <w:t xml:space="preserve"> </w:t>
@@ -7686,8 +7536,8 @@
             <w:r>
               <w:rPr>
                 <w:rFonts w:eastAsia="Times New Roman"/>
-                <w:sz w:val="23"/>
-                <w:szCs w:val="23"/>
+                <w:sz w:val="16"/>
+                <w:szCs w:val="16"/>
               </w:rPr>
               <w:t>звучання</w:t>
             </w:r>
@@ -7695,8 +7545,8 @@
             <w:r>
               <w:rPr>
                 <w:rFonts w:eastAsia="Times New Roman"/>
-                <w:sz w:val="23"/>
-                <w:szCs w:val="23"/>
+                <w:sz w:val="16"/>
+                <w:szCs w:val="16"/>
                 <w:lang w:val="uk-UA"/>
               </w:rPr>
               <w:t xml:space="preserve"> </w:t>
@@ -7706,8 +7556,8 @@
             <w:r>
               <w:rPr>
                 <w:rFonts w:eastAsia="Times New Roman"/>
-                <w:sz w:val="23"/>
-                <w:szCs w:val="23"/>
+                <w:sz w:val="16"/>
+                <w:szCs w:val="16"/>
               </w:rPr>
               <w:t>твору</w:t>
             </w:r>
@@ -7716,8 +7566,8 @@
               <w:rPr>
                 <w:rFonts w:ascii="Arial Narrow" w:eastAsia="Times New Roman" w:hAnsi="Arial Narrow"/>
                 <w:b w:val="0"/>
-                <w:sz w:val="18"/>
-                <w:szCs w:val="18"/>
+                <w:sz w:val="16"/>
+                <w:szCs w:val="16"/>
               </w:rPr>
               <w:t>(</w:t>
             </w:r>
@@ -7726,8 +7576,8 @@
               <w:rPr>
                 <w:rFonts w:ascii="Arial Narrow" w:eastAsia="Times New Roman" w:hAnsi="Arial Narrow"/>
                 <w:b w:val="0"/>
-                <w:sz w:val="18"/>
-                <w:szCs w:val="18"/>
+                <w:sz w:val="16"/>
+                <w:szCs w:val="16"/>
                 <w:lang w:val="uk-UA"/>
               </w:rPr>
               <w:t>год.:</w:t>
@@ -7737,8 +7587,8 @@
               <w:rPr>
                 <w:rFonts w:ascii="Arial Narrow" w:eastAsia="Times New Roman" w:hAnsi="Arial Narrow"/>
                 <w:b w:val="0"/>
-                <w:sz w:val="18"/>
-                <w:szCs w:val="18"/>
+                <w:sz w:val="16"/>
+                <w:szCs w:val="16"/>
               </w:rPr>
               <w:t>хвил</w:t>
             </w:r>
@@ -7747,8 +7597,8 @@
               <w:rPr>
                 <w:rFonts w:ascii="Arial Narrow" w:eastAsia="Times New Roman" w:hAnsi="Arial Narrow"/>
                 <w:b w:val="0"/>
-                <w:sz w:val="18"/>
-                <w:szCs w:val="18"/>
+                <w:sz w:val="16"/>
+                <w:szCs w:val="16"/>
               </w:rPr>
               <w:t>.</w:t>
             </w:r>
@@ -7756,8 +7606,8 @@
               <w:rPr>
                 <w:rFonts w:ascii="Arial Narrow" w:eastAsia="Times New Roman" w:hAnsi="Arial Narrow"/>
                 <w:b w:val="0"/>
-                <w:sz w:val="18"/>
-                <w:szCs w:val="18"/>
+                <w:sz w:val="16"/>
+                <w:szCs w:val="16"/>
                 <w:lang w:val="uk-UA"/>
               </w:rPr>
               <w:t>:</w:t>
@@ -7766,8 +7616,8 @@
               <w:rPr>
                 <w:rFonts w:ascii="Arial Narrow" w:eastAsia="Times New Roman" w:hAnsi="Arial Narrow"/>
                 <w:b w:val="0"/>
-                <w:sz w:val="18"/>
-                <w:szCs w:val="18"/>
+                <w:sz w:val="16"/>
+                <w:szCs w:val="16"/>
               </w:rPr>
               <w:t xml:space="preserve"> сек.)</w:t>
             </w:r>
@@ -7781,16 +7631,16 @@
                 <w:rFonts w:eastAsia="Times New Roman"/>
                 <w:i/>
                 <w:iCs/>
-                <w:sz w:val="23"/>
-                <w:szCs w:val="23"/>
+                <w:sz w:val="16"/>
+                <w:szCs w:val="16"/>
               </w:rPr>
             </w:pPr>
             <w:r>
               <w:rPr>
                 <w:rFonts w:ascii="Arial Narrow" w:eastAsia="Times New Roman" w:hAnsi="Arial Narrow"/>
                 <w:b w:val="0"/>
-                <w:sz w:val="18"/>
-                <w:szCs w:val="18"/>
+                <w:sz w:val="16"/>
+                <w:szCs w:val="16"/>
                 <w:lang w:val="uk-UA"/>
               </w:rPr>
               <w:t>0:00:00</w:t>
@@ -7830,8 +7680,8 @@
               <w:textAlignment w:val="auto"/>
               <w:rPr>
                 <w:rFonts w:eastAsia="Times New Roman"/>
-                <w:sz w:val="23"/>
-                <w:szCs w:val="23"/>
+                <w:sz w:val="16"/>
+                <w:szCs w:val="16"/>
                 <w:lang w:val="uk-UA"/>
               </w:rPr>
             </w:pPr>
@@ -7856,8 +7706,8 @@
               <w:jc w:val="center"/>
               <w:rPr>
                 <w:rFonts w:eastAsia="Times New Roman"/>
-                <w:sz w:val="23"/>
-                <w:szCs w:val="23"/>
+                <w:sz w:val="16"/>
+                <w:szCs w:val="16"/>
               </w:rPr>
             </w:pPr>
           </w:p>
@@ -7881,8 +7731,8 @@
               <w:jc w:val="center"/>
               <w:rPr>
                 <w:rFonts w:eastAsia="Times New Roman"/>
-                <w:sz w:val="23"/>
-                <w:szCs w:val="23"/>
+                <w:sz w:val="16"/>
+                <w:szCs w:val="16"/>
               </w:rPr>
             </w:pPr>
           </w:p>
@@ -7906,8 +7756,8 @@
               <w:jc w:val="center"/>
               <w:rPr>
                 <w:rFonts w:eastAsia="Times New Roman"/>
-                <w:sz w:val="23"/>
-                <w:szCs w:val="23"/>
+                <w:sz w:val="16"/>
+                <w:szCs w:val="16"/>
               </w:rPr>
             </w:pPr>
           </w:p>
@@ -7931,8 +7781,8 @@
               <w:jc w:val="center"/>
               <w:rPr>
                 <w:rFonts w:eastAsia="Times New Roman"/>
-                <w:sz w:val="23"/>
-                <w:szCs w:val="23"/>
+                <w:sz w:val="16"/>
+                <w:szCs w:val="16"/>
               </w:rPr>
             </w:pPr>
           </w:p>
@@ -7956,8 +7806,8 @@
               <w:jc w:val="center"/>
               <w:rPr>
                 <w:rFonts w:eastAsia="Times New Roman"/>
-                <w:sz w:val="23"/>
-                <w:szCs w:val="23"/>
+                <w:sz w:val="16"/>
+                <w:szCs w:val="16"/>
               </w:rPr>
             </w:pPr>
           </w:p>
@@ -7981,8 +7831,8 @@
               <w:jc w:val="center"/>
               <w:rPr>
                 <w:rFonts w:eastAsia="Times New Roman"/>
-                <w:sz w:val="23"/>
-                <w:szCs w:val="23"/>
+                <w:sz w:val="16"/>
+                <w:szCs w:val="16"/>
               </w:rPr>
             </w:pPr>
           </w:p>
@@ -8008,8 +7858,8 @@
                 <w:rFonts w:eastAsia="Times New Roman"/>
                 <w:i/>
                 <w:iCs/>
-                <w:sz w:val="23"/>
-                <w:szCs w:val="23"/>
+                <w:sz w:val="16"/>
+                <w:szCs w:val="16"/>
               </w:rPr>
             </w:pPr>
           </w:p>
@@ -8047,8 +7897,8 @@
               <w:textAlignment w:val="auto"/>
               <w:rPr>
                 <w:rFonts w:eastAsia="Times New Roman"/>
-                <w:sz w:val="23"/>
-                <w:szCs w:val="23"/>
+                <w:sz w:val="16"/>
+                <w:szCs w:val="16"/>
                 <w:lang w:val="uk-UA"/>
               </w:rPr>
             </w:pPr>
@@ -8073,8 +7923,8 @@
               <w:jc w:val="center"/>
               <w:rPr>
                 <w:rFonts w:eastAsia="Times New Roman"/>
-                <w:sz w:val="23"/>
-                <w:szCs w:val="23"/>
+                <w:sz w:val="16"/>
+                <w:szCs w:val="16"/>
               </w:rPr>
             </w:pPr>
           </w:p>
@@ -8098,8 +7948,8 @@
               <w:jc w:val="center"/>
               <w:rPr>
                 <w:rFonts w:eastAsia="Times New Roman"/>
-                <w:sz w:val="23"/>
-                <w:szCs w:val="23"/>
+                <w:sz w:val="16"/>
+                <w:szCs w:val="16"/>
               </w:rPr>
             </w:pPr>
           </w:p>
@@ -8123,8 +7973,8 @@
               <w:jc w:val="center"/>
               <w:rPr>
                 <w:rFonts w:eastAsia="Times New Roman"/>
-                <w:sz w:val="23"/>
-                <w:szCs w:val="23"/>
+                <w:sz w:val="16"/>
+                <w:szCs w:val="16"/>
               </w:rPr>
             </w:pPr>
           </w:p>
@@ -8148,8 +7998,8 @@
               <w:jc w:val="center"/>
               <w:rPr>
                 <w:rFonts w:eastAsia="Times New Roman"/>
-                <w:sz w:val="23"/>
-                <w:szCs w:val="23"/>
+                <w:sz w:val="16"/>
+                <w:szCs w:val="16"/>
               </w:rPr>
             </w:pPr>
           </w:p>
@@ -8173,8 +8023,8 @@
               <w:jc w:val="center"/>
               <w:rPr>
                 <w:rFonts w:eastAsia="Times New Roman"/>
-                <w:sz w:val="23"/>
-                <w:szCs w:val="23"/>
+                <w:sz w:val="16"/>
+                <w:szCs w:val="16"/>
               </w:rPr>
             </w:pPr>
           </w:p>
@@ -8198,8 +8048,8 @@
               <w:jc w:val="center"/>
               <w:rPr>
                 <w:rFonts w:eastAsia="Times New Roman"/>
-                <w:sz w:val="23"/>
-                <w:szCs w:val="23"/>
+                <w:sz w:val="16"/>
+                <w:szCs w:val="16"/>
               </w:rPr>
             </w:pPr>
           </w:p>
@@ -8225,8 +8075,8 @@
                 <w:rFonts w:eastAsia="Times New Roman"/>
                 <w:i/>
                 <w:iCs/>
-                <w:sz w:val="23"/>
-                <w:szCs w:val="23"/>
+                <w:sz w:val="16"/>
+                <w:szCs w:val="16"/>
               </w:rPr>
             </w:pPr>
           </w:p>
@@ -8264,8 +8114,8 @@
               <w:textAlignment w:val="auto"/>
               <w:rPr>
                 <w:rFonts w:eastAsia="Times New Roman"/>
-                <w:sz w:val="23"/>
-                <w:szCs w:val="23"/>
+                <w:sz w:val="16"/>
+                <w:szCs w:val="16"/>
                 <w:lang w:val="uk-UA"/>
               </w:rPr>
             </w:pPr>
@@ -8290,8 +8140,8 @@
               <w:jc w:val="center"/>
               <w:rPr>
                 <w:rFonts w:eastAsia="Times New Roman"/>
-                <w:sz w:val="23"/>
-                <w:szCs w:val="23"/>
+                <w:sz w:val="16"/>
+                <w:szCs w:val="16"/>
               </w:rPr>
             </w:pPr>
           </w:p>
@@ -8315,8 +8165,8 @@
               <w:jc w:val="center"/>
               <w:rPr>
                 <w:rFonts w:eastAsia="Times New Roman"/>
-                <w:sz w:val="23"/>
-                <w:szCs w:val="23"/>
+                <w:sz w:val="16"/>
+                <w:szCs w:val="16"/>
               </w:rPr>
             </w:pPr>
           </w:p>
@@ -8340,8 +8190,8 @@
               <w:jc w:val="center"/>
               <w:rPr>
                 <w:rFonts w:eastAsia="Times New Roman"/>
-                <w:sz w:val="23"/>
-                <w:szCs w:val="23"/>
+                <w:sz w:val="16"/>
+                <w:szCs w:val="16"/>
               </w:rPr>
             </w:pPr>
           </w:p>
@@ -8365,8 +8215,8 @@
               <w:jc w:val="center"/>
               <w:rPr>
                 <w:rFonts w:eastAsia="Times New Roman"/>
-                <w:sz w:val="23"/>
-                <w:szCs w:val="23"/>
+                <w:sz w:val="16"/>
+                <w:szCs w:val="16"/>
               </w:rPr>
             </w:pPr>
           </w:p>
@@ -8390,8 +8240,8 @@
               <w:jc w:val="center"/>
               <w:rPr>
                 <w:rFonts w:eastAsia="Times New Roman"/>
-                <w:sz w:val="23"/>
-                <w:szCs w:val="23"/>
+                <w:sz w:val="16"/>
+                <w:szCs w:val="16"/>
               </w:rPr>
             </w:pPr>
           </w:p>
@@ -8415,8 +8265,8 @@
               <w:jc w:val="center"/>
               <w:rPr>
                 <w:rFonts w:eastAsia="Times New Roman"/>
-                <w:sz w:val="23"/>
-                <w:szCs w:val="23"/>
+                <w:sz w:val="16"/>
+                <w:szCs w:val="16"/>
               </w:rPr>
             </w:pPr>
           </w:p>
@@ -8442,8 +8292,8 @@
                 <w:rFonts w:eastAsia="Times New Roman"/>
                 <w:i/>
                 <w:iCs/>
-                <w:sz w:val="23"/>
-                <w:szCs w:val="23"/>
+                <w:sz w:val="16"/>
+                <w:szCs w:val="16"/>
               </w:rPr>
             </w:pPr>
           </w:p>
@@ -8481,8 +8331,8 @@
               <w:textAlignment w:val="auto"/>
               <w:rPr>
                 <w:rFonts w:eastAsia="Times New Roman"/>
-                <w:sz w:val="23"/>
-                <w:szCs w:val="23"/>
+                <w:sz w:val="16"/>
+                <w:szCs w:val="16"/>
                 <w:lang w:val="uk-UA"/>
               </w:rPr>
             </w:pPr>
@@ -8507,8 +8357,8 @@
               <w:jc w:val="center"/>
               <w:rPr>
                 <w:rFonts w:eastAsia="Times New Roman"/>
-                <w:sz w:val="23"/>
-                <w:szCs w:val="23"/>
+                <w:sz w:val="16"/>
+                <w:szCs w:val="16"/>
               </w:rPr>
             </w:pPr>
           </w:p>
@@ -8532,8 +8382,8 @@
               <w:jc w:val="center"/>
               <w:rPr>
                 <w:rFonts w:eastAsia="Times New Roman"/>
-                <w:sz w:val="23"/>
-                <w:szCs w:val="23"/>
+                <w:sz w:val="16"/>
+                <w:szCs w:val="16"/>
               </w:rPr>
             </w:pPr>
           </w:p>
@@ -8557,8 +8407,8 @@
               <w:jc w:val="center"/>
               <w:rPr>
                 <w:rFonts w:eastAsia="Times New Roman"/>
-                <w:sz w:val="23"/>
-                <w:szCs w:val="23"/>
+                <w:sz w:val="16"/>
+                <w:szCs w:val="16"/>
               </w:rPr>
             </w:pPr>
           </w:p>
@@ -8582,8 +8432,8 @@
               <w:jc w:val="center"/>
               <w:rPr>
                 <w:rFonts w:eastAsia="Times New Roman"/>
-                <w:sz w:val="23"/>
-                <w:szCs w:val="23"/>
+                <w:sz w:val="16"/>
+                <w:szCs w:val="16"/>
               </w:rPr>
             </w:pPr>
           </w:p>
@@ -8607,8 +8457,8 @@
               <w:jc w:val="center"/>
               <w:rPr>
                 <w:rFonts w:eastAsia="Times New Roman"/>
-                <w:sz w:val="23"/>
-                <w:szCs w:val="23"/>
+                <w:sz w:val="16"/>
+                <w:szCs w:val="16"/>
               </w:rPr>
             </w:pPr>
           </w:p>
@@ -8632,8 +8482,8 @@
               <w:jc w:val="center"/>
               <w:rPr>
                 <w:rFonts w:eastAsia="Times New Roman"/>
-                <w:sz w:val="23"/>
-                <w:szCs w:val="23"/>
+                <w:sz w:val="16"/>
+                <w:szCs w:val="16"/>
               </w:rPr>
             </w:pPr>
           </w:p>
@@ -8659,8 +8509,8 @@
                 <w:rFonts w:eastAsia="Times New Roman"/>
                 <w:i/>
                 <w:iCs/>
-                <w:sz w:val="23"/>
-                <w:szCs w:val="23"/>
+                <w:sz w:val="16"/>
+                <w:szCs w:val="16"/>
               </w:rPr>
             </w:pPr>
           </w:p>
@@ -8698,8 +8548,8 @@
               <w:textAlignment w:val="auto"/>
               <w:rPr>
                 <w:rFonts w:eastAsia="Times New Roman"/>
-                <w:sz w:val="23"/>
-                <w:szCs w:val="23"/>
+                <w:sz w:val="16"/>
+                <w:szCs w:val="16"/>
                 <w:lang w:val="uk-UA"/>
               </w:rPr>
             </w:pPr>
@@ -8724,8 +8574,8 @@
               <w:jc w:val="center"/>
               <w:rPr>
                 <w:rFonts w:eastAsia="Times New Roman"/>
-                <w:sz w:val="23"/>
-                <w:szCs w:val="23"/>
+                <w:sz w:val="16"/>
+                <w:szCs w:val="16"/>
               </w:rPr>
             </w:pPr>
           </w:p>
@@ -8749,8 +8599,8 @@
               <w:jc w:val="center"/>
               <w:rPr>
                 <w:rFonts w:eastAsia="Times New Roman"/>
-                <w:sz w:val="23"/>
-                <w:szCs w:val="23"/>
+                <w:sz w:val="16"/>
+                <w:szCs w:val="16"/>
               </w:rPr>
             </w:pPr>
           </w:p>
@@ -8774,8 +8624,8 @@
               <w:jc w:val="center"/>
               <w:rPr>
                 <w:rFonts w:eastAsia="Times New Roman"/>
-                <w:sz w:val="23"/>
-                <w:szCs w:val="23"/>
+                <w:sz w:val="16"/>
+                <w:szCs w:val="16"/>
               </w:rPr>
             </w:pPr>
           </w:p>
@@ -8799,8 +8649,8 @@
               <w:jc w:val="center"/>
               <w:rPr>
                 <w:rFonts w:eastAsia="Times New Roman"/>
-                <w:sz w:val="23"/>
-                <w:szCs w:val="23"/>
+                <w:sz w:val="16"/>
+                <w:szCs w:val="16"/>
               </w:rPr>
             </w:pPr>
           </w:p>
@@ -8824,8 +8674,8 @@
               <w:jc w:val="center"/>
               <w:rPr>
                 <w:rFonts w:eastAsia="Times New Roman"/>
-                <w:sz w:val="23"/>
-                <w:szCs w:val="23"/>
+                <w:sz w:val="16"/>
+                <w:szCs w:val="16"/>
               </w:rPr>
             </w:pPr>
           </w:p>
@@ -8849,8 +8699,8 @@
               <w:jc w:val="center"/>
               <w:rPr>
                 <w:rFonts w:eastAsia="Times New Roman"/>
-                <w:sz w:val="23"/>
-                <w:szCs w:val="23"/>
+                <w:sz w:val="16"/>
+                <w:szCs w:val="16"/>
               </w:rPr>
             </w:pPr>
           </w:p>
@@ -8876,8 +8726,8 @@
                 <w:rFonts w:eastAsia="Times New Roman"/>
                 <w:i/>
                 <w:iCs/>
-                <w:sz w:val="23"/>
-                <w:szCs w:val="23"/>
+                <w:sz w:val="16"/>
+                <w:szCs w:val="16"/>
               </w:rPr>
             </w:pPr>
           </w:p>
@@ -8915,8 +8765,8 @@
               <w:textAlignment w:val="auto"/>
               <w:rPr>
                 <w:rFonts w:eastAsia="Times New Roman"/>
-                <w:sz w:val="23"/>
-                <w:szCs w:val="23"/>
+                <w:sz w:val="16"/>
+                <w:szCs w:val="16"/>
                 <w:lang w:val="uk-UA"/>
               </w:rPr>
             </w:pPr>
@@ -8941,8 +8791,8 @@
               <w:jc w:val="center"/>
               <w:rPr>
                 <w:rFonts w:eastAsia="Times New Roman"/>
-                <w:sz w:val="23"/>
-                <w:szCs w:val="23"/>
+                <w:sz w:val="16"/>
+                <w:szCs w:val="16"/>
               </w:rPr>
             </w:pPr>
           </w:p>
@@ -8966,8 +8816,8 @@
               <w:jc w:val="center"/>
               <w:rPr>
                 <w:rFonts w:eastAsia="Times New Roman"/>
-                <w:sz w:val="23"/>
-                <w:szCs w:val="23"/>
+                <w:sz w:val="16"/>
+                <w:szCs w:val="16"/>
               </w:rPr>
             </w:pPr>
           </w:p>
@@ -8991,8 +8841,8 @@
               <w:jc w:val="center"/>
               <w:rPr>
                 <w:rFonts w:eastAsia="Times New Roman"/>
-                <w:sz w:val="23"/>
-                <w:szCs w:val="23"/>
+                <w:sz w:val="16"/>
+                <w:szCs w:val="16"/>
               </w:rPr>
             </w:pPr>
           </w:p>
@@ -9016,8 +8866,8 @@
               <w:jc w:val="center"/>
               <w:rPr>
                 <w:rFonts w:eastAsia="Times New Roman"/>
-                <w:sz w:val="23"/>
-                <w:szCs w:val="23"/>
+                <w:sz w:val="16"/>
+                <w:szCs w:val="16"/>
               </w:rPr>
             </w:pPr>
           </w:p>
@@ -9041,8 +8891,8 @@
               <w:jc w:val="center"/>
               <w:rPr>
                 <w:rFonts w:eastAsia="Times New Roman"/>
-                <w:sz w:val="23"/>
-                <w:szCs w:val="23"/>
+                <w:sz w:val="16"/>
+                <w:szCs w:val="16"/>
               </w:rPr>
             </w:pPr>
           </w:p>
@@ -9066,8 +8916,8 @@
               <w:jc w:val="center"/>
               <w:rPr>
                 <w:rFonts w:eastAsia="Times New Roman"/>
-                <w:sz w:val="23"/>
-                <w:szCs w:val="23"/>
+                <w:sz w:val="16"/>
+                <w:szCs w:val="16"/>
               </w:rPr>
             </w:pPr>
           </w:p>
@@ -9093,8 +8943,8 @@
                 <w:rFonts w:eastAsia="Times New Roman"/>
                 <w:i/>
                 <w:iCs/>
-                <w:sz w:val="23"/>
-                <w:szCs w:val="23"/>
+                <w:sz w:val="16"/>
+                <w:szCs w:val="16"/>
               </w:rPr>
             </w:pPr>
           </w:p>
@@ -9132,8 +8982,8 @@
               <w:textAlignment w:val="auto"/>
               <w:rPr>
                 <w:rFonts w:eastAsia="Times New Roman"/>
-                <w:sz w:val="23"/>
-                <w:szCs w:val="23"/>
+                <w:sz w:val="16"/>
+                <w:szCs w:val="16"/>
                 <w:lang w:val="uk-UA"/>
               </w:rPr>
             </w:pPr>
@@ -9158,8 +9008,8 @@
               <w:jc w:val="center"/>
               <w:rPr>
                 <w:rFonts w:eastAsia="Times New Roman"/>
-                <w:sz w:val="23"/>
-                <w:szCs w:val="23"/>
+                <w:sz w:val="16"/>
+                <w:szCs w:val="16"/>
               </w:rPr>
             </w:pPr>
           </w:p>
@@ -9183,8 +9033,8 @@
               <w:jc w:val="center"/>
               <w:rPr>
                 <w:rFonts w:eastAsia="Times New Roman"/>
-                <w:sz w:val="23"/>
-                <w:szCs w:val="23"/>
+                <w:sz w:val="16"/>
+                <w:szCs w:val="16"/>
               </w:rPr>
             </w:pPr>
           </w:p>
@@ -9208,8 +9058,8 @@
               <w:jc w:val="center"/>
               <w:rPr>
                 <w:rFonts w:eastAsia="Times New Roman"/>
-                <w:sz w:val="23"/>
-                <w:szCs w:val="23"/>
+                <w:sz w:val="16"/>
+                <w:szCs w:val="16"/>
               </w:rPr>
             </w:pPr>
           </w:p>
@@ -9233,8 +9083,8 @@
               <w:jc w:val="center"/>
               <w:rPr>
                 <w:rFonts w:eastAsia="Times New Roman"/>
-                <w:sz w:val="23"/>
-                <w:szCs w:val="23"/>
+                <w:sz w:val="16"/>
+                <w:szCs w:val="16"/>
               </w:rPr>
             </w:pPr>
           </w:p>
@@ -9258,8 +9108,8 @@
               <w:jc w:val="center"/>
               <w:rPr>
                 <w:rFonts w:eastAsia="Times New Roman"/>
-                <w:sz w:val="23"/>
-                <w:szCs w:val="23"/>
+                <w:sz w:val="16"/>
+                <w:szCs w:val="16"/>
               </w:rPr>
             </w:pPr>
           </w:p>
@@ -9283,8 +9133,8 @@
               <w:jc w:val="center"/>
               <w:rPr>
                 <w:rFonts w:eastAsia="Times New Roman"/>
-                <w:sz w:val="23"/>
-                <w:szCs w:val="23"/>
+                <w:sz w:val="16"/>
+                <w:szCs w:val="16"/>
               </w:rPr>
             </w:pPr>
           </w:p>
@@ -9310,8 +9160,8 @@
                 <w:rFonts w:eastAsia="Times New Roman"/>
                 <w:i/>
                 <w:iCs/>
-                <w:sz w:val="23"/>
-                <w:szCs w:val="23"/>
+                <w:sz w:val="16"/>
+                <w:szCs w:val="16"/>
               </w:rPr>
             </w:pPr>
           </w:p>
@@ -9322,8 +9172,8 @@
       <w:pPr>
         <w:ind w:firstLine="360"/>
         <w:rPr>
-          <w:sz w:val="18"/>
-          <w:szCs w:val="18"/>
+          <w:sz w:val="20"/>
+          <w:szCs w:val="20"/>
           <w:lang w:val="uk-UA"/>
         </w:rPr>
       </w:pPr>
@@ -9332,8 +9182,8 @@
       <w:pPr>
         <w:ind w:firstLine="360"/>
         <w:rPr>
-          <w:sz w:val="18"/>
-          <w:szCs w:val="18"/>
+          <w:sz w:val="20"/>
+          <w:szCs w:val="20"/>
           <w:lang w:val="uk-UA"/>
         </w:rPr>
       </w:pPr>
@@ -9342,8 +9192,8 @@
       <w:pPr>
         <w:ind w:firstLine="360"/>
         <w:rPr>
-          <w:sz w:val="18"/>
-          <w:szCs w:val="18"/>
+          <w:sz w:val="20"/>
+          <w:szCs w:val="20"/>
           <w:lang w:val="uk-UA"/>
         </w:rPr>
       </w:pPr>
@@ -9351,16 +9201,16 @@
         <w:rPr>
           <w:b w:val="0"/>
           <w:bCs w:val="0"/>
-          <w:sz w:val="18"/>
-          <w:szCs w:val="18"/>
+          <w:sz w:val="20"/>
+          <w:szCs w:val="20"/>
           <w:lang w:val="uk-UA"/>
         </w:rPr>
         <w:t>Примітки</w:t>
       </w:r>
       <w:r>
         <w:rPr>
-          <w:sz w:val="18"/>
-          <w:szCs w:val="18"/>
+          <w:sz w:val="20"/>
+          <w:szCs w:val="20"/>
           <w:lang w:val="uk-UA"/>
         </w:rPr>
         <w:t>: для творів іноземних авторів дані вказуються мовою оригіналу;</w:t>
@@ -9370,15 +9220,15 @@
       <w:pPr>
         <w:ind w:firstLine="360"/>
         <w:rPr>
-          <w:sz w:val="18"/>
-          <w:szCs w:val="18"/>
+          <w:sz w:val="20"/>
+          <w:szCs w:val="20"/>
           <w:lang w:val="uk-UA"/>
         </w:rPr>
       </w:pPr>
       <w:r>
         <w:rPr>
-          <w:sz w:val="18"/>
-          <w:szCs w:val="18"/>
+          <w:sz w:val="20"/>
+          <w:szCs w:val="20"/>
           <w:lang w:val="uk-UA"/>
         </w:rPr>
         <w:t xml:space="preserve">                  П.І.Б. – прізвище, ім’я, по-батькові.</w:t>
@@ -9396,11 +9246,56 @@
         <w:rPr>
           <w:b w:val="0"/>
           <w:bCs w:val="0"/>
-          <w:sz w:val="18"/>
-          <w:szCs w:val="18"/>
+          <w:sz w:val="20"/>
+          <w:szCs w:val="20"/>
           <w:lang w:val="uk-UA"/>
         </w:rPr>
       </w:pPr>
+    </w:p>
+    <w:p>
+      <w:pPr>
+        <w:jc w:val="both"/>
+        <w:rPr>
+          <w:b w:val="0"/>
+          <w:bCs w:val="0"/>
+          <w:sz w:val="20"/>
+          <w:szCs w:val="20"/>
+          <w:lang w:val="uk-UA"/>
+        </w:rPr>
+      </w:pPr>
+      <w:r>
+        <w:rPr>
+          <w:b w:val="0"/>
+          <w:bCs w:val="0"/>
+          <w:sz w:val="20"/>
+          <w:szCs w:val="20"/>
+          <w:lang w:val="uk-UA"/>
+        </w:rPr>
+        <w:t xml:space="preserve">_________________________                                ________________________________                 «____» ___________ 20__ р </w:t>
+      </w:r>
+    </w:p>
+    <w:p>
+      <w:pPr>
+        <w:ind w:firstLine="360"/>
+        <w:jc w:val="both"/>
+        <w:rPr>
+          <w:b w:val="0"/>
+          <w:bCs w:val="0"/>
+          <w:sz w:val="20"/>
+          <w:szCs w:val="20"/>
+          <w:lang w:val="uk-UA"/>
+        </w:rPr>
+      </w:pPr>
+      <w:r>
+        <w:rPr>
+          <w:b w:val="0"/>
+          <w:bCs w:val="0"/>
+          <w:sz w:val="20"/>
+          <w:szCs w:val="20"/>
+          <w:lang w:val="uk-UA"/>
+        </w:rPr>
+        <w:t>(підпис керівника Користувача)                      (посада та П.І.Б. керівника Користувача)(дата складання звіту Користувачем)</w:t>
+      </w:r>
     </w:p>
     <w:p>
       <w:pPr>
@@ -9414,56 +9309,30 @@
         <w:rPr>
           <w:b w:val="0"/>
           <w:bCs w:val="0"/>
-          <w:sz w:val="18"/>
-          <w:szCs w:val="18"/>
+          <w:sz w:val="20"/>
+          <w:szCs w:val="20"/>
           <w:lang w:val="uk-UA"/>
         </w:rPr>
       </w:pPr>
-    </w:p>
-    <w:p>
-      <w:pPr>
-        <w:ind w:firstLine="360"/>
-        <w:jc w:val="both"/>
+      <w:r>
         <w:rPr>
           <w:b w:val="0"/>
           <w:bCs w:val="0"/>
-          <w:sz w:val="18"/>
-          <w:szCs w:val="18"/>
+          <w:sz w:val="20"/>
+          <w:szCs w:val="20"/>
           <w:lang w:val="uk-UA"/>
         </w:rPr>
-      </w:pPr>
+        <w:tab/>
+      </w:r>
       <w:r>
         <w:rPr>
           <w:b w:val="0"/>
           <w:bCs w:val="0"/>
-          <w:sz w:val="18"/>
-          <w:szCs w:val="18"/>
+          <w:sz w:val="20"/>
+          <w:szCs w:val="20"/>
           <w:lang w:val="uk-UA"/>
         </w:rPr>
-        <w:t xml:space="preserve">_________________________                                ________________________________                 «____» ___________ 20__ р </w:t>
-      </w:r>
-    </w:p>
-    <w:p>
-      <w:pPr>
-        <w:ind w:firstLine="360"/>
-        <w:jc w:val="both"/>
-        <w:rPr>
-          <w:b w:val="0"/>
-          <w:bCs w:val="0"/>
-          <w:sz w:val="18"/>
-          <w:szCs w:val="18"/>
-          <w:lang w:val="uk-UA"/>
-        </w:rPr>
-      </w:pPr>
-      <w:r>
-        <w:rPr>
-          <w:b w:val="0"/>
-          <w:bCs w:val="0"/>
-          <w:sz w:val="18"/>
-          <w:szCs w:val="18"/>
-          <w:lang w:val="uk-UA"/>
-        </w:rPr>
-        <w:t>(підпис керівника Користувача)                      (посада та П.І.Б. керівника Користувача)(дата складання звіту Користувачем)</w:t>
+        <w:tab/>
       </w:r>
     </w:p>
     <w:p>
@@ -9478,31 +9347,11 @@
         <w:rPr>
           <w:b w:val="0"/>
           <w:bCs w:val="0"/>
-          <w:sz w:val="18"/>
-          <w:szCs w:val="18"/>
+          <w:sz w:val="20"/>
+          <w:szCs w:val="20"/>
           <w:lang w:val="uk-UA"/>
         </w:rPr>
       </w:pPr>
-      <w:r>
-        <w:rPr>
-          <w:b w:val="0"/>
-          <w:bCs w:val="0"/>
-          <w:sz w:val="18"/>
-          <w:szCs w:val="18"/>
-          <w:lang w:val="uk-UA"/>
-        </w:rPr>
-        <w:tab/>
-      </w:r>
-      <w:r>
-        <w:rPr>
-          <w:b w:val="0"/>
-          <w:bCs w:val="0"/>
-          <w:sz w:val="18"/>
-          <w:szCs w:val="18"/>
-          <w:lang w:val="uk-UA"/>
-        </w:rPr>
-        <w:tab/>
-      </w:r>
     </w:p>
     <w:p>
       <w:pPr>
@@ -9514,33 +9363,15 @@
         </w:tabs>
         <w:ind w:firstLine="360"/>
         <w:rPr>
-          <w:b w:val="0"/>
-          <w:bCs w:val="0"/>
-          <w:sz w:val="18"/>
-          <w:szCs w:val="18"/>
+          <w:sz w:val="20"/>
+          <w:szCs w:val="20"/>
           <w:lang w:val="uk-UA"/>
         </w:rPr>
       </w:pPr>
-    </w:p>
-    <w:p>
-      <w:pPr>
-        <w:tabs>
-          <w:tab w:val="left" w:pos="5664"/>
-          <w:tab w:val="left" w:pos="6372"/>
-          <w:tab w:val="left" w:pos="7080"/>
-          <w:tab w:val="left" w:pos="11800"/>
-        </w:tabs>
-        <w:ind w:firstLine="360"/>
-        <w:rPr>
-          <w:sz w:val="18"/>
-          <w:szCs w:val="18"/>
-          <w:lang w:val="uk-UA"/>
-        </w:rPr>
-      </w:pPr>
-      <w:r>
-        <w:rPr>
-          <w:sz w:val="18"/>
-          <w:szCs w:val="18"/>
+      <w:r>
+        <w:rPr>
+          <w:sz w:val="20"/>
+          <w:szCs w:val="20"/>
           <w:lang w:val="uk-UA"/>
         </w:rPr>
         <w:t>М.П.</w:t>
@@ -9552,8 +9383,8 @@
         <w:ind w:left="4704" w:firstLine="360"/>
         <w:jc w:val="left"/>
         <w:rPr>
-          <w:sz w:val="18"/>
-          <w:szCs w:val="18"/>
+          <w:sz w:val="20"/>
+          <w:szCs w:val="20"/>
         </w:rPr>
       </w:pPr>
     </w:p>
@@ -9561,8 +9392,8 @@
       <w:pPr>
         <w:ind w:firstLine="360"/>
         <w:rPr>
-          <w:sz w:val="18"/>
-          <w:szCs w:val="18"/>
+          <w:sz w:val="20"/>
+          <w:szCs w:val="20"/>
           <w:lang w:val="uk-UA"/>
         </w:rPr>
       </w:pPr>
@@ -9571,8 +9402,8 @@
       <w:pPr>
         <w:ind w:firstLine="360"/>
         <w:rPr>
-          <w:sz w:val="18"/>
-          <w:szCs w:val="18"/>
+          <w:sz w:val="20"/>
+          <w:szCs w:val="20"/>
           <w:lang w:val="uk-UA"/>
         </w:rPr>
       </w:pPr>
@@ -9581,8 +9412,8 @@
       <w:pPr>
         <w:ind w:firstLine="360"/>
         <w:rPr>
-          <w:sz w:val="18"/>
-          <w:szCs w:val="18"/>
+          <w:sz w:val="20"/>
+          <w:szCs w:val="20"/>
           <w:lang w:val="uk-UA"/>
         </w:rPr>
       </w:pPr>
@@ -9591,8 +9422,8 @@
       <w:pPr>
         <w:ind w:firstLine="360"/>
         <w:rPr>
-          <w:sz w:val="18"/>
-          <w:szCs w:val="18"/>
+          <w:sz w:val="20"/>
+          <w:szCs w:val="20"/>
           <w:lang w:val="uk-UA"/>
         </w:rPr>
       </w:pPr>
@@ -9601,8 +9432,8 @@
       <w:pPr>
         <w:ind w:firstLine="360"/>
         <w:rPr>
-          <w:sz w:val="18"/>
-          <w:szCs w:val="18"/>
+          <w:sz w:val="20"/>
+          <w:szCs w:val="20"/>
           <w:lang w:val="uk-UA"/>
         </w:rPr>
       </w:pPr>
@@ -9612,8 +9443,8 @@
         <w:pStyle w:val="a3"/>
         <w:ind w:left="-142" w:right="-1" w:firstLine="360"/>
         <w:rPr>
-          <w:sz w:val="18"/>
-          <w:szCs w:val="18"/>
+          <w:sz w:val="20"/>
+          <w:szCs w:val="20"/>
         </w:rPr>
       </w:pPr>
     </w:p>
@@ -9622,8 +9453,8 @@
         <w:ind w:right="-1" w:firstLine="360"/>
         <w:jc w:val="right"/>
         <w:rPr>
-          <w:sz w:val="18"/>
-          <w:szCs w:val="18"/>
+          <w:sz w:val="20"/>
+          <w:szCs w:val="20"/>
           <w:lang w:val="uk-UA"/>
         </w:rPr>
       </w:pPr>
@@ -9632,16 +9463,17 @@
       <w:pPr>
         <w:pageBreakBefore/>
         <w:ind w:firstLine="357"/>
-        <w:rPr>
-          <w:sz w:val="22"/>
-          <w:szCs w:val="22"/>
+        <w:jc w:val="right"/>
+        <w:rPr>
+          <w:sz w:val="20"/>
+          <w:szCs w:val="20"/>
           <w:lang w:val="uk-UA"/>
         </w:rPr>
       </w:pPr>
       <w:r>
         <w:rPr>
-          <w:sz w:val="18"/>
-          <w:szCs w:val="18"/>
+          <w:sz w:val="20"/>
+          <w:szCs w:val="20"/>
           <w:lang w:val="uk-UA"/>
         </w:rPr>
         <w:lastRenderedPageBreak/>
@@ -9650,8 +9482,8 @@
       <w:proofErr w:type="spellStart"/>
       <w:r>
         <w:rPr>
-          <w:sz w:val="18"/>
-          <w:szCs w:val="18"/>
+          <w:sz w:val="20"/>
+          <w:szCs w:val="20"/>
           <w:lang w:val="uk-UA"/>
         </w:rPr>
         <w:t>акта</w:t>
@@ -9659,15 +9491,15 @@
       <w:proofErr w:type="spellEnd"/>
       <w:r>
         <w:rPr>
-          <w:sz w:val="18"/>
-          <w:szCs w:val="18"/>
+          <w:sz w:val="20"/>
+          <w:szCs w:val="20"/>
         </w:rPr>
         <w:t xml:space="preserve">                                                                                                                                                                                      </w:t>
       </w:r>
       <w:r>
         <w:rPr>
-          <w:sz w:val="22"/>
-          <w:szCs w:val="22"/>
+          <w:sz w:val="20"/>
+          <w:szCs w:val="20"/>
           <w:lang w:val="uk-UA"/>
         </w:rPr>
         <w:t>Додаток № 2</w:t>
@@ -9679,16 +9511,16 @@
         <w:jc w:val="right"/>
         <w:rPr>
           <w:b w:val="0"/>
-          <w:sz w:val="22"/>
-          <w:szCs w:val="22"/>
+          <w:sz w:val="20"/>
+          <w:szCs w:val="20"/>
           <w:lang w:val="uk-UA"/>
         </w:rPr>
       </w:pPr>
       <w:r>
         <w:rPr>
           <w:b w:val="0"/>
-          <w:sz w:val="22"/>
-          <w:szCs w:val="22"/>
+          <w:sz w:val="20"/>
+          <w:szCs w:val="20"/>
           <w:lang w:val="uk-UA"/>
         </w:rPr>
         <w:t xml:space="preserve"> до Ліцензійного договору</w:t>
@@ -9700,717 +9532,15 @@
         <w:jc w:val="right"/>
         <w:rPr>
           <w:b w:val="0"/>
-          <w:sz w:val="22"/>
-          <w:szCs w:val="22"/>
-        </w:rPr>
-      </w:pPr>
-      <w:r>
-        <w:rPr>
-          <w:b w:val="0"/>
-          <w:sz w:val="22"/>
-          <w:szCs w:val="22"/>
-          <w:lang w:val="uk-UA"/>
-        </w:rPr>
-        <w:t xml:space="preserve">           №</w:t>
-      </w:r>
-      <w:r>
-        <w:rPr>
-          <w:b w:val="0"/>
-          <w:sz w:val="22"/>
-          <w:szCs w:val="22"/>
-          <w:lang w:val="uk-UA"/>
-        </w:rPr>
-        <w:t xml:space="preserve"> Г</w:t>
-      </w:r>
-      <w:r>
-        <w:rPr>
-          <w:b w:val="0"/>
-          <w:sz w:val="22"/>
-          <w:szCs w:val="22"/>
-          <w:lang w:val="uk-UA"/>
-        </w:rPr>
-        <w:t xml:space="preserve"> - ____</w:t>
-      </w:r>
-      <w:r>
-        <w:rPr>
-          <w:b w:val="0"/>
-          <w:sz w:val="22"/>
-          <w:szCs w:val="22"/>
-        </w:rPr>
-        <w:t>____</w:t>
-      </w:r>
-      <w:r>
-        <w:rPr>
-          <w:b w:val="0"/>
-          <w:sz w:val="22"/>
-          <w:szCs w:val="22"/>
-          <w:lang w:val="uk-UA"/>
-        </w:rPr>
-        <w:t xml:space="preserve"> /__</w:t>
-      </w:r>
-      <w:r>
-        <w:rPr>
-          <w:b w:val="0"/>
-          <w:sz w:val="22"/>
-          <w:szCs w:val="22"/>
-          <w:lang w:val="uk-UA"/>
-        </w:rPr>
-        <w:t>____</w:t>
-      </w:r>
-      <w:r>
-        <w:rPr>
-          <w:b w:val="0"/>
-          <w:sz w:val="22"/>
-          <w:szCs w:val="22"/>
-          <w:lang w:val="uk-UA"/>
-        </w:rPr>
-        <w:t>_</w:t>
-      </w:r>
-    </w:p>
-    <w:p>
-      <w:pPr>
-        <w:ind w:left="4680" w:firstLine="360"/>
-        <w:jc w:val="right"/>
-        <w:rPr>
-          <w:b w:val="0"/>
-          <w:bCs w:val="0"/>
-          <w:sz w:val="22"/>
-          <w:szCs w:val="22"/>
-          <w:lang w:val="uk-UA"/>
-        </w:rPr>
-      </w:pPr>
-      <w:r>
-        <w:rPr>
-          <w:b w:val="0"/>
-          <w:bCs w:val="0"/>
-          <w:sz w:val="22"/>
-          <w:szCs w:val="22"/>
-          <w:lang w:val="uk-UA"/>
-        </w:rPr>
-        <w:t xml:space="preserve"> від “__” ___________20___ р. </w:t>
-      </w:r>
-    </w:p>
-    <w:p>
-      <w:pPr>
-        <w:ind w:left="4680" w:firstLine="360"/>
-        <w:jc w:val="right"/>
-        <w:rPr>
-          <w:sz w:val="18"/>
-          <w:szCs w:val="18"/>
-        </w:rPr>
-      </w:pPr>
-    </w:p>
-    <w:p>
-      <w:pPr>
-        <w:pStyle w:val="a5"/>
-        <w:ind w:firstLine="360"/>
-        <w:jc w:val="center"/>
-        <w:rPr>
-          <w:sz w:val="18"/>
-          <w:szCs w:val="18"/>
-          <w:lang w:val="uk-UA"/>
-        </w:rPr>
-      </w:pPr>
-    </w:p>
-    <w:p>
-      <w:pPr>
-        <w:pStyle w:val="a5"/>
-        <w:ind w:firstLine="360"/>
-        <w:jc w:val="center"/>
-        <w:rPr>
-          <w:sz w:val="18"/>
-          <w:szCs w:val="18"/>
-          <w:lang w:val="uk-UA"/>
-        </w:rPr>
-      </w:pPr>
-    </w:p>
-    <w:p>
-      <w:pPr>
-        <w:pStyle w:val="a5"/>
-        <w:ind w:firstLine="360"/>
-        <w:jc w:val="center"/>
-        <w:rPr>
-          <w:sz w:val="18"/>
-          <w:szCs w:val="18"/>
-          <w:lang w:val="uk-UA"/>
-        </w:rPr>
-      </w:pPr>
-    </w:p>
-    <w:p>
-      <w:pPr>
-        <w:pStyle w:val="a3"/>
-        <w:ind w:right="-1" w:firstLine="360"/>
-        <w:rPr>
-          <w:sz w:val="18"/>
-          <w:szCs w:val="18"/>
-        </w:rPr>
-      </w:pPr>
-    </w:p>
-    <w:p>
-      <w:pPr>
-        <w:pStyle w:val="a3"/>
-        <w:jc w:val="center"/>
-        <w:rPr>
-          <w:b/>
-          <w:bCs/>
-          <w:sz w:val="24"/>
-          <w:szCs w:val="24"/>
-        </w:rPr>
-      </w:pPr>
-      <w:r>
-        <w:rPr>
-          <w:b/>
-          <w:bCs/>
-          <w:sz w:val="24"/>
-          <w:szCs w:val="24"/>
-        </w:rPr>
-        <w:t>АКТ</w:t>
-      </w:r>
-    </w:p>
-    <w:p>
-      <w:pPr>
-        <w:pStyle w:val="a3"/>
-        <w:jc w:val="center"/>
-        <w:rPr>
-          <w:b/>
-          <w:bCs/>
-          <w:sz w:val="24"/>
-          <w:szCs w:val="24"/>
-        </w:rPr>
-      </w:pPr>
-      <w:r>
-        <w:rPr>
-          <w:b/>
-          <w:bCs/>
-          <w:sz w:val="24"/>
-          <w:szCs w:val="24"/>
-        </w:rPr>
-        <w:t>про виплату авторської винагороди та надання звіту</w:t>
-      </w:r>
-    </w:p>
-    <w:p>
-      <w:pPr>
-        <w:pStyle w:val="a3"/>
-        <w:jc w:val="center"/>
-        <w:rPr>
-          <w:b/>
-          <w:bCs/>
-          <w:sz w:val="24"/>
-          <w:szCs w:val="24"/>
-        </w:rPr>
-      </w:pPr>
-      <w:r>
-        <w:rPr>
-          <w:b/>
-          <w:bCs/>
-          <w:sz w:val="24"/>
-          <w:szCs w:val="24"/>
-        </w:rPr>
-        <w:t xml:space="preserve">до </w:t>
-      </w:r>
-      <w:r>
-        <w:rPr>
-          <w:b/>
-          <w:bCs/>
-          <w:caps/>
-          <w:sz w:val="24"/>
-          <w:szCs w:val="24"/>
-        </w:rPr>
-        <w:t>л</w:t>
-      </w:r>
-      <w:r>
-        <w:rPr>
-          <w:b/>
-          <w:bCs/>
-          <w:sz w:val="24"/>
-          <w:szCs w:val="24"/>
-        </w:rPr>
-        <w:t>іцензійного договору</w:t>
-      </w:r>
-      <w:r>
-        <w:rPr>
-          <w:b/>
-          <w:bCs/>
-          <w:sz w:val="24"/>
-          <w:szCs w:val="24"/>
-          <w:lang w:val="ru-RU"/>
-        </w:rPr>
-        <w:t xml:space="preserve"> </w:t>
-      </w:r>
-      <w:r>
-        <w:rPr>
-          <w:b/>
-          <w:bCs/>
-          <w:sz w:val="24"/>
-          <w:szCs w:val="24"/>
-        </w:rPr>
-        <w:t>№ __________від “___”</w:t>
-      </w:r>
-      <w:r>
-        <w:rPr>
-          <w:b/>
-          <w:bCs/>
-          <w:sz w:val="24"/>
-          <w:szCs w:val="24"/>
-          <w:lang w:val="ru-RU"/>
-        </w:rPr>
-        <w:t xml:space="preserve"> __________</w:t>
-      </w:r>
-      <w:r>
-        <w:rPr>
-          <w:b/>
-          <w:bCs/>
-          <w:sz w:val="24"/>
-          <w:szCs w:val="24"/>
-        </w:rPr>
-        <w:t xml:space="preserve"> _____ року</w:t>
-      </w:r>
-    </w:p>
-    <w:p>
-      <w:pPr>
-        <w:pStyle w:val="a3"/>
-        <w:ind w:right="-1"/>
-        <w:jc w:val="center"/>
-        <w:rPr>
-          <w:b/>
-          <w:bCs/>
-          <w:sz w:val="24"/>
-          <w:szCs w:val="24"/>
-        </w:rPr>
-      </w:pPr>
-      <w:r>
-        <w:rPr>
-          <w:b/>
-          <w:bCs/>
-          <w:sz w:val="24"/>
-          <w:szCs w:val="24"/>
-          <w:lang w:val="ru-RU"/>
-        </w:rPr>
-        <w:t>(</w:t>
-      </w:r>
-      <w:proofErr w:type="spellStart"/>
-      <w:r>
-        <w:rPr>
-          <w:b/>
-          <w:bCs/>
-          <w:sz w:val="24"/>
-          <w:szCs w:val="24"/>
-          <w:lang w:val="ru-RU"/>
-        </w:rPr>
-        <w:t>далі</w:t>
-      </w:r>
-      <w:proofErr w:type="spellEnd"/>
-      <w:r>
-        <w:rPr>
-          <w:b/>
-          <w:bCs/>
-          <w:sz w:val="24"/>
-          <w:szCs w:val="24"/>
-          <w:lang w:val="ru-RU"/>
-        </w:rPr>
-        <w:t xml:space="preserve"> - </w:t>
-      </w:r>
-      <w:proofErr w:type="spellStart"/>
-      <w:r>
-        <w:rPr>
-          <w:b/>
-          <w:bCs/>
-          <w:sz w:val="24"/>
-          <w:szCs w:val="24"/>
-          <w:lang w:val="ru-RU"/>
-        </w:rPr>
-        <w:t>Договір</w:t>
-      </w:r>
-      <w:proofErr w:type="spellEnd"/>
-      <w:r>
-        <w:rPr>
-          <w:b/>
-          <w:bCs/>
-          <w:sz w:val="24"/>
-          <w:szCs w:val="24"/>
-          <w:lang w:val="ru-RU"/>
-        </w:rPr>
-        <w:t xml:space="preserve">) </w:t>
-      </w:r>
-      <w:r>
-        <w:rPr>
-          <w:b/>
-          <w:bCs/>
-          <w:sz w:val="24"/>
-          <w:szCs w:val="24"/>
-        </w:rPr>
-        <w:t xml:space="preserve">за </w:t>
-      </w:r>
-      <w:r>
-        <w:rPr>
-          <w:b/>
-          <w:bCs/>
-          <w:sz w:val="24"/>
-          <w:szCs w:val="24"/>
-          <w:lang w:val="ru-RU"/>
-        </w:rPr>
-        <w:t>_________</w:t>
-      </w:r>
-      <w:r>
-        <w:rPr>
-          <w:b/>
-          <w:bCs/>
-          <w:sz w:val="24"/>
-          <w:szCs w:val="24"/>
-        </w:rPr>
-        <w:t xml:space="preserve"> 20___ р.</w:t>
-      </w:r>
-    </w:p>
-    <w:p>
-      <w:pPr>
-        <w:pStyle w:val="a3"/>
-        <w:rPr>
-          <w:sz w:val="20"/>
-          <w:szCs w:val="20"/>
-        </w:rPr>
-      </w:pPr>
-    </w:p>
-    <w:p>
-      <w:pPr>
-        <w:pStyle w:val="a3"/>
-        <w:rPr>
-          <w:sz w:val="20"/>
-          <w:szCs w:val="20"/>
-        </w:rPr>
-      </w:pPr>
-    </w:p>
-    <w:p>
-      <w:pPr>
-        <w:pStyle w:val="a3"/>
-        <w:ind w:right="-1"/>
-        <w:jc w:val="center"/>
-        <w:rPr>
-          <w:sz w:val="20"/>
-          <w:szCs w:val="20"/>
-        </w:rPr>
-      </w:pPr>
-      <w:r>
-        <w:rPr>
-          <w:sz w:val="20"/>
-          <w:szCs w:val="20"/>
-        </w:rPr>
-        <w:t>м. Київ</w:t>
-      </w:r>
-      <w:r>
-        <w:rPr>
-          <w:sz w:val="20"/>
-          <w:szCs w:val="20"/>
-        </w:rPr>
-        <w:tab/>
-      </w:r>
-      <w:r>
-        <w:rPr>
-          <w:sz w:val="20"/>
-          <w:szCs w:val="20"/>
-        </w:rPr>
-        <w:tab/>
-      </w:r>
-      <w:r>
-        <w:rPr>
-          <w:sz w:val="20"/>
-          <w:szCs w:val="20"/>
-        </w:rPr>
-        <w:tab/>
-      </w:r>
-      <w:r>
-        <w:rPr>
-          <w:sz w:val="20"/>
-          <w:szCs w:val="20"/>
-        </w:rPr>
-        <w:tab/>
-      </w:r>
-      <w:r>
-        <w:rPr>
-          <w:sz w:val="20"/>
-          <w:szCs w:val="20"/>
-        </w:rPr>
-        <w:tab/>
-      </w:r>
-      <w:r>
-        <w:rPr>
-          <w:sz w:val="20"/>
-          <w:szCs w:val="20"/>
-        </w:rPr>
-        <w:tab/>
-        <w:t xml:space="preserve">                                                       “_____”</w:t>
-      </w:r>
-      <w:r>
-        <w:rPr>
-          <w:sz w:val="20"/>
-          <w:szCs w:val="20"/>
-          <w:lang w:val="ru-RU"/>
-        </w:rPr>
-        <w:t>____________</w:t>
-      </w:r>
-      <w:r>
-        <w:rPr>
-          <w:sz w:val="20"/>
-          <w:szCs w:val="20"/>
-        </w:rPr>
-        <w:t xml:space="preserve"> 2</w:t>
-      </w:r>
-      <w:r>
-        <w:rPr>
-          <w:sz w:val="20"/>
-          <w:szCs w:val="20"/>
-          <w:lang w:val="ru-RU"/>
-        </w:rPr>
-        <w:t>0___</w:t>
-      </w:r>
-      <w:r>
-        <w:rPr>
-          <w:sz w:val="20"/>
-          <w:szCs w:val="20"/>
-        </w:rPr>
-        <w:t xml:space="preserve"> р.</w:t>
-      </w:r>
-    </w:p>
-    <w:p>
-      <w:pPr>
-        <w:pStyle w:val="a3"/>
-        <w:ind w:right="-1"/>
-        <w:rPr>
-          <w:sz w:val="20"/>
-          <w:szCs w:val="20"/>
-        </w:rPr>
-      </w:pPr>
-    </w:p>
-    <w:p>
-      <w:pPr>
-        <w:pStyle w:val="a3"/>
-        <w:ind w:right="-1" w:firstLine="720"/>
-        <w:rPr>
-          <w:b/>
-          <w:sz w:val="24"/>
-          <w:szCs w:val="24"/>
-        </w:rPr>
-      </w:pPr>
-    </w:p>
-    <w:p>
-      <w:pPr>
-        <w:pStyle w:val="a3"/>
-        <w:ind w:right="-1"/>
-        <w:rPr>
-          <w:sz w:val="24"/>
-          <w:szCs w:val="24"/>
-        </w:rPr>
-      </w:pPr>
-      <w:r>
-        <w:rPr>
-          <w:b/>
-          <w:sz w:val="24"/>
-          <w:szCs w:val="24"/>
-        </w:rPr>
-        <w:t>______________________________________</w:t>
-      </w:r>
-      <w:r>
-        <w:rPr>
-          <w:sz w:val="24"/>
-          <w:szCs w:val="24"/>
-        </w:rPr>
-        <w:t xml:space="preserve"> /далі - Користувач/, в </w:t>
-      </w:r>
-      <w:proofErr w:type="spellStart"/>
-      <w:r>
-        <w:rPr>
-          <w:sz w:val="24"/>
-          <w:szCs w:val="24"/>
-        </w:rPr>
-        <w:t>особі_______________________________________</w:t>
-      </w:r>
-      <w:r>
-        <w:rPr>
-          <w:sz w:val="24"/>
-          <w:szCs w:val="24"/>
-        </w:rPr>
-        <w:t>,</w:t>
-      </w:r>
-      <w:r>
-        <w:rPr>
-          <w:sz w:val="24"/>
-          <w:szCs w:val="24"/>
-        </w:rPr>
-        <w:t>що</w:t>
-      </w:r>
-      <w:proofErr w:type="spellEnd"/>
-      <w:r>
-        <w:rPr>
-          <w:sz w:val="24"/>
-          <w:szCs w:val="24"/>
-        </w:rPr>
-        <w:t xml:space="preserve"> діє на підставі _________________ та _______________________з однієї Сторони,  та</w:t>
-      </w:r>
-    </w:p>
-    <w:p>
-      <w:pPr>
-        <w:pStyle w:val="a3"/>
-        <w:ind w:right="-1" w:firstLine="720"/>
-        <w:rPr>
-          <w:sz w:val="24"/>
-          <w:szCs w:val="24"/>
-        </w:rPr>
-      </w:pPr>
-      <w:r>
-        <w:rPr>
-          <w:b/>
-          <w:sz w:val="24"/>
-          <w:szCs w:val="24"/>
-        </w:rPr>
-        <w:t>Громадська</w:t>
-      </w:r>
-      <w:r>
-        <w:rPr>
-          <w:b/>
-          <w:sz w:val="24"/>
-          <w:szCs w:val="24"/>
-        </w:rPr>
-        <w:t xml:space="preserve"> о</w:t>
-      </w:r>
-      <w:r>
-        <w:rPr>
-          <w:b/>
-          <w:sz w:val="24"/>
-          <w:szCs w:val="24"/>
-        </w:rPr>
-        <w:t>рганізація “Українська агенція</w:t>
-      </w:r>
-      <w:r>
-        <w:rPr>
-          <w:b/>
-          <w:sz w:val="24"/>
-          <w:szCs w:val="24"/>
-        </w:rPr>
-        <w:t xml:space="preserve"> з авторських та суміжних прав”</w:t>
-      </w:r>
-      <w:r>
-        <w:rPr>
-          <w:sz w:val="24"/>
-          <w:szCs w:val="24"/>
-        </w:rPr>
-        <w:t xml:space="preserve"> </w:t>
-      </w:r>
-      <w:r>
-        <w:rPr>
-          <w:sz w:val="24"/>
-          <w:szCs w:val="24"/>
-        </w:rPr>
-        <w:t>(</w:t>
-      </w:r>
-      <w:r>
-        <w:rPr>
-          <w:sz w:val="24"/>
-          <w:szCs w:val="24"/>
-        </w:rPr>
-        <w:t xml:space="preserve">далі -        </w:t>
-      </w:r>
-      <w:r>
-        <w:rPr>
-          <w:sz w:val="24"/>
-          <w:szCs w:val="24"/>
-        </w:rPr>
-        <w:t xml:space="preserve">    </w:t>
-      </w:r>
-      <w:r>
-        <w:rPr>
-          <w:sz w:val="24"/>
-          <w:szCs w:val="24"/>
-        </w:rPr>
-        <w:t>ГО УААСП</w:t>
-      </w:r>
-      <w:r>
-        <w:rPr>
-          <w:sz w:val="24"/>
-          <w:szCs w:val="24"/>
-        </w:rPr>
-        <w:t>)</w:t>
-      </w:r>
-      <w:r>
-        <w:rPr>
-          <w:sz w:val="24"/>
-          <w:szCs w:val="24"/>
-        </w:rPr>
-        <w:t xml:space="preserve">, </w:t>
-      </w:r>
-      <w:r>
-        <w:rPr>
-          <w:sz w:val="24"/>
-          <w:szCs w:val="24"/>
-        </w:rPr>
-        <w:t xml:space="preserve">в особі </w:t>
-      </w:r>
-      <w:r>
-        <w:rPr>
-          <w:sz w:val="24"/>
-          <w:szCs w:val="24"/>
-        </w:rPr>
-        <w:t>___________________________________________</w:t>
-      </w:r>
-      <w:r>
-        <w:rPr>
-          <w:sz w:val="24"/>
-          <w:szCs w:val="24"/>
-        </w:rPr>
-        <w:t>, що діє на підставі</w:t>
-      </w:r>
-      <w:r>
-        <w:rPr>
-          <w:sz w:val="24"/>
-          <w:szCs w:val="24"/>
-        </w:rPr>
-        <w:t xml:space="preserve">________________________ </w:t>
-      </w:r>
-      <w:r>
-        <w:rPr>
-          <w:sz w:val="24"/>
-          <w:szCs w:val="24"/>
-        </w:rPr>
-        <w:t xml:space="preserve">та </w:t>
-      </w:r>
-      <w:r>
-        <w:rPr>
-          <w:sz w:val="24"/>
-          <w:szCs w:val="24"/>
-        </w:rPr>
-        <w:t xml:space="preserve">____________________________________ </w:t>
-      </w:r>
-      <w:r>
-        <w:rPr>
-          <w:sz w:val="24"/>
-          <w:szCs w:val="24"/>
-        </w:rPr>
-        <w:t>з другої сторони, надалі іменовані Сторони, уклали цей акт про наступне:</w:t>
-      </w:r>
-    </w:p>
-    <w:p>
-      <w:pPr>
-        <w:pStyle w:val="a3"/>
-        <w:ind w:right="-1"/>
-        <w:rPr>
-          <w:sz w:val="24"/>
-          <w:szCs w:val="24"/>
-        </w:rPr>
-      </w:pPr>
-    </w:p>
-    <w:p>
-      <w:pPr>
-        <w:pStyle w:val="a3"/>
-        <w:ind w:right="-1"/>
-        <w:rPr>
-          <w:sz w:val="24"/>
-          <w:szCs w:val="24"/>
+          <w:sz w:val="20"/>
+          <w:szCs w:val="20"/>
         </w:rPr>
       </w:pPr>
       <w:r>
         <w:rPr>
           <w:noProof/>
-          <w:sz w:val="24"/>
-          <w:szCs w:val="24"/>
-          <w:lang w:eastAsia="uk-UA"/>
+          <w:sz w:val="20"/>
+          <w:szCs w:val="20"/>
         </w:rPr>
         <mc:AlternateContent>
           <mc:Choice Requires="wps">
@@ -10418,13 +9548,13 @@
               <wp:anchor distT="0" distB="0" distL="114300" distR="114300" simplePos="0" relativeHeight="251658240" behindDoc="0" locked="0" layoutInCell="1" allowOverlap="1">
                 <wp:simplePos x="0" y="0"/>
                 <wp:positionH relativeFrom="column">
-                  <wp:posOffset>2204085</wp:posOffset>
+                  <wp:posOffset>1061027</wp:posOffset>
                 </wp:positionH>
                 <wp:positionV relativeFrom="paragraph">
-                  <wp:posOffset>-3103245</wp:posOffset>
+                  <wp:posOffset>106969</wp:posOffset>
                 </wp:positionV>
-                <wp:extent cx="3124200" cy="6858000"/>
-                <wp:effectExtent l="13335" t="0" r="15240" b="0"/>
+                <wp:extent cx="5218546" cy="6280727"/>
+                <wp:effectExtent l="0" t="0" r="0" b="0"/>
                 <wp:wrapNone/>
                 <wp:docPr id="1" name="WordArt 3"/>
                 <wp:cNvGraphicFramePr>
@@ -10439,7 +9569,7 @@
                       <wps:spPr bwMode="auto">
                         <a:xfrm>
                           <a:off x="0" y="0"/>
-                          <a:ext cx="3124200" cy="6858000"/>
+                          <a:ext cx="5218546" cy="6280727"/>
                         </a:xfrm>
                         <a:prstGeom prst="rect">
                           <a:avLst/>
@@ -10493,7 +9623,7 @@
                             <a:gd name="adj" fmla="val 55556"/>
                           </a:avLst>
                         </a:prstTxWarp>
-                        <a:spAutoFit/>
+                        <a:noAutofit/>
                       </wps:bodyPr>
                     </wps:wsp>
                   </a:graphicData>
@@ -10509,9 +9639,9 @@
           </mc:Choice>
           <mc:Fallback>
             <w:pict>
-              <v:shape id="WordArt 3" o:spid="_x0000_s1027" type="#_x0000_t202" style="position:absolute;left:0;text-align:left;margin-left:173.55pt;margin-top:-244.35pt;width:246pt;height:540pt;z-index:251658240;visibility:visible;mso-wrap-style:square;mso-width-percent:0;mso-height-percent:0;mso-wrap-distance-left:9pt;mso-wrap-distance-top:0;mso-wrap-distance-right:9pt;mso-wrap-distance-bottom:0;mso-position-horizontal:absolute;mso-position-horizontal-relative:text;mso-position-vertical:absolute;mso-position-vertical-relative:text;mso-width-percent:0;mso-height-percent:0;mso-width-relative:page;mso-height-relative:page;v-text-anchor:top" o:gfxdata="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" filled="f" stroked="f">
+              <v:shape id="WordArt 3" o:spid="_x0000_s1027" type="#_x0000_t202" style="position:absolute;left:0;text-align:left;margin-left:83.55pt;margin-top:8.4pt;width:410.9pt;height:494.55pt;z-index:251658240;visibility:visible;mso-wrap-style:square;mso-width-percent:0;mso-height-percent:0;mso-wrap-distance-left:9pt;mso-wrap-distance-top:0;mso-wrap-distance-right:9pt;mso-wrap-distance-bottom:0;mso-position-horizontal:absolute;mso-position-horizontal-relative:text;mso-position-vertical:absolute;mso-position-vertical-relative:text;mso-width-percent:0;mso-height-percent:0;mso-width-relative:page;mso-height-relative:page;v-text-anchor:top" o:gfxdata="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" filled="f" stroked="f">
                 <o:lock v:ext="edit" shapetype="t"/>
-                <v:textbox style="mso-fit-shape-to-text:t">
+                <v:textbox>
                   <w:txbxContent>
                     <w:p>
                       <w:pPr>
@@ -10553,189 +9683,229 @@
       </w:r>
       <w:r>
         <w:rPr>
-          <w:sz w:val="24"/>
-          <w:szCs w:val="24"/>
-        </w:rPr>
-        <w:t>1. Користувач:</w:t>
-      </w:r>
+          <w:b w:val="0"/>
+          <w:sz w:val="20"/>
+          <w:szCs w:val="20"/>
+          <w:lang w:val="uk-UA"/>
+        </w:rPr>
+        <w:t xml:space="preserve">           № Г - ____</w:t>
+      </w:r>
+      <w:r>
+        <w:rPr>
+          <w:b w:val="0"/>
+          <w:sz w:val="20"/>
+          <w:szCs w:val="20"/>
+        </w:rPr>
+        <w:t>____</w:t>
+      </w:r>
+      <w:r>
+        <w:rPr>
+          <w:b w:val="0"/>
+          <w:sz w:val="20"/>
+          <w:szCs w:val="20"/>
+          <w:lang w:val="uk-UA"/>
+        </w:rPr>
+        <w:t xml:space="preserve"> /_______</w:t>
+      </w:r>
+    </w:p>
+    <w:p>
+      <w:pPr>
+        <w:ind w:left="4680" w:firstLine="360"/>
+        <w:jc w:val="right"/>
+        <w:rPr>
+          <w:b w:val="0"/>
+          <w:bCs w:val="0"/>
+          <w:sz w:val="20"/>
+          <w:szCs w:val="20"/>
+          <w:lang w:val="uk-UA"/>
+        </w:rPr>
+      </w:pPr>
+      <w:r>
+        <w:rPr>
+          <w:b w:val="0"/>
+          <w:bCs w:val="0"/>
+          <w:sz w:val="20"/>
+          <w:szCs w:val="20"/>
+          <w:lang w:val="uk-UA"/>
+        </w:rPr>
+        <w:t xml:space="preserve"> від “__” ___________20___ р. </w:t>
+      </w:r>
+    </w:p>
+    <w:p>
+      <w:pPr>
+        <w:ind w:left="4680" w:firstLine="360"/>
+        <w:jc w:val="right"/>
+        <w:rPr>
+          <w:sz w:val="20"/>
+          <w:szCs w:val="20"/>
+        </w:rPr>
+      </w:pPr>
+    </w:p>
+    <w:p>
+      <w:pPr>
+        <w:pStyle w:val="a5"/>
+        <w:ind w:firstLine="360"/>
+        <w:jc w:val="center"/>
+        <w:rPr>
+          <w:sz w:val="20"/>
+          <w:szCs w:val="20"/>
+          <w:lang w:val="uk-UA"/>
+        </w:rPr>
+      </w:pPr>
+    </w:p>
+    <w:p>
+      <w:pPr>
+        <w:pStyle w:val="a5"/>
+        <w:ind w:firstLine="360"/>
+        <w:jc w:val="center"/>
+        <w:rPr>
+          <w:sz w:val="20"/>
+          <w:szCs w:val="20"/>
+          <w:lang w:val="uk-UA"/>
+        </w:rPr>
+      </w:pPr>
+    </w:p>
+    <w:p>
+      <w:pPr>
+        <w:pStyle w:val="a5"/>
+        <w:ind w:firstLine="360"/>
+        <w:jc w:val="center"/>
+        <w:rPr>
+          <w:sz w:val="20"/>
+          <w:szCs w:val="20"/>
+          <w:lang w:val="uk-UA"/>
+        </w:rPr>
+      </w:pPr>
     </w:p>
     <w:p>
       <w:pPr>
         <w:pStyle w:val="a3"/>
-        <w:ind w:right="-1" w:firstLine="426"/>
-        <w:rPr>
-          <w:color w:val="000000"/>
-          <w:sz w:val="24"/>
-          <w:szCs w:val="24"/>
-        </w:rPr>
-      </w:pPr>
-      <w:r>
-        <w:rPr>
-          <w:color w:val="000000"/>
-          <w:sz w:val="24"/>
-          <w:szCs w:val="24"/>
-        </w:rPr>
-        <w:t xml:space="preserve">1.1. Відповідно до Договору надав </w:t>
-      </w:r>
-      <w:r>
-        <w:rPr>
-          <w:caps/>
-          <w:color w:val="000000"/>
-          <w:sz w:val="24"/>
-          <w:szCs w:val="24"/>
-        </w:rPr>
-        <w:t>з</w:t>
-      </w:r>
-      <w:r>
-        <w:rPr>
-          <w:color w:val="000000"/>
-          <w:sz w:val="24"/>
-          <w:szCs w:val="24"/>
-        </w:rPr>
-        <w:t>віт про публічно виконані твори</w:t>
-      </w:r>
-      <w:r>
-        <w:rPr>
-          <w:color w:val="000000"/>
-          <w:sz w:val="24"/>
-          <w:szCs w:val="24"/>
-          <w:lang w:val="ru-RU"/>
-        </w:rPr>
-        <w:t xml:space="preserve"> </w:t>
-      </w:r>
-      <w:r>
-        <w:rPr>
-          <w:rFonts w:ascii="Times New Roman CYR" w:hAnsi="Times New Roman CYR" w:cs="Times New Roman CYR"/>
-          <w:color w:val="000000"/>
-          <w:sz w:val="24"/>
-          <w:szCs w:val="24"/>
-        </w:rPr>
-        <w:t xml:space="preserve">за </w:t>
-      </w:r>
-      <w:r>
-        <w:rPr>
-          <w:rFonts w:ascii="Times New Roman CYR" w:hAnsi="Times New Roman CYR" w:cs="Times New Roman CYR"/>
-          <w:color w:val="000000"/>
-          <w:sz w:val="24"/>
-          <w:szCs w:val="24"/>
-          <w:lang w:val="ru-RU"/>
-        </w:rPr>
-        <w:t xml:space="preserve">__________ </w:t>
-      </w:r>
-      <w:r>
-        <w:rPr>
-          <w:color w:val="000000"/>
-          <w:sz w:val="24"/>
-          <w:szCs w:val="24"/>
-        </w:rPr>
-        <w:t>20</w:t>
-      </w:r>
-      <w:r>
-        <w:rPr>
-          <w:color w:val="000000"/>
-          <w:sz w:val="24"/>
-          <w:szCs w:val="24"/>
-          <w:lang w:val="ru-RU"/>
-        </w:rPr>
-        <w:t>_</w:t>
-      </w:r>
-      <w:r>
-        <w:rPr>
-          <w:color w:val="000000"/>
-          <w:sz w:val="24"/>
-          <w:szCs w:val="24"/>
-        </w:rPr>
-        <w:t>_ р. в паперовому вигляді і електронному вигляді за адрес</w:t>
-      </w:r>
-      <w:r>
-        <w:rPr>
-          <w:color w:val="000000"/>
-          <w:sz w:val="24"/>
-          <w:szCs w:val="24"/>
-        </w:rPr>
-        <w:t xml:space="preserve">ою: </w:t>
-      </w:r>
-      <w:r>
-        <w:rPr>
-          <w:sz w:val="24"/>
-          <w:szCs w:val="24"/>
-        </w:rPr>
-        <w:t>_________________________________________</w:t>
-      </w:r>
-      <w:r>
-        <w:rPr>
-          <w:color w:val="000000"/>
-          <w:sz w:val="24"/>
-          <w:szCs w:val="24"/>
-        </w:rPr>
-        <w:t>;</w:t>
-      </w:r>
+        <w:ind w:right="-1" w:firstLine="360"/>
+        <w:rPr>
+          <w:sz w:val="20"/>
+          <w:szCs w:val="20"/>
+        </w:rPr>
+      </w:pPr>
     </w:p>
     <w:p>
       <w:pPr>
         <w:pStyle w:val="a3"/>
-        <w:ind w:right="-1" w:firstLine="426"/>
-        <w:rPr>
-          <w:sz w:val="24"/>
-          <w:szCs w:val="24"/>
-        </w:rPr>
-      </w:pPr>
-      <w:r>
-        <w:rPr>
-          <w:sz w:val="24"/>
-          <w:szCs w:val="24"/>
-        </w:rPr>
-        <w:t>1.2. Відповідно до Договору перерахував авторську винагороду в сумі</w:t>
-      </w:r>
-      <w:r>
+        <w:jc w:val="center"/>
         <w:rPr>
           <w:b/>
           <w:bCs/>
-          <w:sz w:val="24"/>
-          <w:szCs w:val="24"/>
-        </w:rPr>
-        <w:t xml:space="preserve"> ___________ (__________________________________</w:t>
-      </w:r>
+          <w:sz w:val="20"/>
+          <w:szCs w:val="20"/>
+        </w:rPr>
+      </w:pPr>
       <w:r>
         <w:rPr>
           <w:b/>
-          <w:sz w:val="24"/>
-          <w:szCs w:val="24"/>
-        </w:rPr>
-        <w:t>)</w:t>
-      </w:r>
-      <w:r>
-        <w:rPr>
-          <w:sz w:val="24"/>
-          <w:szCs w:val="24"/>
-        </w:rPr>
-        <w:t xml:space="preserve"> грн. </w:t>
-      </w:r>
-      <w:r>
+          <w:bCs/>
+          <w:sz w:val="20"/>
+          <w:szCs w:val="20"/>
+        </w:rPr>
+        <w:t>АКТ</w:t>
+      </w:r>
+    </w:p>
+    <w:p>
+      <w:pPr>
+        <w:pStyle w:val="a3"/>
+        <w:jc w:val="center"/>
         <w:rPr>
           <w:b/>
-          <w:sz w:val="24"/>
-          <w:szCs w:val="24"/>
-        </w:rPr>
-        <w:t>____</w:t>
-      </w:r>
-      <w:r>
-        <w:rPr>
-          <w:sz w:val="24"/>
-          <w:szCs w:val="24"/>
-        </w:rPr>
-        <w:t xml:space="preserve"> коп., а саме:</w:t>
+          <w:bCs/>
+          <w:sz w:val="20"/>
+          <w:szCs w:val="20"/>
+        </w:rPr>
+      </w:pPr>
+      <w:r>
+        <w:rPr>
+          <w:b/>
+          <w:bCs/>
+          <w:sz w:val="20"/>
+          <w:szCs w:val="20"/>
+        </w:rPr>
+        <w:t>про виплату авторської винагороди та надання звіту</w:t>
       </w:r>
     </w:p>
     <w:p>
       <w:pPr>
         <w:pStyle w:val="a3"/>
-        <w:ind w:right="-1" w:firstLine="426"/>
-        <w:rPr>
-          <w:sz w:val="24"/>
-          <w:szCs w:val="24"/>
-        </w:rPr>
-      </w:pPr>
+        <w:jc w:val="center"/>
+        <w:rPr>
+          <w:b/>
+          <w:bCs/>
+          <w:sz w:val="20"/>
+          <w:szCs w:val="20"/>
+        </w:rPr>
+      </w:pPr>
+      <w:r>
+        <w:rPr>
+          <w:b/>
+          <w:bCs/>
+          <w:sz w:val="20"/>
+          <w:szCs w:val="20"/>
+        </w:rPr>
+        <w:t xml:space="preserve">до </w:t>
+      </w:r>
+      <w:r>
+        <w:rPr>
+          <w:b/>
+          <w:bCs/>
+          <w:caps/>
+          <w:sz w:val="20"/>
+          <w:szCs w:val="20"/>
+        </w:rPr>
+        <w:t>л</w:t>
+      </w:r>
+      <w:r>
+        <w:rPr>
+          <w:b/>
+          <w:bCs/>
+          <w:sz w:val="20"/>
+          <w:szCs w:val="20"/>
+        </w:rPr>
+        <w:t>іцензійного договору</w:t>
+      </w:r>
+      <w:r>
+        <w:rPr>
+          <w:b/>
+          <w:bCs/>
+          <w:sz w:val="20"/>
+          <w:szCs w:val="20"/>
+          <w:lang w:val="ru-RU"/>
+        </w:rPr>
+        <w:t xml:space="preserve"> </w:t>
+      </w:r>
+      <w:r>
+        <w:rPr>
+          <w:b/>
+          <w:bCs/>
+          <w:sz w:val="20"/>
+          <w:szCs w:val="20"/>
+        </w:rPr>
+        <w:t>№ __________від “___”</w:t>
+      </w:r>
+      <w:r>
+        <w:rPr>
+          <w:b/>
+          <w:bCs/>
+          <w:sz w:val="20"/>
+          <w:szCs w:val="20"/>
+          <w:lang w:val="ru-RU"/>
+        </w:rPr>
+        <w:t xml:space="preserve"> __________</w:t>
+      </w:r>
+      <w:r>
+        <w:rPr>
+          <w:b/>
+          <w:bCs/>
+          <w:sz w:val="20"/>
+          <w:szCs w:val="20"/>
+        </w:rPr>
+        <w:t xml:space="preserve"> _____ року</w:t>
+      </w:r>
     </w:p>
     <w:p>
       <w:pPr>
@@ -10744,174 +9914,595 @@
         <w:jc w:val="center"/>
         <w:rPr>
           <w:b/>
-          <w:sz w:val="24"/>
-          <w:szCs w:val="24"/>
+          <w:bCs/>
+          <w:sz w:val="20"/>
+          <w:szCs w:val="20"/>
         </w:rPr>
       </w:pPr>
       <w:r>
         <w:rPr>
           <w:b/>
-          <w:sz w:val="24"/>
-          <w:szCs w:val="24"/>
-        </w:rPr>
-        <w:t>Платіжне доручення від “</w:t>
-      </w:r>
+          <w:bCs/>
+          <w:sz w:val="20"/>
+          <w:szCs w:val="20"/>
+          <w:lang w:val="ru-RU"/>
+        </w:rPr>
+        <w:t>(</w:t>
+      </w:r>
+      <w:proofErr w:type="spellStart"/>
       <w:r>
         <w:rPr>
           <w:b/>
-          <w:sz w:val="24"/>
-          <w:szCs w:val="24"/>
-        </w:rPr>
-        <w:t>_____</w:t>
-      </w:r>
+          <w:bCs/>
+          <w:sz w:val="20"/>
+          <w:szCs w:val="20"/>
+          <w:lang w:val="ru-RU"/>
+        </w:rPr>
+        <w:t>далі</w:t>
+      </w:r>
+      <w:proofErr w:type="spellEnd"/>
       <w:r>
         <w:rPr>
           <w:b/>
-          <w:sz w:val="24"/>
-          <w:szCs w:val="24"/>
-        </w:rPr>
-        <w:t xml:space="preserve">” </w:t>
-      </w:r>
+          <w:bCs/>
+          <w:sz w:val="20"/>
+          <w:szCs w:val="20"/>
+          <w:lang w:val="ru-RU"/>
+        </w:rPr>
+        <w:t xml:space="preserve"> - </w:t>
+      </w:r>
+      <w:proofErr w:type="spellStart"/>
       <w:r>
         <w:rPr>
           <w:b/>
-          <w:sz w:val="24"/>
-          <w:szCs w:val="24"/>
-        </w:rPr>
-        <w:t>__________</w:t>
-      </w:r>
+          <w:bCs/>
+          <w:sz w:val="20"/>
+          <w:szCs w:val="20"/>
+          <w:lang w:val="ru-RU"/>
+        </w:rPr>
+        <w:t>Договір</w:t>
+      </w:r>
+      <w:proofErr w:type="spellEnd"/>
       <w:r>
         <w:rPr>
           <w:b/>
-          <w:sz w:val="24"/>
-          <w:szCs w:val="24"/>
-        </w:rPr>
-        <w:t xml:space="preserve"> 20</w:t>
+          <w:bCs/>
+          <w:sz w:val="20"/>
+          <w:szCs w:val="20"/>
+          <w:lang w:val="ru-RU"/>
+        </w:rPr>
+        <w:t xml:space="preserve">) </w:t>
       </w:r>
       <w:r>
         <w:rPr>
           <w:b/>
-          <w:sz w:val="24"/>
-          <w:szCs w:val="24"/>
-        </w:rPr>
-        <w:t>___</w:t>
+          <w:bCs/>
+          <w:sz w:val="20"/>
+          <w:szCs w:val="20"/>
+        </w:rPr>
+        <w:t xml:space="preserve">за </w:t>
       </w:r>
       <w:r>
         <w:rPr>
           <w:b/>
-          <w:sz w:val="24"/>
-          <w:szCs w:val="24"/>
-        </w:rPr>
-        <w:t xml:space="preserve"> р. № </w:t>
+          <w:bCs/>
+          <w:sz w:val="20"/>
+          <w:szCs w:val="20"/>
+          <w:lang w:val="ru-RU"/>
+        </w:rPr>
+        <w:t>_________</w:t>
       </w:r>
       <w:r>
         <w:rPr>
           <w:b/>
-          <w:sz w:val="24"/>
-          <w:szCs w:val="24"/>
-        </w:rPr>
-        <w:t>____</w:t>
-      </w:r>
-      <w:r>
-        <w:rPr>
-          <w:b/>
-          <w:sz w:val="24"/>
-          <w:szCs w:val="24"/>
-        </w:rPr>
-        <w:t xml:space="preserve"> сума </w:t>
-      </w:r>
-      <w:r>
-        <w:rPr>
-          <w:b/>
-          <w:sz w:val="24"/>
-          <w:szCs w:val="24"/>
-        </w:rPr>
-        <w:t>_____</w:t>
-      </w:r>
-      <w:r>
-        <w:rPr>
-          <w:b/>
-          <w:sz w:val="24"/>
-          <w:szCs w:val="24"/>
-        </w:rPr>
-        <w:t>грн</w:t>
-      </w:r>
-      <w:r>
-        <w:rPr>
-          <w:b/>
-          <w:sz w:val="24"/>
-          <w:szCs w:val="24"/>
-        </w:rPr>
-        <w:t>.__</w:t>
-      </w:r>
-      <w:proofErr w:type="spellStart"/>
-      <w:r>
-        <w:rPr>
-          <w:b/>
-          <w:sz w:val="24"/>
-          <w:szCs w:val="24"/>
-        </w:rPr>
-        <w:t>коп</w:t>
-      </w:r>
-      <w:proofErr w:type="spellEnd"/>
-      <w:r>
-        <w:rPr>
-          <w:b/>
-          <w:sz w:val="24"/>
-          <w:szCs w:val="24"/>
-        </w:rPr>
-        <w:t>.</w:t>
-      </w:r>
+          <w:bCs/>
+          <w:sz w:val="20"/>
+          <w:szCs w:val="20"/>
+        </w:rPr>
+        <w:t xml:space="preserve"> 20___ р.</w:t>
+      </w:r>
+    </w:p>
+    <w:p>
+      <w:pPr>
+        <w:pStyle w:val="a3"/>
+        <w:rPr>
+          <w:sz w:val="20"/>
+          <w:szCs w:val="20"/>
+        </w:rPr>
+      </w:pPr>
+    </w:p>
+    <w:p>
+      <w:pPr>
+        <w:pStyle w:val="a3"/>
+        <w:rPr>
+          <w:sz w:val="20"/>
+          <w:szCs w:val="20"/>
+        </w:rPr>
+      </w:pPr>
     </w:p>
     <w:p>
       <w:pPr>
         <w:pStyle w:val="a3"/>
         <w:ind w:right="-1"/>
-        <w:rPr>
-          <w:sz w:val="24"/>
-          <w:szCs w:val="24"/>
-        </w:rPr>
-      </w:pPr>
+        <w:jc w:val="center"/>
+        <w:rPr>
+          <w:sz w:val="20"/>
+          <w:szCs w:val="20"/>
+        </w:rPr>
+      </w:pPr>
+      <w:r>
+        <w:rPr>
+          <w:sz w:val="20"/>
+          <w:szCs w:val="20"/>
+        </w:rPr>
+        <w:t>м. Київ</w:t>
+      </w:r>
+      <w:r>
+        <w:rPr>
+          <w:sz w:val="20"/>
+          <w:szCs w:val="20"/>
+        </w:rPr>
+        <w:tab/>
+      </w:r>
+      <w:r>
+        <w:rPr>
+          <w:sz w:val="20"/>
+          <w:szCs w:val="20"/>
+        </w:rPr>
+        <w:tab/>
+      </w:r>
+      <w:r>
+        <w:rPr>
+          <w:sz w:val="20"/>
+          <w:szCs w:val="20"/>
+        </w:rPr>
+        <w:tab/>
+      </w:r>
+      <w:r>
+        <w:rPr>
+          <w:sz w:val="20"/>
+          <w:szCs w:val="20"/>
+        </w:rPr>
+        <w:tab/>
+      </w:r>
+      <w:r>
+        <w:rPr>
+          <w:sz w:val="20"/>
+          <w:szCs w:val="20"/>
+        </w:rPr>
+        <w:tab/>
+      </w:r>
+      <w:r>
+        <w:rPr>
+          <w:sz w:val="20"/>
+          <w:szCs w:val="20"/>
+        </w:rPr>
+        <w:tab/>
+        <w:t xml:space="preserve">                                                       “_____”</w:t>
+      </w:r>
+      <w:r>
+        <w:rPr>
+          <w:sz w:val="20"/>
+          <w:szCs w:val="20"/>
+          <w:lang w:val="ru-RU"/>
+        </w:rPr>
+        <w:t>____________</w:t>
+      </w:r>
+      <w:r>
+        <w:rPr>
+          <w:sz w:val="20"/>
+          <w:szCs w:val="20"/>
+        </w:rPr>
+        <w:t xml:space="preserve"> 2</w:t>
+      </w:r>
+      <w:r>
+        <w:rPr>
+          <w:sz w:val="20"/>
+          <w:szCs w:val="20"/>
+          <w:lang w:val="ru-RU"/>
+        </w:rPr>
+        <w:t>0___</w:t>
+      </w:r>
+      <w:r>
+        <w:rPr>
+          <w:sz w:val="20"/>
+          <w:szCs w:val="20"/>
+        </w:rPr>
+        <w:t xml:space="preserve"> р.</w:t>
+      </w:r>
     </w:p>
     <w:p>
       <w:pPr>
         <w:pStyle w:val="a3"/>
         <w:ind w:right="-1"/>
         <w:rPr>
-          <w:sz w:val="24"/>
-          <w:szCs w:val="24"/>
-        </w:rPr>
-      </w:pPr>
-      <w:r>
-        <w:rPr>
-          <w:sz w:val="24"/>
-          <w:szCs w:val="24"/>
-        </w:rPr>
-        <w:t xml:space="preserve">2. ГО УААСП одержано зазначені в п.1.1., 1.2. даного акту </w:t>
-      </w:r>
-      <w:r>
-        <w:rPr>
-          <w:caps/>
-          <w:sz w:val="24"/>
-          <w:szCs w:val="24"/>
-        </w:rPr>
-        <w:t>з</w:t>
-      </w:r>
-      <w:r>
-        <w:rPr>
-          <w:sz w:val="24"/>
-          <w:szCs w:val="24"/>
-        </w:rPr>
-        <w:t>віт про публічно виконані твори та перераховану Користувачем суму авторської винагороди (роялті) на поточний рахунок в банківській установі.</w:t>
-      </w:r>
+          <w:sz w:val="20"/>
+          <w:szCs w:val="20"/>
+        </w:rPr>
+      </w:pPr>
+    </w:p>
+    <w:p>
+      <w:pPr>
+        <w:pStyle w:val="a3"/>
+        <w:ind w:right="-1" w:firstLine="720"/>
+        <w:rPr>
+          <w:b/>
+          <w:sz w:val="20"/>
+          <w:szCs w:val="20"/>
+        </w:rPr>
+      </w:pPr>
     </w:p>
     <w:p>
       <w:pPr>
         <w:pStyle w:val="a3"/>
         <w:ind w:right="-1"/>
         <w:rPr>
-          <w:sz w:val="24"/>
-          <w:szCs w:val="24"/>
+          <w:sz w:val="20"/>
+          <w:szCs w:val="20"/>
+        </w:rPr>
+      </w:pPr>
+      <w:r>
+        <w:rPr>
+          <w:b/>
+          <w:sz w:val="20"/>
+          <w:szCs w:val="20"/>
+        </w:rPr>
+        <w:t>______________________________________</w:t>
+      </w:r>
+      <w:r>
+        <w:rPr>
+          <w:sz w:val="20"/>
+          <w:szCs w:val="20"/>
+        </w:rPr>
+        <w:t xml:space="preserve"> /далі - Користувач/, в </w:t>
+      </w:r>
+      <w:proofErr w:type="spellStart"/>
+      <w:r>
+        <w:rPr>
+          <w:sz w:val="20"/>
+          <w:szCs w:val="20"/>
+        </w:rPr>
+        <w:t>особі_______________________________________,що</w:t>
+      </w:r>
+      <w:proofErr w:type="spellEnd"/>
+      <w:r>
+        <w:rPr>
+          <w:sz w:val="20"/>
+          <w:szCs w:val="20"/>
+        </w:rPr>
+        <w:t xml:space="preserve"> діє на підставі _________________ та _______________________з однієї Сторони,  та</w:t>
+      </w:r>
+    </w:p>
+    <w:p>
+      <w:pPr>
+        <w:pStyle w:val="a3"/>
+        <w:ind w:right="-1" w:firstLine="720"/>
+        <w:rPr>
+          <w:sz w:val="20"/>
+          <w:szCs w:val="20"/>
+        </w:rPr>
+      </w:pPr>
+      <w:r>
+        <w:rPr>
+          <w:b/>
+          <w:sz w:val="20"/>
+          <w:szCs w:val="20"/>
+        </w:rPr>
+        <w:t>Громадська організація “Українська агенція з авторських та суміжних прав”</w:t>
+      </w:r>
+      <w:r>
+        <w:rPr>
+          <w:sz w:val="20"/>
+          <w:szCs w:val="20"/>
+        </w:rPr>
+        <w:t xml:space="preserve"> (</w:t>
+      </w:r>
+      <w:r>
+        <w:rPr>
+          <w:sz w:val="20"/>
+          <w:szCs w:val="20"/>
+        </w:rPr>
+        <w:t xml:space="preserve">далі -            </w:t>
+      </w:r>
+      <w:r>
+        <w:rPr>
+          <w:sz w:val="20"/>
+          <w:szCs w:val="20"/>
+        </w:rPr>
+        <w:t>ГО УААСП)</w:t>
+      </w:r>
+      <w:r>
+        <w:rPr>
+          <w:sz w:val="20"/>
+          <w:szCs w:val="20"/>
+        </w:rPr>
+        <w:t>, в особі ___________________________________________, що діє на підставі________________________ та ____________________________________ з другої сторони, надалі іменовані Сторони, уклали цей акт про наступне:</w:t>
+      </w:r>
+    </w:p>
+    <w:p>
+      <w:pPr>
+        <w:pStyle w:val="a3"/>
+        <w:ind w:right="-1"/>
+        <w:rPr>
+          <w:sz w:val="20"/>
+          <w:szCs w:val="20"/>
+        </w:rPr>
+      </w:pPr>
+    </w:p>
+    <w:p>
+      <w:pPr>
+        <w:pStyle w:val="a3"/>
+        <w:ind w:right="-1"/>
+        <w:rPr>
+          <w:sz w:val="20"/>
+          <w:szCs w:val="20"/>
+        </w:rPr>
+      </w:pPr>
+      <w:r>
+        <w:rPr>
+          <w:sz w:val="20"/>
+          <w:szCs w:val="20"/>
+        </w:rPr>
+        <w:t>1. Користувач:</w:t>
+      </w:r>
+    </w:p>
+    <w:p>
+      <w:pPr>
+        <w:pStyle w:val="a3"/>
+        <w:ind w:right="-1" w:firstLine="426"/>
+        <w:rPr>
+          <w:color w:val="000000"/>
+          <w:sz w:val="20"/>
+          <w:szCs w:val="20"/>
+        </w:rPr>
+      </w:pPr>
+      <w:r>
+        <w:rPr>
+          <w:color w:val="000000"/>
+          <w:sz w:val="20"/>
+          <w:szCs w:val="20"/>
+        </w:rPr>
+        <w:t xml:space="preserve">1.1. Відповідно до Договору надав </w:t>
+      </w:r>
+      <w:r>
+        <w:rPr>
+          <w:caps/>
+          <w:color w:val="000000"/>
+          <w:sz w:val="20"/>
+          <w:szCs w:val="20"/>
+        </w:rPr>
+        <w:t>з</w:t>
+      </w:r>
+      <w:r>
+        <w:rPr>
+          <w:color w:val="000000"/>
+          <w:sz w:val="20"/>
+          <w:szCs w:val="20"/>
+        </w:rPr>
+        <w:t>віт про публічно виконані твори</w:t>
+      </w:r>
+      <w:r>
+        <w:rPr>
+          <w:color w:val="000000"/>
+          <w:sz w:val="20"/>
+          <w:szCs w:val="20"/>
+          <w:lang w:val="ru-RU"/>
+        </w:rPr>
+        <w:t xml:space="preserve"> </w:t>
+      </w:r>
+      <w:r>
+        <w:rPr>
+          <w:rFonts w:ascii="Times New Roman CYR" w:hAnsi="Times New Roman CYR" w:cs="Times New Roman CYR"/>
+          <w:color w:val="000000"/>
+          <w:sz w:val="20"/>
+          <w:szCs w:val="20"/>
+        </w:rPr>
+        <w:t xml:space="preserve">за </w:t>
+      </w:r>
+      <w:r>
+        <w:rPr>
+          <w:rFonts w:ascii="Times New Roman CYR" w:hAnsi="Times New Roman CYR" w:cs="Times New Roman CYR"/>
+          <w:color w:val="000000"/>
+          <w:sz w:val="20"/>
+          <w:szCs w:val="20"/>
+          <w:lang w:val="ru-RU"/>
+        </w:rPr>
+        <w:t xml:space="preserve">__________ </w:t>
+      </w:r>
+      <w:r>
+        <w:rPr>
+          <w:color w:val="000000"/>
+          <w:sz w:val="20"/>
+          <w:szCs w:val="20"/>
+        </w:rPr>
+        <w:t>20</w:t>
+      </w:r>
+      <w:r>
+        <w:rPr>
+          <w:color w:val="000000"/>
+          <w:sz w:val="20"/>
+          <w:szCs w:val="20"/>
+          <w:lang w:val="ru-RU"/>
+        </w:rPr>
+        <w:t>_</w:t>
+      </w:r>
+      <w:r>
+        <w:rPr>
+          <w:color w:val="000000"/>
+          <w:sz w:val="20"/>
+          <w:szCs w:val="20"/>
+        </w:rPr>
+        <w:t xml:space="preserve">_ р. в паперовому вигляді і електронному вигляді за адресою: </w:t>
+      </w:r>
+      <w:r>
+        <w:rPr>
+          <w:sz w:val="20"/>
+          <w:szCs w:val="20"/>
+        </w:rPr>
+        <w:t>_________________________________________</w:t>
+      </w:r>
+      <w:r>
+        <w:rPr>
+          <w:color w:val="000000"/>
+          <w:sz w:val="20"/>
+          <w:szCs w:val="20"/>
+        </w:rPr>
+        <w:t>;</w:t>
+      </w:r>
+    </w:p>
+    <w:p>
+      <w:pPr>
+        <w:pStyle w:val="a3"/>
+        <w:ind w:right="-1" w:firstLine="426"/>
+        <w:rPr>
+          <w:sz w:val="20"/>
+          <w:szCs w:val="20"/>
+        </w:rPr>
+      </w:pPr>
+      <w:r>
+        <w:rPr>
+          <w:sz w:val="20"/>
+          <w:szCs w:val="20"/>
+        </w:rPr>
+        <w:t>1.2. Відповідно до Договору перерахував авторську винагороду в сумі</w:t>
+      </w:r>
+      <w:r>
+        <w:rPr>
+          <w:b/>
+          <w:bCs/>
+          <w:sz w:val="20"/>
+          <w:szCs w:val="20"/>
+        </w:rPr>
+        <w:t xml:space="preserve"> ___________ (__________________________________</w:t>
+      </w:r>
+      <w:r>
+        <w:rPr>
+          <w:b/>
+          <w:sz w:val="20"/>
+          <w:szCs w:val="20"/>
+        </w:rPr>
+        <w:t>)</w:t>
+      </w:r>
+      <w:r>
+        <w:rPr>
+          <w:sz w:val="20"/>
+          <w:szCs w:val="20"/>
+        </w:rPr>
+        <w:t xml:space="preserve"> грн. </w:t>
+      </w:r>
+      <w:r>
+        <w:rPr>
+          <w:b/>
+          <w:sz w:val="20"/>
+          <w:szCs w:val="20"/>
+        </w:rPr>
+        <w:t>____</w:t>
+      </w:r>
+      <w:r>
+        <w:rPr>
+          <w:sz w:val="20"/>
+          <w:szCs w:val="20"/>
+        </w:rPr>
+        <w:t xml:space="preserve"> коп., а саме:</w:t>
+      </w:r>
+    </w:p>
+    <w:p>
+      <w:pPr>
+        <w:pStyle w:val="a3"/>
+        <w:ind w:right="-1" w:firstLine="426"/>
+        <w:rPr>
+          <w:sz w:val="20"/>
+          <w:szCs w:val="20"/>
+        </w:rPr>
+      </w:pPr>
+    </w:p>
+    <w:p>
+      <w:pPr>
+        <w:pStyle w:val="a3"/>
+        <w:ind w:right="-1"/>
+        <w:jc w:val="center"/>
+        <w:rPr>
+          <w:b/>
+          <w:sz w:val="20"/>
+          <w:szCs w:val="20"/>
+        </w:rPr>
+      </w:pPr>
+      <w:r>
+        <w:rPr>
+          <w:b/>
+          <w:sz w:val="20"/>
+          <w:szCs w:val="20"/>
+        </w:rPr>
+        <w:t>Платіжне доручення від “_____” __________ 20___ р. № ____ сума _____грн.__</w:t>
+      </w:r>
+      <w:proofErr w:type="spellStart"/>
+      <w:r>
+        <w:rPr>
+          <w:b/>
+          <w:sz w:val="20"/>
+          <w:szCs w:val="20"/>
+        </w:rPr>
+        <w:t>коп</w:t>
+      </w:r>
+      <w:proofErr w:type="spellEnd"/>
+      <w:r>
+        <w:rPr>
+          <w:b/>
+          <w:sz w:val="20"/>
+          <w:szCs w:val="20"/>
+        </w:rPr>
+        <w:t>.</w:t>
+      </w:r>
+    </w:p>
+    <w:p>
+      <w:pPr>
+        <w:pStyle w:val="a3"/>
+        <w:ind w:right="-1"/>
+        <w:rPr>
+          <w:sz w:val="20"/>
+          <w:szCs w:val="20"/>
+        </w:rPr>
+      </w:pPr>
+    </w:p>
+    <w:p>
+      <w:pPr>
+        <w:pStyle w:val="a3"/>
+        <w:ind w:right="-1"/>
+        <w:rPr>
+          <w:sz w:val="20"/>
+          <w:szCs w:val="20"/>
+        </w:rPr>
+      </w:pPr>
+      <w:r>
+        <w:rPr>
+          <w:sz w:val="20"/>
+          <w:szCs w:val="20"/>
+        </w:rPr>
+        <w:t xml:space="preserve">2. ГО УААСП одержано зазначені в п.1.1., 1.2. даного акту </w:t>
+      </w:r>
+      <w:r>
+        <w:rPr>
+          <w:caps/>
+          <w:sz w:val="20"/>
+          <w:szCs w:val="20"/>
+        </w:rPr>
+        <w:t>з</w:t>
+      </w:r>
+      <w:r>
+        <w:rPr>
+          <w:sz w:val="20"/>
+          <w:szCs w:val="20"/>
+        </w:rPr>
+        <w:t>віт про публічно виконані твори та перераховану Користувачем суму авторської винагороди (роялті) на поточний рахунок в банківській установі.</w:t>
+      </w:r>
+    </w:p>
+    <w:p>
+      <w:pPr>
+        <w:pStyle w:val="a3"/>
+        <w:ind w:right="-1"/>
+        <w:rPr>
+          <w:sz w:val="20"/>
+          <w:szCs w:val="20"/>
         </w:rPr>
       </w:pPr>
     </w:p>
@@ -10982,19 +10573,10 @@
               <w:rPr>
                 <w:b/>
                 <w:bCs/>
-                <w:sz w:val="24"/>
-                <w:szCs w:val="24"/>
-              </w:rPr>
-              <w:t xml:space="preserve">Від </w:t>
-            </w:r>
-            <w:r>
-              <w:rPr>
-                <w:b/>
-                <w:bCs/>
-                <w:sz w:val="24"/>
-                <w:szCs w:val="24"/>
-              </w:rPr>
-              <w:t>ГО УААСП</w:t>
+                <w:sz w:val="20"/>
+                <w:szCs w:val="20"/>
+              </w:rPr>
+              <w:t>Від ГО УААСП</w:t>
             </w:r>
           </w:p>
         </w:tc>
@@ -11036,8 +10618,8 @@
               <w:rPr>
                 <w:b/>
                 <w:bCs/>
-                <w:sz w:val="24"/>
-                <w:szCs w:val="24"/>
+                <w:sz w:val="20"/>
+                <w:szCs w:val="20"/>
               </w:rPr>
               <w:t>Від Користувача</w:t>
             </w:r>
@@ -11177,34 +10759,8 @@
                 <w:szCs w:val="20"/>
                 <w:lang w:val="ru-RU"/>
               </w:rPr>
-              <w:t xml:space="preserve">(Код ЄДРПОУ: </w:t>
+              <w:t>(Код ЄДРПОУ: _______________ )</w:t>
             </w:r>
-            <w:r>
-              <w:rPr>
-                <w:sz w:val="20"/>
-                <w:szCs w:val="20"/>
-                <w:lang w:val="ru-RU"/>
-              </w:rPr>
-              <w:t>______________</w:t>
-            </w:r>
-            <w:proofErr w:type="gramStart"/>
-            <w:r>
-              <w:rPr>
-                <w:sz w:val="20"/>
-                <w:szCs w:val="20"/>
-                <w:lang w:val="ru-RU"/>
-              </w:rPr>
-              <w:t>_</w:t>
-            </w:r>
-            <w:r>
-              <w:rPr>
-                <w:sz w:val="20"/>
-                <w:szCs w:val="20"/>
-                <w:lang w:val="ru-RU"/>
-              </w:rPr>
-              <w:t xml:space="preserve"> )</w:t>
-            </w:r>
-            <w:proofErr w:type="gramEnd"/>
           </w:p>
         </w:tc>
         <w:tc>
@@ -11465,8 +11021,8 @@
               <w:rPr>
                 <w:b/>
                 <w:bCs/>
-                <w:sz w:val="18"/>
-                <w:szCs w:val="18"/>
+                <w:sz w:val="20"/>
+                <w:szCs w:val="20"/>
                 <w:lang w:val="ru-RU"/>
               </w:rPr>
             </w:pPr>
@@ -11474,8 +11030,8 @@
               <w:rPr>
                 <w:b/>
                 <w:bCs/>
-                <w:sz w:val="18"/>
-                <w:szCs w:val="18"/>
+                <w:sz w:val="20"/>
+                <w:szCs w:val="20"/>
                 <w:lang w:val="ru-RU"/>
               </w:rPr>
               <w:t>___________</w:t>
@@ -11499,8 +11055,8 @@
               <w:rPr>
                 <w:b/>
                 <w:bCs/>
-                <w:sz w:val="18"/>
-                <w:szCs w:val="18"/>
+                <w:sz w:val="20"/>
+                <w:szCs w:val="20"/>
               </w:rPr>
             </w:pPr>
           </w:p>
@@ -11526,8 +11082,8 @@
               <w:rPr>
                 <w:b/>
                 <w:bCs/>
-                <w:sz w:val="18"/>
-                <w:szCs w:val="18"/>
+                <w:sz w:val="20"/>
+                <w:szCs w:val="20"/>
               </w:rPr>
             </w:pPr>
           </w:p>
@@ -11549,8 +11105,8 @@
               <w:rPr>
                 <w:b/>
                 <w:bCs/>
-                <w:sz w:val="18"/>
-                <w:szCs w:val="18"/>
+                <w:sz w:val="20"/>
+                <w:szCs w:val="20"/>
               </w:rPr>
             </w:pPr>
           </w:p>
@@ -11573,16 +11129,16 @@
               <w:rPr>
                 <w:b/>
                 <w:bCs/>
-                <w:sz w:val="18"/>
-                <w:szCs w:val="18"/>
+                <w:sz w:val="20"/>
+                <w:szCs w:val="20"/>
               </w:rPr>
             </w:pPr>
             <w:r>
               <w:rPr>
                 <w:b/>
                 <w:bCs/>
-                <w:sz w:val="18"/>
-                <w:szCs w:val="18"/>
+                <w:sz w:val="20"/>
+                <w:szCs w:val="20"/>
                 <w:lang w:val="ru-RU"/>
               </w:rPr>
               <w:t>__________</w:t>
@@ -11740,8 +11296,8 @@
               <w:rPr>
                 <w:b/>
                 <w:bCs/>
-                <w:sz w:val="18"/>
-                <w:szCs w:val="18"/>
+                <w:sz w:val="20"/>
+                <w:szCs w:val="20"/>
               </w:rPr>
             </w:pPr>
           </w:p>
@@ -11763,8 +11319,8 @@
               <w:rPr>
                 <w:b/>
                 <w:bCs/>
-                <w:sz w:val="18"/>
-                <w:szCs w:val="18"/>
+                <w:sz w:val="20"/>
+                <w:szCs w:val="20"/>
               </w:rPr>
             </w:pPr>
           </w:p>
@@ -11789,16 +11345,16 @@
               <w:rPr>
                 <w:b/>
                 <w:bCs/>
-                <w:sz w:val="18"/>
-                <w:szCs w:val="18"/>
+                <w:sz w:val="20"/>
+                <w:szCs w:val="20"/>
               </w:rPr>
             </w:pPr>
             <w:r>
               <w:rPr>
                 <w:b/>
                 <w:bCs/>
-                <w:sz w:val="18"/>
-                <w:szCs w:val="18"/>
+                <w:sz w:val="20"/>
+                <w:szCs w:val="20"/>
               </w:rPr>
               <w:t>(підпис)</w:t>
             </w:r>
@@ -11821,8 +11377,8 @@
               <w:rPr>
                 <w:b/>
                 <w:bCs/>
-                <w:sz w:val="18"/>
-                <w:szCs w:val="18"/>
+                <w:sz w:val="20"/>
+                <w:szCs w:val="20"/>
               </w:rPr>
             </w:pPr>
           </w:p>
@@ -11845,8 +11401,8 @@
               <w:rPr>
                 <w:b/>
                 <w:bCs/>
-                <w:sz w:val="18"/>
-                <w:szCs w:val="18"/>
+                <w:sz w:val="20"/>
+                <w:szCs w:val="20"/>
               </w:rPr>
             </w:pPr>
           </w:p>
@@ -13255,8 +12811,8 @@
         <w:pStyle w:val="a3"/>
         <w:ind w:right="-1" w:firstLine="360"/>
         <w:rPr>
-          <w:sz w:val="18"/>
-          <w:szCs w:val="18"/>
+          <w:sz w:val="20"/>
+          <w:szCs w:val="20"/>
           <w:lang w:val="en-US"/>
         </w:rPr>
       </w:pPr>
@@ -13327,6 +12883,8 @@
         <w:pStyle w:val="a3"/>
         <w:ind w:right="-1" w:firstLine="6300"/>
         <w:rPr>
+          <w:sz w:val="20"/>
+          <w:szCs w:val="20"/>
           <w:lang w:val="en-US"/>
         </w:rPr>
       </w:pPr>
@@ -13334,6 +12892,8 @@
     <w:p>
       <w:pPr>
         <w:rPr>
+          <w:sz w:val="20"/>
+          <w:szCs w:val="20"/>
           <w:lang w:val="en-US"/>
         </w:rPr>
       </w:pPr>
@@ -13341,14 +12901,18 @@
     <w:p>
       <w:pPr>
         <w:rPr>
+          <w:sz w:val="20"/>
+          <w:szCs w:val="20"/>
           <w:lang w:val="en-US"/>
         </w:rPr>
       </w:pPr>
+      <w:bookmarkStart w:id="1" w:name="_GoBack"/>
+      <w:bookmarkEnd w:id="1"/>
     </w:p>
     <w:sectPr>
-      <w:headerReference w:type="default" r:id="rId10"/>
-      <w:footerReference w:type="even" r:id="rId11"/>
-      <w:footerReference w:type="default" r:id="rId12"/>
+      <w:headerReference w:type="default" r:id="rId9"/>
+      <w:footerReference w:type="even" r:id="rId10"/>
+      <w:footerReference w:type="default" r:id="rId11"/>
       <w:pgSz w:w="11907" w:h="16840" w:code="9"/>
       <w:pgMar w:top="567" w:right="567" w:bottom="567" w:left="540" w:header="284" w:footer="0" w:gutter="0"/>
       <w:cols w:space="720"/>
@@ -13358,7 +12922,7 @@
 </file>
 
 <file path=word/endnotes.xml><?xml version="1.0" encoding="utf-8"?>
-<w:endnotes xmlns:wpc="http://schemas.microsoft.com/office/word/2010/wordprocessingCanvas" xmlns:cx="http://schemas.microsoft.com/office/drawing/2014/chartex" xmlns:cx1="http://schemas.microsoft.com/office/drawing/2015/9/8/chartex" xmlns:cx2="http://schemas.microsoft.com/office/drawing/2015/10/21/chartex" xmlns:cx3="http://schemas.microsoft.com/office/drawing/2016/5/9/chartex" xmlns:cx4="http://schemas.microsoft.com/office/drawing/2016/5/10/chartex" xmlns:cx5="http://schemas.microsoft.com/office/drawing/2016/5/11/chartex" xmlns:cx6="http://schemas.microsoft.com/office/drawing/2016/5/12/chartex" xmlns:cx7="http://schemas.microsoft.com/office/drawing/2016/5/13/chartex" xmlns:cx8="http://schemas.microsoft.com/office/drawing/2016/5/14/chartex" xmlns:mc="http://schemas.openxmlformats.org/markup-compatibility/2006" xmlns:aink="http://schemas.microsoft.com/office/drawing/2016/ink" xmlns:am3d="http://schemas.microsoft.com/office/drawing/2017/model3d" xmlns:o="urn:schemas-microsoft-com:office:office" xmlns:r="http://schemas.openxmlformats.org/officeDocument/2006/relationships" xmlns:m="http://schemas.openxmlformats.org/officeDocument/2006/math" xmlns:v="urn:schemas-microsoft-com:vml" xmlns:wp14="http://schemas.microsoft.com/office/word/2010/wordprocessingDrawing" xmlns:wp="http://schemas.openxmlformats.org/drawingml/2006/wordprocessingDrawing" xmlns:w10="urn:schemas-microsoft-com:office:word" xmlns:w="http://schemas.openxmlformats.org/wordprocessingml/2006/main" xmlns:w14="http://schemas.microsoft.com/office/word/2010/wordml" xmlns:w15="http://schemas.microsoft.com/office/word/2012/wordml" xmlns:w16cid="http://schemas.microsoft.com/office/word/2016/wordml/cid" xmlns:w16se="http://schemas.microsoft.com/office/word/2015/wordml/symex" xmlns:wpg="http://schemas.microsoft.com/office/word/2010/wordprocessingGroup" xmlns:wpi="http://schemas.microsoft.com/office/word/2010/wordprocessingInk" xmlns:wne="http://schemas.microsoft.com/office/word/2006/wordml" xmlns:wps="http://schemas.microsoft.com/office/word/2010/wordprocessingShape" mc:Ignorable="w14 w15 w16se w16cid wp14">
+<w:endnotes xmlns:wpc="http://schemas.microsoft.com/office/word/2010/wordprocessingCanvas" xmlns:cx="http://schemas.microsoft.com/office/drawing/2014/chartex" xmlns:cx1="http://schemas.microsoft.com/office/drawing/2015/9/8/chartex" xmlns:mc="http://schemas.openxmlformats.org/markup-compatibility/2006" xmlns:o="urn:schemas-microsoft-com:office:office" xmlns:r="http://schemas.openxmlformats.org/officeDocument/2006/relationships" xmlns:m="http://schemas.openxmlformats.org/officeDocument/2006/math" xmlns:v="urn:schemas-microsoft-com:vml" xmlns:wp14="http://schemas.microsoft.com/office/word/2010/wordprocessingDrawing" xmlns:wp="http://schemas.openxmlformats.org/drawingml/2006/wordprocessingDrawing" xmlns:w10="urn:schemas-microsoft-com:office:word" xmlns:w="http://schemas.openxmlformats.org/wordprocessingml/2006/main" xmlns:w14="http://schemas.microsoft.com/office/word/2010/wordml" xmlns:w15="http://schemas.microsoft.com/office/word/2012/wordml" xmlns:w16se="http://schemas.microsoft.com/office/word/2015/wordml/symex" xmlns:wpg="http://schemas.microsoft.com/office/word/2010/wordprocessingGroup" xmlns:wpi="http://schemas.microsoft.com/office/word/2010/wordprocessingInk" xmlns:wne="http://schemas.microsoft.com/office/word/2006/wordml" xmlns:wps="http://schemas.microsoft.com/office/word/2010/wordprocessingShape" mc:Ignorable="w14 w15 w16se wp14">
   <w:endnote w:type="separator" w:id="-1">
     <w:p>
       <w:r>
@@ -13377,7 +12941,7 @@
 </file>
 
 <file path=word/footer1.xml><?xml version="1.0" encoding="utf-8"?>
-<w:ftr xmlns:wpc="http://schemas.microsoft.com/office/word/2010/wordprocessingCanvas" xmlns:cx="http://schemas.microsoft.com/office/drawing/2014/chartex" xmlns:cx1="http://schemas.microsoft.com/office/drawing/2015/9/8/chartex" xmlns:cx2="http://schemas.microsoft.com/office/drawing/2015/10/21/chartex" xmlns:cx3="http://schemas.microsoft.com/office/drawing/2016/5/9/chartex" xmlns:cx4="http://schemas.microsoft.com/office/drawing/2016/5/10/chartex" xmlns:cx5="http://schemas.microsoft.com/office/drawing/2016/5/11/chartex" xmlns:cx6="http://schemas.microsoft.com/office/drawing/2016/5/12/chartex" xmlns:cx7="http://schemas.microsoft.com/office/drawing/2016/5/13/chartex" xmlns:cx8="http://schemas.microsoft.com/office/drawing/2016/5/14/chartex" xmlns:mc="http://schemas.openxmlformats.org/markup-compatibility/2006" xmlns:aink="http://schemas.microsoft.com/office/drawing/2016/ink" xmlns:am3d="http://schemas.microsoft.com/office/drawing/2017/model3d" xmlns:o="urn:schemas-microsoft-com:office:office" xmlns:r="http://schemas.openxmlformats.org/officeDocument/2006/relationships" xmlns:m="http://schemas.openxmlformats.org/officeDocument/2006/math" xmlns:v="urn:schemas-microsoft-com:vml" xmlns:wp14="http://schemas.microsoft.com/office/word/2010/wordprocessingDrawing" xmlns:wp="http://schemas.openxmlformats.org/drawingml/2006/wordprocessingDrawing" xmlns:w10="urn:schemas-microsoft-com:office:word" xmlns:w="http://schemas.openxmlformats.org/wordprocessingml/2006/main" xmlns:w14="http://schemas.microsoft.com/office/word/2010/wordml" xmlns:w15="http://schemas.microsoft.com/office/word/2012/wordml" xmlns:w16cid="http://schemas.microsoft.com/office/word/2016/wordml/cid" xmlns:w16se="http://schemas.microsoft.com/office/word/2015/wordml/symex" xmlns:wpg="http://schemas.microsoft.com/office/word/2010/wordprocessingGroup" xmlns:wpi="http://schemas.microsoft.com/office/word/2010/wordprocessingInk" xmlns:wne="http://schemas.microsoft.com/office/word/2006/wordml" xmlns:wps="http://schemas.microsoft.com/office/word/2010/wordprocessingShape" mc:Ignorable="w14 w15 w16se w16cid wp14">
+<w:ftr xmlns:wpc="http://schemas.microsoft.com/office/word/2010/wordprocessingCanvas" xmlns:cx="http://schemas.microsoft.com/office/drawing/2014/chartex" xmlns:cx1="http://schemas.microsoft.com/office/drawing/2015/9/8/chartex" xmlns:mc="http://schemas.openxmlformats.org/markup-compatibility/2006" xmlns:o="urn:schemas-microsoft-com:office:office" xmlns:r="http://schemas.openxmlformats.org/officeDocument/2006/relationships" xmlns:m="http://schemas.openxmlformats.org/officeDocument/2006/math" xmlns:v="urn:schemas-microsoft-com:vml" xmlns:wp14="http://schemas.microsoft.com/office/word/2010/wordprocessingDrawing" xmlns:wp="http://schemas.openxmlformats.org/drawingml/2006/wordprocessingDrawing" xmlns:w10="urn:schemas-microsoft-com:office:word" xmlns:w="http://schemas.openxmlformats.org/wordprocessingml/2006/main" xmlns:w14="http://schemas.microsoft.com/office/word/2010/wordml" xmlns:w15="http://schemas.microsoft.com/office/word/2012/wordml" xmlns:w16se="http://schemas.microsoft.com/office/word/2015/wordml/symex" xmlns:wpg="http://schemas.microsoft.com/office/word/2010/wordprocessingGroup" xmlns:wpi="http://schemas.microsoft.com/office/word/2010/wordprocessingInk" xmlns:wne="http://schemas.microsoft.com/office/word/2006/wordml" xmlns:wps="http://schemas.microsoft.com/office/word/2010/wordprocessingShape" mc:Ignorable="w14 w15 w16se wp14">
   <w:p>
     <w:pPr>
       <w:pStyle w:val="a7"/>
@@ -13415,7 +12979,7 @@
 </file>
 
 <file path=word/footer2.xml><?xml version="1.0" encoding="utf-8"?>
-<w:ftr xmlns:wpc="http://schemas.microsoft.com/office/word/2010/wordprocessingCanvas" xmlns:cx="http://schemas.microsoft.com/office/drawing/2014/chartex" xmlns:cx1="http://schemas.microsoft.com/office/drawing/2015/9/8/chartex" xmlns:cx2="http://schemas.microsoft.com/office/drawing/2015/10/21/chartex" xmlns:cx3="http://schemas.microsoft.com/office/drawing/2016/5/9/chartex" xmlns:cx4="http://schemas.microsoft.com/office/drawing/2016/5/10/chartex" xmlns:cx5="http://schemas.microsoft.com/office/drawing/2016/5/11/chartex" xmlns:cx6="http://schemas.microsoft.com/office/drawing/2016/5/12/chartex" xmlns:cx7="http://schemas.microsoft.com/office/drawing/2016/5/13/chartex" xmlns:cx8="http://schemas.microsoft.com/office/drawing/2016/5/14/chartex" xmlns:mc="http://schemas.openxmlformats.org/markup-compatibility/2006" xmlns:aink="http://schemas.microsoft.com/office/drawing/2016/ink" xmlns:am3d="http://schemas.microsoft.com/office/drawing/2017/model3d" xmlns:o="urn:schemas-microsoft-com:office:office" xmlns:r="http://schemas.openxmlformats.org/officeDocument/2006/relationships" xmlns:m="http://schemas.openxmlformats.org/officeDocument/2006/math" xmlns:v="urn:schemas-microsoft-com:vml" xmlns:wp14="http://schemas.microsoft.com/office/word/2010/wordprocessingDrawing" xmlns:wp="http://schemas.openxmlformats.org/drawingml/2006/wordprocessingDrawing" xmlns:w10="urn:schemas-microsoft-com:office:word" xmlns:w="http://schemas.openxmlformats.org/wordprocessingml/2006/main" xmlns:w14="http://schemas.microsoft.com/office/word/2010/wordml" xmlns:w15="http://schemas.microsoft.com/office/word/2012/wordml" xmlns:w16cid="http://schemas.microsoft.com/office/word/2016/wordml/cid" xmlns:w16se="http://schemas.microsoft.com/office/word/2015/wordml/symex" xmlns:wpg="http://schemas.microsoft.com/office/word/2010/wordprocessingGroup" xmlns:wpi="http://schemas.microsoft.com/office/word/2010/wordprocessingInk" xmlns:wne="http://schemas.microsoft.com/office/word/2006/wordml" xmlns:wps="http://schemas.microsoft.com/office/word/2010/wordprocessingShape" mc:Ignorable="w14 w15 w16se w16cid wp14">
+<w:ftr xmlns:wpc="http://schemas.microsoft.com/office/word/2010/wordprocessingCanvas" xmlns:cx="http://schemas.microsoft.com/office/drawing/2014/chartex" xmlns:cx1="http://schemas.microsoft.com/office/drawing/2015/9/8/chartex" xmlns:mc="http://schemas.openxmlformats.org/markup-compatibility/2006" xmlns:o="urn:schemas-microsoft-com:office:office" xmlns:r="http://schemas.openxmlformats.org/officeDocument/2006/relationships" xmlns:m="http://schemas.openxmlformats.org/officeDocument/2006/math" xmlns:v="urn:schemas-microsoft-com:vml" xmlns:wp14="http://schemas.microsoft.com/office/word/2010/wordprocessingDrawing" xmlns:wp="http://schemas.openxmlformats.org/drawingml/2006/wordprocessingDrawing" xmlns:w10="urn:schemas-microsoft-com:office:word" xmlns:w="http://schemas.openxmlformats.org/wordprocessingml/2006/main" xmlns:w14="http://schemas.microsoft.com/office/word/2010/wordml" xmlns:w15="http://schemas.microsoft.com/office/word/2012/wordml" xmlns:w16se="http://schemas.microsoft.com/office/word/2015/wordml/symex" xmlns:wpg="http://schemas.microsoft.com/office/word/2010/wordprocessingGroup" xmlns:wpi="http://schemas.microsoft.com/office/word/2010/wordprocessingInk" xmlns:wne="http://schemas.microsoft.com/office/word/2006/wordml" xmlns:wps="http://schemas.microsoft.com/office/word/2010/wordprocessingShape" mc:Ignorable="w14 w15 w16se wp14">
   <w:p>
     <w:pPr>
       <w:pStyle w:val="a7"/>
@@ -13457,7 +13021,7 @@
         <w:sz w:val="18"/>
         <w:szCs w:val="18"/>
       </w:rPr>
-      <w:t>4</w:t>
+      <w:t>7</w:t>
     </w:r>
     <w:r>
       <w:rPr>
@@ -13488,66 +13052,66 @@
             <w:ind w:right="360"/>
             <w:jc w:val="both"/>
             <w:rPr>
-              <w:sz w:val="18"/>
-              <w:szCs w:val="18"/>
+              <w:sz w:val="16"/>
+              <w:szCs w:val="20"/>
             </w:rPr>
           </w:pPr>
           <w:r>
             <w:rPr>
-              <w:sz w:val="18"/>
-              <w:szCs w:val="18"/>
+              <w:sz w:val="16"/>
+              <w:szCs w:val="20"/>
               <w:lang w:val="uk-UA"/>
             </w:rPr>
-            <w:t xml:space="preserve">    ГО УААСП</w:t>
+            <w:t xml:space="preserve">    </w:t>
           </w:r>
           <w:r>
             <w:rPr>
-              <w:sz w:val="18"/>
-              <w:szCs w:val="18"/>
+              <w:sz w:val="16"/>
+              <w:szCs w:val="20"/>
+              <w:lang w:val="uk-UA"/>
             </w:rPr>
-            <w:t>___________</w:t>
+            <w:t>ГО УААСП</w:t>
           </w:r>
           <w:r>
             <w:rPr>
-              <w:sz w:val="18"/>
-              <w:szCs w:val="18"/>
+              <w:sz w:val="16"/>
+              <w:szCs w:val="20"/>
             </w:rPr>
-            <w:t>___</w:t>
+            <w:t>_____________</w:t>
           </w:r>
           <w:r>
             <w:rPr>
-              <w:sz w:val="18"/>
-              <w:szCs w:val="18"/>
+              <w:sz w:val="16"/>
+              <w:szCs w:val="20"/>
               <w:lang w:val="uk-UA"/>
             </w:rPr>
             <w:t>___</w:t>
           </w:r>
           <w:r>
             <w:rPr>
-              <w:sz w:val="18"/>
-              <w:szCs w:val="18"/>
+              <w:sz w:val="16"/>
+              <w:szCs w:val="20"/>
             </w:rPr>
-            <w:t>_</w:t>
+            <w:t>_/</w:t>
           </w:r>
           <w:r>
             <w:rPr>
-              <w:sz w:val="18"/>
-              <w:szCs w:val="18"/>
+              <w:sz w:val="16"/>
+              <w:szCs w:val="20"/>
             </w:rPr>
-            <w:t>/</w:t>
+            <w:t xml:space="preserve"> </w:t>
           </w:r>
           <w:r>
             <w:rPr>
-              <w:sz w:val="18"/>
-              <w:szCs w:val="18"/>
-              <w:lang w:val="uk-UA"/>
+              <w:sz w:val="16"/>
+              <w:szCs w:val="20"/>
             </w:rPr>
-            <w:t xml:space="preserve"> Л.А. Цимбал </w:t>
+            <w:t>В.В. Харчишин</w:t>
           </w:r>
           <w:r>
             <w:rPr>
-              <w:sz w:val="18"/>
-              <w:szCs w:val="18"/>
+              <w:sz w:val="16"/>
+              <w:szCs w:val="20"/>
             </w:rPr>
             <w:t>/</w:t>
           </w:r>
@@ -13562,59 +13126,52 @@
           <w:pPr>
             <w:jc w:val="both"/>
             <w:rPr>
-              <w:sz w:val="18"/>
-              <w:szCs w:val="18"/>
+              <w:sz w:val="16"/>
+              <w:szCs w:val="20"/>
             </w:rPr>
           </w:pPr>
           <w:r>
             <w:rPr>
-              <w:sz w:val="18"/>
-              <w:szCs w:val="18"/>
+              <w:sz w:val="16"/>
+              <w:szCs w:val="20"/>
               <w:lang w:val="uk-UA"/>
             </w:rPr>
             <w:t xml:space="preserve">             Користувач</w:t>
           </w:r>
           <w:r>
             <w:rPr>
-              <w:sz w:val="18"/>
-              <w:szCs w:val="18"/>
+              <w:sz w:val="16"/>
+              <w:szCs w:val="20"/>
             </w:rPr>
             <w:t>_____________</w:t>
           </w:r>
           <w:r>
             <w:rPr>
-              <w:sz w:val="18"/>
-              <w:szCs w:val="18"/>
+              <w:sz w:val="16"/>
+              <w:szCs w:val="20"/>
               <w:lang w:val="uk-UA"/>
             </w:rPr>
             <w:t>_</w:t>
           </w:r>
           <w:r>
             <w:rPr>
-              <w:sz w:val="18"/>
-              <w:szCs w:val="18"/>
+              <w:sz w:val="16"/>
+              <w:szCs w:val="20"/>
             </w:rPr>
-            <w:t>___</w:t>
+            <w:t>___ /____________</w:t>
           </w:r>
           <w:r>
             <w:rPr>
-              <w:sz w:val="18"/>
-              <w:szCs w:val="18"/>
-            </w:rPr>
-            <w:t xml:space="preserve"> /____________</w:t>
-          </w:r>
-          <w:r>
-            <w:rPr>
-              <w:sz w:val="18"/>
-              <w:szCs w:val="18"/>
+              <w:sz w:val="16"/>
+              <w:szCs w:val="20"/>
               <w:lang w:val="uk-UA"/>
             </w:rPr>
             <w:t>__</w:t>
           </w:r>
           <w:r>
             <w:rPr>
-              <w:sz w:val="18"/>
-              <w:szCs w:val="18"/>
+              <w:sz w:val="16"/>
+              <w:szCs w:val="20"/>
             </w:rPr>
             <w:t>/</w:t>
           </w:r>
@@ -13634,24 +13191,24 @@
           <w:pPr>
             <w:jc w:val="both"/>
             <w:rPr>
-              <w:sz w:val="18"/>
-              <w:szCs w:val="18"/>
+              <w:sz w:val="16"/>
+              <w:szCs w:val="20"/>
               <w:lang w:val="uk-UA"/>
             </w:rPr>
           </w:pPr>
           <w:r>
             <w:rPr>
               <w:b w:val="0"/>
-              <w:sz w:val="18"/>
-              <w:szCs w:val="18"/>
+              <w:sz w:val="16"/>
+              <w:szCs w:val="20"/>
             </w:rPr>
             <w:t xml:space="preserve">  </w:t>
           </w:r>
           <w:r>
             <w:rPr>
               <w:b w:val="0"/>
-              <w:sz w:val="18"/>
-              <w:szCs w:val="18"/>
+              <w:sz w:val="16"/>
+              <w:szCs w:val="20"/>
               <w:lang w:val="uk-UA"/>
             </w:rPr>
             <w:t xml:space="preserve">                              </w:t>
@@ -13659,16 +13216,16 @@
           <w:r>
             <w:rPr>
               <w:b w:val="0"/>
-              <w:sz w:val="18"/>
-              <w:szCs w:val="18"/>
+              <w:sz w:val="16"/>
+              <w:szCs w:val="20"/>
             </w:rPr>
             <w:t>М.П</w:t>
           </w:r>
           <w:r>
             <w:rPr>
               <w:b w:val="0"/>
-              <w:sz w:val="18"/>
-              <w:szCs w:val="18"/>
+              <w:sz w:val="16"/>
+              <w:szCs w:val="20"/>
               <w:lang w:val="uk-UA"/>
             </w:rPr>
             <w:t>.</w:t>
@@ -13683,25 +13240,17 @@
           <w:pPr>
             <w:jc w:val="both"/>
             <w:rPr>
-              <w:sz w:val="18"/>
-              <w:szCs w:val="18"/>
+              <w:sz w:val="16"/>
+              <w:szCs w:val="20"/>
             </w:rPr>
           </w:pPr>
           <w:r>
             <w:rPr>
               <w:b w:val="0"/>
-              <w:sz w:val="18"/>
-              <w:szCs w:val="18"/>
+              <w:sz w:val="16"/>
+              <w:szCs w:val="20"/>
             </w:rPr>
-            <w:t xml:space="preserve">                                            </w:t>
-          </w:r>
-          <w:r>
-            <w:rPr>
-              <w:b w:val="0"/>
-              <w:sz w:val="18"/>
-              <w:szCs w:val="18"/>
-            </w:rPr>
-            <w:t>М.П.</w:t>
+            <w:t xml:space="preserve">                                            М.П.</w:t>
           </w:r>
         </w:p>
       </w:tc>
@@ -13719,7 +13268,7 @@
 </file>
 
 <file path=word/footnotes.xml><?xml version="1.0" encoding="utf-8"?>
-<w:footnotes xmlns:wpc="http://schemas.microsoft.com/office/word/2010/wordprocessingCanvas" xmlns:cx="http://schemas.microsoft.com/office/drawing/2014/chartex" xmlns:cx1="http://schemas.microsoft.com/office/drawing/2015/9/8/chartex" xmlns:cx2="http://schemas.microsoft.com/office/drawing/2015/10/21/chartex" xmlns:cx3="http://schemas.microsoft.com/office/drawing/2016/5/9/chartex" xmlns:cx4="http://schemas.microsoft.com/office/drawing/2016/5/10/chartex" xmlns:cx5="http://schemas.microsoft.com/office/drawing/2016/5/11/chartex" xmlns:cx6="http://schemas.microsoft.com/office/drawing/2016/5/12/chartex" xmlns:cx7="http://schemas.microsoft.com/office/drawing/2016/5/13/chartex" xmlns:cx8="http://schemas.microsoft.com/office/drawing/2016/5/14/chartex" xmlns:mc="http://schemas.openxmlformats.org/markup-compatibility/2006" xmlns:aink="http://schemas.microsoft.com/office/drawing/2016/ink" xmlns:am3d="http://schemas.microsoft.com/office/drawing/2017/model3d" xmlns:o="urn:schemas-microsoft-com:office:office" xmlns:r="http://schemas.openxmlformats.org/officeDocument/2006/relationships" xmlns:m="http://schemas.openxmlformats.org/officeDocument/2006/math" xmlns:v="urn:schemas-microsoft-com:vml" xmlns:wp14="http://schemas.microsoft.com/office/word/2010/wordprocessingDrawing" xmlns:wp="http://schemas.openxmlformats.org/drawingml/2006/wordprocessingDrawing" xmlns:w10="urn:schemas-microsoft-com:office:word" xmlns:w="http://schemas.openxmlformats.org/wordprocessingml/2006/main" xmlns:w14="http://schemas.microsoft.com/office/word/2010/wordml" xmlns:w15="http://schemas.microsoft.com/office/word/2012/wordml" xmlns:w16cid="http://schemas.microsoft.com/office/word/2016/wordml/cid" xmlns:w16se="http://schemas.microsoft.com/office/word/2015/wordml/symex" xmlns:wpg="http://schemas.microsoft.com/office/word/2010/wordprocessingGroup" xmlns:wpi="http://schemas.microsoft.com/office/word/2010/wordprocessingInk" xmlns:wne="http://schemas.microsoft.com/office/word/2006/wordml" xmlns:wps="http://schemas.microsoft.com/office/word/2010/wordprocessingShape" mc:Ignorable="w14 w15 w16se w16cid wp14">
+<w:footnotes xmlns:wpc="http://schemas.microsoft.com/office/word/2010/wordprocessingCanvas" xmlns:cx="http://schemas.microsoft.com/office/drawing/2014/chartex" xmlns:cx1="http://schemas.microsoft.com/office/drawing/2015/9/8/chartex" xmlns:mc="http://schemas.openxmlformats.org/markup-compatibility/2006" xmlns:o="urn:schemas-microsoft-com:office:office" xmlns:r="http://schemas.openxmlformats.org/officeDocument/2006/relationships" xmlns:m="http://schemas.openxmlformats.org/officeDocument/2006/math" xmlns:v="urn:schemas-microsoft-com:vml" xmlns:wp14="http://schemas.microsoft.com/office/word/2010/wordprocessingDrawing" xmlns:wp="http://schemas.openxmlformats.org/drawingml/2006/wordprocessingDrawing" xmlns:w10="urn:schemas-microsoft-com:office:word" xmlns:w="http://schemas.openxmlformats.org/wordprocessingml/2006/main" xmlns:w14="http://schemas.microsoft.com/office/word/2010/wordml" xmlns:w15="http://schemas.microsoft.com/office/word/2012/wordml" xmlns:w16se="http://schemas.microsoft.com/office/word/2015/wordml/symex" xmlns:wpg="http://schemas.microsoft.com/office/word/2010/wordprocessingGroup" xmlns:wpi="http://schemas.microsoft.com/office/word/2010/wordprocessingInk" xmlns:wne="http://schemas.microsoft.com/office/word/2006/wordml" xmlns:wps="http://schemas.microsoft.com/office/word/2010/wordprocessingShape" mc:Ignorable="w14 w15 w16se wp14">
   <w:footnote w:type="separator" w:id="-1">
     <w:p>
       <w:r>
@@ -13738,7 +13287,7 @@
 </file>
 
 <file path=word/header1.xml><?xml version="1.0" encoding="utf-8"?>
-<w:hdr xmlns:wpc="http://schemas.microsoft.com/office/word/2010/wordprocessingCanvas" xmlns:cx="http://schemas.microsoft.com/office/drawing/2014/chartex" xmlns:cx1="http://schemas.microsoft.com/office/drawing/2015/9/8/chartex" xmlns:cx2="http://schemas.microsoft.com/office/drawing/2015/10/21/chartex" xmlns:cx3="http://schemas.microsoft.com/office/drawing/2016/5/9/chartex" xmlns:cx4="http://schemas.microsoft.com/office/drawing/2016/5/10/chartex" xmlns:cx5="http://schemas.microsoft.com/office/drawing/2016/5/11/chartex" xmlns:cx6="http://schemas.microsoft.com/office/drawing/2016/5/12/chartex" xmlns:cx7="http://schemas.microsoft.com/office/drawing/2016/5/13/chartex" xmlns:cx8="http://schemas.microsoft.com/office/drawing/2016/5/14/chartex" xmlns:mc="http://schemas.openxmlformats.org/markup-compatibility/2006" xmlns:aink="http://schemas.microsoft.com/office/drawing/2016/ink" xmlns:am3d="http://schemas.microsoft.com/office/drawing/2017/model3d" xmlns:o="urn:schemas-microsoft-com:office:office" xmlns:r="http://schemas.openxmlformats.org/officeDocument/2006/relationships" xmlns:m="http://schemas.openxmlformats.org/officeDocument/2006/math" xmlns:v="urn:schemas-microsoft-com:vml" xmlns:wp14="http://schemas.microsoft.com/office/word/2010/wordprocessingDrawing" xmlns:wp="http://schemas.openxmlformats.org/drawingml/2006/wordprocessingDrawing" xmlns:w10="urn:schemas-microsoft-com:office:word" xmlns:w="http://schemas.openxmlformats.org/wordprocessingml/2006/main" xmlns:w14="http://schemas.microsoft.com/office/word/2010/wordml" xmlns:w15="http://schemas.microsoft.com/office/word/2012/wordml" xmlns:w16cid="http://schemas.microsoft.com/office/word/2016/wordml/cid" xmlns:w16se="http://schemas.microsoft.com/office/word/2015/wordml/symex" xmlns:wpg="http://schemas.microsoft.com/office/word/2010/wordprocessingGroup" xmlns:wpi="http://schemas.microsoft.com/office/word/2010/wordprocessingInk" xmlns:wne="http://schemas.microsoft.com/office/word/2006/wordml" xmlns:wps="http://schemas.microsoft.com/office/word/2010/wordprocessingShape" mc:Ignorable="w14 w15 w16se w16cid wp14">
+<w:hdr xmlns:wpc="http://schemas.microsoft.com/office/word/2010/wordprocessingCanvas" xmlns:cx="http://schemas.microsoft.com/office/drawing/2014/chartex" xmlns:cx1="http://schemas.microsoft.com/office/drawing/2015/9/8/chartex" xmlns:mc="http://schemas.openxmlformats.org/markup-compatibility/2006" xmlns:o="urn:schemas-microsoft-com:office:office" xmlns:r="http://schemas.openxmlformats.org/officeDocument/2006/relationships" xmlns:m="http://schemas.openxmlformats.org/officeDocument/2006/math" xmlns:v="urn:schemas-microsoft-com:vml" xmlns:wp14="http://schemas.microsoft.com/office/word/2010/wordprocessingDrawing" xmlns:wp="http://schemas.openxmlformats.org/drawingml/2006/wordprocessingDrawing" xmlns:w10="urn:schemas-microsoft-com:office:word" xmlns:w="http://schemas.openxmlformats.org/wordprocessingml/2006/main" xmlns:w14="http://schemas.microsoft.com/office/word/2010/wordml" xmlns:w15="http://schemas.microsoft.com/office/word/2012/wordml" xmlns:w16se="http://schemas.microsoft.com/office/word/2015/wordml/symex" xmlns:wpg="http://schemas.microsoft.com/office/word/2010/wordprocessingGroup" xmlns:wpi="http://schemas.microsoft.com/office/word/2010/wordprocessingInk" xmlns:wne="http://schemas.microsoft.com/office/word/2006/wordml" xmlns:wps="http://schemas.microsoft.com/office/word/2010/wordprocessingShape" mc:Ignorable="w14 w15 w16se wp14">
   <w:p>
     <w:pPr>
       <w:pStyle w:val="a5"/>
@@ -13798,7 +13347,7 @@
 </file>
 
 <file path=word/numbering.xml><?xml version="1.0" encoding="utf-8"?>
-<w:numbering xmlns:wpc="http://schemas.microsoft.com/office/word/2010/wordprocessingCanvas" xmlns:cx="http://schemas.microsoft.com/office/drawing/2014/chartex" xmlns:cx1="http://schemas.microsoft.com/office/drawing/2015/9/8/chartex" xmlns:cx2="http://schemas.microsoft.com/office/drawing/2015/10/21/chartex" xmlns:cx3="http://schemas.microsoft.com/office/drawing/2016/5/9/chartex" xmlns:cx4="http://schemas.microsoft.com/office/drawing/2016/5/10/chartex" xmlns:cx5="http://schemas.microsoft.com/office/drawing/2016/5/11/chartex" xmlns:cx6="http://schemas.microsoft.com/office/drawing/2016/5/12/chartex" xmlns:cx7="http://schemas.microsoft.com/office/drawing/2016/5/13/chartex" xmlns:cx8="http://schemas.microsoft.com/office/drawing/2016/5/14/chartex" xmlns:mc="http://schemas.openxmlformats.org/markup-compatibility/2006" xmlns:aink="http://schemas.microsoft.com/office/drawing/2016/ink" xmlns:am3d="http://schemas.microsoft.com/office/drawing/2017/model3d" xmlns:o="urn:schemas-microsoft-com:office:office" xmlns:r="http://schemas.openxmlformats.org/officeDocument/2006/relationships" xmlns:m="http://schemas.openxmlformats.org/officeDocument/2006/math" xmlns:v="urn:schemas-microsoft-com:vml" xmlns:wp14="http://schemas.microsoft.com/office/word/2010/wordprocessingDrawing" xmlns:wp="http://schemas.openxmlformats.org/drawingml/2006/wordprocessingDrawing" xmlns:w10="urn:schemas-microsoft-com:office:word" xmlns:w="http://schemas.openxmlformats.org/wordprocessingml/2006/main" xmlns:w14="http://schemas.microsoft.com/office/word/2010/wordml" xmlns:w15="http://schemas.microsoft.com/office/word/2012/wordml" xmlns:w16cid="http://schemas.microsoft.com/office/word/2016/wordml/cid" xmlns:w16se="http://schemas.microsoft.com/office/word/2015/wordml/symex" xmlns:wpg="http://schemas.microsoft.com/office/word/2010/wordprocessingGroup" xmlns:wpi="http://schemas.microsoft.com/office/word/2010/wordprocessingInk" xmlns:wne="http://schemas.microsoft.com/office/word/2006/wordml" xmlns:wps="http://schemas.microsoft.com/office/word/2010/wordprocessingShape" mc:Ignorable="w14 w15 w16se w16cid wp14">
+<w:numbering xmlns:wpc="http://schemas.microsoft.com/office/word/2010/wordprocessingCanvas" xmlns:cx="http://schemas.microsoft.com/office/drawing/2014/chartex" xmlns:cx1="http://schemas.microsoft.com/office/drawing/2015/9/8/chartex" xmlns:mc="http://schemas.openxmlformats.org/markup-compatibility/2006" xmlns:o="urn:schemas-microsoft-com:office:office" xmlns:r="http://schemas.openxmlformats.org/officeDocument/2006/relationships" xmlns:m="http://schemas.openxmlformats.org/officeDocument/2006/math" xmlns:v="urn:schemas-microsoft-com:vml" xmlns:wp14="http://schemas.microsoft.com/office/word/2010/wordprocessingDrawing" xmlns:wp="http://schemas.openxmlformats.org/drawingml/2006/wordprocessingDrawing" xmlns:w10="urn:schemas-microsoft-com:office:word" xmlns:w="http://schemas.openxmlformats.org/wordprocessingml/2006/main" xmlns:w14="http://schemas.microsoft.com/office/word/2010/wordml" xmlns:w15="http://schemas.microsoft.com/office/word/2012/wordml" xmlns:w16se="http://schemas.microsoft.com/office/word/2015/wordml/symex" xmlns:wpg="http://schemas.microsoft.com/office/word/2010/wordprocessingGroup" xmlns:wpi="http://schemas.microsoft.com/office/word/2010/wordprocessingInk" xmlns:wne="http://schemas.microsoft.com/office/word/2006/wordml" xmlns:wps="http://schemas.microsoft.com/office/word/2010/wordprocessingShape" mc:Ignorable="w14 w15 w16se wp14">
   <w:abstractNum w:abstractNumId="0" w15:restartNumberingAfterBreak="0">
     <w:nsid w:val="577D2A56"/>
     <w:multiLevelType w:val="hybridMultilevel"/>
@@ -14151,7 +13700,7 @@
 </file>
 
 <file path=word/styles.xml><?xml version="1.0" encoding="utf-8"?>
-<w:styles xmlns:mc="http://schemas.openxmlformats.org/markup-compatibility/2006" xmlns:r="http://schemas.openxmlformats.org/officeDocument/2006/relationships" xmlns:w="http://schemas.openxmlformats.org/wordprocessingml/2006/main" xmlns:w14="http://schemas.microsoft.com/office/word/2010/wordml" xmlns:w15="http://schemas.microsoft.com/office/word/2012/wordml" xmlns:w16cid="http://schemas.microsoft.com/office/word/2016/wordml/cid" xmlns:w16se="http://schemas.microsoft.com/office/word/2015/wordml/symex" mc:Ignorable="w14 w15 w16se w16cid">
+<w:styles xmlns:mc="http://schemas.openxmlformats.org/markup-compatibility/2006" xmlns:r="http://schemas.openxmlformats.org/officeDocument/2006/relationships" xmlns:w="http://schemas.openxmlformats.org/wordprocessingml/2006/main" xmlns:w14="http://schemas.microsoft.com/office/word/2010/wordml" xmlns:w15="http://schemas.microsoft.com/office/word/2012/wordml" xmlns:w16se="http://schemas.microsoft.com/office/word/2015/wordml/symex" mc:Ignorable="w14 w15 w16se">
   <w:docDefaults>
     <w:rPrDefault>
       <w:rPr>
@@ -14167,7 +13716,7 @@
       </w:pPr>
     </w:pPrDefault>
   </w:docDefaults>
-  <w:latentStyles w:defLockedState="0" w:defUIPriority="99" w:defSemiHidden="0" w:defUnhideWhenUsed="0" w:defQFormat="0" w:count="375">
+  <w:latentStyles w:defLockedState="0" w:defUIPriority="99" w:defSemiHidden="0" w:defUnhideWhenUsed="0" w:defQFormat="0" w:count="371">
     <w:lsdException w:name="Normal" w:uiPriority="0" w:qFormat="1"/>
     <w:lsdException w:name="heading 1" w:uiPriority="9" w:qFormat="1"/>
     <w:lsdException w:name="heading 2" w:semiHidden="1" w:uiPriority="9" w:unhideWhenUsed="1" w:qFormat="1"/>
@@ -14539,10 +14088,6 @@
     <w:lsdException w:name="List Table 5 Dark Accent 6" w:uiPriority="50"/>
     <w:lsdException w:name="List Table 6 Colorful Accent 6" w:uiPriority="51"/>
     <w:lsdException w:name="List Table 7 Colorful Accent 6" w:uiPriority="52"/>
-    <w:lsdException w:name="Mention" w:semiHidden="1" w:unhideWhenUsed="1"/>
-    <w:lsdException w:name="Smart Hyperlink" w:semiHidden="1" w:unhideWhenUsed="1"/>
-    <w:lsdException w:name="Hashtag" w:semiHidden="1" w:unhideWhenUsed="1"/>
-    <w:lsdException w:name="Unresolved Mention" w:semiHidden="1" w:unhideWhenUsed="1"/>
   </w:latentStyles>
   <w:style w:type="paragraph" w:default="1" w:styleId="a">
     <w:name w:val="Normal"/>
@@ -14859,7 +14404,7 @@
       <w:bCs w:val="0"/>
       <w:sz w:val="24"/>
       <w:szCs w:val="24"/>
-      <w:lang w:val="ru-UA" w:eastAsia="ru-UA"/>
+      <w:lang/>
     </w:rPr>
   </w:style>
   <w:style w:type="character" w:styleId="ae">
@@ -14886,10 +14431,9 @@
       <w:rFonts w:ascii="Times New Roman" w:eastAsia="Times New Roman" w:hAnsi="Times New Roman" w:cs="Times New Roman"/>
       <w:sz w:val="20"/>
       <w:szCs w:val="20"/>
-      <w:lang w:val="ru-UA" w:eastAsia="ru-UA"/>
+      <w:lang/>
     </w:rPr>
     <w:tblPr>
-      <w:tblInd w:w="0" w:type="nil"/>
       <w:tblBorders>
         <w:top w:val="single" w:sz="4" w:space="0" w:color="auto"/>
         <w:left w:val="single" w:sz="4" w:space="0" w:color="auto"/>
@@ -14900,11 +14444,16 @@
       </w:tblBorders>
     </w:tblPr>
   </w:style>
+  <w:style w:type="character" w:customStyle="1" w:styleId="rvts0">
+    <w:name w:val="rvts0"/>
+    <w:basedOn w:val="a0"/>
+    <w:rsid w:val="00A15B90"/>
+  </w:style>
 </w:styles>
 </file>
 
 <file path=word/glossary/document.xml><?xml version="1.0" encoding="utf-8"?>
-<w:glossaryDocument xmlns:wpc="http://schemas.microsoft.com/office/word/2010/wordprocessingCanvas" xmlns:cx="http://schemas.microsoft.com/office/drawing/2014/chartex" xmlns:cx1="http://schemas.microsoft.com/office/drawing/2015/9/8/chartex" xmlns:cx2="http://schemas.microsoft.com/office/drawing/2015/10/21/chartex" xmlns:cx3="http://schemas.microsoft.com/office/drawing/2016/5/9/chartex" xmlns:cx4="http://schemas.microsoft.com/office/drawing/2016/5/10/chartex" xmlns:cx5="http://schemas.microsoft.com/office/drawing/2016/5/11/chartex" xmlns:cx6="http://schemas.microsoft.com/office/drawing/2016/5/12/chartex" xmlns:cx7="http://schemas.microsoft.com/office/drawing/2016/5/13/chartex" xmlns:cx8="http://schemas.microsoft.com/office/drawing/2016/5/14/chartex" xmlns:mc="http://schemas.openxmlformats.org/markup-compatibility/2006" xmlns:aink="http://schemas.microsoft.com/office/drawing/2016/ink" xmlns:am3d="http://schemas.microsoft.com/office/drawing/2017/model3d" xmlns:o="urn:schemas-microsoft-com:office:office" xmlns:r="http://schemas.openxmlformats.org/officeDocument/2006/relationships" xmlns:m="http://schemas.openxmlformats.org/officeDocument/2006/math" xmlns:v="urn:schemas-microsoft-com:vml" xmlns:wp14="http://schemas.microsoft.com/office/word/2010/wordprocessingDrawing" xmlns:wp="http://schemas.openxmlformats.org/drawingml/2006/wordprocessingDrawing" xmlns:w10="urn:schemas-microsoft-com:office:word" xmlns:w="http://schemas.openxmlformats.org/wordprocessingml/2006/main" xmlns:w14="http://schemas.microsoft.com/office/word/2010/wordml" xmlns:w15="http://schemas.microsoft.com/office/word/2012/wordml" xmlns:w16cid="http://schemas.microsoft.com/office/word/2016/wordml/cid" xmlns:w16se="http://schemas.microsoft.com/office/word/2015/wordml/symex" xmlns:wpg="http://schemas.microsoft.com/office/word/2010/wordprocessingGroup" xmlns:wpi="http://schemas.microsoft.com/office/word/2010/wordprocessingInk" xmlns:wne="http://schemas.microsoft.com/office/word/2006/wordml" xmlns:wps="http://schemas.microsoft.com/office/word/2010/wordprocessingShape" mc:Ignorable="w14 w15 w16se w16cid wp14">
+<w:glossaryDocument xmlns:wpc="http://schemas.microsoft.com/office/word/2010/wordprocessingCanvas" xmlns:cx="http://schemas.microsoft.com/office/drawing/2014/chartex" xmlns:cx1="http://schemas.microsoft.com/office/drawing/2015/9/8/chartex" xmlns:mc="http://schemas.openxmlformats.org/markup-compatibility/2006" xmlns:o="urn:schemas-microsoft-com:office:office" xmlns:r="http://schemas.openxmlformats.org/officeDocument/2006/relationships" xmlns:m="http://schemas.openxmlformats.org/officeDocument/2006/math" xmlns:v="urn:schemas-microsoft-com:vml" xmlns:wp14="http://schemas.microsoft.com/office/word/2010/wordprocessingDrawing" xmlns:wp="http://schemas.openxmlformats.org/drawingml/2006/wordprocessingDrawing" xmlns:w10="urn:schemas-microsoft-com:office:word" xmlns:w="http://schemas.openxmlformats.org/wordprocessingml/2006/main" xmlns:w14="http://schemas.microsoft.com/office/word/2010/wordml" xmlns:w15="http://schemas.microsoft.com/office/word/2012/wordml" xmlns:w16se="http://schemas.microsoft.com/office/word/2015/wordml/symex" xmlns:wpg="http://schemas.microsoft.com/office/word/2010/wordprocessingGroup" xmlns:wpi="http://schemas.microsoft.com/office/word/2010/wordprocessingInk" xmlns:wne="http://schemas.microsoft.com/office/word/2006/wordml" xmlns:wps="http://schemas.microsoft.com/office/word/2010/wordprocessingShape" mc:Ignorable="w14 w15 w16se wp14">
   <w:docParts>
     <w:docPart>
       <w:docPartPr>
@@ -15263,35 +14812,6 @@
             <w:rPr>
               <w:rStyle w:val="a3"/>
               <w:lang w:val="uk-UA"/>
-            </w:rPr>
-            <w:t>Место для ввода текста.</w:t>
-          </w:r>
-        </w:p>
-      </w:docPartBody>
-    </w:docPart>
-    <w:docPart>
-      <w:docPartPr>
-        <w:name w:val="F7DEDE5548DA4913AA5A182BFAF0A966"/>
-        <w:category>
-          <w:name w:val="Общие"/>
-          <w:gallery w:val="placeholder"/>
-        </w:category>
-        <w:types>
-          <w:type w:val="bbPlcHdr"/>
-        </w:types>
-        <w:behaviors>
-          <w:behavior w:val="content"/>
-        </w:behaviors>
-        <w:guid w:val="{F648B2C6-7DB1-4A63-A1BB-41714169BC2C}"/>
-      </w:docPartPr>
-      <w:docPartBody>
-        <w:p>
-          <w:pPr>
-            <w:pStyle w:val="F7DEDE5548DA4913AA5A182BFAF0A966"/>
-          </w:pPr>
-          <w:r>
-            <w:rPr>
-              <w:rStyle w:val="a3"/>
             </w:rPr>
             <w:t>Место для ввода текста.</w:t>
           </w:r>
@@ -15792,7 +15312,7 @@
     </w:docPart>
     <w:docPart>
       <w:docPartPr>
-        <w:name w:val="73DEF1AE6C564691B92CD6DB35FEFC39"/>
+        <w:name w:val="6B6661337DCF4475BFD87A740B743A00"/>
         <w:category>
           <w:name w:val="Общие"/>
           <w:gallery w:val="placeholder"/>
@@ -15803,12 +15323,12 @@
         <w:behaviors>
           <w:behavior w:val="content"/>
         </w:behaviors>
-        <w:guid w:val="{C5A1355D-4FEB-414C-961F-94926EBDCB4E}"/>
+        <w:guid w:val="{AAEB9A00-E7E5-4514-9A47-53FFA4B8E05B}"/>
       </w:docPartPr>
       <w:docPartBody>
         <w:p>
           <w:pPr>
-            <w:pStyle w:val="73DEF1AE6C564691B92CD6DB35FEFC39"/>
+            <w:pStyle w:val="6B6661337DCF4475BFD87A740B743A00"/>
           </w:pPr>
           <w:r>
             <w:rPr>
@@ -15824,13 +15344,13 @@
 </file>
 
 <file path=word/glossary/fontTable.xml><?xml version="1.0" encoding="utf-8"?>
-<w:fonts xmlns:mc="http://schemas.openxmlformats.org/markup-compatibility/2006" xmlns:r="http://schemas.openxmlformats.org/officeDocument/2006/relationships" xmlns:w="http://schemas.openxmlformats.org/wordprocessingml/2006/main" xmlns:w14="http://schemas.microsoft.com/office/word/2010/wordml" xmlns:w15="http://schemas.microsoft.com/office/word/2012/wordml" xmlns:w16cid="http://schemas.microsoft.com/office/word/2016/wordml/cid" xmlns:w16se="http://schemas.microsoft.com/office/word/2015/wordml/symex" mc:Ignorable="w14 w15 w16se w16cid">
+<w:fonts xmlns:mc="http://schemas.openxmlformats.org/markup-compatibility/2006" xmlns:r="http://schemas.openxmlformats.org/officeDocument/2006/relationships" xmlns:w="http://schemas.openxmlformats.org/wordprocessingml/2006/main" xmlns:w14="http://schemas.microsoft.com/office/word/2010/wordml" xmlns:w15="http://schemas.microsoft.com/office/word/2012/wordml" xmlns:w16se="http://schemas.microsoft.com/office/word/2015/wordml/symex" mc:Ignorable="w14 w15 w16se">
   <w:font w:name="Calibri">
     <w:panose1 w:val="020F0502020204030204"/>
     <w:charset w:val="CC"/>
     <w:family w:val="swiss"/>
     <w:pitch w:val="variable"/>
-    <w:sig w:usb0="E0002EFF" w:usb1="C000247B" w:usb2="00000009" w:usb3="00000000" w:csb0="000001FF" w:csb1="00000000"/>
+    <w:sig w:usb0="E4002EFF" w:usb1="C000247B" w:usb2="00000009" w:usb3="00000000" w:csb0="000001FF" w:csb1="00000000"/>
   </w:font>
   <w:font w:name="Times New Roman">
     <w:panose1 w:val="02020603050405020304"/>
@@ -15840,7 +15360,7 @@
     <w:sig w:usb0="E0002EFF" w:usb1="C000785B" w:usb2="00000009" w:usb3="00000000" w:csb0="000001FF" w:csb1="00000000"/>
   </w:font>
   <w:font w:name="MS Mincho">
-    <w:altName w:val="ＭＳ 明朝"/>
+    <w:altName w:val="Yu Gothic UI"/>
     <w:panose1 w:val="02020609040205080304"/>
     <w:charset w:val="80"/>
     <w:family w:val="modern"/>
@@ -15895,15 +15415,16 @@
     <w:charset w:val="CC"/>
     <w:family w:val="swiss"/>
     <w:pitch w:val="variable"/>
-    <w:sig w:usb0="E0002AFF" w:usb1="C000247B" w:usb2="00000009" w:usb3="00000000" w:csb0="000001FF" w:csb1="00000000"/>
+    <w:sig w:usb0="E4002EFF" w:usb1="C000247B" w:usb2="00000009" w:usb3="00000000" w:csb0="000001FF" w:csb1="00000000"/>
   </w:font>
 </w:fonts>
 </file>
 
 <file path=word/glossary/settings.xml><?xml version="1.0" encoding="utf-8"?>
-<w:settings xmlns:mc="http://schemas.openxmlformats.org/markup-compatibility/2006" xmlns:o="urn:schemas-microsoft-com:office:office" xmlns:r="http://schemas.openxmlformats.org/officeDocument/2006/relationships" xmlns:m="http://schemas.openxmlformats.org/officeDocument/2006/math" xmlns:v="urn:schemas-microsoft-com:vml" xmlns:w10="urn:schemas-microsoft-com:office:word" xmlns:w="http://schemas.openxmlformats.org/wordprocessingml/2006/main" xmlns:w14="http://schemas.microsoft.com/office/word/2010/wordml" xmlns:w15="http://schemas.microsoft.com/office/word/2012/wordml" xmlns:w16cid="http://schemas.microsoft.com/office/word/2016/wordml/cid" xmlns:w16se="http://schemas.microsoft.com/office/word/2015/wordml/symex" xmlns:sl="http://schemas.openxmlformats.org/schemaLibrary/2006/main" mc:Ignorable="w14 w15 w16se w16cid">
+<w:settings xmlns:mc="http://schemas.openxmlformats.org/markup-compatibility/2006" xmlns:o="urn:schemas-microsoft-com:office:office" xmlns:r="http://schemas.openxmlformats.org/officeDocument/2006/relationships" xmlns:m="http://schemas.openxmlformats.org/officeDocument/2006/math" xmlns:v="urn:schemas-microsoft-com:vml" xmlns:w10="urn:schemas-microsoft-com:office:word" xmlns:w="http://schemas.openxmlformats.org/wordprocessingml/2006/main" xmlns:w14="http://schemas.microsoft.com/office/word/2010/wordml" xmlns:w15="http://schemas.microsoft.com/office/word/2012/wordml" xmlns:w16se="http://schemas.microsoft.com/office/word/2015/wordml/symex" xmlns:sl="http://schemas.openxmlformats.org/schemaLibrary/2006/main" mc:Ignorable="w14 w15 w16se">
   <w:view w:val="normal"/>
   <w:defaultTabStop w:val="720"/>
+  <w:hyphenationZone w:val="425"/>
   <w:characterSpacingControl w:val="doNotCompress"/>
   <w:compat>
     <w:useFELayout/>
@@ -15912,20 +15433,22 @@
     <w:compatSetting w:name="enableOpenTypeFeatures" w:uri="http://schemas.microsoft.com/office/word" w:val="1"/>
     <w:compatSetting w:name="doNotFlipMirrorIndents" w:uri="http://schemas.microsoft.com/office/word" w:val="1"/>
     <w:compatSetting w:name="differentiateMultirowTableHeaders" w:uri="http://schemas.microsoft.com/office/word" w:val="1"/>
-    <w:compatSetting w:name="useWord2013TrackBottomHyphenation" w:uri="http://schemas.microsoft.com/office/word" w:val="0"/>
   </w:compat>
   <w:rsids>
     <w:rsidRoot w:val="00350064"/>
+    <w:rsid w:val="000D2721"/>
     <w:rsid w:val="00101B69"/>
     <w:rsid w:val="001C0CFC"/>
     <w:rsid w:val="00271375"/>
     <w:rsid w:val="00350064"/>
     <w:rsid w:val="00515F67"/>
+    <w:rsid w:val="005C2A18"/>
     <w:rsid w:val="00732162"/>
     <w:rsid w:val="008D7959"/>
     <w:rsid w:val="009C4712"/>
     <w:rsid w:val="00B308F1"/>
     <w:rsid w:val="00CD7FFC"/>
+    <w:rsid w:val="00D10A37"/>
   </w:rsids>
   <m:mathPr>
     <m:mathFont m:val="Cambria Math"/>
@@ -15940,7 +15463,7 @@
     <m:intLim m:val="subSup"/>
     <m:naryLim m:val="undOvr"/>
   </m:mathPr>
-  <w:themeFontLang w:val="ru-UA"/>
+  <w:themeFontLang w:val="ru-RU"/>
   <w:clrSchemeMapping w:bg1="light1" w:t1="dark1" w:bg2="light2" w:t2="dark2" w:accent1="accent1" w:accent2="accent2" w:accent3="accent3" w:accent4="accent4" w:accent5="accent5" w:accent6="accent6" w:hyperlink="hyperlink" w:followedHyperlink="followedHyperlink"/>
   <w:decimalSymbol w:val=","/>
   <w:listSeparator w:val=";"/>
@@ -15949,14 +15472,14 @@
 </file>
 
 <file path=word/glossary/styles.xml><?xml version="1.0" encoding="utf-8"?>
-<w:styles xmlns:mc="http://schemas.openxmlformats.org/markup-compatibility/2006" xmlns:r="http://schemas.openxmlformats.org/officeDocument/2006/relationships" xmlns:w="http://schemas.openxmlformats.org/wordprocessingml/2006/main" xmlns:w14="http://schemas.microsoft.com/office/word/2010/wordml" xmlns:w15="http://schemas.microsoft.com/office/word/2012/wordml" xmlns:w16cid="http://schemas.microsoft.com/office/word/2016/wordml/cid" xmlns:w16se="http://schemas.microsoft.com/office/word/2015/wordml/symex" mc:Ignorable="w14 w15 w16se w16cid">
+<w:styles xmlns:mc="http://schemas.openxmlformats.org/markup-compatibility/2006" xmlns:r="http://schemas.openxmlformats.org/officeDocument/2006/relationships" xmlns:w="http://schemas.openxmlformats.org/wordprocessingml/2006/main" xmlns:w14="http://schemas.microsoft.com/office/word/2010/wordml" xmlns:w15="http://schemas.microsoft.com/office/word/2012/wordml" xmlns:w16se="http://schemas.microsoft.com/office/word/2015/wordml/symex" mc:Ignorable="w14 w15 w16se">
   <w:docDefaults>
     <w:rPrDefault>
       <w:rPr>
         <w:rFonts w:asciiTheme="minorHAnsi" w:eastAsiaTheme="minorEastAsia" w:hAnsiTheme="minorHAnsi" w:cstheme="minorBidi"/>
         <w:sz w:val="22"/>
         <w:szCs w:val="22"/>
-        <w:lang w:val="ru-UA" w:eastAsia="ru-UA" w:bidi="ar-SA"/>
+        <w:lang w:bidi="ar-SA"/>
       </w:rPr>
     </w:rPrDefault>
     <w:pPrDefault>
@@ -15965,7 +15488,7 @@
       </w:pPr>
     </w:pPrDefault>
   </w:docDefaults>
-  <w:latentStyles w:defLockedState="0" w:defUIPriority="99" w:defSemiHidden="0" w:defUnhideWhenUsed="0" w:defQFormat="0" w:count="375">
+  <w:latentStyles w:defLockedState="0" w:defUIPriority="99" w:defSemiHidden="0" w:defUnhideWhenUsed="0" w:defQFormat="0" w:count="371">
     <w:lsdException w:name="Normal" w:uiPriority="0" w:qFormat="1"/>
     <w:lsdException w:name="heading 1" w:uiPriority="9" w:qFormat="1"/>
     <w:lsdException w:name="heading 2" w:semiHidden="1" w:uiPriority="9" w:unhideWhenUsed="1" w:qFormat="1"/>
@@ -16337,10 +15860,6 @@
     <w:lsdException w:name="List Table 5 Dark Accent 6" w:uiPriority="50"/>
     <w:lsdException w:name="List Table 6 Colorful Accent 6" w:uiPriority="51"/>
     <w:lsdException w:name="List Table 7 Colorful Accent 6" w:uiPriority="52"/>
-    <w:lsdException w:name="Mention" w:semiHidden="1" w:unhideWhenUsed="1"/>
-    <w:lsdException w:name="Smart Hyperlink" w:semiHidden="1" w:unhideWhenUsed="1"/>
-    <w:lsdException w:name="Hashtag" w:semiHidden="1" w:unhideWhenUsed="1"/>
-    <w:lsdException w:name="Unresolved Mention" w:semiHidden="1" w:unhideWhenUsed="1"/>
   </w:latentStyles>
   <w:style w:type="paragraph" w:default="1" w:styleId="a">
     <w:name w:val="Normal"/>
@@ -16378,7 +15897,7 @@
     <w:basedOn w:val="a0"/>
     <w:uiPriority w:val="99"/>
     <w:semiHidden/>
-    <w:rsid w:val="00101B69"/>
+    <w:rsid w:val="000D2721"/>
     <w:rPr>
       <w:color w:val="808080"/>
     </w:rPr>
@@ -16514,15 +16033,19 @@
   <w:style w:type="paragraph" w:customStyle="1" w:styleId="73DEF1AE6C564691B92CD6DB35FEFC39">
     <w:name w:val="73DEF1AE6C564691B92CD6DB35FEFC39"/>
     <w:rsid w:val="00101B69"/>
+  </w:style>
+  <w:style w:type="paragraph" w:customStyle="1" w:styleId="6B6661337DCF4475BFD87A740B743A00">
+    <w:name w:val="6B6661337DCF4475BFD87A740B743A00"/>
+    <w:rsid w:val="000D2721"/>
     <w:rPr>
-      <w:lang w:val="ru-UA" w:eastAsia="ru-UA"/>
+      <w:lang w:val="ru-RU" w:eastAsia="ru-RU"/>
     </w:rPr>
   </w:style>
 </w:styles>
 </file>
 
 <file path=word/glossary/webSettings.xml><?xml version="1.0" encoding="utf-8"?>
-<w:webSettings xmlns:mc="http://schemas.openxmlformats.org/markup-compatibility/2006" xmlns:r="http://schemas.openxmlformats.org/officeDocument/2006/relationships" xmlns:w="http://schemas.openxmlformats.org/wordprocessingml/2006/main" xmlns:w14="http://schemas.microsoft.com/office/word/2010/wordml" xmlns:w15="http://schemas.microsoft.com/office/word/2012/wordml" xmlns:w16cid="http://schemas.microsoft.com/office/word/2016/wordml/cid" xmlns:w16se="http://schemas.microsoft.com/office/word/2015/wordml/symex" mc:Ignorable="w14 w15 w16se w16cid">
+<w:webSettings xmlns:mc="http://schemas.openxmlformats.org/markup-compatibility/2006" xmlns:r="http://schemas.openxmlformats.org/officeDocument/2006/relationships" xmlns:w="http://schemas.openxmlformats.org/wordprocessingml/2006/main" xmlns:w14="http://schemas.microsoft.com/office/word/2010/wordml" xmlns:w15="http://schemas.microsoft.com/office/word/2012/wordml" xmlns:w16se="http://schemas.microsoft.com/office/word/2015/wordml/symex" mc:Ignorable="w14 w15 w16se">
   <w:optimizeForBrowser/>
   <w:allowPNG/>
 </w:webSettings>

--- a/Launcher/Templates/F_ТИПОВИЙ ДОГОВІР ГОТЕЛІ ГО УААСП.docx
+++ b/Launcher/Templates/F_ТИПОВИЙ ДОГОВІР ГОТЕЛІ ГО УААСП.docx
@@ -1,6 +1,6 @@
 
 <file path=word/document.xml><?xml version="1.0" encoding="utf-8"?>
-<w:document xmlns:wpc="http://schemas.microsoft.com/office/word/2010/wordprocessingCanvas" xmlns:cx="http://schemas.microsoft.com/office/drawing/2014/chartex" xmlns:cx1="http://schemas.microsoft.com/office/drawing/2015/9/8/chartex" xmlns:mc="http://schemas.openxmlformats.org/markup-compatibility/2006" xmlns:o="urn:schemas-microsoft-com:office:office" xmlns:r="http://schemas.openxmlformats.org/officeDocument/2006/relationships" xmlns:m="http://schemas.openxmlformats.org/officeDocument/2006/math" xmlns:v="urn:schemas-microsoft-com:vml" xmlns:wp14="http://schemas.microsoft.com/office/word/2010/wordprocessingDrawing" xmlns:wp="http://schemas.openxmlformats.org/drawingml/2006/wordprocessingDrawing" xmlns:w10="urn:schemas-microsoft-com:office:word" xmlns:w="http://schemas.openxmlformats.org/wordprocessingml/2006/main" xmlns:w14="http://schemas.microsoft.com/office/word/2010/wordml" xmlns:w15="http://schemas.microsoft.com/office/word/2012/wordml" xmlns:w16se="http://schemas.microsoft.com/office/word/2015/wordml/symex" xmlns:wpg="http://schemas.microsoft.com/office/word/2010/wordprocessingGroup" xmlns:wpi="http://schemas.microsoft.com/office/word/2010/wordprocessingInk" xmlns:wne="http://schemas.microsoft.com/office/word/2006/wordml" xmlns:wps="http://schemas.microsoft.com/office/word/2010/wordprocessingShape" mc:Ignorable="w14 w15 w16se wp14">
+<w:document xmlns:wpc="http://schemas.microsoft.com/office/word/2010/wordprocessingCanvas" xmlns:cx="http://schemas.microsoft.com/office/drawing/2014/chartex" xmlns:cx1="http://schemas.microsoft.com/office/drawing/2015/9/8/chartex" xmlns:cx2="http://schemas.microsoft.com/office/drawing/2015/10/21/chartex" xmlns:cx3="http://schemas.microsoft.com/office/drawing/2016/5/9/chartex" xmlns:cx4="http://schemas.microsoft.com/office/drawing/2016/5/10/chartex" xmlns:cx5="http://schemas.microsoft.com/office/drawing/2016/5/11/chartex" xmlns:cx6="http://schemas.microsoft.com/office/drawing/2016/5/12/chartex" xmlns:cx7="http://schemas.microsoft.com/office/drawing/2016/5/13/chartex" xmlns:cx8="http://schemas.microsoft.com/office/drawing/2016/5/14/chartex" xmlns:mc="http://schemas.openxmlformats.org/markup-compatibility/2006" xmlns:aink="http://schemas.microsoft.com/office/drawing/2016/ink" xmlns:am3d="http://schemas.microsoft.com/office/drawing/2017/model3d" xmlns:o="urn:schemas-microsoft-com:office:office" xmlns:oel="http://schemas.microsoft.com/office/2019/extlst" xmlns:r="http://schemas.openxmlformats.org/officeDocument/2006/relationships" xmlns:m="http://schemas.openxmlformats.org/officeDocument/2006/math" xmlns:v="urn:schemas-microsoft-com:vml" xmlns:wp14="http://schemas.microsoft.com/office/word/2010/wordprocessingDrawing" xmlns:wp="http://schemas.openxmlformats.org/drawingml/2006/wordprocessingDrawing" xmlns:w10="urn:schemas-microsoft-com:office:word" xmlns:w="http://schemas.openxmlformats.org/wordprocessingml/2006/main" xmlns:w14="http://schemas.microsoft.com/office/word/2010/wordml" xmlns:w15="http://schemas.microsoft.com/office/word/2012/wordml" xmlns:w16cex="http://schemas.microsoft.com/office/word/2018/wordml/cex" xmlns:w16cid="http://schemas.microsoft.com/office/word/2016/wordml/cid" xmlns:w16="http://schemas.microsoft.com/office/word/2018/wordml" xmlns:w16sdtdh="http://schemas.microsoft.com/office/word/2020/wordml/sdtdatahash" xmlns:w16se="http://schemas.microsoft.com/office/word/2015/wordml/symex" xmlns:wpg="http://schemas.microsoft.com/office/word/2010/wordprocessingGroup" xmlns:wpi="http://schemas.microsoft.com/office/word/2010/wordprocessingInk" xmlns:wne="http://schemas.microsoft.com/office/word/2006/wordml" xmlns:wps="http://schemas.microsoft.com/office/word/2010/wordprocessingShape" mc:Ignorable="w14 w15 w16se w16cid w16 w16cex w16sdtdh wp14">
   <w:body>
     <w:p>
       <w:pPr>
@@ -86,11 +86,10 @@
           <w15:appearance w15:val="tags"/>
           <w:text/>
         </w:sdtPr>
-        <w:sdtEndPr/>
         <w:sdtContent>
           <w:r>
             <w:rPr>
-              <w:rStyle w:val="ae"/>
+              <w:rStyle w:val="PlaceholderText"/>
               <w:sz w:val="20"/>
               <w:szCs w:val="20"/>
             </w:rPr>
@@ -153,11 +152,10 @@
           <w15:appearance w15:val="tags"/>
           <w:text/>
         </w:sdtPr>
-        <w:sdtEndPr/>
         <w:sdtContent>
           <w:r>
             <w:rPr>
-              <w:rStyle w:val="ae"/>
+              <w:rStyle w:val="PlaceholderText"/>
               <w:sz w:val="20"/>
               <w:szCs w:val="20"/>
               <w:lang w:val="uk-UA"/>
@@ -193,7 +191,7 @@
     </w:p>
     <w:p>
       <w:pPr>
-        <w:pStyle w:val="2"/>
+        <w:pStyle w:val="BodyText2"/>
         <w:ind w:right="-141" w:firstLine="709"/>
         <w:rPr>
           <w:rFonts w:ascii="Times New Roman CYR" w:hAnsi="Times New Roman CYR" w:cs="Times New Roman CYR"/>
@@ -224,39 +222,17 @@
           <w:b/>
           <w:bCs/>
         </w:rPr>
-        <w:t xml:space="preserve">Генерального директора </w:t>
-      </w:r>
-      <w:proofErr w:type="spellStart"/>
+        <w:t>Генерального директора Харчишина Валерія Володимировича</w:t>
+      </w:r>
+      <w:r>
+        <w:rPr>
+          <w:rFonts w:eastAsia="Times New Roman"/>
+        </w:rPr>
+        <w:t>, що діє на підставі Статуту,</w:t>
+      </w:r>
       <w:r>
         <w:rPr>
           <w:b/>
-          <w:bCs/>
-        </w:rPr>
-        <w:t>Харчишина</w:t>
-      </w:r>
-      <w:proofErr w:type="spellEnd"/>
-      <w:r>
-        <w:rPr>
-          <w:b/>
-          <w:bCs/>
-        </w:rPr>
-        <w:t xml:space="preserve"> Валерія Володимировича</w:t>
-      </w:r>
-      <w:r>
-        <w:rPr>
-          <w:rFonts w:eastAsia="Times New Roman"/>
-        </w:rPr>
-        <w:t>, що діє на підставі Статуту</w:t>
-      </w:r>
-      <w:r>
-        <w:rPr>
-          <w:rFonts w:eastAsia="Times New Roman"/>
-        </w:rPr>
-        <w:t>,</w:t>
-      </w:r>
-      <w:r>
-        <w:rPr>
-          <w:b/>
         </w:rPr>
         <w:t xml:space="preserve"> </w:t>
       </w:r>
@@ -266,7 +242,7 @@
     </w:p>
     <w:p>
       <w:pPr>
-        <w:pStyle w:val="2"/>
+        <w:pStyle w:val="BodyText2"/>
         <w:ind w:right="-141" w:firstLine="360"/>
       </w:pPr>
       <w:r>
@@ -287,11 +263,10 @@
           <w15:appearance w15:val="tags"/>
           <w:text/>
         </w:sdtPr>
-        <w:sdtEndPr/>
         <w:sdtContent>
           <w:r>
             <w:rPr>
-              <w:rStyle w:val="ae"/>
+              <w:rStyle w:val="PlaceholderText"/>
             </w:rPr>
             <w:t>Место для ввода текста.</w:t>
           </w:r>
@@ -315,11 +290,10 @@
           <w15:appearance w15:val="tags"/>
           <w:text/>
         </w:sdtPr>
-        <w:sdtEndPr/>
         <w:sdtContent>
           <w:r>
             <w:rPr>
-              <w:rStyle w:val="ae"/>
+              <w:rStyle w:val="PlaceholderText"/>
             </w:rPr>
             <w:t>Место для ввода текста.</w:t>
           </w:r>
@@ -356,11 +330,10 @@
           <w15:appearance w15:val="tags"/>
           <w:text/>
         </w:sdtPr>
-        <w:sdtEndPr/>
         <w:sdtContent>
           <w:r>
             <w:rPr>
-              <w:rStyle w:val="ae"/>
+              <w:rStyle w:val="PlaceholderText"/>
             </w:rPr>
             <w:t>Место для ввода текста.</w:t>
           </w:r>
@@ -387,11 +360,10 @@
           <w15:appearance w15:val="tags"/>
           <w:text/>
         </w:sdtPr>
-        <w:sdtEndPr/>
         <w:sdtContent>
           <w:r>
             <w:rPr>
-              <w:rStyle w:val="ae"/>
+              <w:rStyle w:val="PlaceholderText"/>
               <w:rFonts w:eastAsia="Calibri"/>
               <w:b/>
             </w:rPr>
@@ -414,11 +386,10 @@
           <w15:appearance w15:val="tags"/>
           <w:text/>
         </w:sdtPr>
-        <w:sdtEndPr/>
         <w:sdtContent>
           <w:r>
             <w:rPr>
-              <w:rStyle w:val="ae"/>
+              <w:rStyle w:val="PlaceholderText"/>
             </w:rPr>
             <w:t>Место для ввода текста.</w:t>
           </w:r>
@@ -445,11 +416,10 @@
           <w15:appearance w15:val="tags"/>
           <w:text/>
         </w:sdtPr>
-        <w:sdtEndPr/>
         <w:sdtContent>
           <w:r>
             <w:rPr>
-              <w:rStyle w:val="ae"/>
+              <w:rStyle w:val="PlaceholderText"/>
               <w:rFonts w:eastAsia="Calibri"/>
               <w:b/>
             </w:rPr>
@@ -470,7 +440,7 @@
     </w:p>
     <w:p>
       <w:pPr>
-        <w:pStyle w:val="a3"/>
+        <w:pStyle w:val="BodyText"/>
         <w:spacing w:before="120"/>
         <w:ind w:right="-141" w:firstLine="357"/>
         <w:jc w:val="center"/>
@@ -491,7 +461,7 @@
     </w:p>
     <w:p>
       <w:pPr>
-        <w:pStyle w:val="a3"/>
+        <w:pStyle w:val="BodyText"/>
         <w:ind w:right="-141" w:firstLine="360"/>
         <w:jc w:val="center"/>
         <w:rPr>
@@ -511,7 +481,7 @@
     </w:p>
     <w:p>
       <w:pPr>
-        <w:pStyle w:val="a3"/>
+        <w:pStyle w:val="BodyText"/>
         <w:ind w:right="-141" w:firstLine="360"/>
         <w:rPr>
           <w:sz w:val="20"/>
@@ -536,7 +506,7 @@
     </w:p>
     <w:p>
       <w:pPr>
-        <w:pStyle w:val="a3"/>
+        <w:pStyle w:val="BodyText"/>
         <w:ind w:right="-141" w:firstLine="360"/>
         <w:rPr>
           <w:sz w:val="20"/>
@@ -562,7 +532,7 @@
     </w:p>
     <w:p>
       <w:pPr>
-        <w:pStyle w:val="a3"/>
+        <w:pStyle w:val="BodyText"/>
         <w:ind w:right="-141" w:firstLine="360"/>
         <w:rPr>
           <w:b/>
@@ -599,7 +569,7 @@
     </w:p>
     <w:p>
       <w:pPr>
-        <w:pStyle w:val="a3"/>
+        <w:pStyle w:val="BodyText"/>
         <w:ind w:right="-141" w:firstLine="360"/>
         <w:rPr>
           <w:b/>
@@ -626,7 +596,7 @@
     </w:p>
     <w:p>
       <w:pPr>
-        <w:pStyle w:val="2"/>
+        <w:pStyle w:val="BodyText2"/>
         <w:ind w:right="-141" w:firstLine="360"/>
       </w:pPr>
       <w:r>
@@ -696,7 +666,7 @@
       <w:hyperlink r:id="rId7" w:history="1">
         <w:r>
           <w:rPr>
-            <w:rStyle w:val="ab"/>
+            <w:rStyle w:val="Hyperlink"/>
             <w:b w:val="0"/>
             <w:sz w:val="20"/>
             <w:szCs w:val="20"/>
@@ -749,7 +719,7 @@
     </w:p>
     <w:p>
       <w:pPr>
-        <w:pStyle w:val="a3"/>
+        <w:pStyle w:val="BodyText"/>
         <w:ind w:right="-141" w:firstLine="360"/>
         <w:rPr>
           <w:sz w:val="20"/>
@@ -775,7 +745,7 @@
     </w:p>
     <w:p>
       <w:pPr>
-        <w:pStyle w:val="a3"/>
+        <w:pStyle w:val="BodyText"/>
         <w:ind w:right="-141" w:firstLine="360"/>
         <w:rPr>
           <w:sz w:val="20"/>
@@ -792,7 +762,7 @@
     </w:p>
     <w:p>
       <w:pPr>
-        <w:pStyle w:val="a3"/>
+        <w:pStyle w:val="BodyText"/>
         <w:ind w:right="-141" w:firstLine="360"/>
         <w:rPr>
           <w:sz w:val="20"/>
@@ -802,7 +772,7 @@
     </w:p>
     <w:p>
       <w:pPr>
-        <w:pStyle w:val="a3"/>
+        <w:pStyle w:val="BodyText"/>
         <w:tabs>
           <w:tab w:val="left" w:pos="720"/>
         </w:tabs>
@@ -825,7 +795,7 @@
     </w:p>
     <w:p>
       <w:pPr>
-        <w:pStyle w:val="a3"/>
+        <w:pStyle w:val="BodyText"/>
         <w:ind w:right="-165" w:firstLine="360"/>
         <w:rPr>
           <w:sz w:val="20"/>
@@ -844,14 +814,7 @@
           <w:sz w:val="20"/>
           <w:szCs w:val="20"/>
         </w:rPr>
-        <w:t xml:space="preserve"> </w:t>
-      </w:r>
-      <w:r>
-        <w:rPr>
-          <w:sz w:val="20"/>
-          <w:szCs w:val="20"/>
-        </w:rPr>
-        <w:t xml:space="preserve">ГО УААСП від свого імені та в інтересах </w:t>
+        <w:t xml:space="preserve"> ГО УААСП від свого імені та в інтересах </w:t>
       </w:r>
       <w:r>
         <w:rPr>
@@ -861,21 +824,12 @@
         </w:rPr>
         <w:t>c</w:t>
       </w:r>
-      <w:proofErr w:type="spellStart"/>
-      <w:r>
-        <w:rPr>
-          <w:sz w:val="20"/>
-          <w:szCs w:val="20"/>
-        </w:rPr>
-        <w:t>уб`єктів</w:t>
-      </w:r>
-      <w:proofErr w:type="spellEnd"/>
-      <w:r>
-        <w:rPr>
-          <w:sz w:val="20"/>
-          <w:szCs w:val="20"/>
-        </w:rPr>
-        <w:t xml:space="preserve"> авторського права (правовласників), включаючи іноземних, надає Користувачеві на умовах, визначених цим Договором, право (невиключну ліцензію) на публічне виконання творів, які відносяться до каталогу ГО УААСП, на території Готелю (</w:t>
+      <w:r>
+        <w:rPr>
+          <w:sz w:val="20"/>
+          <w:szCs w:val="20"/>
+        </w:rPr>
+        <w:t>уб`єктів авторського права (правовласників), включаючи іноземних, надає Користувачеві на умовах, визначених цим Договором, право (невиключну ліцензію) на публічне виконання творів, які відносяться до каталогу ГО УААСП, на території Готелю (</w:t>
       </w:r>
       <w:r>
         <w:rPr>
@@ -902,7 +856,7 @@
     </w:p>
     <w:p>
       <w:pPr>
-        <w:pStyle w:val="a3"/>
+        <w:pStyle w:val="BodyText"/>
         <w:ind w:right="-165" w:firstLine="360"/>
         <w:rPr>
           <w:sz w:val="20"/>
@@ -927,11 +881,10 @@
           <w:docPartGallery w:val="Tables"/>
         </w:docPartList>
       </w:sdtPr>
-      <w:sdtEndPr/>
       <w:sdtContent>
         <w:p>
           <w:pPr>
-            <w:pStyle w:val="a3"/>
+            <w:pStyle w:val="BodyText"/>
             <w:ind w:right="-165" w:firstLine="360"/>
             <w:rPr>
               <w:sz w:val="20"/>
@@ -941,7 +894,7 @@
         </w:p>
         <w:tbl>
           <w:tblPr>
-            <w:tblW w:w="10519" w:type="dxa"/>
+            <w:tblW w:w="10770" w:type="dxa"/>
             <w:tblInd w:w="108" w:type="dxa"/>
             <w:tblBorders>
               <w:top w:val="single" w:sz="4" w:space="0" w:color="auto"/>
@@ -955,24 +908,24 @@
             <w:tblLook w:val="01E0" w:firstRow="1" w:lastRow="1" w:firstColumn="1" w:lastColumn="1" w:noHBand="0" w:noVBand="0"/>
           </w:tblPr>
           <w:tblGrid>
-            <w:gridCol w:w="596"/>
-            <w:gridCol w:w="2693"/>
-            <w:gridCol w:w="3119"/>
-            <w:gridCol w:w="2977"/>
-            <w:gridCol w:w="1134"/>
+            <w:gridCol w:w="564"/>
+            <w:gridCol w:w="2584"/>
+            <w:gridCol w:w="3260"/>
+            <w:gridCol w:w="2835"/>
+            <w:gridCol w:w="1527"/>
           </w:tblGrid>
           <w:tr>
             <w:trPr>
-              <w:trHeight w:val="690"/>
+              <w:trHeight w:val="691"/>
             </w:trPr>
             <w:tc>
               <w:tcPr>
-                <w:tcW w:w="596" w:type="dxa"/>
+                <w:tcW w:w="564" w:type="dxa"/>
                 <w:vAlign w:val="center"/>
               </w:tcPr>
               <w:p>
                 <w:pPr>
-                  <w:pStyle w:val="a3"/>
+                  <w:pStyle w:val="BodyText"/>
                   <w:ind w:right="0"/>
                   <w:jc w:val="center"/>
                   <w:rPr>
@@ -993,12 +946,12 @@
             </w:tc>
             <w:tc>
               <w:tcPr>
-                <w:tcW w:w="2693" w:type="dxa"/>
+                <w:tcW w:w="2584" w:type="dxa"/>
                 <w:vAlign w:val="center"/>
               </w:tcPr>
               <w:p>
                 <w:pPr>
-                  <w:pStyle w:val="a3"/>
+                  <w:pStyle w:val="BodyText"/>
                   <w:ind w:right="0"/>
                   <w:jc w:val="center"/>
                   <w:rPr>
@@ -1013,18 +966,26 @@
                     <w:sz w:val="20"/>
                     <w:szCs w:val="20"/>
                   </w:rPr>
-                  <w:t>Найменування Готелю</w:t>
+                  <w:t xml:space="preserve">Назва </w:t>
+                </w:r>
+                <w:r>
+                  <w:rPr>
+                    <w:b/>
+                    <w:sz w:val="20"/>
+                    <w:szCs w:val="20"/>
+                  </w:rPr>
+                  <w:t>Готелю</w:t>
                 </w:r>
               </w:p>
             </w:tc>
             <w:tc>
               <w:tcPr>
-                <w:tcW w:w="3119" w:type="dxa"/>
+                <w:tcW w:w="3260" w:type="dxa"/>
                 <w:vAlign w:val="center"/>
               </w:tcPr>
               <w:p>
                 <w:pPr>
-                  <w:pStyle w:val="a3"/>
+                  <w:pStyle w:val="BodyText"/>
                   <w:ind w:right="0"/>
                   <w:jc w:val="center"/>
                   <w:rPr>
@@ -1044,7 +1005,7 @@
               </w:p>
               <w:p>
                 <w:pPr>
-                  <w:pStyle w:val="a3"/>
+                  <w:pStyle w:val="BodyText"/>
                   <w:ind w:right="0"/>
                   <w:jc w:val="center"/>
                   <w:rPr>
@@ -1065,7 +1026,7 @@
                     <w:sz w:val="20"/>
                     <w:szCs w:val="20"/>
                   </w:rPr>
-                  <w:t>назва області, міста (селища або села), вулиця, № будинку тощо на території України</w:t>
+                  <w:t>назва області, міста (селища або села), вулиця, № будинку тощо</w:t>
                 </w:r>
                 <w:r>
                   <w:rPr>
@@ -1078,12 +1039,12 @@
             </w:tc>
             <w:tc>
               <w:tcPr>
-                <w:tcW w:w="2977" w:type="dxa"/>
+                <w:tcW w:w="2835" w:type="dxa"/>
                 <w:vAlign w:val="center"/>
               </w:tcPr>
               <w:p>
                 <w:pPr>
-                  <w:pStyle w:val="a3"/>
+                  <w:pStyle w:val="BodyText"/>
                   <w:ind w:right="0"/>
                   <w:jc w:val="center"/>
                   <w:rPr>
@@ -1104,12 +1065,12 @@
             </w:tc>
             <w:tc>
               <w:tcPr>
-                <w:tcW w:w="1134" w:type="dxa"/>
+                <w:tcW w:w="1527" w:type="dxa"/>
                 <w:vAlign w:val="center"/>
               </w:tcPr>
               <w:p>
                 <w:pPr>
-                  <w:pStyle w:val="a3"/>
+                  <w:pStyle w:val="BodyText"/>
                   <w:ind w:right="0"/>
                   <w:jc w:val="center"/>
                   <w:rPr>
@@ -1124,7 +1085,75 @@
                     <w:sz w:val="20"/>
                     <w:szCs w:val="20"/>
                   </w:rPr>
-                  <w:t>Параметр приміщення</w:t>
+                  <w:t xml:space="preserve">площа </w:t>
+                </w:r>
+                <w:r>
+                  <w:rPr>
+                    <w:sz w:val="20"/>
+                    <w:szCs w:val="20"/>
+                  </w:rPr>
+                  <w:t>(м</w:t>
+                </w:r>
+                <w:r>
+                  <w:rPr>
+                    <w:sz w:val="20"/>
+                    <w:szCs w:val="20"/>
+                    <w:vertAlign w:val="superscript"/>
+                  </w:rPr>
+                  <w:t>2</w:t>
+                </w:r>
+                <w:r>
+                  <w:rPr>
+                    <w:sz w:val="20"/>
+                    <w:szCs w:val="20"/>
+                  </w:rPr>
+                  <w:t>)</w:t>
+                </w:r>
+                <w:r>
+                  <w:rPr>
+                    <w:sz w:val="20"/>
+                    <w:szCs w:val="20"/>
+                  </w:rPr>
+                  <w:t xml:space="preserve"> /</w:t>
+                </w:r>
+                <w:r>
+                  <w:rPr>
+                    <w:b/>
+                    <w:sz w:val="20"/>
+                    <w:szCs w:val="20"/>
+                  </w:rPr>
+                  <w:t xml:space="preserve"> </w:t>
+                </w:r>
+                <w:r>
+                  <w:rPr>
+                    <w:b/>
+                    <w:sz w:val="20"/>
+                    <w:szCs w:val="20"/>
+                  </w:rPr>
+                  <w:t>кількість</w:t>
+                </w:r>
+                <w:r>
+                  <w:rPr>
+                    <w:b/>
+                    <w:sz w:val="20"/>
+                    <w:szCs w:val="20"/>
+                  </w:rPr>
+                  <w:t xml:space="preserve"> </w:t>
+                </w:r>
+                <w:r>
+                  <w:rPr>
+                    <w:b/>
+                    <w:sz w:val="20"/>
+                    <w:szCs w:val="20"/>
+                  </w:rPr>
+                  <w:t xml:space="preserve">місць </w:t>
+                </w:r>
+                <w:r>
+                  <w:rPr>
+                    <w:sz w:val="20"/>
+                    <w:szCs w:val="20"/>
+                  </w:rPr>
+                  <w:t>(чол.)</w:t>
                 </w:r>
               </w:p>
             </w:tc>
@@ -1132,7 +1161,7 @@
         </w:tbl>
         <w:p>
           <w:pPr>
-            <w:pStyle w:val="a3"/>
+            <w:pStyle w:val="BodyText"/>
             <w:ind w:right="-165" w:firstLine="360"/>
             <w:rPr>
               <w:sz w:val="20"/>
@@ -1144,7 +1173,7 @@
     </w:sdt>
     <w:p>
       <w:pPr>
-        <w:pStyle w:val="a3"/>
+        <w:pStyle w:val="BodyText"/>
         <w:ind w:right="-165" w:firstLine="360"/>
         <w:rPr>
           <w:sz w:val="20"/>
@@ -1154,7 +1183,7 @@
     </w:p>
     <w:p>
       <w:pPr>
-        <w:pStyle w:val="a3"/>
+        <w:pStyle w:val="BodyText"/>
         <w:ind w:right="-141" w:firstLine="360"/>
         <w:rPr>
           <w:sz w:val="20"/>
@@ -1172,7 +1201,7 @@
     </w:p>
     <w:p>
       <w:pPr>
-        <w:pStyle w:val="a3"/>
+        <w:pStyle w:val="BodyText"/>
         <w:ind w:right="-141" w:firstLine="360"/>
         <w:rPr>
           <w:sz w:val="20"/>
@@ -1189,7 +1218,7 @@
     </w:p>
     <w:p>
       <w:pPr>
-        <w:pStyle w:val="a3"/>
+        <w:pStyle w:val="BodyText"/>
         <w:ind w:right="-141" w:firstLine="360"/>
         <w:rPr>
           <w:sz w:val="20"/>
@@ -1206,7 +1235,7 @@
     </w:p>
     <w:p>
       <w:pPr>
-        <w:pStyle w:val="a3"/>
+        <w:pStyle w:val="BodyText"/>
         <w:tabs>
           <w:tab w:val="left" w:pos="1276"/>
         </w:tabs>
@@ -1226,7 +1255,7 @@
     </w:p>
     <w:p>
       <w:pPr>
-        <w:pStyle w:val="a3"/>
+        <w:pStyle w:val="BodyText"/>
         <w:tabs>
           <w:tab w:val="left" w:pos="1276"/>
         </w:tabs>
@@ -1246,7 +1275,7 @@
     </w:p>
     <w:p>
       <w:pPr>
-        <w:pStyle w:val="a3"/>
+        <w:pStyle w:val="BodyText"/>
         <w:tabs>
           <w:tab w:val="left" w:pos="-709"/>
         </w:tabs>
@@ -1266,7 +1295,7 @@
     </w:p>
     <w:p>
       <w:pPr>
-        <w:pStyle w:val="a3"/>
+        <w:pStyle w:val="BodyText"/>
         <w:ind w:right="-141" w:firstLine="360"/>
         <w:rPr>
           <w:sz w:val="20"/>
@@ -1319,11 +1348,10 @@
           <w15:appearance w15:val="tags"/>
           <w:text/>
         </w:sdtPr>
-        <w:sdtEndPr/>
         <w:sdtContent>
           <w:r>
             <w:rPr>
-              <w:rStyle w:val="ae"/>
+              <w:rStyle w:val="PlaceholderText"/>
               <w:sz w:val="20"/>
               <w:szCs w:val="20"/>
             </w:rPr>
@@ -1362,11 +1390,10 @@
           <w15:appearance w15:val="tags"/>
           <w:text/>
         </w:sdtPr>
-        <w:sdtEndPr/>
         <w:sdtContent>
           <w:r>
             <w:rPr>
-              <w:rStyle w:val="ae"/>
+              <w:rStyle w:val="PlaceholderText"/>
               <w:sz w:val="20"/>
               <w:szCs w:val="20"/>
             </w:rPr>
@@ -1411,27 +1438,8 @@
           <w:szCs w:val="20"/>
           <w:lang w:val="ru-RU"/>
         </w:rPr>
-        <w:t xml:space="preserve">, але не </w:t>
-      </w:r>
-      <w:proofErr w:type="spellStart"/>
-      <w:r>
-        <w:rPr>
-          <w:sz w:val="20"/>
-          <w:szCs w:val="20"/>
-          <w:lang w:val="ru-RU"/>
-        </w:rPr>
-        <w:t>менше</w:t>
-      </w:r>
-      <w:proofErr w:type="spellEnd"/>
-      <w:r>
-        <w:rPr>
-          <w:sz w:val="20"/>
-          <w:szCs w:val="20"/>
-          <w:lang w:val="ru-RU"/>
-        </w:rPr>
-        <w:t xml:space="preserve"> н</w:t>
-      </w:r>
-      <w:proofErr w:type="spellStart"/>
+        <w:t>, але не менше н</w:t>
+      </w:r>
       <w:r>
         <w:rPr>
           <w:sz w:val="20"/>
@@ -1439,7 +1447,6 @@
         </w:rPr>
         <w:t>іж</w:t>
       </w:r>
-      <w:proofErr w:type="spellEnd"/>
       <w:r>
         <w:rPr>
           <w:sz w:val="20"/>
@@ -1465,11 +1472,10 @@
           <w15:appearance w15:val="tags"/>
           <w:text/>
         </w:sdtPr>
-        <w:sdtEndPr/>
         <w:sdtContent>
           <w:r>
             <w:rPr>
-              <w:rStyle w:val="ae"/>
+              <w:rStyle w:val="PlaceholderText"/>
               <w:sz w:val="20"/>
               <w:szCs w:val="20"/>
             </w:rPr>
@@ -1500,11 +1506,10 @@
           <w15:appearance w15:val="tags"/>
           <w:text/>
         </w:sdtPr>
-        <w:sdtEndPr/>
         <w:sdtContent>
           <w:r>
             <w:rPr>
-              <w:rStyle w:val="ae"/>
+              <w:rStyle w:val="PlaceholderText"/>
               <w:sz w:val="20"/>
               <w:szCs w:val="20"/>
             </w:rPr>
@@ -1551,11 +1556,10 @@
           <w15:appearance w15:val="tags"/>
           <w:text/>
         </w:sdtPr>
-        <w:sdtEndPr/>
         <w:sdtContent>
           <w:r>
             <w:rPr>
-              <w:rStyle w:val="ae"/>
+              <w:rStyle w:val="PlaceholderText"/>
               <w:sz w:val="20"/>
               <w:szCs w:val="20"/>
             </w:rPr>
@@ -1612,11 +1616,10 @@
           <w15:appearance w15:val="tags"/>
           <w:text/>
         </w:sdtPr>
-        <w:sdtEndPr/>
         <w:sdtContent>
           <w:r>
             <w:rPr>
-              <w:rStyle w:val="ae"/>
+              <w:rStyle w:val="PlaceholderText"/>
               <w:sz w:val="20"/>
               <w:szCs w:val="20"/>
             </w:rPr>
@@ -1651,7 +1654,7 @@
     </w:p>
     <w:p>
       <w:pPr>
-        <w:pStyle w:val="a3"/>
+        <w:pStyle w:val="BodyText"/>
         <w:ind w:right="-141" w:firstLine="360"/>
         <w:rPr>
           <w:sz w:val="20"/>
@@ -1676,7 +1679,7 @@
     </w:p>
     <w:p>
       <w:pPr>
-        <w:pStyle w:val="a3"/>
+        <w:pStyle w:val="BodyText"/>
         <w:ind w:right="-165"/>
         <w:rPr>
           <w:sz w:val="20"/>
@@ -1726,7 +1729,7 @@
         <w:sdtContent>
           <w:r>
             <w:rPr>
-              <w:rStyle w:val="ae"/>
+              <w:rStyle w:val="PlaceholderText"/>
               <w:sz w:val="20"/>
               <w:szCs w:val="20"/>
             </w:rPr>
@@ -1739,24 +1742,8 @@
           <w:sz w:val="20"/>
           <w:szCs w:val="20"/>
         </w:rPr>
-        <w:t xml:space="preserve"> </w:t>
-      </w:r>
-      <w:r>
-        <w:rPr>
-          <w:sz w:val="20"/>
-          <w:szCs w:val="20"/>
-        </w:rPr>
-        <w:t xml:space="preserve">у якому Користувач має здійснити виплату авторської винагороди, зобов’язується перерахувати на поточний рахунок ГО УААСП, передбачений  п. 2.4. Договору мінімальний платіж авторської винагороди. При цьому, перша виплата мінімального платежу Користувачем здійснюється не пізніше двадцяти календарних днів після підписання Сторонами цього Договору, а також   Користувач </w:t>
-      </w:r>
-      <w:proofErr w:type="spellStart"/>
-      <w:r>
-        <w:rPr>
-          <w:sz w:val="20"/>
-          <w:szCs w:val="20"/>
-        </w:rPr>
-        <w:t>зобов</w:t>
-      </w:r>
-      <w:proofErr w:type="spellEnd"/>
+        <w:t xml:space="preserve"> у якому Користувач має здійснити виплату авторської винагороди, зобов’язується перерахувати на поточний рахунок ГО УААСП, передбачений  п. 2.4. Договору мінімальний платіж авторської винагороди. При цьому, перша виплата мінімального платежу Користувачем здійснюється не пізніше двадцяти календарних днів після підписання Сторонами цього Договору, а також   Користувач зобов</w:t>
+      </w:r>
       <w:r>
         <w:rPr>
           <w:b/>
@@ -1767,21 +1754,12 @@
         </w:rPr>
         <w:t>`</w:t>
       </w:r>
-      <w:proofErr w:type="spellStart"/>
-      <w:r>
-        <w:rPr>
-          <w:sz w:val="20"/>
-          <w:szCs w:val="20"/>
-        </w:rPr>
-        <w:t>язується</w:t>
-      </w:r>
-      <w:proofErr w:type="spellEnd"/>
-      <w:r>
-        <w:rPr>
-          <w:sz w:val="20"/>
-          <w:szCs w:val="20"/>
-        </w:rPr>
-        <w:t xml:space="preserve"> не пізніше 20-ого числа</w:t>
+      <w:r>
+        <w:rPr>
+          <w:sz w:val="20"/>
+          <w:szCs w:val="20"/>
+        </w:rPr>
+        <w:t>язується не пізніше 20-ого числа</w:t>
       </w:r>
       <w:r>
         <w:rPr>
@@ -1814,21 +1792,12 @@
         </w:rPr>
         <w:t xml:space="preserve"> п</w:t>
       </w:r>
-      <w:proofErr w:type="spellStart"/>
-      <w:r>
-        <w:rPr>
-          <w:sz w:val="20"/>
-          <w:szCs w:val="20"/>
-        </w:rPr>
-        <w:t>ерерахувати</w:t>
-      </w:r>
-      <w:proofErr w:type="spellEnd"/>
-      <w:r>
-        <w:rPr>
-          <w:sz w:val="20"/>
-          <w:szCs w:val="20"/>
-        </w:rPr>
-        <w:t xml:space="preserve"> на поточний рахунок ГО УААСП </w:t>
+      <w:r>
+        <w:rPr>
+          <w:sz w:val="20"/>
+          <w:szCs w:val="20"/>
+        </w:rPr>
+        <w:t xml:space="preserve">ерерахувати на поточний рахунок ГО УААСП </w:t>
       </w:r>
       <w:r>
         <w:rPr>
@@ -1855,7 +1824,7 @@
     </w:p>
     <w:p>
       <w:pPr>
-        <w:pStyle w:val="a3"/>
+        <w:pStyle w:val="BodyText"/>
         <w:ind w:right="-141" w:firstLine="360"/>
         <w:rPr>
           <w:sz w:val="20"/>
@@ -1973,18 +1942,8 @@
           <w:sz w:val="20"/>
           <w:szCs w:val="20"/>
         </w:rPr>
-        <w:t xml:space="preserve">(Звіт подається в файлі формату </w:t>
-      </w:r>
-      <w:proofErr w:type="spellStart"/>
-      <w:r>
-        <w:rPr>
-          <w:i/>
-          <w:sz w:val="20"/>
-          <w:szCs w:val="20"/>
-        </w:rPr>
-        <w:t>Exсel</w:t>
-      </w:r>
-      <w:proofErr w:type="spellEnd"/>
+        <w:t>(Звіт подається в файлі формату Exсel</w:t>
+      </w:r>
       <w:r>
         <w:rPr>
           <w:sz w:val="20"/>
@@ -1995,7 +1954,7 @@
     </w:p>
     <w:p>
       <w:pPr>
-        <w:pStyle w:val="a3"/>
+        <w:pStyle w:val="BodyText"/>
         <w:tabs>
           <w:tab w:val="left" w:pos="2835"/>
         </w:tabs>
@@ -2030,7 +1989,7 @@
     </w:p>
     <w:p>
       <w:pPr>
-        <w:pStyle w:val="a3"/>
+        <w:pStyle w:val="BodyText"/>
         <w:ind w:right="-141" w:firstLine="360"/>
         <w:rPr>
           <w:sz w:val="20"/>
@@ -2062,7 +2021,7 @@
     </w:p>
     <w:p>
       <w:pPr>
-        <w:pStyle w:val="a3"/>
+        <w:pStyle w:val="BodyText"/>
         <w:ind w:right="-141" w:firstLine="360"/>
         <w:rPr>
           <w:sz w:val="20"/>
@@ -2094,7 +2053,7 @@
     </w:p>
     <w:p>
       <w:pPr>
-        <w:pStyle w:val="a3"/>
+        <w:pStyle w:val="BodyText"/>
         <w:ind w:right="-141" w:firstLine="360"/>
         <w:rPr>
           <w:sz w:val="20"/>
@@ -2126,7 +2085,7 @@
     </w:p>
     <w:p>
       <w:pPr>
-        <w:pStyle w:val="HTML"/>
+        <w:pStyle w:val="HTMLPreformatted"/>
         <w:tabs>
           <w:tab w:val="clear" w:pos="916"/>
           <w:tab w:val="clear" w:pos="1832"/>
@@ -2184,7 +2143,7 @@
     </w:p>
     <w:p>
       <w:pPr>
-        <w:pStyle w:val="HTML"/>
+        <w:pStyle w:val="HTMLPreformatted"/>
         <w:shd w:val="clear" w:color="auto" w:fill="FFFFFF"/>
         <w:ind w:right="-141"/>
         <w:jc w:val="both"/>
@@ -2201,7 +2160,7 @@
     </w:p>
     <w:p>
       <w:pPr>
-        <w:pStyle w:val="a3"/>
+        <w:pStyle w:val="BodyText"/>
         <w:ind w:right="-141" w:firstLine="360"/>
         <w:rPr>
           <w:sz w:val="20"/>
@@ -2233,7 +2192,7 @@
     </w:p>
     <w:p>
       <w:pPr>
-        <w:pStyle w:val="a3"/>
+        <w:pStyle w:val="BodyText"/>
         <w:ind w:right="-141" w:firstLine="360"/>
         <w:rPr>
           <w:sz w:val="20"/>
@@ -2251,7 +2210,7 @@
     </w:p>
     <w:p>
       <w:pPr>
-        <w:pStyle w:val="a3"/>
+        <w:pStyle w:val="BodyText"/>
         <w:ind w:right="-141" w:firstLine="360"/>
         <w:rPr>
           <w:sz w:val="20"/>
@@ -2283,7 +2242,7 @@
       <w:hyperlink r:id="rId8" w:history="1">
         <w:r>
           <w:rPr>
-            <w:rStyle w:val="ab"/>
+            <w:rStyle w:val="Hyperlink"/>
             <w:sz w:val="20"/>
             <w:szCs w:val="20"/>
           </w:rPr>
@@ -2300,7 +2259,7 @@
     </w:p>
     <w:p>
       <w:pPr>
-        <w:pStyle w:val="a3"/>
+        <w:pStyle w:val="BodyText"/>
         <w:ind w:right="-141" w:firstLine="360"/>
         <w:rPr>
           <w:sz w:val="20"/>
@@ -2310,7 +2269,7 @@
     </w:p>
     <w:p>
       <w:pPr>
-        <w:pStyle w:val="a3"/>
+        <w:pStyle w:val="BodyText"/>
         <w:ind w:right="-165"/>
         <w:jc w:val="center"/>
         <w:rPr>
@@ -2332,7 +2291,7 @@
     </w:p>
     <w:p>
       <w:pPr>
-        <w:pStyle w:val="a3"/>
+        <w:pStyle w:val="BodyText"/>
         <w:ind w:right="-165"/>
         <w:jc w:val="center"/>
         <w:rPr>
@@ -2345,7 +2304,7 @@
     </w:p>
     <w:p>
       <w:pPr>
-        <w:pStyle w:val="a3"/>
+        <w:pStyle w:val="BodyText"/>
         <w:ind w:right="-141" w:firstLine="357"/>
         <w:rPr>
           <w:sz w:val="20"/>
@@ -2357,28 +2316,12 @@
           <w:sz w:val="20"/>
           <w:szCs w:val="20"/>
         </w:rPr>
-        <w:t>3.1. Користувач зобов’язаний використовувати оригінальні твори, що ідентифіковані по назвам, прізвищам і ініціалам авторів, без заподіяння їм шкоди, в тому числі не вносити змін або доповнень без письмового дозволу автора (-</w:t>
-      </w:r>
-      <w:proofErr w:type="spellStart"/>
-      <w:r>
-        <w:rPr>
-          <w:sz w:val="20"/>
-          <w:szCs w:val="20"/>
-        </w:rPr>
-        <w:t>ів</w:t>
-      </w:r>
-      <w:proofErr w:type="spellEnd"/>
-      <w:r>
-        <w:rPr>
-          <w:sz w:val="20"/>
-          <w:szCs w:val="20"/>
-        </w:rPr>
-        <w:t>) творів.</w:t>
-      </w:r>
-    </w:p>
-    <w:p>
-      <w:pPr>
-        <w:pStyle w:val="a3"/>
+        <w:t>3.1. Користувач зобов’язаний використовувати оригінальні твори, що ідентифіковані по назвам, прізвищам і ініціалам авторів, без заподіяння їм шкоди, в тому числі не вносити змін або доповнень без письмового дозволу автора (-ів) творів.</w:t>
+      </w:r>
+    </w:p>
+    <w:p>
+      <w:pPr>
+        <w:pStyle w:val="BodyText"/>
         <w:ind w:right="-141" w:firstLine="360"/>
         <w:rPr>
           <w:b/>
@@ -2420,7 +2363,7 @@
     </w:p>
     <w:p>
       <w:pPr>
-        <w:pStyle w:val="a3"/>
+        <w:pStyle w:val="BodyText"/>
         <w:ind w:right="-141" w:firstLine="360"/>
         <w:rPr>
           <w:sz w:val="20"/>
@@ -2568,7 +2511,7 @@
     </w:p>
     <w:p>
       <w:pPr>
-        <w:pStyle w:val="21"/>
+        <w:pStyle w:val="BodyTextIndent2"/>
         <w:spacing w:after="0" w:line="240" w:lineRule="auto"/>
         <w:ind w:left="0" w:right="-141" w:firstLine="360"/>
         <w:jc w:val="both"/>
@@ -2634,7 +2577,7 @@
     </w:p>
     <w:p>
       <w:pPr>
-        <w:pStyle w:val="a3"/>
+        <w:pStyle w:val="BodyText"/>
         <w:ind w:right="-141" w:firstLine="360"/>
         <w:rPr>
           <w:sz w:val="20"/>
@@ -2679,7 +2622,7 @@
     </w:p>
     <w:p>
       <w:pPr>
-        <w:pStyle w:val="a3"/>
+        <w:pStyle w:val="BodyText"/>
         <w:ind w:right="-141" w:firstLine="360"/>
         <w:rPr>
           <w:sz w:val="20"/>
@@ -2710,7 +2653,7 @@
     </w:p>
     <w:p>
       <w:pPr>
-        <w:pStyle w:val="a3"/>
+        <w:pStyle w:val="BodyText"/>
         <w:ind w:right="-141" w:firstLine="360"/>
         <w:rPr>
           <w:sz w:val="20"/>
@@ -2742,7 +2685,7 @@
     </w:p>
     <w:p>
       <w:pPr>
-        <w:pStyle w:val="a3"/>
+        <w:pStyle w:val="BodyText"/>
         <w:ind w:right="-141" w:firstLine="360"/>
         <w:rPr>
           <w:sz w:val="20"/>
@@ -2801,7 +2744,7 @@
     </w:p>
     <w:p>
       <w:pPr>
-        <w:pStyle w:val="a3"/>
+        <w:pStyle w:val="BodyText"/>
         <w:tabs>
           <w:tab w:val="left" w:pos="4065"/>
         </w:tabs>
@@ -2816,7 +2759,7 @@
     </w:p>
     <w:p>
       <w:pPr>
-        <w:pStyle w:val="a3"/>
+        <w:pStyle w:val="BodyText"/>
         <w:tabs>
           <w:tab w:val="left" w:pos="4065"/>
         </w:tabs>
@@ -2839,7 +2782,7 @@
     </w:p>
     <w:p>
       <w:pPr>
-        <w:pStyle w:val="a3"/>
+        <w:pStyle w:val="BodyText"/>
         <w:tabs>
           <w:tab w:val="left" w:pos="2835"/>
         </w:tabs>
@@ -2881,7 +2824,7 @@
     </w:p>
     <w:p>
       <w:pPr>
-        <w:pStyle w:val="a3"/>
+        <w:pStyle w:val="BodyText"/>
         <w:tabs>
           <w:tab w:val="left" w:pos="2835"/>
         </w:tabs>
@@ -2929,7 +2872,7 @@
     </w:p>
     <w:p>
       <w:pPr>
-        <w:pStyle w:val="a3"/>
+        <w:pStyle w:val="BodyText"/>
         <w:tabs>
           <w:tab w:val="left" w:pos="2835"/>
         </w:tabs>
@@ -2949,7 +2892,7 @@
     </w:p>
     <w:p>
       <w:pPr>
-        <w:pStyle w:val="a3"/>
+        <w:pStyle w:val="BodyText"/>
         <w:ind w:right="-141" w:firstLine="357"/>
         <w:jc w:val="center"/>
         <w:rPr>
@@ -2962,7 +2905,7 @@
     </w:p>
     <w:p>
       <w:pPr>
-        <w:pStyle w:val="a3"/>
+        <w:pStyle w:val="BodyText"/>
         <w:ind w:right="-141" w:firstLine="357"/>
         <w:jc w:val="center"/>
         <w:rPr>
@@ -2984,7 +2927,7 @@
     </w:p>
     <w:p>
       <w:pPr>
-        <w:pStyle w:val="a3"/>
+        <w:pStyle w:val="BodyText"/>
         <w:ind w:right="0" w:firstLine="357"/>
         <w:rPr>
           <w:sz w:val="20"/>
@@ -3046,11 +2989,10 @@
           <w15:appearance w15:val="tags"/>
           <w:text/>
         </w:sdtPr>
-        <w:sdtEndPr/>
         <w:sdtContent>
           <w:r>
             <w:rPr>
-              <w:rStyle w:val="ae"/>
+              <w:rStyle w:val="PlaceholderText"/>
               <w:sz w:val="20"/>
               <w:szCs w:val="20"/>
             </w:rPr>
@@ -3257,7 +3199,7 @@
     </w:p>
     <w:p>
       <w:pPr>
-        <w:pStyle w:val="a3"/>
+        <w:pStyle w:val="BodyText"/>
         <w:ind w:right="-141" w:firstLine="360"/>
         <w:rPr>
           <w:sz w:val="20"/>
@@ -3344,7 +3286,7 @@
     </w:p>
     <w:p>
       <w:pPr>
-        <w:pStyle w:val="a3"/>
+        <w:pStyle w:val="BodyText"/>
         <w:ind w:right="-141" w:firstLine="360"/>
         <w:rPr>
           <w:sz w:val="20"/>
@@ -3438,7 +3380,7 @@
     </w:p>
     <w:p>
       <w:pPr>
-        <w:pStyle w:val="a3"/>
+        <w:pStyle w:val="BodyText"/>
         <w:ind w:right="-141" w:firstLine="360"/>
         <w:rPr>
           <w:sz w:val="20"/>
@@ -3472,7 +3414,7 @@
     </w:p>
     <w:p>
       <w:pPr>
-        <w:pStyle w:val="a3"/>
+        <w:pStyle w:val="BodyText"/>
         <w:ind w:right="-141" w:firstLine="360"/>
         <w:rPr>
           <w:sz w:val="20"/>
@@ -3552,7 +3494,7 @@
     </w:p>
     <w:p>
       <w:pPr>
-        <w:pStyle w:val="a3"/>
+        <w:pStyle w:val="BodyText"/>
         <w:ind w:right="-141" w:firstLine="360"/>
         <w:rPr>
           <w:sz w:val="20"/>
@@ -3562,7 +3504,7 @@
     </w:p>
     <w:p>
       <w:pPr>
-        <w:pStyle w:val="a3"/>
+        <w:pStyle w:val="BodyText"/>
         <w:ind w:right="-141"/>
         <w:jc w:val="center"/>
         <w:rPr>
@@ -3584,7 +3526,7 @@
     </w:p>
     <w:p>
       <w:pPr>
-        <w:pStyle w:val="a3"/>
+        <w:pStyle w:val="BodyText"/>
         <w:ind w:right="-141" w:firstLine="426"/>
         <w:rPr>
           <w:sz w:val="20"/>
@@ -3608,7 +3550,7 @@
     </w:p>
     <w:p>
       <w:pPr>
-        <w:pStyle w:val="a3"/>
+        <w:pStyle w:val="BodyText"/>
         <w:ind w:right="-141" w:firstLine="426"/>
         <w:rPr>
           <w:sz w:val="20"/>
@@ -3626,7 +3568,7 @@
     </w:p>
     <w:p>
       <w:pPr>
-        <w:pStyle w:val="a3"/>
+        <w:pStyle w:val="BodyText"/>
         <w:ind w:right="-141" w:firstLine="426"/>
         <w:rPr>
           <w:sz w:val="20"/>
@@ -3643,7 +3585,7 @@
     </w:p>
     <w:p>
       <w:pPr>
-        <w:pStyle w:val="a3"/>
+        <w:pStyle w:val="BodyText"/>
         <w:ind w:right="-141" w:firstLine="426"/>
         <w:rPr>
           <w:sz w:val="20"/>
@@ -3660,7 +3602,7 @@
     </w:p>
     <w:p>
       <w:pPr>
-        <w:pStyle w:val="a3"/>
+        <w:pStyle w:val="BodyText"/>
         <w:ind w:right="-141" w:firstLine="426"/>
         <w:jc w:val="center"/>
         <w:rPr>
@@ -3683,7 +3625,7 @@
     </w:p>
     <w:p>
       <w:pPr>
-        <w:pStyle w:val="a3"/>
+        <w:pStyle w:val="BodyText"/>
         <w:ind w:right="-141" w:firstLine="426"/>
         <w:jc w:val="center"/>
         <w:rPr>
@@ -3696,7 +3638,7 @@
     </w:p>
     <w:p>
       <w:pPr>
-        <w:pStyle w:val="2"/>
+        <w:pStyle w:val="BodyText2"/>
         <w:spacing w:line="276" w:lineRule="auto"/>
         <w:ind w:right="-141" w:firstLine="426"/>
       </w:pPr>
@@ -3715,20 +3657,12 @@
     </w:p>
     <w:p>
       <w:pPr>
-        <w:pStyle w:val="2"/>
+        <w:pStyle w:val="BodyText2"/>
         <w:spacing w:line="276" w:lineRule="auto"/>
         <w:ind w:right="-141" w:firstLine="360"/>
       </w:pPr>
       <w:r>
-        <w:t xml:space="preserve">7.2. Обробці відповідно до законодавства України про захист персональних даних у базі персональних даних «Користувачі авторського права» підлягають наступні категорії персональних даних: адреса проживання (реєстрації), </w:t>
-      </w:r>
-      <w:proofErr w:type="spellStart"/>
-      <w:r>
-        <w:t>резидентство</w:t>
-      </w:r>
-      <w:proofErr w:type="spellEnd"/>
-      <w:r>
-        <w:t xml:space="preserve">, ідентифікаційний податковий номер, паспортні дані, банківські реквізити, контактні номери телефонів, </w:t>
+        <w:t xml:space="preserve">7.2. Обробці відповідно до законодавства України про захист персональних даних у базі персональних даних «Користувачі авторського права» підлягають наступні категорії персональних даних: адреса проживання (реєстрації), резидентство, ідентифікаційний податковий номер, паспортні дані, банківські реквізити, контактні номери телефонів, </w:t>
       </w:r>
       <w:r>
         <w:rPr>
@@ -3751,7 +3685,7 @@
     </w:p>
     <w:p>
       <w:pPr>
-        <w:pStyle w:val="2"/>
+        <w:pStyle w:val="BodyText2"/>
         <w:spacing w:line="276" w:lineRule="auto"/>
         <w:ind w:right="-141" w:firstLine="360"/>
       </w:pPr>
@@ -3761,7 +3695,7 @@
     </w:p>
     <w:p>
       <w:pPr>
-        <w:pStyle w:val="2"/>
+        <w:pStyle w:val="BodyText2"/>
         <w:ind w:right="-141" w:firstLine="360"/>
         <w:rPr>
           <w:lang w:val="ru-RU"/>
@@ -3770,7 +3704,7 @@
     </w:p>
     <w:p>
       <w:pPr>
-        <w:pStyle w:val="a3"/>
+        <w:pStyle w:val="BodyText"/>
         <w:keepNext/>
         <w:tabs>
           <w:tab w:val="left" w:pos="0"/>
@@ -3796,7 +3730,7 @@
     </w:p>
     <w:p>
       <w:pPr>
-        <w:pStyle w:val="a3"/>
+        <w:pStyle w:val="BodyText"/>
         <w:keepNext/>
         <w:tabs>
           <w:tab w:val="left" w:pos="0"/>
@@ -3814,7 +3748,7 @@
     </w:p>
     <w:p>
       <w:pPr>
-        <w:pStyle w:val="a3"/>
+        <w:pStyle w:val="BodyText"/>
         <w:spacing w:line="276" w:lineRule="auto"/>
         <w:ind w:right="-141" w:firstLine="426"/>
         <w:rPr>
@@ -3832,7 +3766,7 @@
     </w:p>
     <w:p>
       <w:pPr>
-        <w:pStyle w:val="a3"/>
+        <w:pStyle w:val="BodyText"/>
         <w:spacing w:line="276" w:lineRule="auto"/>
         <w:ind w:right="-115"/>
         <w:rPr>
@@ -3862,67 +3796,7 @@
           <w:shd w:val="clear" w:color="auto" w:fill="FFFFFF"/>
           <w:lang w:eastAsia="ja-JP"/>
         </w:rPr>
-        <w:t>Всі зміни та додатки до даного Договору укладаються у письмовій формі та є чинними за умови підписання їх уповноваженими представниками Сторін. Форми додатків до Договору є частиною Договору. Якщо форма додатку, затвердженого (підписаного) Сторонами відповідно до даного Договору передбачає лише підпис уповноваженого(</w:t>
-      </w:r>
-      <w:proofErr w:type="spellStart"/>
-      <w:r>
-        <w:rPr>
-          <w:sz w:val="20"/>
-          <w:szCs w:val="20"/>
-          <w:shd w:val="clear" w:color="auto" w:fill="FFFFFF"/>
-          <w:lang w:eastAsia="ja-JP"/>
-        </w:rPr>
-        <w:t>их</w:t>
-      </w:r>
-      <w:proofErr w:type="spellEnd"/>
-      <w:r>
-        <w:rPr>
-          <w:sz w:val="20"/>
-          <w:szCs w:val="20"/>
-          <w:shd w:val="clear" w:color="auto" w:fill="FFFFFF"/>
-          <w:lang w:eastAsia="ja-JP"/>
-        </w:rPr>
-        <w:t>) представника(</w:t>
-      </w:r>
-      <w:proofErr w:type="spellStart"/>
-      <w:r>
-        <w:rPr>
-          <w:sz w:val="20"/>
-          <w:szCs w:val="20"/>
-          <w:shd w:val="clear" w:color="auto" w:fill="FFFFFF"/>
-          <w:lang w:eastAsia="ja-JP"/>
-        </w:rPr>
-        <w:t>ів</w:t>
-      </w:r>
-      <w:proofErr w:type="spellEnd"/>
-      <w:r>
-        <w:rPr>
-          <w:sz w:val="20"/>
-          <w:szCs w:val="20"/>
-          <w:shd w:val="clear" w:color="auto" w:fill="FFFFFF"/>
-          <w:lang w:eastAsia="ja-JP"/>
-        </w:rPr>
-        <w:t>) Користувача – такий додаток з заповненою Користувачем інформацією є чинним за умови підписання його уповноваженим(и) представником(</w:t>
-      </w:r>
-      <w:proofErr w:type="spellStart"/>
-      <w:r>
-        <w:rPr>
-          <w:sz w:val="20"/>
-          <w:szCs w:val="20"/>
-          <w:shd w:val="clear" w:color="auto" w:fill="FFFFFF"/>
-          <w:lang w:eastAsia="ja-JP"/>
-        </w:rPr>
-        <w:t>ами</w:t>
-      </w:r>
-      <w:proofErr w:type="spellEnd"/>
-      <w:r>
-        <w:rPr>
-          <w:sz w:val="20"/>
-          <w:szCs w:val="20"/>
-          <w:shd w:val="clear" w:color="auto" w:fill="FFFFFF"/>
-          <w:lang w:eastAsia="ja-JP"/>
-        </w:rPr>
-        <w:t>) Користувача.</w:t>
+        <w:t>Всі зміни та додатки до даного Договору укладаються у письмовій формі та є чинними за умови підписання їх уповноваженими представниками Сторін. Форми додатків до Договору є частиною Договору. Якщо форма додатку, затвердженого (підписаного) Сторонами відповідно до даного Договору передбачає лише підпис уповноваженого(их) представника(ів) Користувача – такий додаток з заповненою Користувачем інформацією є чинним за умови підписання його уповноваженим(и) представником(ами) Користувача.</w:t>
       </w:r>
     </w:p>
     <w:p>
@@ -3984,7 +3858,7 @@
     </w:p>
     <w:p>
       <w:pPr>
-        <w:pStyle w:val="a3"/>
+        <w:pStyle w:val="BodyText"/>
         <w:spacing w:line="276" w:lineRule="auto"/>
         <w:ind w:right="-141" w:firstLine="426"/>
         <w:rPr>
@@ -4009,7 +3883,7 @@
     </w:p>
     <w:p>
       <w:pPr>
-        <w:pStyle w:val="a3"/>
+        <w:pStyle w:val="BodyText"/>
         <w:spacing w:line="276" w:lineRule="auto"/>
         <w:ind w:right="-141" w:firstLine="426"/>
         <w:rPr>
@@ -4034,7 +3908,7 @@
     </w:p>
     <w:p>
       <w:pPr>
-        <w:pStyle w:val="a3"/>
+        <w:pStyle w:val="BodyText"/>
         <w:spacing w:line="276" w:lineRule="auto"/>
         <w:ind w:right="-141" w:firstLine="426"/>
         <w:rPr>
@@ -4081,7 +3955,7 @@
     </w:p>
     <w:p>
       <w:pPr>
-        <w:pStyle w:val="HTML"/>
+        <w:pStyle w:val="HTMLPreformatted"/>
         <w:shd w:val="clear" w:color="auto" w:fill="FFFFFF"/>
         <w:tabs>
           <w:tab w:val="clear" w:pos="10076"/>
@@ -4169,7 +4043,7 @@
     </w:p>
     <w:p>
       <w:pPr>
-        <w:pStyle w:val="HTML"/>
+        <w:pStyle w:val="HTMLPreformatted"/>
         <w:shd w:val="clear" w:color="auto" w:fill="FFFFFF"/>
         <w:tabs>
           <w:tab w:val="clear" w:pos="10076"/>
@@ -4191,7 +4065,7 @@
     </w:p>
     <w:p>
       <w:pPr>
-        <w:pStyle w:val="a3"/>
+        <w:pStyle w:val="BodyText"/>
         <w:spacing w:line="276" w:lineRule="auto"/>
         <w:ind w:right="-141" w:firstLine="426"/>
         <w:rPr>
@@ -4231,7 +4105,7 @@
     </w:p>
     <w:p>
       <w:pPr>
-        <w:pStyle w:val="a3"/>
+        <w:pStyle w:val="BodyText"/>
         <w:spacing w:line="276" w:lineRule="auto"/>
         <w:ind w:right="-141" w:firstLine="426"/>
         <w:rPr>
@@ -4256,7 +4130,7 @@
     </w:p>
     <w:p>
       <w:pPr>
-        <w:pStyle w:val="a3"/>
+        <w:pStyle w:val="BodyText"/>
         <w:spacing w:line="276" w:lineRule="auto"/>
         <w:ind w:right="-141" w:firstLine="426"/>
         <w:rPr>
@@ -4367,7 +4241,7 @@
     </w:p>
     <w:p>
       <w:pPr>
-        <w:pStyle w:val="a3"/>
+        <w:pStyle w:val="BodyText"/>
         <w:spacing w:line="276" w:lineRule="auto"/>
         <w:ind w:right="-141" w:firstLine="426"/>
         <w:rPr>
@@ -4427,7 +4301,7 @@
     </w:p>
     <w:p>
       <w:pPr>
-        <w:pStyle w:val="a3"/>
+        <w:pStyle w:val="BodyText"/>
         <w:spacing w:line="276" w:lineRule="auto"/>
         <w:ind w:right="-141"/>
         <w:rPr>
@@ -4445,7 +4319,7 @@
     </w:p>
     <w:p>
       <w:pPr>
-        <w:pStyle w:val="a3"/>
+        <w:pStyle w:val="BodyText"/>
         <w:ind w:right="-141"/>
         <w:rPr>
           <w:sz w:val="20"/>
@@ -4455,7 +4329,7 @@
     </w:p>
     <w:p>
       <w:pPr>
-        <w:pStyle w:val="a3"/>
+        <w:pStyle w:val="BodyText"/>
         <w:ind w:right="-141" w:firstLine="426"/>
         <w:rPr>
           <w:sz w:val="20"/>
@@ -4465,7 +4339,7 @@
     </w:p>
     <w:p>
       <w:pPr>
-        <w:pStyle w:val="a3"/>
+        <w:pStyle w:val="BodyText"/>
         <w:ind w:right="0" w:firstLine="360"/>
         <w:jc w:val="center"/>
         <w:rPr>
@@ -4513,7 +4387,7 @@
           </w:tcPr>
           <w:p>
             <w:pPr>
-              <w:pStyle w:val="a3"/>
+              <w:pStyle w:val="BodyText"/>
               <w:ind w:right="0"/>
               <w:jc w:val="center"/>
               <w:rPr>
@@ -4552,7 +4426,7 @@
           </w:tcPr>
           <w:p>
             <w:pPr>
-              <w:pStyle w:val="a3"/>
+              <w:pStyle w:val="BodyText"/>
               <w:ind w:right="0"/>
               <w:jc w:val="center"/>
               <w:rPr>
@@ -4589,7 +4463,7 @@
           </w:tcPr>
           <w:p>
             <w:pPr>
-              <w:pStyle w:val="21"/>
+              <w:pStyle w:val="BodyTextIndent2"/>
               <w:spacing w:after="0" w:line="240" w:lineRule="auto"/>
               <w:ind w:left="0"/>
               <w:jc w:val="center"/>
@@ -4682,19 +4556,19 @@
                 <w:sz w:val="20"/>
                 <w:szCs w:val="20"/>
               </w:rPr>
-              <w:t xml:space="preserve">04060, м. </w:t>
+              <w:t>04060, м. Київ,</w:t>
             </w:r>
-            <w:proofErr w:type="spellStart"/>
-            <w:r>
+          </w:p>
+          <w:p>
+            <w:pPr>
+              <w:ind w:left="180"/>
               <w:rPr>
                 <w:b w:val="0"/>
                 <w:bCs w:val="0"/>
                 <w:sz w:val="20"/>
                 <w:szCs w:val="20"/>
               </w:rPr>
-              <w:t>Київ</w:t>
-            </w:r>
-            <w:proofErr w:type="spellEnd"/>
+            </w:pPr>
             <w:r>
               <w:rPr>
                 <w:b w:val="0"/>
@@ -4702,38 +4576,7 @@
                 <w:sz w:val="20"/>
                 <w:szCs w:val="20"/>
               </w:rPr>
-              <w:t>,</w:t>
-            </w:r>
-          </w:p>
-          <w:p>
-            <w:pPr>
-              <w:ind w:left="180"/>
-              <w:rPr>
-                <w:b w:val="0"/>
-                <w:bCs w:val="0"/>
-                <w:sz w:val="20"/>
-                <w:szCs w:val="20"/>
-              </w:rPr>
-            </w:pPr>
-            <w:proofErr w:type="spellStart"/>
-            <w:r>
-              <w:rPr>
-                <w:b w:val="0"/>
-                <w:bCs w:val="0"/>
-                <w:sz w:val="20"/>
-                <w:szCs w:val="20"/>
-              </w:rPr>
-              <w:t>вул</w:t>
-            </w:r>
-            <w:proofErr w:type="spellEnd"/>
-            <w:r>
-              <w:rPr>
-                <w:b w:val="0"/>
-                <w:bCs w:val="0"/>
-                <w:sz w:val="20"/>
-                <w:szCs w:val="20"/>
-              </w:rPr>
-              <w:t>. Вавілових, 15</w:t>
+              <w:t>вул. Вавілових, 15</w:t>
             </w:r>
             <w:r>
               <w:rPr>
@@ -4764,7 +4607,6 @@
                 <w:szCs w:val="20"/>
               </w:rPr>
             </w:pPr>
-            <w:proofErr w:type="spellStart"/>
             <w:r>
               <w:rPr>
                 <w:b w:val="0"/>
@@ -4772,17 +4614,7 @@
                 <w:szCs w:val="20"/>
                 <w:lang w:val="uk-UA"/>
               </w:rPr>
-              <w:t>тел</w:t>
-            </w:r>
-            <w:proofErr w:type="spellEnd"/>
-            <w:r>
-              <w:rPr>
-                <w:b w:val="0"/>
-                <w:sz w:val="20"/>
-                <w:szCs w:val="20"/>
-                <w:lang w:val="uk-UA"/>
-              </w:rPr>
-              <w:t>.: (044) 223-60-40;</w:t>
+              <w:t>тел.: (044) 223-60-40;</w:t>
             </w:r>
           </w:p>
           <w:p>
@@ -4910,54 +4742,8 @@
                 <w:sz w:val="20"/>
                 <w:szCs w:val="20"/>
               </w:rPr>
-              <w:t xml:space="preserve">Організація </w:t>
+              <w:t>Організація має статус неприбуткової за ознакою</w:t>
             </w:r>
-            <w:proofErr w:type="spellStart"/>
-            <w:r>
-              <w:rPr>
-                <w:b w:val="0"/>
-                <w:sz w:val="20"/>
-                <w:szCs w:val="20"/>
-              </w:rPr>
-              <w:t>має</w:t>
-            </w:r>
-            <w:proofErr w:type="spellEnd"/>
-            <w:r>
-              <w:rPr>
-                <w:b w:val="0"/>
-                <w:sz w:val="20"/>
-                <w:szCs w:val="20"/>
-              </w:rPr>
-              <w:t xml:space="preserve"> статус </w:t>
-            </w:r>
-            <w:proofErr w:type="spellStart"/>
-            <w:r>
-              <w:rPr>
-                <w:b w:val="0"/>
-                <w:sz w:val="20"/>
-                <w:szCs w:val="20"/>
-              </w:rPr>
-              <w:t>неприбуткової</w:t>
-            </w:r>
-            <w:proofErr w:type="spellEnd"/>
-            <w:r>
-              <w:rPr>
-                <w:b w:val="0"/>
-                <w:sz w:val="20"/>
-                <w:szCs w:val="20"/>
-              </w:rPr>
-              <w:t xml:space="preserve"> за </w:t>
-            </w:r>
-            <w:proofErr w:type="spellStart"/>
-            <w:r>
-              <w:rPr>
-                <w:b w:val="0"/>
-                <w:sz w:val="20"/>
-                <w:szCs w:val="20"/>
-              </w:rPr>
-              <w:t>ознакою</w:t>
-            </w:r>
-            <w:proofErr w:type="spellEnd"/>
           </w:p>
           <w:p>
             <w:pPr>
@@ -4977,23 +4763,13 @@
               </w:rPr>
               <w:t xml:space="preserve">    </w:t>
             </w:r>
-            <w:proofErr w:type="spellStart"/>
             <w:r>
               <w:rPr>
                 <w:b w:val="0"/>
                 <w:sz w:val="20"/>
                 <w:szCs w:val="20"/>
               </w:rPr>
-              <w:t>неприбутковості</w:t>
-            </w:r>
-            <w:proofErr w:type="spellEnd"/>
-            <w:r>
-              <w:rPr>
-                <w:b w:val="0"/>
-                <w:sz w:val="20"/>
-                <w:szCs w:val="20"/>
-              </w:rPr>
-              <w:t xml:space="preserve"> </w:t>
+              <w:t xml:space="preserve">неприбутковості </w:t>
             </w:r>
             <w:r>
               <w:rPr>
@@ -5007,7 +4783,7 @@
           </w:p>
           <w:p>
             <w:pPr>
-              <w:pStyle w:val="a3"/>
+              <w:pStyle w:val="BodyText"/>
               <w:ind w:right="-1"/>
               <w:jc w:val="left"/>
               <w:rPr>
@@ -5021,7 +4797,7 @@
           </w:p>
           <w:p>
             <w:pPr>
-              <w:pStyle w:val="a3"/>
+              <w:pStyle w:val="BodyText"/>
               <w:ind w:right="-1"/>
               <w:jc w:val="left"/>
               <w:rPr>
@@ -5035,7 +4811,7 @@
           </w:p>
           <w:p>
             <w:pPr>
-              <w:pStyle w:val="a3"/>
+              <w:pStyle w:val="BodyText"/>
               <w:ind w:right="-1"/>
               <w:jc w:val="left"/>
               <w:rPr>
@@ -5049,7 +4825,7 @@
           </w:p>
           <w:p>
             <w:pPr>
-              <w:pStyle w:val="a3"/>
+              <w:pStyle w:val="BodyText"/>
               <w:ind w:left="180" w:right="-1"/>
               <w:jc w:val="left"/>
               <w:rPr>
@@ -5072,7 +4848,7 @@
           </w:p>
           <w:p>
             <w:pPr>
-              <w:pStyle w:val="a3"/>
+              <w:pStyle w:val="BodyText"/>
               <w:ind w:right="0"/>
               <w:rPr>
                 <w:sz w:val="20"/>
@@ -5099,7 +4875,7 @@
           </w:p>
           <w:p>
             <w:pPr>
-              <w:pStyle w:val="a3"/>
+              <w:pStyle w:val="BodyText"/>
               <w:ind w:right="0"/>
               <w:jc w:val="left"/>
               <w:rPr>
@@ -5159,11 +4935,10 @@
                 <w15:appearance w15:val="tags"/>
                 <w:text/>
               </w:sdtPr>
-              <w:sdtEndPr/>
               <w:sdtContent>
                 <w:r>
                   <w:rPr>
-                    <w:rStyle w:val="ae"/>
+                    <w:rStyle w:val="PlaceholderText"/>
                     <w:sz w:val="20"/>
                     <w:szCs w:val="20"/>
                   </w:rPr>
@@ -5234,11 +5009,10 @@
                 <w15:appearance w15:val="tags"/>
                 <w:text/>
               </w:sdtPr>
-              <w:sdtEndPr/>
               <w:sdtContent>
                 <w:r>
                   <w:rPr>
-                    <w:rStyle w:val="ae"/>
+                    <w:rStyle w:val="PlaceholderText"/>
                     <w:sz w:val="20"/>
                     <w:szCs w:val="20"/>
                   </w:rPr>
@@ -5291,11 +5065,10 @@
                 <w15:appearance w15:val="tags"/>
                 <w:text/>
               </w:sdtPr>
-              <w:sdtEndPr/>
               <w:sdtContent>
                 <w:r>
                   <w:rPr>
-                    <w:rStyle w:val="ae"/>
+                    <w:rStyle w:val="PlaceholderText"/>
                     <w:sz w:val="20"/>
                     <w:szCs w:val="20"/>
                   </w:rPr>
@@ -5349,11 +5122,10 @@
                 <w15:appearance w15:val="tags"/>
                 <w:text/>
               </w:sdtPr>
-              <w:sdtEndPr/>
               <w:sdtContent>
                 <w:r>
                   <w:rPr>
-                    <w:rStyle w:val="ae"/>
+                    <w:rStyle w:val="PlaceholderText"/>
                     <w:sz w:val="20"/>
                     <w:szCs w:val="20"/>
                   </w:rPr>
@@ -5371,23 +5143,13 @@
                 <w:lang w:val="uk-UA"/>
               </w:rPr>
             </w:pPr>
-            <w:proofErr w:type="spellStart"/>
             <w:r>
               <w:rPr>
                 <w:sz w:val="20"/>
                 <w:szCs w:val="20"/>
                 <w:lang w:val="uk-UA"/>
               </w:rPr>
-              <w:t>Тел</w:t>
-            </w:r>
-            <w:proofErr w:type="spellEnd"/>
-            <w:r>
-              <w:rPr>
-                <w:sz w:val="20"/>
-                <w:szCs w:val="20"/>
-                <w:lang w:val="uk-UA"/>
-              </w:rPr>
-              <w:t>.:</w:t>
+              <w:t>Тел.:</w:t>
             </w:r>
             <w:r>
               <w:rPr>
@@ -5416,11 +5178,10 @@
                 <w15:appearance w15:val="tags"/>
                 <w:text/>
               </w:sdtPr>
-              <w:sdtEndPr/>
               <w:sdtContent>
                 <w:r>
                   <w:rPr>
-                    <w:rStyle w:val="ae"/>
+                    <w:rStyle w:val="PlaceholderText"/>
                     <w:sz w:val="20"/>
                     <w:szCs w:val="20"/>
                   </w:rPr>
@@ -5509,11 +5270,10 @@
                 <w15:appearance w15:val="tags"/>
                 <w:text/>
               </w:sdtPr>
-              <w:sdtEndPr/>
               <w:sdtContent>
                 <w:r>
                   <w:rPr>
-                    <w:rStyle w:val="ae"/>
+                    <w:rStyle w:val="PlaceholderText"/>
                     <w:sz w:val="20"/>
                     <w:szCs w:val="20"/>
                   </w:rPr>
@@ -5575,11 +5335,10 @@
                 <w15:appearance w15:val="tags"/>
                 <w:text/>
               </w:sdtPr>
-              <w:sdtEndPr/>
               <w:sdtContent>
                 <w:r>
                   <w:rPr>
-                    <w:rStyle w:val="ae"/>
+                    <w:rStyle w:val="PlaceholderText"/>
                     <w:sz w:val="20"/>
                     <w:szCs w:val="20"/>
                   </w:rPr>
@@ -5633,11 +5392,10 @@
                 <w15:appearance w15:val="tags"/>
                 <w:text/>
               </w:sdtPr>
-              <w:sdtEndPr/>
               <w:sdtContent>
                 <w:r>
                   <w:rPr>
-                    <w:rStyle w:val="ae"/>
+                    <w:rStyle w:val="PlaceholderText"/>
                     <w:sz w:val="20"/>
                     <w:szCs w:val="20"/>
                   </w:rPr>
@@ -5691,11 +5449,10 @@
                 <w15:appearance w15:val="tags"/>
                 <w:text/>
               </w:sdtPr>
-              <w:sdtEndPr/>
               <w:sdtContent>
                 <w:r>
                   <w:rPr>
-                    <w:rStyle w:val="ae"/>
+                    <w:rStyle w:val="PlaceholderText"/>
                     <w:sz w:val="20"/>
                     <w:szCs w:val="20"/>
                   </w:rPr>
@@ -5749,11 +5506,10 @@
                 <w15:appearance w15:val="tags"/>
                 <w:text/>
               </w:sdtPr>
-              <w:sdtEndPr/>
               <w:sdtContent>
                 <w:r>
                   <w:rPr>
-                    <w:rStyle w:val="ae"/>
+                    <w:rStyle w:val="PlaceholderText"/>
                     <w:sz w:val="20"/>
                     <w:szCs w:val="20"/>
                     <w:lang w:val="uk-UA"/>
@@ -5789,11 +5545,10 @@
                 <w15:appearance w15:val="tags"/>
                 <w:text/>
               </w:sdtPr>
-              <w:sdtEndPr/>
               <w:sdtContent>
                 <w:r>
                   <w:rPr>
-                    <w:rStyle w:val="ae"/>
+                    <w:rStyle w:val="PlaceholderText"/>
                     <w:sz w:val="20"/>
                     <w:szCs w:val="20"/>
                     <w:lang w:val="uk-UA"/>
@@ -5855,11 +5610,10 @@
                 <w15:appearance w15:val="tags"/>
                 <w:text/>
               </w:sdtPr>
-              <w:sdtEndPr/>
               <w:sdtContent>
                 <w:r>
                   <w:rPr>
-                    <w:rStyle w:val="ae"/>
+                    <w:rStyle w:val="PlaceholderText"/>
                     <w:sz w:val="20"/>
                     <w:szCs w:val="20"/>
                     <w:lang w:val="uk-UA"/>
@@ -5914,11 +5668,10 @@
                 <w15:appearance w15:val="tags"/>
                 <w:text/>
               </w:sdtPr>
-              <w:sdtEndPr/>
               <w:sdtContent>
                 <w:r>
                   <w:rPr>
-                    <w:rStyle w:val="ae"/>
+                    <w:rStyle w:val="PlaceholderText"/>
                     <w:sz w:val="20"/>
                     <w:szCs w:val="20"/>
                   </w:rPr>
@@ -5969,25 +5722,7 @@
                 <w:szCs w:val="20"/>
                 <w:lang w:val="uk-UA"/>
               </w:rPr>
-              <w:t>E-</w:t>
-            </w:r>
-            <w:proofErr w:type="spellStart"/>
-            <w:r>
-              <w:rPr>
-                <w:sz w:val="20"/>
-                <w:szCs w:val="20"/>
-                <w:lang w:val="uk-UA"/>
-              </w:rPr>
-              <w:t>mail</w:t>
-            </w:r>
-            <w:proofErr w:type="spellEnd"/>
-            <w:r>
-              <w:rPr>
-                <w:sz w:val="20"/>
-                <w:szCs w:val="20"/>
-                <w:lang w:val="uk-UA"/>
-              </w:rPr>
-              <w:t>:</w:t>
+              <w:t>E-mail:</w:t>
             </w:r>
             <w:r>
               <w:rPr>
@@ -6001,7 +5736,7 @@
           </w:p>
           <w:p>
             <w:pPr>
-              <w:pStyle w:val="a3"/>
+              <w:pStyle w:val="BodyText"/>
               <w:ind w:right="0"/>
               <w:rPr>
                 <w:sz w:val="20"/>
@@ -6020,7 +5755,7 @@
           </w:p>
           <w:tbl>
             <w:tblPr>
-              <w:tblStyle w:val="af"/>
+              <w:tblStyle w:val="TableGrid"/>
               <w:tblW w:w="0" w:type="auto"/>
               <w:tblBorders>
                 <w:top w:val="none" w:sz="0" w:space="0" w:color="auto"/>
@@ -6086,7 +5821,6 @@
                     </w:rPr>
                     <w:t xml:space="preserve">    </w:t>
                   </w:r>
-                  <w:proofErr w:type="spellStart"/>
                   <w:r>
                     <w:rPr>
                       <w:sz w:val="20"/>
@@ -6094,17 +5828,7 @@
                       <w:vertAlign w:val="superscript"/>
                       <w:lang w:val="uk-UA"/>
                     </w:rPr>
-                    <w:t>м.п</w:t>
-                  </w:r>
-                  <w:proofErr w:type="spellEnd"/>
-                  <w:r>
-                    <w:rPr>
-                      <w:sz w:val="20"/>
-                      <w:szCs w:val="20"/>
-                      <w:vertAlign w:val="superscript"/>
-                      <w:lang w:val="uk-UA"/>
-                    </w:rPr>
-                    <w:t xml:space="preserve">.           (підпис)                   </w:t>
+                    <w:t xml:space="preserve">м.п.           (підпис)                   </w:t>
                   </w:r>
                 </w:p>
               </w:tc>
@@ -6147,11 +5871,10 @@
                       <w15:appearance w15:val="tags"/>
                       <w:text/>
                     </w:sdtPr>
-                    <w:sdtEndPr/>
                     <w:sdtContent>
                       <w:r>
                         <w:rPr>
-                          <w:rStyle w:val="ae"/>
+                          <w:rStyle w:val="PlaceholderText"/>
                           <w:sz w:val="20"/>
                           <w:szCs w:val="20"/>
                         </w:rPr>
@@ -6184,7 +5907,7 @@
           </w:tbl>
           <w:p>
             <w:pPr>
-              <w:pStyle w:val="a3"/>
+              <w:pStyle w:val="BodyText"/>
               <w:ind w:right="0"/>
               <w:rPr>
                 <w:sz w:val="20"/>
@@ -6210,7 +5933,7 @@
           </w:tcPr>
           <w:p>
             <w:pPr>
-              <w:pStyle w:val="21"/>
+              <w:pStyle w:val="BodyTextIndent2"/>
               <w:spacing w:after="0" w:line="240" w:lineRule="auto"/>
               <w:ind w:left="0"/>
               <w:rPr>
@@ -6234,7 +5957,7 @@
           </w:p>
           <w:p>
             <w:pPr>
-              <w:pStyle w:val="a7"/>
+              <w:pStyle w:val="Footer"/>
               <w:ind w:right="360" w:firstLine="360"/>
               <w:rPr>
                 <w:b w:val="0"/>
@@ -6257,7 +5980,7 @@
           </w:p>
           <w:p>
             <w:pPr>
-              <w:pStyle w:val="a7"/>
+              <w:pStyle w:val="Footer"/>
               <w:ind w:right="360" w:firstLine="360"/>
               <w:rPr>
                 <w:b w:val="0"/>
@@ -6299,7 +6022,7 @@
           </w:p>
           <w:p>
             <w:pPr>
-              <w:pStyle w:val="a7"/>
+              <w:pStyle w:val="Footer"/>
               <w:ind w:right="360" w:firstLine="360"/>
               <w:rPr>
                 <w:sz w:val="20"/>
@@ -6341,7 +6064,7 @@
           </w:p>
           <w:p>
             <w:pPr>
-              <w:pStyle w:val="a7"/>
+              <w:pStyle w:val="Footer"/>
               <w:ind w:right="360"/>
               <w:rPr>
                 <w:b w:val="0"/>
@@ -6380,11 +6103,10 @@
                 <w15:appearance w15:val="tags"/>
                 <w:text/>
               </w:sdtPr>
-              <w:sdtEndPr/>
               <w:sdtContent>
                 <w:r>
                   <w:rPr>
-                    <w:rStyle w:val="ae"/>
+                    <w:rStyle w:val="PlaceholderText"/>
                     <w:sz w:val="20"/>
                     <w:szCs w:val="20"/>
                   </w:rPr>
@@ -6403,7 +6125,6 @@
                 <w:lang w:val="uk-UA"/>
               </w:rPr>
             </w:pPr>
-            <w:proofErr w:type="spellStart"/>
             <w:r>
               <w:rPr>
                 <w:b w:val="0"/>
@@ -6412,18 +6133,7 @@
                 <w:szCs w:val="20"/>
                 <w:lang w:val="uk-UA"/>
               </w:rPr>
-              <w:t>тел</w:t>
-            </w:r>
-            <w:proofErr w:type="spellEnd"/>
-            <w:r>
-              <w:rPr>
-                <w:b w:val="0"/>
-                <w:bCs w:val="0"/>
-                <w:sz w:val="20"/>
-                <w:szCs w:val="20"/>
-                <w:lang w:val="uk-UA"/>
-              </w:rPr>
-              <w:t xml:space="preserve">.: </w:t>
+              <w:t xml:space="preserve">тел.: </w:t>
             </w:r>
             <w:sdt>
               <w:sdtPr>
@@ -6444,11 +6154,10 @@
                 <w15:appearance w15:val="tags"/>
                 <w:text/>
               </w:sdtPr>
-              <w:sdtEndPr/>
               <w:sdtContent>
                 <w:r>
                   <w:rPr>
-                    <w:rStyle w:val="ae"/>
+                    <w:rStyle w:val="PlaceholderText"/>
                     <w:sz w:val="20"/>
                     <w:szCs w:val="20"/>
                   </w:rPr>
@@ -6629,7 +6338,7 @@
     </w:p>
     <w:p>
       <w:pPr>
-        <w:pStyle w:val="a9"/>
+        <w:pStyle w:val="Title"/>
         <w:ind w:left="6372" w:firstLine="360"/>
         <w:jc w:val="right"/>
         <w:rPr>
@@ -6856,7 +6565,6 @@
                 <w:szCs w:val="16"/>
               </w:rPr>
             </w:pPr>
-            <w:proofErr w:type="spellStart"/>
             <w:r>
               <w:rPr>
                 <w:rFonts w:eastAsia="Times New Roman"/>
@@ -6865,7 +6573,6 @@
               </w:rPr>
               <w:t>Назва</w:t>
             </w:r>
-            <w:proofErr w:type="spellEnd"/>
             <w:r>
               <w:rPr>
                 <w:rFonts w:eastAsia="Times New Roman"/>
@@ -6875,7 +6582,6 @@
               </w:rPr>
               <w:t xml:space="preserve"> </w:t>
             </w:r>
-            <w:proofErr w:type="spellStart"/>
             <w:r>
               <w:rPr>
                 <w:rFonts w:eastAsia="Times New Roman"/>
@@ -6884,7 +6590,6 @@
               </w:rPr>
               <w:t>публічно</w:t>
             </w:r>
-            <w:proofErr w:type="spellEnd"/>
             <w:r>
               <w:rPr>
                 <w:rFonts w:eastAsia="Times New Roman"/>
@@ -6894,7 +6599,6 @@
               </w:rPr>
               <w:t xml:space="preserve"> </w:t>
             </w:r>
-            <w:proofErr w:type="spellStart"/>
             <w:r>
               <w:rPr>
                 <w:rFonts w:eastAsia="Times New Roman"/>
@@ -6903,7 +6607,6 @@
               </w:rPr>
               <w:t>виконаноготвору</w:t>
             </w:r>
-            <w:proofErr w:type="spellEnd"/>
           </w:p>
         </w:tc>
         <w:tc>
@@ -6929,70 +6632,14 @@
                 <w:szCs w:val="16"/>
               </w:rPr>
             </w:pPr>
-            <w:proofErr w:type="spellStart"/>
             <w:r>
               <w:rPr>
                 <w:rFonts w:eastAsia="Times New Roman"/>
                 <w:sz w:val="16"/>
                 <w:szCs w:val="16"/>
               </w:rPr>
-              <w:t>Виконавець</w:t>
+              <w:t>Виконавець  - П.І.Б. виконавця (співвиконавців) абоназваколективувиконавців</w:t>
             </w:r>
-            <w:proofErr w:type="spellEnd"/>
-            <w:r>
-              <w:rPr>
-                <w:rFonts w:eastAsia="Times New Roman"/>
-                <w:sz w:val="16"/>
-                <w:szCs w:val="16"/>
-              </w:rPr>
-              <w:t xml:space="preserve">  - П.І.Б. </w:t>
-            </w:r>
-            <w:proofErr w:type="spellStart"/>
-            <w:r>
-              <w:rPr>
-                <w:rFonts w:eastAsia="Times New Roman"/>
-                <w:sz w:val="16"/>
-                <w:szCs w:val="16"/>
-              </w:rPr>
-              <w:t>виконавця</w:t>
-            </w:r>
-            <w:proofErr w:type="spellEnd"/>
-            <w:r>
-              <w:rPr>
-                <w:rFonts w:eastAsia="Times New Roman"/>
-                <w:sz w:val="16"/>
-                <w:szCs w:val="16"/>
-              </w:rPr>
-              <w:t xml:space="preserve"> (</w:t>
-            </w:r>
-            <w:proofErr w:type="spellStart"/>
-            <w:r>
-              <w:rPr>
-                <w:rFonts w:eastAsia="Times New Roman"/>
-                <w:sz w:val="16"/>
-                <w:szCs w:val="16"/>
-              </w:rPr>
-              <w:t>співвиконавців</w:t>
-            </w:r>
-            <w:proofErr w:type="spellEnd"/>
-            <w:r>
-              <w:rPr>
-                <w:rFonts w:eastAsia="Times New Roman"/>
-                <w:sz w:val="16"/>
-                <w:szCs w:val="16"/>
-              </w:rPr>
-              <w:t xml:space="preserve">) </w:t>
-            </w:r>
-            <w:proofErr w:type="spellStart"/>
-            <w:r>
-              <w:rPr>
-                <w:rFonts w:eastAsia="Times New Roman"/>
-                <w:sz w:val="16"/>
-                <w:szCs w:val="16"/>
-              </w:rPr>
-              <w:t>абоназваколективувиконавців</w:t>
-            </w:r>
-            <w:proofErr w:type="spellEnd"/>
           </w:p>
         </w:tc>
         <w:tc>
@@ -7024,25 +6671,7 @@
                 <w:sz w:val="16"/>
                 <w:szCs w:val="16"/>
               </w:rPr>
-              <w:t xml:space="preserve">Автор </w:t>
-            </w:r>
-            <w:proofErr w:type="spellStart"/>
-            <w:r>
-              <w:rPr>
-                <w:rFonts w:eastAsia="Times New Roman"/>
-                <w:sz w:val="16"/>
-                <w:szCs w:val="16"/>
-              </w:rPr>
-              <w:t>музики</w:t>
-            </w:r>
-            <w:proofErr w:type="spellEnd"/>
-            <w:r>
-              <w:rPr>
-                <w:rFonts w:eastAsia="Times New Roman"/>
-                <w:sz w:val="16"/>
-                <w:szCs w:val="16"/>
-              </w:rPr>
-              <w:t xml:space="preserve"> (П.І.Б.)</w:t>
+              <w:t>Автор музики (П.І.Б.)</w:t>
             </w:r>
           </w:p>
         </w:tc>
@@ -7114,7 +6743,7 @@
               <mc:AlternateContent>
                 <mc:Choice Requires="wps">
                   <w:drawing>
-                    <wp:anchor distT="0" distB="0" distL="114300" distR="114300" simplePos="0" relativeHeight="251657216" behindDoc="0" locked="0" layoutInCell="1" allowOverlap="1">
+                    <wp:anchor distT="0" distB="0" distL="114300" distR="114300" simplePos="0" relativeHeight="251657216" behindDoc="0" locked="0" layoutInCell="1" allowOverlap="1" wp14:anchorId="132EC280" wp14:editId="03E855B0">
                       <wp:simplePos x="0" y="0"/>
                       <wp:positionH relativeFrom="column">
                         <wp:posOffset>-2633345</wp:posOffset>
@@ -7155,7 +6784,7 @@
                               <w:txbxContent>
                                 <w:p>
                                   <w:pPr>
-                                    <w:pStyle w:val="ad"/>
+                                    <w:pStyle w:val="NormalWeb"/>
                                     <w:spacing w:before="0" w:beforeAutospacing="0" w:after="0" w:afterAutospacing="0"/>
                                     <w:jc w:val="distribute"/>
                                   </w:pPr>
@@ -7165,7 +6794,6 @@
                                       <w:color w:val="C0C0C0"/>
                                       <w:sz w:val="72"/>
                                       <w:szCs w:val="72"/>
-                                      <w:lang w:val="ru-RU"/>
                                       <w14:textOutline w14:w="9525" w14:cap="flat" w14:cmpd="sng" w14:algn="ctr">
                                         <w14:solidFill>
                                           <w14:srgbClr w14:val="969696"/>
@@ -7254,7 +6882,6 @@
                 </mc:Fallback>
               </mc:AlternateContent>
             </w:r>
-            <w:proofErr w:type="spellStart"/>
             <w:r>
               <w:rPr>
                 <w:rFonts w:eastAsia="Times New Roman"/>
@@ -7263,7 +6890,6 @@
               </w:rPr>
               <w:t>Тривалістьзвучання</w:t>
             </w:r>
-            <w:proofErr w:type="spellEnd"/>
             <w:r>
               <w:rPr>
                 <w:rFonts w:eastAsia="Times New Roman"/>
@@ -7273,8 +6899,6 @@
               </w:rPr>
               <w:t xml:space="preserve"> </w:t>
             </w:r>
-            <w:proofErr w:type="spellStart"/>
-            <w:proofErr w:type="gramStart"/>
             <w:r>
               <w:rPr>
                 <w:rFonts w:eastAsia="Times New Roman"/>
@@ -7283,7 +6907,6 @@
               </w:rPr>
               <w:t>твору</w:t>
             </w:r>
-            <w:proofErr w:type="spellEnd"/>
             <w:r>
               <w:rPr>
                 <w:rFonts w:ascii="Arial Narrow" w:eastAsia="Times New Roman" w:hAnsi="Arial Narrow"/>
@@ -7293,7 +6916,6 @@
               </w:rPr>
               <w:t>(</w:t>
             </w:r>
-            <w:proofErr w:type="gramEnd"/>
             <w:r>
               <w:rPr>
                 <w:rFonts w:ascii="Arial Narrow" w:eastAsia="Times New Roman" w:hAnsi="Arial Narrow"/>
@@ -7304,7 +6926,6 @@
               </w:rPr>
               <w:t>год.:</w:t>
             </w:r>
-            <w:proofErr w:type="spellStart"/>
             <w:r>
               <w:rPr>
                 <w:rFonts w:ascii="Arial Narrow" w:eastAsia="Times New Roman" w:hAnsi="Arial Narrow"/>
@@ -7312,17 +6933,7 @@
                 <w:sz w:val="16"/>
                 <w:szCs w:val="16"/>
               </w:rPr>
-              <w:t>хвил</w:t>
-            </w:r>
-            <w:proofErr w:type="spellEnd"/>
-            <w:r>
-              <w:rPr>
-                <w:rFonts w:ascii="Arial Narrow" w:eastAsia="Times New Roman" w:hAnsi="Arial Narrow"/>
-                <w:b w:val="0"/>
-                <w:sz w:val="16"/>
-                <w:szCs w:val="16"/>
-              </w:rPr>
-              <w:t>.</w:t>
+              <w:t>хвил.</w:t>
             </w:r>
             <w:r>
               <w:rPr>
@@ -7391,7 +7002,6 @@
                 <w:szCs w:val="16"/>
               </w:rPr>
             </w:pPr>
-            <w:proofErr w:type="spellStart"/>
             <w:r>
               <w:rPr>
                 <w:rFonts w:eastAsia="Times New Roman"/>
@@ -7400,7 +7010,6 @@
               </w:rPr>
               <w:t>Кількість</w:t>
             </w:r>
-            <w:proofErr w:type="spellEnd"/>
             <w:r>
               <w:rPr>
                 <w:rFonts w:eastAsia="Times New Roman"/>
@@ -7410,7 +7019,6 @@
               </w:rPr>
               <w:t xml:space="preserve"> </w:t>
             </w:r>
-            <w:proofErr w:type="spellStart"/>
             <w:r>
               <w:rPr>
                 <w:rFonts w:eastAsia="Times New Roman"/>
@@ -7419,7 +7027,6 @@
               </w:rPr>
               <w:t>публічних</w:t>
             </w:r>
-            <w:proofErr w:type="spellEnd"/>
             <w:r>
               <w:rPr>
                 <w:rFonts w:eastAsia="Times New Roman"/>
@@ -7429,7 +7036,6 @@
               </w:rPr>
               <w:t xml:space="preserve"> </w:t>
             </w:r>
-            <w:proofErr w:type="spellStart"/>
             <w:r>
               <w:rPr>
                 <w:rFonts w:eastAsia="Times New Roman"/>
@@ -7439,7 +7045,6 @@
               </w:rPr>
               <w:t>виконань</w:t>
             </w:r>
-            <w:proofErr w:type="spellEnd"/>
             <w:r>
               <w:rPr>
                 <w:rFonts w:eastAsia="Times New Roman"/>
@@ -7449,7 +7054,6 @@
               </w:rPr>
               <w:t xml:space="preserve"> </w:t>
             </w:r>
-            <w:proofErr w:type="spellStart"/>
             <w:r>
               <w:rPr>
                 <w:rFonts w:eastAsia="Times New Roman"/>
@@ -7458,7 +7062,6 @@
               </w:rPr>
               <w:t>твору</w:t>
             </w:r>
-            <w:proofErr w:type="spellEnd"/>
           </w:p>
         </w:tc>
         <w:tc>
@@ -7486,7 +7089,6 @@
                 <w:lang w:val="uk-UA"/>
               </w:rPr>
             </w:pPr>
-            <w:proofErr w:type="spellStart"/>
             <w:r>
               <w:rPr>
                 <w:rFonts w:eastAsia="Times New Roman"/>
@@ -7497,7 +7099,6 @@
               </w:rPr>
               <w:t>Загальна</w:t>
             </w:r>
-            <w:proofErr w:type="spellEnd"/>
             <w:r>
               <w:rPr>
                 <w:rFonts w:eastAsia="Times New Roman"/>
@@ -7509,7 +7110,6 @@
               </w:rPr>
               <w:t xml:space="preserve"> </w:t>
             </w:r>
-            <w:proofErr w:type="spellStart"/>
             <w:r>
               <w:rPr>
                 <w:rFonts w:eastAsia="Times New Roman"/>
@@ -7520,7 +7120,6 @@
               </w:rPr>
               <w:t>Тривалість</w:t>
             </w:r>
-            <w:proofErr w:type="spellEnd"/>
             <w:r>
               <w:rPr>
                 <w:rFonts w:eastAsia="Times New Roman"/>
@@ -7532,7 +7131,6 @@
               </w:rPr>
               <w:t xml:space="preserve"> </w:t>
             </w:r>
-            <w:proofErr w:type="spellStart"/>
             <w:r>
               <w:rPr>
                 <w:rFonts w:eastAsia="Times New Roman"/>
@@ -7541,7 +7139,6 @@
               </w:rPr>
               <w:t>звучання</w:t>
             </w:r>
-            <w:proofErr w:type="spellEnd"/>
             <w:r>
               <w:rPr>
                 <w:rFonts w:eastAsia="Times New Roman"/>
@@ -7551,8 +7148,6 @@
               </w:rPr>
               <w:t xml:space="preserve"> </w:t>
             </w:r>
-            <w:proofErr w:type="spellStart"/>
-            <w:proofErr w:type="gramStart"/>
             <w:r>
               <w:rPr>
                 <w:rFonts w:eastAsia="Times New Roman"/>
@@ -7561,7 +7156,6 @@
               </w:rPr>
               <w:t>твору</w:t>
             </w:r>
-            <w:proofErr w:type="spellEnd"/>
             <w:r>
               <w:rPr>
                 <w:rFonts w:ascii="Arial Narrow" w:eastAsia="Times New Roman" w:hAnsi="Arial Narrow"/>
@@ -7571,7 +7165,6 @@
               </w:rPr>
               <w:t>(</w:t>
             </w:r>
-            <w:proofErr w:type="gramEnd"/>
             <w:r>
               <w:rPr>
                 <w:rFonts w:ascii="Arial Narrow" w:eastAsia="Times New Roman" w:hAnsi="Arial Narrow"/>
@@ -7582,7 +7175,6 @@
               </w:rPr>
               <w:t>год.:</w:t>
             </w:r>
-            <w:proofErr w:type="spellStart"/>
             <w:r>
               <w:rPr>
                 <w:rFonts w:ascii="Arial Narrow" w:eastAsia="Times New Roman" w:hAnsi="Arial Narrow"/>
@@ -7590,17 +7182,7 @@
                 <w:sz w:val="16"/>
                 <w:szCs w:val="16"/>
               </w:rPr>
-              <w:t>хвил</w:t>
-            </w:r>
-            <w:proofErr w:type="spellEnd"/>
-            <w:r>
-              <w:rPr>
-                <w:rFonts w:ascii="Arial Narrow" w:eastAsia="Times New Roman" w:hAnsi="Arial Narrow"/>
-                <w:b w:val="0"/>
-                <w:sz w:val="16"/>
-                <w:szCs w:val="16"/>
-              </w:rPr>
-              <w:t>.</w:t>
+              <w:t>хвил.</w:t>
             </w:r>
             <w:r>
               <w:rPr>
@@ -9379,7 +8961,7 @@
     </w:p>
     <w:p>
       <w:pPr>
-        <w:pStyle w:val="a9"/>
+        <w:pStyle w:val="Title"/>
         <w:ind w:left="4704" w:firstLine="360"/>
         <w:jc w:val="left"/>
         <w:rPr>
@@ -9440,7 +9022,7 @@
     </w:p>
     <w:p>
       <w:pPr>
-        <w:pStyle w:val="a3"/>
+        <w:pStyle w:val="BodyText"/>
         <w:ind w:left="-142" w:right="-1" w:firstLine="360"/>
         <w:rPr>
           <w:sz w:val="20"/>
@@ -9477,18 +9059,8 @@
           <w:lang w:val="uk-UA"/>
         </w:rPr>
         <w:lastRenderedPageBreak/>
-        <w:t xml:space="preserve">Форма </w:t>
-      </w:r>
-      <w:proofErr w:type="spellStart"/>
-      <w:r>
-        <w:rPr>
-          <w:sz w:val="20"/>
-          <w:szCs w:val="20"/>
-          <w:lang w:val="uk-UA"/>
-        </w:rPr>
-        <w:t>акта</w:t>
-      </w:r>
-      <w:proofErr w:type="spellEnd"/>
+        <w:t>Форма акта</w:t>
+      </w:r>
       <w:r>
         <w:rPr>
           <w:sz w:val="20"/>
@@ -9545,7 +9117,7 @@
         <mc:AlternateContent>
           <mc:Choice Requires="wps">
             <w:drawing>
-              <wp:anchor distT="0" distB="0" distL="114300" distR="114300" simplePos="0" relativeHeight="251658240" behindDoc="0" locked="0" layoutInCell="1" allowOverlap="1">
+              <wp:anchor distT="0" distB="0" distL="114300" distR="114300" simplePos="0" relativeHeight="251658240" behindDoc="0" locked="0" layoutInCell="1" allowOverlap="1" wp14:anchorId="032BE25C" wp14:editId="45979759">
                 <wp:simplePos x="0" y="0"/>
                 <wp:positionH relativeFrom="column">
                   <wp:posOffset>1061027</wp:posOffset>
@@ -9586,7 +9158,7 @@
                         <w:txbxContent>
                           <w:p>
                             <w:pPr>
-                              <w:pStyle w:val="ad"/>
+                              <w:pStyle w:val="NormalWeb"/>
                               <w:spacing w:before="0" w:beforeAutospacing="0" w:after="0" w:afterAutospacing="0"/>
                               <w:jc w:val="distribute"/>
                             </w:pPr>
@@ -9596,7 +9168,6 @@
                                 <w:color w:val="C0C0C0"/>
                                 <w:sz w:val="72"/>
                                 <w:szCs w:val="72"/>
-                                <w:lang w:val="ru-RU"/>
                                 <w14:textOutline w14:w="9525" w14:cap="flat" w14:cmpd="sng" w14:algn="ctr">
                                   <w14:solidFill>
                                     <w14:srgbClr w14:val="969696"/>
@@ -9743,7 +9314,7 @@
     </w:p>
     <w:p>
       <w:pPr>
-        <w:pStyle w:val="a5"/>
+        <w:pStyle w:val="Header"/>
         <w:ind w:firstLine="360"/>
         <w:jc w:val="center"/>
         <w:rPr>
@@ -9755,7 +9326,7 @@
     </w:p>
     <w:p>
       <w:pPr>
-        <w:pStyle w:val="a5"/>
+        <w:pStyle w:val="Header"/>
         <w:ind w:firstLine="360"/>
         <w:jc w:val="center"/>
         <w:rPr>
@@ -9767,7 +9338,7 @@
     </w:p>
     <w:p>
       <w:pPr>
-        <w:pStyle w:val="a5"/>
+        <w:pStyle w:val="Header"/>
         <w:ind w:firstLine="360"/>
         <w:jc w:val="center"/>
         <w:rPr>
@@ -9779,7 +9350,7 @@
     </w:p>
     <w:p>
       <w:pPr>
-        <w:pStyle w:val="a3"/>
+        <w:pStyle w:val="BodyText"/>
         <w:ind w:right="-1" w:firstLine="360"/>
         <w:rPr>
           <w:sz w:val="20"/>
@@ -9789,7 +9360,7 @@
     </w:p>
     <w:p>
       <w:pPr>
-        <w:pStyle w:val="a3"/>
+        <w:pStyle w:val="BodyText"/>
         <w:jc w:val="center"/>
         <w:rPr>
           <w:b/>
@@ -9810,7 +9381,7 @@
     </w:p>
     <w:p>
       <w:pPr>
-        <w:pStyle w:val="a3"/>
+        <w:pStyle w:val="BodyText"/>
         <w:jc w:val="center"/>
         <w:rPr>
           <w:b/>
@@ -9831,7 +9402,7 @@
     </w:p>
     <w:p>
       <w:pPr>
-        <w:pStyle w:val="a3"/>
+        <w:pStyle w:val="BodyText"/>
         <w:jc w:val="center"/>
         <w:rPr>
           <w:b/>
@@ -9909,7 +9480,7 @@
     </w:p>
     <w:p>
       <w:pPr>
-        <w:pStyle w:val="a3"/>
+        <w:pStyle w:val="BodyText"/>
         <w:ind w:right="-1"/>
         <w:jc w:val="center"/>
         <w:rPr>
@@ -9927,20 +9498,17 @@
           <w:szCs w:val="20"/>
           <w:lang w:val="ru-RU"/>
         </w:rPr>
-        <w:t>(</w:t>
-      </w:r>
-      <w:proofErr w:type="spellStart"/>
+        <w:t xml:space="preserve">(далі - Договір) </w:t>
+      </w:r>
       <w:r>
         <w:rPr>
           <w:b/>
           <w:bCs/>
           <w:sz w:val="20"/>
           <w:szCs w:val="20"/>
-          <w:lang w:val="ru-RU"/>
-        </w:rPr>
-        <w:t>далі</w:t>
-      </w:r>
-      <w:proofErr w:type="spellEnd"/>
+        </w:rPr>
+        <w:t xml:space="preserve">за </w:t>
+      </w:r>
       <w:r>
         <w:rPr>
           <w:b/>
@@ -9949,171 +9517,439 @@
           <w:szCs w:val="20"/>
           <w:lang w:val="ru-RU"/>
         </w:rPr>
-        <w:t xml:space="preserve"> - </w:t>
-      </w:r>
-      <w:proofErr w:type="spellStart"/>
+        <w:t>_________</w:t>
+      </w:r>
       <w:r>
         <w:rPr>
           <w:b/>
           <w:bCs/>
           <w:sz w:val="20"/>
           <w:szCs w:val="20"/>
+        </w:rPr>
+        <w:t xml:space="preserve"> 20___ р.</w:t>
+      </w:r>
+    </w:p>
+    <w:p>
+      <w:pPr>
+        <w:pStyle w:val="BodyText"/>
+        <w:rPr>
+          <w:sz w:val="20"/>
+          <w:szCs w:val="20"/>
+        </w:rPr>
+      </w:pPr>
+    </w:p>
+    <w:p>
+      <w:pPr>
+        <w:pStyle w:val="BodyText"/>
+        <w:rPr>
+          <w:sz w:val="20"/>
+          <w:szCs w:val="20"/>
+        </w:rPr>
+      </w:pPr>
+    </w:p>
+    <w:p>
+      <w:pPr>
+        <w:pStyle w:val="BodyText"/>
+        <w:ind w:right="-1"/>
+        <w:jc w:val="center"/>
+        <w:rPr>
+          <w:sz w:val="20"/>
+          <w:szCs w:val="20"/>
+        </w:rPr>
+      </w:pPr>
+      <w:r>
+        <w:rPr>
+          <w:sz w:val="20"/>
+          <w:szCs w:val="20"/>
+        </w:rPr>
+        <w:t>м. Київ</w:t>
+      </w:r>
+      <w:r>
+        <w:rPr>
+          <w:sz w:val="20"/>
+          <w:szCs w:val="20"/>
+        </w:rPr>
+        <w:tab/>
+      </w:r>
+      <w:r>
+        <w:rPr>
+          <w:sz w:val="20"/>
+          <w:szCs w:val="20"/>
+        </w:rPr>
+        <w:tab/>
+      </w:r>
+      <w:r>
+        <w:rPr>
+          <w:sz w:val="20"/>
+          <w:szCs w:val="20"/>
+        </w:rPr>
+        <w:tab/>
+      </w:r>
+      <w:r>
+        <w:rPr>
+          <w:sz w:val="20"/>
+          <w:szCs w:val="20"/>
+        </w:rPr>
+        <w:tab/>
+      </w:r>
+      <w:r>
+        <w:rPr>
+          <w:sz w:val="20"/>
+          <w:szCs w:val="20"/>
+        </w:rPr>
+        <w:tab/>
+      </w:r>
+      <w:r>
+        <w:rPr>
+          <w:sz w:val="20"/>
+          <w:szCs w:val="20"/>
+        </w:rPr>
+        <w:tab/>
+        <w:t xml:space="preserve">                                                       “_____”</w:t>
+      </w:r>
+      <w:r>
+        <w:rPr>
+          <w:sz w:val="20"/>
+          <w:szCs w:val="20"/>
           <w:lang w:val="ru-RU"/>
         </w:rPr>
-        <w:t>Договір</w:t>
-      </w:r>
-      <w:proofErr w:type="spellEnd"/>
+        <w:t>____________</w:t>
+      </w:r>
+      <w:r>
+        <w:rPr>
+          <w:sz w:val="20"/>
+          <w:szCs w:val="20"/>
+        </w:rPr>
+        <w:t xml:space="preserve"> 2</w:t>
+      </w:r>
+      <w:r>
+        <w:rPr>
+          <w:sz w:val="20"/>
+          <w:szCs w:val="20"/>
+          <w:lang w:val="ru-RU"/>
+        </w:rPr>
+        <w:t>0___</w:t>
+      </w:r>
+      <w:r>
+        <w:rPr>
+          <w:sz w:val="20"/>
+          <w:szCs w:val="20"/>
+        </w:rPr>
+        <w:t xml:space="preserve"> р.</w:t>
+      </w:r>
+    </w:p>
+    <w:p>
+      <w:pPr>
+        <w:pStyle w:val="BodyText"/>
+        <w:ind w:right="-1"/>
+        <w:rPr>
+          <w:sz w:val="20"/>
+          <w:szCs w:val="20"/>
+        </w:rPr>
+      </w:pPr>
+    </w:p>
+    <w:p>
+      <w:pPr>
+        <w:pStyle w:val="BodyText"/>
+        <w:ind w:right="-1" w:firstLine="720"/>
+        <w:rPr>
+          <w:b/>
+          <w:sz w:val="20"/>
+          <w:szCs w:val="20"/>
+        </w:rPr>
+      </w:pPr>
+    </w:p>
+    <w:p>
+      <w:pPr>
+        <w:pStyle w:val="BodyText"/>
+        <w:ind w:right="-1"/>
+        <w:rPr>
+          <w:sz w:val="20"/>
+          <w:szCs w:val="20"/>
+        </w:rPr>
+      </w:pPr>
+      <w:r>
+        <w:rPr>
+          <w:b/>
+          <w:sz w:val="20"/>
+          <w:szCs w:val="20"/>
+        </w:rPr>
+        <w:t>______________________________________</w:t>
+      </w:r>
+      <w:r>
+        <w:rPr>
+          <w:sz w:val="20"/>
+          <w:szCs w:val="20"/>
+        </w:rPr>
+        <w:t xml:space="preserve"> /далі - Користувач/, в особі_______________________________________,що діє на підставі _________________ та _______________________з однієї Сторони,  та</w:t>
+      </w:r>
+    </w:p>
+    <w:p>
+      <w:pPr>
+        <w:pStyle w:val="BodyText"/>
+        <w:ind w:right="-1" w:firstLine="720"/>
+        <w:rPr>
+          <w:sz w:val="20"/>
+          <w:szCs w:val="20"/>
+        </w:rPr>
+      </w:pPr>
+      <w:r>
+        <w:rPr>
+          <w:b/>
+          <w:sz w:val="20"/>
+          <w:szCs w:val="20"/>
+        </w:rPr>
+        <w:t>Громадська організація “Українська агенція з авторських та суміжних прав”</w:t>
+      </w:r>
+      <w:r>
+        <w:rPr>
+          <w:sz w:val="20"/>
+          <w:szCs w:val="20"/>
+        </w:rPr>
+        <w:t xml:space="preserve"> (</w:t>
+      </w:r>
+      <w:r>
+        <w:rPr>
+          <w:sz w:val="20"/>
+          <w:szCs w:val="20"/>
+        </w:rPr>
+        <w:t xml:space="preserve">далі -            </w:t>
+      </w:r>
+      <w:r>
+        <w:rPr>
+          <w:sz w:val="20"/>
+          <w:szCs w:val="20"/>
+        </w:rPr>
+        <w:t>ГО УААСП)</w:t>
+      </w:r>
+      <w:r>
+        <w:rPr>
+          <w:sz w:val="20"/>
+          <w:szCs w:val="20"/>
+        </w:rPr>
+        <w:t>, в особі ___________________________________________, що діє на підставі________________________ та ____________________________________ з другої сторони, надалі іменовані Сторони, уклали цей акт про наступне:</w:t>
+      </w:r>
+    </w:p>
+    <w:p>
+      <w:pPr>
+        <w:pStyle w:val="BodyText"/>
+        <w:ind w:right="-1"/>
+        <w:rPr>
+          <w:sz w:val="20"/>
+          <w:szCs w:val="20"/>
+        </w:rPr>
+      </w:pPr>
+    </w:p>
+    <w:p>
+      <w:pPr>
+        <w:pStyle w:val="BodyText"/>
+        <w:ind w:right="-1"/>
+        <w:rPr>
+          <w:sz w:val="20"/>
+          <w:szCs w:val="20"/>
+        </w:rPr>
+      </w:pPr>
+      <w:r>
+        <w:rPr>
+          <w:sz w:val="20"/>
+          <w:szCs w:val="20"/>
+        </w:rPr>
+        <w:t>1. Користувач:</w:t>
+      </w:r>
+    </w:p>
+    <w:p>
+      <w:pPr>
+        <w:pStyle w:val="BodyText"/>
+        <w:ind w:right="-1" w:firstLine="426"/>
+        <w:rPr>
+          <w:color w:val="000000"/>
+          <w:sz w:val="20"/>
+          <w:szCs w:val="20"/>
+        </w:rPr>
+      </w:pPr>
+      <w:r>
+        <w:rPr>
+          <w:color w:val="000000"/>
+          <w:sz w:val="20"/>
+          <w:szCs w:val="20"/>
+        </w:rPr>
+        <w:t xml:space="preserve">1.1. Відповідно до Договору надав </w:t>
+      </w:r>
+      <w:r>
+        <w:rPr>
+          <w:caps/>
+          <w:color w:val="000000"/>
+          <w:sz w:val="20"/>
+          <w:szCs w:val="20"/>
+        </w:rPr>
+        <w:t>з</w:t>
+      </w:r>
+      <w:r>
+        <w:rPr>
+          <w:color w:val="000000"/>
+          <w:sz w:val="20"/>
+          <w:szCs w:val="20"/>
+        </w:rPr>
+        <w:t>віт про публічно виконані твори</w:t>
+      </w:r>
+      <w:r>
+        <w:rPr>
+          <w:color w:val="000000"/>
+          <w:sz w:val="20"/>
+          <w:szCs w:val="20"/>
+          <w:lang w:val="ru-RU"/>
+        </w:rPr>
+        <w:t xml:space="preserve"> </w:t>
+      </w:r>
+      <w:r>
+        <w:rPr>
+          <w:rFonts w:ascii="Times New Roman CYR" w:hAnsi="Times New Roman CYR" w:cs="Times New Roman CYR"/>
+          <w:color w:val="000000"/>
+          <w:sz w:val="20"/>
+          <w:szCs w:val="20"/>
+        </w:rPr>
+        <w:t xml:space="preserve">за </w:t>
+      </w:r>
+      <w:r>
+        <w:rPr>
+          <w:rFonts w:ascii="Times New Roman CYR" w:hAnsi="Times New Roman CYR" w:cs="Times New Roman CYR"/>
+          <w:color w:val="000000"/>
+          <w:sz w:val="20"/>
+          <w:szCs w:val="20"/>
+          <w:lang w:val="ru-RU"/>
+        </w:rPr>
+        <w:t xml:space="preserve">__________ </w:t>
+      </w:r>
+      <w:r>
+        <w:rPr>
+          <w:color w:val="000000"/>
+          <w:sz w:val="20"/>
+          <w:szCs w:val="20"/>
+        </w:rPr>
+        <w:t>20</w:t>
+      </w:r>
+      <w:r>
+        <w:rPr>
+          <w:color w:val="000000"/>
+          <w:sz w:val="20"/>
+          <w:szCs w:val="20"/>
+          <w:lang w:val="ru-RU"/>
+        </w:rPr>
+        <w:t>_</w:t>
+      </w:r>
+      <w:r>
+        <w:rPr>
+          <w:color w:val="000000"/>
+          <w:sz w:val="20"/>
+          <w:szCs w:val="20"/>
+        </w:rPr>
+        <w:t xml:space="preserve">_ р. в паперовому вигляді і електронному вигляді за адресою: </w:t>
+      </w:r>
+      <w:r>
+        <w:rPr>
+          <w:sz w:val="20"/>
+          <w:szCs w:val="20"/>
+        </w:rPr>
+        <w:t>_________________________________________</w:t>
+      </w:r>
+      <w:r>
+        <w:rPr>
+          <w:color w:val="000000"/>
+          <w:sz w:val="20"/>
+          <w:szCs w:val="20"/>
+        </w:rPr>
+        <w:t>;</w:t>
+      </w:r>
+    </w:p>
+    <w:p>
+      <w:pPr>
+        <w:pStyle w:val="BodyText"/>
+        <w:ind w:right="-1" w:firstLine="426"/>
+        <w:rPr>
+          <w:sz w:val="20"/>
+          <w:szCs w:val="20"/>
+        </w:rPr>
+      </w:pPr>
+      <w:r>
+        <w:rPr>
+          <w:sz w:val="20"/>
+          <w:szCs w:val="20"/>
+        </w:rPr>
+        <w:t>1.2. Відповідно до Договору перерахував авторську винагороду в сумі</w:t>
+      </w:r>
       <w:r>
         <w:rPr>
           <w:b/>
           <w:bCs/>
           <w:sz w:val="20"/>
           <w:szCs w:val="20"/>
-          <w:lang w:val="ru-RU"/>
-        </w:rPr>
-        <w:t xml:space="preserve">) </w:t>
+        </w:rPr>
+        <w:t xml:space="preserve"> ___________ (__________________________________</w:t>
       </w:r>
       <w:r>
         <w:rPr>
           <w:b/>
-          <w:bCs/>
-          <w:sz w:val="20"/>
-          <w:szCs w:val="20"/>
-        </w:rPr>
-        <w:t xml:space="preserve">за </w:t>
+          <w:sz w:val="20"/>
+          <w:szCs w:val="20"/>
+        </w:rPr>
+        <w:t>)</w:t>
+      </w:r>
+      <w:r>
+        <w:rPr>
+          <w:sz w:val="20"/>
+          <w:szCs w:val="20"/>
+        </w:rPr>
+        <w:t xml:space="preserve"> грн. </w:t>
       </w:r>
       <w:r>
         <w:rPr>
           <w:b/>
-          <w:bCs/>
-          <w:sz w:val="20"/>
-          <w:szCs w:val="20"/>
-          <w:lang w:val="ru-RU"/>
-        </w:rPr>
-        <w:t>_________</w:t>
-      </w:r>
-      <w:r>
-        <w:rPr>
-          <w:b/>
-          <w:bCs/>
-          <w:sz w:val="20"/>
-          <w:szCs w:val="20"/>
-        </w:rPr>
-        <w:t xml:space="preserve"> 20___ р.</w:t>
-      </w:r>
-    </w:p>
-    <w:p>
-      <w:pPr>
-        <w:pStyle w:val="a3"/>
-        <w:rPr>
-          <w:sz w:val="20"/>
-          <w:szCs w:val="20"/>
-        </w:rPr>
-      </w:pPr>
-    </w:p>
-    <w:p>
-      <w:pPr>
-        <w:pStyle w:val="a3"/>
-        <w:rPr>
-          <w:sz w:val="20"/>
-          <w:szCs w:val="20"/>
-        </w:rPr>
-      </w:pPr>
-    </w:p>
-    <w:p>
-      <w:pPr>
-        <w:pStyle w:val="a3"/>
+          <w:sz w:val="20"/>
+          <w:szCs w:val="20"/>
+        </w:rPr>
+        <w:t>____</w:t>
+      </w:r>
+      <w:r>
+        <w:rPr>
+          <w:sz w:val="20"/>
+          <w:szCs w:val="20"/>
+        </w:rPr>
+        <w:t xml:space="preserve"> коп., а саме:</w:t>
+      </w:r>
+    </w:p>
+    <w:p>
+      <w:pPr>
+        <w:pStyle w:val="BodyText"/>
+        <w:ind w:right="-1" w:firstLine="426"/>
+        <w:rPr>
+          <w:sz w:val="20"/>
+          <w:szCs w:val="20"/>
+        </w:rPr>
+      </w:pPr>
+    </w:p>
+    <w:p>
+      <w:pPr>
+        <w:pStyle w:val="BodyText"/>
         <w:ind w:right="-1"/>
         <w:jc w:val="center"/>
         <w:rPr>
-          <w:sz w:val="20"/>
-          <w:szCs w:val="20"/>
-        </w:rPr>
-      </w:pPr>
-      <w:r>
-        <w:rPr>
-          <w:sz w:val="20"/>
-          <w:szCs w:val="20"/>
-        </w:rPr>
-        <w:t>м. Київ</w:t>
-      </w:r>
-      <w:r>
-        <w:rPr>
-          <w:sz w:val="20"/>
-          <w:szCs w:val="20"/>
-        </w:rPr>
-        <w:tab/>
-      </w:r>
-      <w:r>
-        <w:rPr>
-          <w:sz w:val="20"/>
-          <w:szCs w:val="20"/>
-        </w:rPr>
-        <w:tab/>
-      </w:r>
-      <w:r>
-        <w:rPr>
-          <w:sz w:val="20"/>
-          <w:szCs w:val="20"/>
-        </w:rPr>
-        <w:tab/>
-      </w:r>
-      <w:r>
-        <w:rPr>
-          <w:sz w:val="20"/>
-          <w:szCs w:val="20"/>
-        </w:rPr>
-        <w:tab/>
-      </w:r>
-      <w:r>
-        <w:rPr>
-          <w:sz w:val="20"/>
-          <w:szCs w:val="20"/>
-        </w:rPr>
-        <w:tab/>
-      </w:r>
-      <w:r>
-        <w:rPr>
-          <w:sz w:val="20"/>
-          <w:szCs w:val="20"/>
-        </w:rPr>
-        <w:tab/>
-        <w:t xml:space="preserve">                                                       “_____”</w:t>
-      </w:r>
-      <w:r>
-        <w:rPr>
-          <w:sz w:val="20"/>
-          <w:szCs w:val="20"/>
-          <w:lang w:val="ru-RU"/>
-        </w:rPr>
-        <w:t>____________</w:t>
-      </w:r>
-      <w:r>
-        <w:rPr>
-          <w:sz w:val="20"/>
-          <w:szCs w:val="20"/>
-        </w:rPr>
-        <w:t xml:space="preserve"> 2</w:t>
-      </w:r>
-      <w:r>
-        <w:rPr>
-          <w:sz w:val="20"/>
-          <w:szCs w:val="20"/>
-          <w:lang w:val="ru-RU"/>
-        </w:rPr>
-        <w:t>0___</w:t>
-      </w:r>
-      <w:r>
-        <w:rPr>
-          <w:sz w:val="20"/>
-          <w:szCs w:val="20"/>
-        </w:rPr>
-        <w:t xml:space="preserve"> р.</w:t>
-      </w:r>
-    </w:p>
-    <w:p>
-      <w:pPr>
-        <w:pStyle w:val="a3"/>
+          <w:b/>
+          <w:sz w:val="20"/>
+          <w:szCs w:val="20"/>
+        </w:rPr>
+      </w:pPr>
+      <w:r>
+        <w:rPr>
+          <w:b/>
+          <w:sz w:val="20"/>
+          <w:szCs w:val="20"/>
+        </w:rPr>
+        <w:t>Платіжне доручення від “_____” __________ 20___ р. № ____ сума _____грн.__коп.</w:t>
+      </w:r>
+    </w:p>
+    <w:p>
+      <w:pPr>
+        <w:pStyle w:val="BodyText"/>
         <w:ind w:right="-1"/>
         <w:rPr>
           <w:sz w:val="20"/>
@@ -10123,18 +9959,7 @@
     </w:p>
     <w:p>
       <w:pPr>
-        <w:pStyle w:val="a3"/>
-        <w:ind w:right="-1" w:firstLine="720"/>
-        <w:rPr>
-          <w:b/>
-          <w:sz w:val="20"/>
-          <w:szCs w:val="20"/>
-        </w:rPr>
-      </w:pPr>
-    </w:p>
-    <w:p>
-      <w:pPr>
-        <w:pStyle w:val="a3"/>
+        <w:pStyle w:val="BodyText"/>
         <w:ind w:right="-1"/>
         <w:rPr>
           <w:sz w:val="20"/>
@@ -10143,85 +9968,30 @@
       </w:pPr>
       <w:r>
         <w:rPr>
-          <w:b/>
-          <w:sz w:val="20"/>
-          <w:szCs w:val="20"/>
-        </w:rPr>
-        <w:t>______________________________________</w:t>
-      </w:r>
-      <w:r>
-        <w:rPr>
-          <w:sz w:val="20"/>
-          <w:szCs w:val="20"/>
-        </w:rPr>
-        <w:t xml:space="preserve"> /далі - Користувач/, в </w:t>
-      </w:r>
-      <w:proofErr w:type="spellStart"/>
-      <w:r>
-        <w:rPr>
-          <w:sz w:val="20"/>
-          <w:szCs w:val="20"/>
-        </w:rPr>
-        <w:t>особі_______________________________________,що</w:t>
-      </w:r>
-      <w:proofErr w:type="spellEnd"/>
-      <w:r>
-        <w:rPr>
-          <w:sz w:val="20"/>
-          <w:szCs w:val="20"/>
-        </w:rPr>
-        <w:t xml:space="preserve"> діє на підставі _________________ та _______________________з однієї Сторони,  та</w:t>
-      </w:r>
-    </w:p>
-    <w:p>
-      <w:pPr>
-        <w:pStyle w:val="a3"/>
-        <w:ind w:right="-1" w:firstLine="720"/>
-        <w:rPr>
-          <w:sz w:val="20"/>
-          <w:szCs w:val="20"/>
-        </w:rPr>
-      </w:pPr>
-      <w:r>
-        <w:rPr>
-          <w:b/>
-          <w:sz w:val="20"/>
-          <w:szCs w:val="20"/>
-        </w:rPr>
-        <w:t>Громадська організація “Українська агенція з авторських та суміжних прав”</w:t>
-      </w:r>
-      <w:r>
-        <w:rPr>
-          <w:sz w:val="20"/>
-          <w:szCs w:val="20"/>
-        </w:rPr>
-        <w:t xml:space="preserve"> (</w:t>
-      </w:r>
-      <w:r>
-        <w:rPr>
-          <w:sz w:val="20"/>
-          <w:szCs w:val="20"/>
-        </w:rPr>
-        <w:t xml:space="preserve">далі -            </w:t>
-      </w:r>
-      <w:r>
-        <w:rPr>
-          <w:sz w:val="20"/>
-          <w:szCs w:val="20"/>
-        </w:rPr>
-        <w:t>ГО УААСП)</w:t>
-      </w:r>
-      <w:r>
-        <w:rPr>
-          <w:sz w:val="20"/>
-          <w:szCs w:val="20"/>
-        </w:rPr>
-        <w:t>, в особі ___________________________________________, що діє на підставі________________________ та ____________________________________ з другої сторони, надалі іменовані Сторони, уклали цей акт про наступне:</w:t>
-      </w:r>
-    </w:p>
-    <w:p>
-      <w:pPr>
-        <w:pStyle w:val="a3"/>
+          <w:sz w:val="20"/>
+          <w:szCs w:val="20"/>
+        </w:rPr>
+        <w:t xml:space="preserve">2. ГО УААСП одержано зазначені в п.1.1., 1.2. даного акту </w:t>
+      </w:r>
+      <w:r>
+        <w:rPr>
+          <w:caps/>
+          <w:sz w:val="20"/>
+          <w:szCs w:val="20"/>
+        </w:rPr>
+        <w:t>з</w:t>
+      </w:r>
+      <w:r>
+        <w:rPr>
+          <w:sz w:val="20"/>
+          <w:szCs w:val="20"/>
+        </w:rPr>
+        <w:t>віт про публічно виконані твори та перераховану Користувачем суму авторської винагороди (роялті) на поточний рахунок в банківській установі.</w:t>
+      </w:r>
+    </w:p>
+    <w:p>
+      <w:pPr>
+        <w:pStyle w:val="BodyText"/>
         <w:ind w:right="-1"/>
         <w:rPr>
           <w:sz w:val="20"/>
@@ -10231,284 +10001,7 @@
     </w:p>
     <w:p>
       <w:pPr>
-        <w:pStyle w:val="a3"/>
-        <w:ind w:right="-1"/>
-        <w:rPr>
-          <w:sz w:val="20"/>
-          <w:szCs w:val="20"/>
-        </w:rPr>
-      </w:pPr>
-      <w:r>
-        <w:rPr>
-          <w:sz w:val="20"/>
-          <w:szCs w:val="20"/>
-        </w:rPr>
-        <w:t>1. Користувач:</w:t>
-      </w:r>
-    </w:p>
-    <w:p>
-      <w:pPr>
-        <w:pStyle w:val="a3"/>
-        <w:ind w:right="-1" w:firstLine="426"/>
-        <w:rPr>
-          <w:color w:val="000000"/>
-          <w:sz w:val="20"/>
-          <w:szCs w:val="20"/>
-        </w:rPr>
-      </w:pPr>
-      <w:r>
-        <w:rPr>
-          <w:color w:val="000000"/>
-          <w:sz w:val="20"/>
-          <w:szCs w:val="20"/>
-        </w:rPr>
-        <w:t xml:space="preserve">1.1. Відповідно до Договору надав </w:t>
-      </w:r>
-      <w:r>
-        <w:rPr>
-          <w:caps/>
-          <w:color w:val="000000"/>
-          <w:sz w:val="20"/>
-          <w:szCs w:val="20"/>
-        </w:rPr>
-        <w:t>з</w:t>
-      </w:r>
-      <w:r>
-        <w:rPr>
-          <w:color w:val="000000"/>
-          <w:sz w:val="20"/>
-          <w:szCs w:val="20"/>
-        </w:rPr>
-        <w:t>віт про публічно виконані твори</w:t>
-      </w:r>
-      <w:r>
-        <w:rPr>
-          <w:color w:val="000000"/>
-          <w:sz w:val="20"/>
-          <w:szCs w:val="20"/>
-          <w:lang w:val="ru-RU"/>
-        </w:rPr>
-        <w:t xml:space="preserve"> </w:t>
-      </w:r>
-      <w:r>
-        <w:rPr>
-          <w:rFonts w:ascii="Times New Roman CYR" w:hAnsi="Times New Roman CYR" w:cs="Times New Roman CYR"/>
-          <w:color w:val="000000"/>
-          <w:sz w:val="20"/>
-          <w:szCs w:val="20"/>
-        </w:rPr>
-        <w:t xml:space="preserve">за </w:t>
-      </w:r>
-      <w:r>
-        <w:rPr>
-          <w:rFonts w:ascii="Times New Roman CYR" w:hAnsi="Times New Roman CYR" w:cs="Times New Roman CYR"/>
-          <w:color w:val="000000"/>
-          <w:sz w:val="20"/>
-          <w:szCs w:val="20"/>
-          <w:lang w:val="ru-RU"/>
-        </w:rPr>
-        <w:t xml:space="preserve">__________ </w:t>
-      </w:r>
-      <w:r>
-        <w:rPr>
-          <w:color w:val="000000"/>
-          <w:sz w:val="20"/>
-          <w:szCs w:val="20"/>
-        </w:rPr>
-        <w:t>20</w:t>
-      </w:r>
-      <w:r>
-        <w:rPr>
-          <w:color w:val="000000"/>
-          <w:sz w:val="20"/>
-          <w:szCs w:val="20"/>
-          <w:lang w:val="ru-RU"/>
-        </w:rPr>
-        <w:t>_</w:t>
-      </w:r>
-      <w:r>
-        <w:rPr>
-          <w:color w:val="000000"/>
-          <w:sz w:val="20"/>
-          <w:szCs w:val="20"/>
-        </w:rPr>
-        <w:t xml:space="preserve">_ р. в паперовому вигляді і електронному вигляді за адресою: </w:t>
-      </w:r>
-      <w:r>
-        <w:rPr>
-          <w:sz w:val="20"/>
-          <w:szCs w:val="20"/>
-        </w:rPr>
-        <w:t>_________________________________________</w:t>
-      </w:r>
-      <w:r>
-        <w:rPr>
-          <w:color w:val="000000"/>
-          <w:sz w:val="20"/>
-          <w:szCs w:val="20"/>
-        </w:rPr>
-        <w:t>;</w:t>
-      </w:r>
-    </w:p>
-    <w:p>
-      <w:pPr>
-        <w:pStyle w:val="a3"/>
-        <w:ind w:right="-1" w:firstLine="426"/>
-        <w:rPr>
-          <w:sz w:val="20"/>
-          <w:szCs w:val="20"/>
-        </w:rPr>
-      </w:pPr>
-      <w:r>
-        <w:rPr>
-          <w:sz w:val="20"/>
-          <w:szCs w:val="20"/>
-        </w:rPr>
-        <w:t>1.2. Відповідно до Договору перерахував авторську винагороду в сумі</w:t>
-      </w:r>
-      <w:r>
-        <w:rPr>
-          <w:b/>
-          <w:bCs/>
-          <w:sz w:val="20"/>
-          <w:szCs w:val="20"/>
-        </w:rPr>
-        <w:t xml:space="preserve"> ___________ (__________________________________</w:t>
-      </w:r>
-      <w:r>
-        <w:rPr>
-          <w:b/>
-          <w:sz w:val="20"/>
-          <w:szCs w:val="20"/>
-        </w:rPr>
-        <w:t>)</w:t>
-      </w:r>
-      <w:r>
-        <w:rPr>
-          <w:sz w:val="20"/>
-          <w:szCs w:val="20"/>
-        </w:rPr>
-        <w:t xml:space="preserve"> грн. </w:t>
-      </w:r>
-      <w:r>
-        <w:rPr>
-          <w:b/>
-          <w:sz w:val="20"/>
-          <w:szCs w:val="20"/>
-        </w:rPr>
-        <w:t>____</w:t>
-      </w:r>
-      <w:r>
-        <w:rPr>
-          <w:sz w:val="20"/>
-          <w:szCs w:val="20"/>
-        </w:rPr>
-        <w:t xml:space="preserve"> коп., а саме:</w:t>
-      </w:r>
-    </w:p>
-    <w:p>
-      <w:pPr>
-        <w:pStyle w:val="a3"/>
-        <w:ind w:right="-1" w:firstLine="426"/>
-        <w:rPr>
-          <w:sz w:val="20"/>
-          <w:szCs w:val="20"/>
-        </w:rPr>
-      </w:pPr>
-    </w:p>
-    <w:p>
-      <w:pPr>
-        <w:pStyle w:val="a3"/>
-        <w:ind w:right="-1"/>
-        <w:jc w:val="center"/>
-        <w:rPr>
-          <w:b/>
-          <w:sz w:val="20"/>
-          <w:szCs w:val="20"/>
-        </w:rPr>
-      </w:pPr>
-      <w:r>
-        <w:rPr>
-          <w:b/>
-          <w:sz w:val="20"/>
-          <w:szCs w:val="20"/>
-        </w:rPr>
-        <w:t>Платіжне доручення від “_____” __________ 20___ р. № ____ сума _____грн.__</w:t>
-      </w:r>
-      <w:proofErr w:type="spellStart"/>
-      <w:r>
-        <w:rPr>
-          <w:b/>
-          <w:sz w:val="20"/>
-          <w:szCs w:val="20"/>
-        </w:rPr>
-        <w:t>коп</w:t>
-      </w:r>
-      <w:proofErr w:type="spellEnd"/>
-      <w:r>
-        <w:rPr>
-          <w:b/>
-          <w:sz w:val="20"/>
-          <w:szCs w:val="20"/>
-        </w:rPr>
-        <w:t>.</w:t>
-      </w:r>
-    </w:p>
-    <w:p>
-      <w:pPr>
-        <w:pStyle w:val="a3"/>
-        <w:ind w:right="-1"/>
-        <w:rPr>
-          <w:sz w:val="20"/>
-          <w:szCs w:val="20"/>
-        </w:rPr>
-      </w:pPr>
-    </w:p>
-    <w:p>
-      <w:pPr>
-        <w:pStyle w:val="a3"/>
-        <w:ind w:right="-1"/>
-        <w:rPr>
-          <w:sz w:val="20"/>
-          <w:szCs w:val="20"/>
-        </w:rPr>
-      </w:pPr>
-      <w:r>
-        <w:rPr>
-          <w:sz w:val="20"/>
-          <w:szCs w:val="20"/>
-        </w:rPr>
-        <w:t xml:space="preserve">2. ГО УААСП одержано зазначені в п.1.1., 1.2. даного акту </w:t>
-      </w:r>
-      <w:r>
-        <w:rPr>
-          <w:caps/>
-          <w:sz w:val="20"/>
-          <w:szCs w:val="20"/>
-        </w:rPr>
-        <w:t>з</w:t>
-      </w:r>
-      <w:r>
-        <w:rPr>
-          <w:sz w:val="20"/>
-          <w:szCs w:val="20"/>
-        </w:rPr>
-        <w:t>віт про публічно виконані твори та перераховану Користувачем суму авторської винагороди (роялті) на поточний рахунок в банківській установі.</w:t>
-      </w:r>
-    </w:p>
-    <w:p>
-      <w:pPr>
-        <w:pStyle w:val="a3"/>
-        <w:ind w:right="-1"/>
-        <w:rPr>
-          <w:sz w:val="20"/>
-          <w:szCs w:val="20"/>
-        </w:rPr>
-      </w:pPr>
-    </w:p>
-    <w:p>
-      <w:pPr>
-        <w:pStyle w:val="a3"/>
+        <w:pStyle w:val="BodyText"/>
         <w:rPr>
           <w:sz w:val="20"/>
           <w:szCs w:val="20"/>
@@ -10561,7 +10054,7 @@
           </w:tcPr>
           <w:p>
             <w:pPr>
-              <w:pStyle w:val="a3"/>
+              <w:pStyle w:val="BodyText"/>
               <w:ind w:right="-1"/>
               <w:jc w:val="left"/>
               <w:rPr>
@@ -10588,7 +10081,7 @@
           </w:tcPr>
           <w:p>
             <w:pPr>
-              <w:pStyle w:val="a3"/>
+              <w:pStyle w:val="BodyText"/>
               <w:ind w:right="-1"/>
               <w:jc w:val="left"/>
               <w:rPr>
@@ -10606,7 +10099,7 @@
           </w:tcPr>
           <w:p>
             <w:pPr>
-              <w:pStyle w:val="a3"/>
+              <w:pStyle w:val="BodyText"/>
               <w:ind w:right="-1"/>
               <w:jc w:val="left"/>
               <w:rPr>
@@ -10639,7 +10132,7 @@
           </w:tcPr>
           <w:p>
             <w:pPr>
-              <w:pStyle w:val="a3"/>
+              <w:pStyle w:val="BodyText"/>
               <w:jc w:val="left"/>
               <w:rPr>
                 <w:b/>
@@ -10656,7 +10149,7 @@
           </w:tcPr>
           <w:p>
             <w:pPr>
-              <w:pStyle w:val="a3"/>
+              <w:pStyle w:val="BodyText"/>
               <w:ind w:right="-1"/>
               <w:jc w:val="left"/>
               <w:rPr>
@@ -10674,7 +10167,7 @@
           </w:tcPr>
           <w:p>
             <w:pPr>
-              <w:pStyle w:val="a3"/>
+              <w:pStyle w:val="BodyText"/>
               <w:ind w:right="-1"/>
               <w:jc w:val="left"/>
               <w:rPr>
@@ -10691,7 +10184,7 @@
           </w:tcPr>
           <w:p>
             <w:pPr>
-              <w:pStyle w:val="a3"/>
+              <w:pStyle w:val="BodyText"/>
               <w:ind w:right="-1"/>
               <w:jc w:val="left"/>
               <w:rPr>
@@ -10709,7 +10202,7 @@
           </w:tcPr>
           <w:p>
             <w:pPr>
-              <w:pStyle w:val="a3"/>
+              <w:pStyle w:val="BodyText"/>
               <w:ind w:right="-1"/>
               <w:jc w:val="left"/>
               <w:rPr>
@@ -10727,7 +10220,7 @@
           </w:tcPr>
           <w:p>
             <w:pPr>
-              <w:pStyle w:val="a3"/>
+              <w:pStyle w:val="BodyText"/>
               <w:ind w:right="-1"/>
               <w:jc w:val="left"/>
               <w:rPr>
@@ -10745,7 +10238,7 @@
           </w:tcPr>
           <w:p>
             <w:pPr>
-              <w:pStyle w:val="a3"/>
+              <w:pStyle w:val="BodyText"/>
               <w:ind w:right="-1"/>
               <w:jc w:val="left"/>
               <w:rPr>
@@ -10770,7 +10263,7 @@
           </w:tcPr>
           <w:p>
             <w:pPr>
-              <w:pStyle w:val="a3"/>
+              <w:pStyle w:val="BodyText"/>
               <w:ind w:right="-1"/>
               <w:jc w:val="left"/>
               <w:rPr>
@@ -10788,7 +10281,7 @@
           </w:tcPr>
           <w:p>
             <w:pPr>
-              <w:pStyle w:val="a3"/>
+              <w:pStyle w:val="BodyText"/>
               <w:ind w:right="-1"/>
               <w:jc w:val="left"/>
               <w:rPr>
@@ -10812,7 +10305,7 @@
           </w:tcPr>
           <w:p>
             <w:pPr>
-              <w:pStyle w:val="a3"/>
+              <w:pStyle w:val="BodyText"/>
               <w:jc w:val="left"/>
               <w:rPr>
                 <w:b/>
@@ -10829,7 +10322,7 @@
           </w:tcPr>
           <w:p>
             <w:pPr>
-              <w:pStyle w:val="a3"/>
+              <w:pStyle w:val="BodyText"/>
               <w:ind w:right="-1"/>
               <w:jc w:val="left"/>
               <w:rPr>
@@ -10847,7 +10340,7 @@
           </w:tcPr>
           <w:p>
             <w:pPr>
-              <w:pStyle w:val="a3"/>
+              <w:pStyle w:val="BodyText"/>
               <w:ind w:right="-1"/>
               <w:jc w:val="left"/>
               <w:rPr>
@@ -10864,7 +10357,7 @@
           </w:tcPr>
           <w:p>
             <w:pPr>
-              <w:pStyle w:val="a3"/>
+              <w:pStyle w:val="BodyText"/>
               <w:ind w:right="-1"/>
               <w:jc w:val="left"/>
               <w:rPr>
@@ -10882,7 +10375,7 @@
           </w:tcPr>
           <w:p>
             <w:pPr>
-              <w:pStyle w:val="a3"/>
+              <w:pStyle w:val="BodyText"/>
               <w:ind w:right="-1"/>
               <w:jc w:val="left"/>
               <w:rPr>
@@ -10900,7 +10393,7 @@
           </w:tcPr>
           <w:p>
             <w:pPr>
-              <w:pStyle w:val="a3"/>
+              <w:pStyle w:val="BodyText"/>
               <w:ind w:right="-1"/>
               <w:jc w:val="left"/>
               <w:rPr>
@@ -10918,7 +10411,7 @@
           </w:tcPr>
           <w:p>
             <w:pPr>
-              <w:pStyle w:val="a3"/>
+              <w:pStyle w:val="BodyText"/>
               <w:ind w:right="-1"/>
               <w:jc w:val="left"/>
               <w:rPr>
@@ -10935,7 +10428,7 @@
           </w:tcPr>
           <w:p>
             <w:pPr>
-              <w:pStyle w:val="a3"/>
+              <w:pStyle w:val="BodyText"/>
               <w:ind w:right="-1"/>
               <w:jc w:val="left"/>
               <w:rPr>
@@ -10952,7 +10445,7 @@
           </w:tcPr>
           <w:p>
             <w:pPr>
-              <w:pStyle w:val="a3"/>
+              <w:pStyle w:val="BodyText"/>
               <w:ind w:right="-1"/>
               <w:jc w:val="left"/>
               <w:rPr>
@@ -10969,7 +10462,7 @@
           </w:tcPr>
           <w:p>
             <w:pPr>
-              <w:pStyle w:val="a3"/>
+              <w:pStyle w:val="BodyText"/>
               <w:ind w:right="-1"/>
               <w:jc w:val="left"/>
               <w:rPr>
@@ -10987,7 +10480,7 @@
           </w:tcPr>
           <w:p>
             <w:pPr>
-              <w:pStyle w:val="a3"/>
+              <w:pStyle w:val="BodyText"/>
               <w:ind w:right="-1"/>
               <w:jc w:val="left"/>
               <w:rPr>
@@ -11011,7 +10504,7 @@
           </w:tcPr>
           <w:p>
             <w:pPr>
-              <w:pStyle w:val="a3"/>
+              <w:pStyle w:val="BodyText"/>
               <w:tabs>
                 <w:tab w:val="center" w:pos="4153"/>
                 <w:tab w:val="right" w:pos="8306"/>
@@ -11045,7 +10538,7 @@
           </w:tcPr>
           <w:p>
             <w:pPr>
-              <w:pStyle w:val="a3"/>
+              <w:pStyle w:val="BodyText"/>
               <w:tabs>
                 <w:tab w:val="center" w:pos="4153"/>
                 <w:tab w:val="right" w:pos="8306"/>
@@ -11072,7 +10565,7 @@
           </w:tcPr>
           <w:p>
             <w:pPr>
-              <w:pStyle w:val="a3"/>
+              <w:pStyle w:val="BodyText"/>
               <w:tabs>
                 <w:tab w:val="center" w:pos="4153"/>
                 <w:tab w:val="right" w:pos="8306"/>
@@ -11095,7 +10588,7 @@
           </w:tcPr>
           <w:p>
             <w:pPr>
-              <w:pStyle w:val="a3"/>
+              <w:pStyle w:val="BodyText"/>
               <w:tabs>
                 <w:tab w:val="center" w:pos="4153"/>
                 <w:tab w:val="right" w:pos="8306"/>
@@ -11119,7 +10612,7 @@
           </w:tcPr>
           <w:p>
             <w:pPr>
-              <w:pStyle w:val="a3"/>
+              <w:pStyle w:val="BodyText"/>
               <w:tabs>
                 <w:tab w:val="center" w:pos="4153"/>
                 <w:tab w:val="right" w:pos="8306"/>
@@ -11153,7 +10646,7 @@
           </w:tcPr>
           <w:p>
             <w:pPr>
-              <w:pStyle w:val="a3"/>
+              <w:pStyle w:val="BodyText"/>
               <w:ind w:right="-1"/>
               <w:jc w:val="left"/>
               <w:rPr>
@@ -11171,7 +10664,7 @@
           </w:tcPr>
           <w:p>
             <w:pPr>
-              <w:pStyle w:val="a3"/>
+              <w:pStyle w:val="BodyText"/>
               <w:jc w:val="left"/>
               <w:rPr>
                 <w:sz w:val="20"/>
@@ -11196,7 +10689,7 @@
           </w:tcPr>
           <w:p>
             <w:pPr>
-              <w:pStyle w:val="a3"/>
+              <w:pStyle w:val="BodyText"/>
               <w:ind w:right="-1"/>
               <w:jc w:val="left"/>
               <w:rPr>
@@ -11216,7 +10709,7 @@
           </w:tcPr>
           <w:p>
             <w:pPr>
-              <w:pStyle w:val="a3"/>
+              <w:pStyle w:val="BodyText"/>
               <w:ind w:right="-1"/>
               <w:jc w:val="left"/>
               <w:rPr>
@@ -11233,7 +10726,7 @@
           </w:tcPr>
           <w:p>
             <w:pPr>
-              <w:pStyle w:val="a3"/>
+              <w:pStyle w:val="BodyText"/>
               <w:ind w:right="-1"/>
               <w:jc w:val="left"/>
               <w:rPr>
@@ -11251,7 +10744,7 @@
           </w:tcPr>
           <w:p>
             <w:pPr>
-              <w:pStyle w:val="a3"/>
+              <w:pStyle w:val="BodyText"/>
               <w:ind w:right="-1"/>
               <w:jc w:val="left"/>
               <w:rPr>
@@ -11286,7 +10779,7 @@
           </w:tcPr>
           <w:p>
             <w:pPr>
-              <w:pStyle w:val="a3"/>
+              <w:pStyle w:val="BodyText"/>
               <w:tabs>
                 <w:tab w:val="center" w:pos="4153"/>
                 <w:tab w:val="right" w:pos="8306"/>
@@ -11309,7 +10802,7 @@
           </w:tcPr>
           <w:p>
             <w:pPr>
-              <w:pStyle w:val="a3"/>
+              <w:pStyle w:val="BodyText"/>
               <w:tabs>
                 <w:tab w:val="center" w:pos="4153"/>
                 <w:tab w:val="right" w:pos="8306"/>
@@ -11335,7 +10828,7 @@
           </w:tcPr>
           <w:p>
             <w:pPr>
-              <w:pStyle w:val="a3"/>
+              <w:pStyle w:val="BodyText"/>
               <w:tabs>
                 <w:tab w:val="center" w:pos="4153"/>
                 <w:tab w:val="right" w:pos="8306"/>
@@ -11367,7 +10860,7 @@
           </w:tcPr>
           <w:p>
             <w:pPr>
-              <w:pStyle w:val="a3"/>
+              <w:pStyle w:val="BodyText"/>
               <w:tabs>
                 <w:tab w:val="center" w:pos="4153"/>
                 <w:tab w:val="right" w:pos="8306"/>
@@ -11391,7 +10884,7 @@
           </w:tcPr>
           <w:p>
             <w:pPr>
-              <w:pStyle w:val="a3"/>
+              <w:pStyle w:val="BodyText"/>
               <w:tabs>
                 <w:tab w:val="center" w:pos="4153"/>
                 <w:tab w:val="right" w:pos="8306"/>
@@ -11415,7 +10908,7 @@
           </w:tcPr>
           <w:p>
             <w:pPr>
-              <w:pStyle w:val="a3"/>
+              <w:pStyle w:val="BodyText"/>
               <w:ind w:right="-1"/>
               <w:jc w:val="left"/>
               <w:rPr>
@@ -11433,7 +10926,7 @@
           </w:tcPr>
           <w:p>
             <w:pPr>
-              <w:pStyle w:val="a3"/>
+              <w:pStyle w:val="BodyText"/>
               <w:ind w:right="-1"/>
               <w:jc w:val="center"/>
               <w:rPr>
@@ -11451,7 +10944,7 @@
           </w:tcPr>
           <w:p>
             <w:pPr>
-              <w:pStyle w:val="a3"/>
+              <w:pStyle w:val="BodyText"/>
               <w:ind w:right="-1"/>
               <w:jc w:val="center"/>
               <w:rPr>
@@ -11471,7 +10964,7 @@
           </w:tcPr>
           <w:p>
             <w:pPr>
-              <w:pStyle w:val="a3"/>
+              <w:pStyle w:val="BodyText"/>
               <w:ind w:right="-1"/>
               <w:jc w:val="center"/>
               <w:rPr>
@@ -11495,7 +10988,7 @@
           </w:tcPr>
           <w:p>
             <w:pPr>
-              <w:pStyle w:val="a3"/>
+              <w:pStyle w:val="BodyText"/>
               <w:ind w:right="-1"/>
               <w:jc w:val="center"/>
               <w:rPr>
@@ -11513,7 +11006,7 @@
           </w:tcPr>
           <w:p>
             <w:pPr>
-              <w:pStyle w:val="a3"/>
+              <w:pStyle w:val="BodyText"/>
               <w:ind w:right="-1"/>
               <w:jc w:val="center"/>
               <w:rPr>
@@ -11538,7 +11031,7 @@
           </w:tcPr>
           <w:p>
             <w:pPr>
-              <w:pStyle w:val="a3"/>
+              <w:pStyle w:val="BodyText"/>
               <w:ind w:right="-1"/>
               <w:jc w:val="left"/>
               <w:rPr>
@@ -11555,7 +11048,7 @@
           </w:tcPr>
           <w:p>
             <w:pPr>
-              <w:pStyle w:val="a3"/>
+              <w:pStyle w:val="BodyText"/>
               <w:ind w:right="-1"/>
               <w:jc w:val="left"/>
               <w:rPr>
@@ -11573,7 +11066,7 @@
           </w:tcPr>
           <w:p>
             <w:pPr>
-              <w:pStyle w:val="a3"/>
+              <w:pStyle w:val="BodyText"/>
               <w:ind w:right="-1"/>
               <w:jc w:val="left"/>
               <w:rPr>
@@ -11590,7 +11083,7 @@
           </w:tcPr>
           <w:p>
             <w:pPr>
-              <w:pStyle w:val="a3"/>
+              <w:pStyle w:val="BodyText"/>
               <w:ind w:right="-1"/>
               <w:jc w:val="left"/>
               <w:rPr>
@@ -11608,7 +11101,7 @@
           </w:tcPr>
           <w:p>
             <w:pPr>
-              <w:pStyle w:val="a3"/>
+              <w:pStyle w:val="BodyText"/>
               <w:ind w:right="-1"/>
               <w:jc w:val="left"/>
               <w:rPr>
@@ -11626,7 +11119,7 @@
           </w:tcPr>
           <w:p>
             <w:pPr>
-              <w:pStyle w:val="a3"/>
+              <w:pStyle w:val="BodyText"/>
               <w:ind w:right="-1"/>
               <w:jc w:val="left"/>
               <w:rPr>
@@ -11644,7 +11137,7 @@
           </w:tcPr>
           <w:p>
             <w:pPr>
-              <w:pStyle w:val="a3"/>
+              <w:pStyle w:val="BodyText"/>
               <w:ind w:right="-1"/>
               <w:jc w:val="left"/>
               <w:rPr>
@@ -11661,7 +11154,7 @@
           </w:tcPr>
           <w:p>
             <w:pPr>
-              <w:pStyle w:val="a3"/>
+              <w:pStyle w:val="BodyText"/>
               <w:ind w:right="-1"/>
               <w:jc w:val="left"/>
               <w:rPr>
@@ -11678,7 +11171,7 @@
           </w:tcPr>
           <w:p>
             <w:pPr>
-              <w:pStyle w:val="a3"/>
+              <w:pStyle w:val="BodyText"/>
               <w:ind w:right="-1"/>
               <w:jc w:val="left"/>
               <w:rPr>
@@ -11695,7 +11188,7 @@
           </w:tcPr>
           <w:p>
             <w:pPr>
-              <w:pStyle w:val="a3"/>
+              <w:pStyle w:val="BodyText"/>
               <w:ind w:right="-1"/>
               <w:jc w:val="left"/>
               <w:rPr>
@@ -11713,7 +11206,7 @@
           </w:tcPr>
           <w:p>
             <w:pPr>
-              <w:pStyle w:val="a3"/>
+              <w:pStyle w:val="BodyText"/>
               <w:ind w:right="-1"/>
               <w:jc w:val="left"/>
               <w:rPr>
@@ -11737,7 +11230,7 @@
           </w:tcPr>
           <w:p>
             <w:pPr>
-              <w:pStyle w:val="a3"/>
+              <w:pStyle w:val="BodyText"/>
               <w:ind w:right="-1"/>
               <w:jc w:val="left"/>
               <w:rPr>
@@ -11754,7 +11247,7 @@
           </w:tcPr>
           <w:p>
             <w:pPr>
-              <w:pStyle w:val="a3"/>
+              <w:pStyle w:val="BodyText"/>
               <w:ind w:right="-1"/>
               <w:jc w:val="left"/>
               <w:rPr>
@@ -11772,7 +11265,7 @@
           </w:tcPr>
           <w:p>
             <w:pPr>
-              <w:pStyle w:val="a3"/>
+              <w:pStyle w:val="BodyText"/>
               <w:ind w:right="-1"/>
               <w:jc w:val="left"/>
               <w:rPr>
@@ -11789,7 +11282,7 @@
           </w:tcPr>
           <w:p>
             <w:pPr>
-              <w:pStyle w:val="a3"/>
+              <w:pStyle w:val="BodyText"/>
               <w:ind w:right="-1"/>
               <w:jc w:val="left"/>
               <w:rPr>
@@ -11807,7 +11300,7 @@
           </w:tcPr>
           <w:p>
             <w:pPr>
-              <w:pStyle w:val="a3"/>
+              <w:pStyle w:val="BodyText"/>
               <w:ind w:right="-1"/>
               <w:jc w:val="left"/>
               <w:rPr>
@@ -11825,7 +11318,7 @@
           </w:tcPr>
           <w:p>
             <w:pPr>
-              <w:pStyle w:val="a3"/>
+              <w:pStyle w:val="BodyText"/>
               <w:ind w:right="-1"/>
               <w:jc w:val="left"/>
               <w:rPr>
@@ -11843,7 +11336,7 @@
           </w:tcPr>
           <w:p>
             <w:pPr>
-              <w:pStyle w:val="a3"/>
+              <w:pStyle w:val="BodyText"/>
               <w:ind w:right="-1"/>
               <w:jc w:val="left"/>
               <w:rPr>
@@ -11860,7 +11353,7 @@
           </w:tcPr>
           <w:p>
             <w:pPr>
-              <w:pStyle w:val="a3"/>
+              <w:pStyle w:val="BodyText"/>
               <w:ind w:right="-1"/>
               <w:jc w:val="left"/>
               <w:rPr>
@@ -11877,7 +11370,7 @@
           </w:tcPr>
           <w:p>
             <w:pPr>
-              <w:pStyle w:val="a3"/>
+              <w:pStyle w:val="BodyText"/>
               <w:ind w:right="-1"/>
               <w:jc w:val="left"/>
               <w:rPr>
@@ -11894,7 +11387,7 @@
           </w:tcPr>
           <w:p>
             <w:pPr>
-              <w:pStyle w:val="a3"/>
+              <w:pStyle w:val="BodyText"/>
               <w:ind w:right="-1"/>
               <w:jc w:val="left"/>
               <w:rPr>
@@ -11912,7 +11405,7 @@
           </w:tcPr>
           <w:p>
             <w:pPr>
-              <w:pStyle w:val="a3"/>
+              <w:pStyle w:val="BodyText"/>
               <w:ind w:right="-1"/>
               <w:jc w:val="left"/>
               <w:rPr>
@@ -11935,7 +11428,7 @@
           </w:tcPr>
           <w:p>
             <w:pPr>
-              <w:pStyle w:val="a3"/>
+              <w:pStyle w:val="BodyText"/>
               <w:ind w:right="-582"/>
               <w:jc w:val="left"/>
               <w:rPr>
@@ -11960,7 +11453,7 @@
           </w:tcPr>
           <w:p>
             <w:pPr>
-              <w:pStyle w:val="a3"/>
+              <w:pStyle w:val="BodyText"/>
               <w:ind w:right="-108"/>
               <w:jc w:val="left"/>
               <w:rPr>
@@ -11971,7 +11464,7 @@
           </w:p>
           <w:p>
             <w:pPr>
-              <w:pStyle w:val="a3"/>
+              <w:pStyle w:val="BodyText"/>
               <w:ind w:right="-108"/>
               <w:jc w:val="left"/>
               <w:rPr>
@@ -11992,7 +11485,7 @@
           </w:tcPr>
           <w:p>
             <w:pPr>
-              <w:pStyle w:val="a3"/>
+              <w:pStyle w:val="BodyText"/>
               <w:ind w:right="-1"/>
               <w:jc w:val="left"/>
               <w:rPr>
@@ -12009,7 +11502,7 @@
           </w:tcPr>
           <w:p>
             <w:pPr>
-              <w:pStyle w:val="a3"/>
+              <w:pStyle w:val="BodyText"/>
               <w:ind w:right="-1"/>
               <w:jc w:val="left"/>
               <w:rPr>
@@ -12028,7 +11521,7 @@
           </w:tcPr>
           <w:p>
             <w:pPr>
-              <w:pStyle w:val="a3"/>
+              <w:pStyle w:val="BodyText"/>
               <w:ind w:right="-1"/>
               <w:jc w:val="left"/>
               <w:rPr>
@@ -12054,7 +11547,7 @@
           </w:tcPr>
           <w:p>
             <w:pPr>
-              <w:pStyle w:val="a3"/>
+              <w:pStyle w:val="BodyText"/>
               <w:ind w:right="-1"/>
               <w:jc w:val="left"/>
               <w:rPr>
@@ -12072,7 +11565,7 @@
           </w:tcPr>
           <w:p>
             <w:pPr>
-              <w:pStyle w:val="a3"/>
+              <w:pStyle w:val="BodyText"/>
               <w:ind w:right="-1"/>
               <w:jc w:val="left"/>
               <w:rPr>
@@ -12097,7 +11590,7 @@
           </w:tcPr>
           <w:p>
             <w:pPr>
-              <w:pStyle w:val="a3"/>
+              <w:pStyle w:val="BodyText"/>
               <w:ind w:right="-1"/>
               <w:jc w:val="left"/>
               <w:rPr>
@@ -12117,7 +11610,7 @@
           </w:tcPr>
           <w:p>
             <w:pPr>
-              <w:pStyle w:val="a3"/>
+              <w:pStyle w:val="BodyText"/>
               <w:ind w:right="-1"/>
               <w:jc w:val="left"/>
               <w:rPr>
@@ -12134,7 +11627,7 @@
           </w:tcPr>
           <w:p>
             <w:pPr>
-              <w:pStyle w:val="a3"/>
+              <w:pStyle w:val="BodyText"/>
               <w:ind w:right="-1"/>
               <w:jc w:val="left"/>
               <w:rPr>
@@ -12152,7 +11645,7 @@
           </w:tcPr>
           <w:p>
             <w:pPr>
-              <w:pStyle w:val="a3"/>
+              <w:pStyle w:val="BodyText"/>
               <w:ind w:right="-1"/>
               <w:jc w:val="left"/>
               <w:rPr>
@@ -12186,7 +11679,7 @@
           </w:tcPr>
           <w:p>
             <w:pPr>
-              <w:pStyle w:val="a3"/>
+              <w:pStyle w:val="BodyText"/>
               <w:ind w:right="-1"/>
               <w:jc w:val="left"/>
               <w:rPr>
@@ -12203,7 +11696,7 @@
           </w:tcPr>
           <w:p>
             <w:pPr>
-              <w:pStyle w:val="a3"/>
+              <w:pStyle w:val="BodyText"/>
               <w:ind w:right="-1"/>
               <w:jc w:val="center"/>
               <w:rPr>
@@ -12223,7 +11716,7 @@
           </w:tcPr>
           <w:p>
             <w:pPr>
-              <w:pStyle w:val="a3"/>
+              <w:pStyle w:val="BodyText"/>
               <w:ind w:right="-1"/>
               <w:jc w:val="center"/>
               <w:rPr>
@@ -12247,7 +11740,7 @@
           </w:tcPr>
           <w:p>
             <w:pPr>
-              <w:pStyle w:val="a3"/>
+              <w:pStyle w:val="BodyText"/>
               <w:ind w:right="-1"/>
               <w:jc w:val="left"/>
               <w:rPr>
@@ -12265,7 +11758,7 @@
           </w:tcPr>
           <w:p>
             <w:pPr>
-              <w:pStyle w:val="a3"/>
+              <w:pStyle w:val="BodyText"/>
               <w:ind w:right="-1"/>
               <w:jc w:val="left"/>
               <w:rPr>
@@ -12283,7 +11776,7 @@
           </w:tcPr>
           <w:p>
             <w:pPr>
-              <w:pStyle w:val="a3"/>
+              <w:pStyle w:val="BodyText"/>
               <w:ind w:right="-1"/>
               <w:jc w:val="left"/>
               <w:rPr>
@@ -12301,7 +11794,7 @@
           </w:tcPr>
           <w:p>
             <w:pPr>
-              <w:pStyle w:val="a3"/>
+              <w:pStyle w:val="BodyText"/>
               <w:ind w:right="-1"/>
               <w:jc w:val="center"/>
               <w:rPr>
@@ -12319,7 +11812,7 @@
           </w:tcPr>
           <w:p>
             <w:pPr>
-              <w:pStyle w:val="a3"/>
+              <w:pStyle w:val="BodyText"/>
               <w:ind w:right="-1"/>
               <w:jc w:val="center"/>
               <w:rPr>
@@ -12339,7 +11832,7 @@
           </w:tcPr>
           <w:p>
             <w:pPr>
-              <w:pStyle w:val="a3"/>
+              <w:pStyle w:val="BodyText"/>
               <w:ind w:right="-1"/>
               <w:jc w:val="center"/>
               <w:rPr>
@@ -12363,7 +11856,7 @@
           </w:tcPr>
           <w:p>
             <w:pPr>
-              <w:pStyle w:val="a3"/>
+              <w:pStyle w:val="BodyText"/>
               <w:ind w:right="-1"/>
               <w:jc w:val="center"/>
               <w:rPr>
@@ -12381,7 +11874,7 @@
           </w:tcPr>
           <w:p>
             <w:pPr>
-              <w:pStyle w:val="a3"/>
+              <w:pStyle w:val="BodyText"/>
               <w:ind w:right="-1"/>
               <w:jc w:val="center"/>
               <w:rPr>
@@ -12406,7 +11899,7 @@
           </w:tcPr>
           <w:p>
             <w:pPr>
-              <w:pStyle w:val="a3"/>
+              <w:pStyle w:val="BodyText"/>
               <w:ind w:right="-1"/>
               <w:jc w:val="left"/>
               <w:rPr>
@@ -12423,7 +11916,7 @@
           </w:tcPr>
           <w:p>
             <w:pPr>
-              <w:pStyle w:val="a3"/>
+              <w:pStyle w:val="BodyText"/>
               <w:ind w:right="-1"/>
               <w:jc w:val="left"/>
               <w:rPr>
@@ -12441,7 +11934,7 @@
           </w:tcPr>
           <w:p>
             <w:pPr>
-              <w:pStyle w:val="a3"/>
+              <w:pStyle w:val="BodyText"/>
               <w:ind w:right="-1"/>
               <w:jc w:val="left"/>
               <w:rPr>
@@ -12458,7 +11951,7 @@
           </w:tcPr>
           <w:p>
             <w:pPr>
-              <w:pStyle w:val="a3"/>
+              <w:pStyle w:val="BodyText"/>
               <w:ind w:right="-1"/>
               <w:jc w:val="left"/>
               <w:rPr>
@@ -12476,7 +11969,7 @@
           </w:tcPr>
           <w:p>
             <w:pPr>
-              <w:pStyle w:val="a3"/>
+              <w:pStyle w:val="BodyText"/>
               <w:ind w:right="-1"/>
               <w:jc w:val="left"/>
               <w:rPr>
@@ -12494,7 +11987,7 @@
           </w:tcPr>
           <w:p>
             <w:pPr>
-              <w:pStyle w:val="a3"/>
+              <w:pStyle w:val="BodyText"/>
               <w:ind w:right="-1"/>
               <w:jc w:val="left"/>
               <w:rPr>
@@ -12512,7 +12005,7 @@
           </w:tcPr>
           <w:p>
             <w:pPr>
-              <w:pStyle w:val="a3"/>
+              <w:pStyle w:val="BodyText"/>
               <w:ind w:right="-1"/>
               <w:jc w:val="left"/>
               <w:rPr>
@@ -12529,7 +12022,7 @@
           </w:tcPr>
           <w:p>
             <w:pPr>
-              <w:pStyle w:val="a3"/>
+              <w:pStyle w:val="BodyText"/>
               <w:ind w:right="-1"/>
               <w:jc w:val="left"/>
               <w:rPr>
@@ -12546,7 +12039,7 @@
           </w:tcPr>
           <w:p>
             <w:pPr>
-              <w:pStyle w:val="a3"/>
+              <w:pStyle w:val="BodyText"/>
               <w:ind w:right="-1"/>
               <w:jc w:val="left"/>
               <w:rPr>
@@ -12563,7 +12056,7 @@
           </w:tcPr>
           <w:p>
             <w:pPr>
-              <w:pStyle w:val="a3"/>
+              <w:pStyle w:val="BodyText"/>
               <w:ind w:right="-1"/>
               <w:jc w:val="left"/>
               <w:rPr>
@@ -12581,7 +12074,7 @@
           </w:tcPr>
           <w:p>
             <w:pPr>
-              <w:pStyle w:val="a3"/>
+              <w:pStyle w:val="BodyText"/>
               <w:ind w:right="-1"/>
               <w:jc w:val="left"/>
               <w:rPr>
@@ -12605,7 +12098,7 @@
           </w:tcPr>
           <w:p>
             <w:pPr>
-              <w:pStyle w:val="a3"/>
+              <w:pStyle w:val="BodyText"/>
               <w:ind w:right="-1"/>
               <w:jc w:val="left"/>
               <w:rPr>
@@ -12629,7 +12122,7 @@
           </w:tcPr>
           <w:p>
             <w:pPr>
-              <w:pStyle w:val="a3"/>
+              <w:pStyle w:val="BodyText"/>
               <w:ind w:right="-1"/>
               <w:jc w:val="left"/>
               <w:rPr>
@@ -12647,7 +12140,7 @@
           </w:tcPr>
           <w:p>
             <w:pPr>
-              <w:pStyle w:val="a3"/>
+              <w:pStyle w:val="BodyText"/>
               <w:ind w:right="-1"/>
               <w:jc w:val="left"/>
               <w:rPr>
@@ -12664,7 +12157,7 @@
           </w:tcPr>
           <w:p>
             <w:pPr>
-              <w:pStyle w:val="a3"/>
+              <w:pStyle w:val="BodyText"/>
               <w:ind w:right="-1"/>
               <w:jc w:val="left"/>
               <w:rPr>
@@ -12682,7 +12175,7 @@
           </w:tcPr>
           <w:p>
             <w:pPr>
-              <w:pStyle w:val="a3"/>
+              <w:pStyle w:val="BodyText"/>
               <w:ind w:right="-1"/>
               <w:jc w:val="left"/>
               <w:rPr>
@@ -12700,7 +12193,7 @@
           </w:tcPr>
           <w:p>
             <w:pPr>
-              <w:pStyle w:val="a3"/>
+              <w:pStyle w:val="BodyText"/>
               <w:ind w:right="-1"/>
               <w:jc w:val="left"/>
               <w:rPr>
@@ -12718,7 +12211,7 @@
           </w:tcPr>
           <w:p>
             <w:pPr>
-              <w:pStyle w:val="a3"/>
+              <w:pStyle w:val="BodyText"/>
               <w:ind w:right="-1"/>
               <w:jc w:val="left"/>
               <w:rPr>
@@ -12742,7 +12235,7 @@
           </w:tcPr>
           <w:p>
             <w:pPr>
-              <w:pStyle w:val="a3"/>
+              <w:pStyle w:val="BodyText"/>
               <w:ind w:right="-1"/>
               <w:jc w:val="left"/>
               <w:rPr>
@@ -12759,7 +12252,7 @@
           </w:tcPr>
           <w:p>
             <w:pPr>
-              <w:pStyle w:val="a3"/>
+              <w:pStyle w:val="BodyText"/>
               <w:ind w:right="-1"/>
               <w:jc w:val="left"/>
               <w:rPr>
@@ -12776,7 +12269,7 @@
           </w:tcPr>
           <w:p>
             <w:pPr>
-              <w:pStyle w:val="a3"/>
+              <w:pStyle w:val="BodyText"/>
               <w:ind w:right="-1"/>
               <w:jc w:val="left"/>
               <w:rPr>
@@ -12794,7 +12287,7 @@
           </w:tcPr>
           <w:p>
             <w:pPr>
-              <w:pStyle w:val="a3"/>
+              <w:pStyle w:val="BodyText"/>
               <w:ind w:right="-1"/>
               <w:jc w:val="left"/>
               <w:rPr>
@@ -12808,7 +12301,7 @@
     </w:tbl>
     <w:p>
       <w:pPr>
-        <w:pStyle w:val="a3"/>
+        <w:pStyle w:val="BodyText"/>
         <w:ind w:right="-1" w:firstLine="360"/>
         <w:rPr>
           <w:sz w:val="20"/>
@@ -12819,33 +12312,24 @@
     </w:p>
     <w:p>
       <w:pPr>
-        <w:pStyle w:val="a3"/>
+        <w:pStyle w:val="BodyText"/>
         <w:ind w:right="-1" w:firstLine="6300"/>
         <w:rPr>
           <w:sz w:val="20"/>
           <w:szCs w:val="20"/>
         </w:rPr>
       </w:pPr>
-      <w:proofErr w:type="spellStart"/>
-      <w:r>
-        <w:rPr>
-          <w:sz w:val="20"/>
-          <w:szCs w:val="20"/>
-        </w:rPr>
-        <w:t>Зворотня</w:t>
-      </w:r>
-      <w:proofErr w:type="spellEnd"/>
-      <w:r>
-        <w:rPr>
-          <w:sz w:val="20"/>
-          <w:szCs w:val="20"/>
-        </w:rPr>
-        <w:t xml:space="preserve"> адреса користувача: </w:t>
-      </w:r>
-    </w:p>
-    <w:p>
-      <w:pPr>
-        <w:pStyle w:val="a3"/>
+      <w:r>
+        <w:rPr>
+          <w:sz w:val="20"/>
+          <w:szCs w:val="20"/>
+        </w:rPr>
+        <w:t xml:space="preserve">Зворотня адреса користувача: </w:t>
+      </w:r>
+    </w:p>
+    <w:p>
+      <w:pPr>
+        <w:pStyle w:val="BodyText"/>
         <w:ind w:right="-1" w:firstLine="6300"/>
         <w:rPr>
           <w:sz w:val="20"/>
@@ -12862,7 +12346,7 @@
     </w:p>
     <w:p>
       <w:pPr>
-        <w:pStyle w:val="a3"/>
+        <w:pStyle w:val="BodyText"/>
         <w:ind w:right="-1" w:firstLine="6300"/>
         <w:rPr>
           <w:sz w:val="20"/>
@@ -12880,7 +12364,7 @@
     </w:p>
     <w:p>
       <w:pPr>
-        <w:pStyle w:val="a3"/>
+        <w:pStyle w:val="BodyText"/>
         <w:ind w:right="-1" w:firstLine="6300"/>
         <w:rPr>
           <w:sz w:val="20"/>
@@ -12906,8 +12390,6 @@
           <w:lang w:val="en-US"/>
         </w:rPr>
       </w:pPr>
-      <w:bookmarkStart w:id="1" w:name="_GoBack"/>
-      <w:bookmarkEnd w:id="1"/>
     </w:p>
     <w:sectPr>
       <w:headerReference w:type="default" r:id="rId9"/>
@@ -12922,7 +12404,7 @@
 </file>
 
 <file path=word/endnotes.xml><?xml version="1.0" encoding="utf-8"?>
-<w:endnotes xmlns:wpc="http://schemas.microsoft.com/office/word/2010/wordprocessingCanvas" xmlns:cx="http://schemas.microsoft.com/office/drawing/2014/chartex" xmlns:cx1="http://schemas.microsoft.com/office/drawing/2015/9/8/chartex" xmlns:mc="http://schemas.openxmlformats.org/markup-compatibility/2006" xmlns:o="urn:schemas-microsoft-com:office:office" xmlns:r="http://schemas.openxmlformats.org/officeDocument/2006/relationships" xmlns:m="http://schemas.openxmlformats.org/officeDocument/2006/math" xmlns:v="urn:schemas-microsoft-com:vml" xmlns:wp14="http://schemas.microsoft.com/office/word/2010/wordprocessingDrawing" xmlns:wp="http://schemas.openxmlformats.org/drawingml/2006/wordprocessingDrawing" xmlns:w10="urn:schemas-microsoft-com:office:word" xmlns:w="http://schemas.openxmlformats.org/wordprocessingml/2006/main" xmlns:w14="http://schemas.microsoft.com/office/word/2010/wordml" xmlns:w15="http://schemas.microsoft.com/office/word/2012/wordml" xmlns:w16se="http://schemas.microsoft.com/office/word/2015/wordml/symex" xmlns:wpg="http://schemas.microsoft.com/office/word/2010/wordprocessingGroup" xmlns:wpi="http://schemas.microsoft.com/office/word/2010/wordprocessingInk" xmlns:wne="http://schemas.microsoft.com/office/word/2006/wordml" xmlns:wps="http://schemas.microsoft.com/office/word/2010/wordprocessingShape" mc:Ignorable="w14 w15 w16se wp14">
+<w:endnotes xmlns:wpc="http://schemas.microsoft.com/office/word/2010/wordprocessingCanvas" xmlns:cx="http://schemas.microsoft.com/office/drawing/2014/chartex" xmlns:cx1="http://schemas.microsoft.com/office/drawing/2015/9/8/chartex" xmlns:cx2="http://schemas.microsoft.com/office/drawing/2015/10/21/chartex" xmlns:cx3="http://schemas.microsoft.com/office/drawing/2016/5/9/chartex" xmlns:cx4="http://schemas.microsoft.com/office/drawing/2016/5/10/chartex" xmlns:cx5="http://schemas.microsoft.com/office/drawing/2016/5/11/chartex" xmlns:cx6="http://schemas.microsoft.com/office/drawing/2016/5/12/chartex" xmlns:cx7="http://schemas.microsoft.com/office/drawing/2016/5/13/chartex" xmlns:cx8="http://schemas.microsoft.com/office/drawing/2016/5/14/chartex" xmlns:mc="http://schemas.openxmlformats.org/markup-compatibility/2006" xmlns:aink="http://schemas.microsoft.com/office/drawing/2016/ink" xmlns:am3d="http://schemas.microsoft.com/office/drawing/2017/model3d" xmlns:o="urn:schemas-microsoft-com:office:office" xmlns:oel="http://schemas.microsoft.com/office/2019/extlst" xmlns:r="http://schemas.openxmlformats.org/officeDocument/2006/relationships" xmlns:m="http://schemas.openxmlformats.org/officeDocument/2006/math" xmlns:v="urn:schemas-microsoft-com:vml" xmlns:wp14="http://schemas.microsoft.com/office/word/2010/wordprocessingDrawing" xmlns:wp="http://schemas.openxmlformats.org/drawingml/2006/wordprocessingDrawing" xmlns:w10="urn:schemas-microsoft-com:office:word" xmlns:w="http://schemas.openxmlformats.org/wordprocessingml/2006/main" xmlns:w14="http://schemas.microsoft.com/office/word/2010/wordml" xmlns:w15="http://schemas.microsoft.com/office/word/2012/wordml" xmlns:w16cex="http://schemas.microsoft.com/office/word/2018/wordml/cex" xmlns:w16cid="http://schemas.microsoft.com/office/word/2016/wordml/cid" xmlns:w16="http://schemas.microsoft.com/office/word/2018/wordml" xmlns:w16sdtdh="http://schemas.microsoft.com/office/word/2020/wordml/sdtdatahash" xmlns:w16se="http://schemas.microsoft.com/office/word/2015/wordml/symex" xmlns:wpg="http://schemas.microsoft.com/office/word/2010/wordprocessingGroup" xmlns:wpi="http://schemas.microsoft.com/office/word/2010/wordprocessingInk" xmlns:wne="http://schemas.microsoft.com/office/word/2006/wordml" xmlns:wps="http://schemas.microsoft.com/office/word/2010/wordprocessingShape" mc:Ignorable="w14 w15 w16se w16cid w16 w16cex w16sdtdh wp14">
   <w:endnote w:type="separator" w:id="-1">
     <w:p>
       <w:r>
@@ -12941,37 +12423,37 @@
 </file>
 
 <file path=word/footer1.xml><?xml version="1.0" encoding="utf-8"?>
-<w:ftr xmlns:wpc="http://schemas.microsoft.com/office/word/2010/wordprocessingCanvas" xmlns:cx="http://schemas.microsoft.com/office/drawing/2014/chartex" xmlns:cx1="http://schemas.microsoft.com/office/drawing/2015/9/8/chartex" xmlns:mc="http://schemas.openxmlformats.org/markup-compatibility/2006" xmlns:o="urn:schemas-microsoft-com:office:office" xmlns:r="http://schemas.openxmlformats.org/officeDocument/2006/relationships" xmlns:m="http://schemas.openxmlformats.org/officeDocument/2006/math" xmlns:v="urn:schemas-microsoft-com:vml" xmlns:wp14="http://schemas.microsoft.com/office/word/2010/wordprocessingDrawing" xmlns:wp="http://schemas.openxmlformats.org/drawingml/2006/wordprocessingDrawing" xmlns:w10="urn:schemas-microsoft-com:office:word" xmlns:w="http://schemas.openxmlformats.org/wordprocessingml/2006/main" xmlns:w14="http://schemas.microsoft.com/office/word/2010/wordml" xmlns:w15="http://schemas.microsoft.com/office/word/2012/wordml" xmlns:w16se="http://schemas.microsoft.com/office/word/2015/wordml/symex" xmlns:wpg="http://schemas.microsoft.com/office/word/2010/wordprocessingGroup" xmlns:wpi="http://schemas.microsoft.com/office/word/2010/wordprocessingInk" xmlns:wne="http://schemas.microsoft.com/office/word/2006/wordml" xmlns:wps="http://schemas.microsoft.com/office/word/2010/wordprocessingShape" mc:Ignorable="w14 w15 w16se wp14">
+<w:ftr xmlns:wpc="http://schemas.microsoft.com/office/word/2010/wordprocessingCanvas" xmlns:cx="http://schemas.microsoft.com/office/drawing/2014/chartex" xmlns:cx1="http://schemas.microsoft.com/office/drawing/2015/9/8/chartex" xmlns:cx2="http://schemas.microsoft.com/office/drawing/2015/10/21/chartex" xmlns:cx3="http://schemas.microsoft.com/office/drawing/2016/5/9/chartex" xmlns:cx4="http://schemas.microsoft.com/office/drawing/2016/5/10/chartex" xmlns:cx5="http://schemas.microsoft.com/office/drawing/2016/5/11/chartex" xmlns:cx6="http://schemas.microsoft.com/office/drawing/2016/5/12/chartex" xmlns:cx7="http://schemas.microsoft.com/office/drawing/2016/5/13/chartex" xmlns:cx8="http://schemas.microsoft.com/office/drawing/2016/5/14/chartex" xmlns:mc="http://schemas.openxmlformats.org/markup-compatibility/2006" xmlns:aink="http://schemas.microsoft.com/office/drawing/2016/ink" xmlns:am3d="http://schemas.microsoft.com/office/drawing/2017/model3d" xmlns:o="urn:schemas-microsoft-com:office:office" xmlns:oel="http://schemas.microsoft.com/office/2019/extlst" xmlns:r="http://schemas.openxmlformats.org/officeDocument/2006/relationships" xmlns:m="http://schemas.openxmlformats.org/officeDocument/2006/math" xmlns:v="urn:schemas-microsoft-com:vml" xmlns:wp14="http://schemas.microsoft.com/office/word/2010/wordprocessingDrawing" xmlns:wp="http://schemas.openxmlformats.org/drawingml/2006/wordprocessingDrawing" xmlns:w10="urn:schemas-microsoft-com:office:word" xmlns:w="http://schemas.openxmlformats.org/wordprocessingml/2006/main" xmlns:w14="http://schemas.microsoft.com/office/word/2010/wordml" xmlns:w15="http://schemas.microsoft.com/office/word/2012/wordml" xmlns:w16cex="http://schemas.microsoft.com/office/word/2018/wordml/cex" xmlns:w16cid="http://schemas.microsoft.com/office/word/2016/wordml/cid" xmlns:w16="http://schemas.microsoft.com/office/word/2018/wordml" xmlns:w16sdtdh="http://schemas.microsoft.com/office/word/2020/wordml/sdtdatahash" xmlns:w16se="http://schemas.microsoft.com/office/word/2015/wordml/symex" xmlns:wpg="http://schemas.microsoft.com/office/word/2010/wordprocessingGroup" xmlns:wpi="http://schemas.microsoft.com/office/word/2010/wordprocessingInk" xmlns:wne="http://schemas.microsoft.com/office/word/2006/wordml" xmlns:wps="http://schemas.microsoft.com/office/word/2010/wordprocessingShape" mc:Ignorable="w14 w15 w16se w16cid w16 w16cex w16sdtdh wp14">
   <w:p>
     <w:pPr>
-      <w:pStyle w:val="a7"/>
+      <w:pStyle w:val="Footer"/>
       <w:framePr w:wrap="around" w:vAnchor="text" w:hAnchor="margin" w:xAlign="right" w:y="1"/>
       <w:rPr>
-        <w:rStyle w:val="ac"/>
+        <w:rStyle w:val="PageNumber"/>
       </w:rPr>
     </w:pPr>
     <w:r>
       <w:rPr>
-        <w:rStyle w:val="ac"/>
+        <w:rStyle w:val="PageNumber"/>
       </w:rPr>
       <w:fldChar w:fldCharType="begin"/>
     </w:r>
     <w:r>
       <w:rPr>
-        <w:rStyle w:val="ac"/>
+        <w:rStyle w:val="PageNumber"/>
       </w:rPr>
       <w:instrText xml:space="preserve">PAGE  </w:instrText>
     </w:r>
     <w:r>
       <w:rPr>
-        <w:rStyle w:val="ac"/>
+        <w:rStyle w:val="PageNumber"/>
       </w:rPr>
       <w:fldChar w:fldCharType="end"/>
     </w:r>
   </w:p>
   <w:p>
     <w:pPr>
-      <w:pStyle w:val="a7"/>
+      <w:pStyle w:val="Footer"/>
       <w:ind w:right="360"/>
     </w:pPr>
   </w:p>
@@ -12979,20 +12461,20 @@
 </file>
 
 <file path=word/footer2.xml><?xml version="1.0" encoding="utf-8"?>
-<w:ftr xmlns:wpc="http://schemas.microsoft.com/office/word/2010/wordprocessingCanvas" xmlns:cx="http://schemas.microsoft.com/office/drawing/2014/chartex" xmlns:cx1="http://schemas.microsoft.com/office/drawing/2015/9/8/chartex" xmlns:mc="http://schemas.openxmlformats.org/markup-compatibility/2006" xmlns:o="urn:schemas-microsoft-com:office:office" xmlns:r="http://schemas.openxmlformats.org/officeDocument/2006/relationships" xmlns:m="http://schemas.openxmlformats.org/officeDocument/2006/math" xmlns:v="urn:schemas-microsoft-com:vml" xmlns:wp14="http://schemas.microsoft.com/office/word/2010/wordprocessingDrawing" xmlns:wp="http://schemas.openxmlformats.org/drawingml/2006/wordprocessingDrawing" xmlns:w10="urn:schemas-microsoft-com:office:word" xmlns:w="http://schemas.openxmlformats.org/wordprocessingml/2006/main" xmlns:w14="http://schemas.microsoft.com/office/word/2010/wordml" xmlns:w15="http://schemas.microsoft.com/office/word/2012/wordml" xmlns:w16se="http://schemas.microsoft.com/office/word/2015/wordml/symex" xmlns:wpg="http://schemas.microsoft.com/office/word/2010/wordprocessingGroup" xmlns:wpi="http://schemas.microsoft.com/office/word/2010/wordprocessingInk" xmlns:wne="http://schemas.microsoft.com/office/word/2006/wordml" xmlns:wps="http://schemas.microsoft.com/office/word/2010/wordprocessingShape" mc:Ignorable="w14 w15 w16se wp14">
+<w:ftr xmlns:wpc="http://schemas.microsoft.com/office/word/2010/wordprocessingCanvas" xmlns:cx="http://schemas.microsoft.com/office/drawing/2014/chartex" xmlns:cx1="http://schemas.microsoft.com/office/drawing/2015/9/8/chartex" xmlns:cx2="http://schemas.microsoft.com/office/drawing/2015/10/21/chartex" xmlns:cx3="http://schemas.microsoft.com/office/drawing/2016/5/9/chartex" xmlns:cx4="http://schemas.microsoft.com/office/drawing/2016/5/10/chartex" xmlns:cx5="http://schemas.microsoft.com/office/drawing/2016/5/11/chartex" xmlns:cx6="http://schemas.microsoft.com/office/drawing/2016/5/12/chartex" xmlns:cx7="http://schemas.microsoft.com/office/drawing/2016/5/13/chartex" xmlns:cx8="http://schemas.microsoft.com/office/drawing/2016/5/14/chartex" xmlns:mc="http://schemas.openxmlformats.org/markup-compatibility/2006" xmlns:aink="http://schemas.microsoft.com/office/drawing/2016/ink" xmlns:am3d="http://schemas.microsoft.com/office/drawing/2017/model3d" xmlns:o="urn:schemas-microsoft-com:office:office" xmlns:oel="http://schemas.microsoft.com/office/2019/extlst" xmlns:r="http://schemas.openxmlformats.org/officeDocument/2006/relationships" xmlns:m="http://schemas.openxmlformats.org/officeDocument/2006/math" xmlns:v="urn:schemas-microsoft-com:vml" xmlns:wp14="http://schemas.microsoft.com/office/word/2010/wordprocessingDrawing" xmlns:wp="http://schemas.openxmlformats.org/drawingml/2006/wordprocessingDrawing" xmlns:w10="urn:schemas-microsoft-com:office:word" xmlns:w="http://schemas.openxmlformats.org/wordprocessingml/2006/main" xmlns:w14="http://schemas.microsoft.com/office/word/2010/wordml" xmlns:w15="http://schemas.microsoft.com/office/word/2012/wordml" xmlns:w16cex="http://schemas.microsoft.com/office/word/2018/wordml/cex" xmlns:w16cid="http://schemas.microsoft.com/office/word/2016/wordml/cid" xmlns:w16="http://schemas.microsoft.com/office/word/2018/wordml" xmlns:w16sdtdh="http://schemas.microsoft.com/office/word/2020/wordml/sdtdatahash" xmlns:w16se="http://schemas.microsoft.com/office/word/2015/wordml/symex" xmlns:wpg="http://schemas.microsoft.com/office/word/2010/wordprocessingGroup" xmlns:wpi="http://schemas.microsoft.com/office/word/2010/wordprocessingInk" xmlns:wne="http://schemas.microsoft.com/office/word/2006/wordml" xmlns:wps="http://schemas.microsoft.com/office/word/2010/wordprocessingShape" mc:Ignorable="w14 w15 w16se w16cid w16 w16cex w16sdtdh wp14">
   <w:p>
     <w:pPr>
-      <w:pStyle w:val="a7"/>
+      <w:pStyle w:val="Footer"/>
       <w:framePr w:wrap="around" w:vAnchor="text" w:hAnchor="margin" w:xAlign="right" w:y="1"/>
       <w:rPr>
-        <w:rStyle w:val="ac"/>
+        <w:rStyle w:val="PageNumber"/>
         <w:sz w:val="18"/>
         <w:szCs w:val="18"/>
       </w:rPr>
     </w:pPr>
     <w:r>
       <w:rPr>
-        <w:rStyle w:val="ac"/>
+        <w:rStyle w:val="PageNumber"/>
         <w:sz w:val="18"/>
         <w:szCs w:val="18"/>
       </w:rPr>
@@ -13000,7 +12482,7 @@
     </w:r>
     <w:r>
       <w:rPr>
-        <w:rStyle w:val="ac"/>
+        <w:rStyle w:val="PageNumber"/>
         <w:sz w:val="18"/>
         <w:szCs w:val="18"/>
       </w:rPr>
@@ -13008,7 +12490,7 @@
     </w:r>
     <w:r>
       <w:rPr>
-        <w:rStyle w:val="ac"/>
+        <w:rStyle w:val="PageNumber"/>
         <w:sz w:val="18"/>
         <w:szCs w:val="18"/>
       </w:rPr>
@@ -13016,7 +12498,7 @@
     </w:r>
     <w:r>
       <w:rPr>
-        <w:rStyle w:val="ac"/>
+        <w:rStyle w:val="PageNumber"/>
         <w:noProof/>
         <w:sz w:val="18"/>
         <w:szCs w:val="18"/>
@@ -13025,7 +12507,7 @@
     </w:r>
     <w:r>
       <w:rPr>
-        <w:rStyle w:val="ac"/>
+        <w:rStyle w:val="PageNumber"/>
         <w:sz w:val="18"/>
         <w:szCs w:val="18"/>
       </w:rPr>
@@ -13062,15 +12544,7 @@
               <w:szCs w:val="20"/>
               <w:lang w:val="uk-UA"/>
             </w:rPr>
-            <w:t xml:space="preserve">    </w:t>
-          </w:r>
-          <w:r>
-            <w:rPr>
-              <w:sz w:val="16"/>
-              <w:szCs w:val="20"/>
-              <w:lang w:val="uk-UA"/>
-            </w:rPr>
-            <w:t>ГО УААСП</w:t>
+            <w:t xml:space="preserve">    ГО УААСП</w:t>
           </w:r>
           <w:r>
             <w:rPr>
@@ -13099,14 +12573,7 @@
               <w:sz w:val="16"/>
               <w:szCs w:val="20"/>
             </w:rPr>
-            <w:t xml:space="preserve"> </w:t>
-          </w:r>
-          <w:r>
-            <w:rPr>
-              <w:sz w:val="16"/>
-              <w:szCs w:val="20"/>
-            </w:rPr>
-            <w:t>В.В. Харчишин</w:t>
+            <w:t xml:space="preserve"> В.В. Харчишин</w:t>
           </w:r>
           <w:r>
             <w:rPr>
@@ -13258,7 +12725,7 @@
   </w:tbl>
   <w:p>
     <w:pPr>
-      <w:pStyle w:val="a7"/>
+      <w:pStyle w:val="Footer"/>
       <w:rPr>
         <w:lang w:val="uk-UA"/>
       </w:rPr>
@@ -13268,7 +12735,7 @@
 </file>
 
 <file path=word/footnotes.xml><?xml version="1.0" encoding="utf-8"?>
-<w:footnotes xmlns:wpc="http://schemas.microsoft.com/office/word/2010/wordprocessingCanvas" xmlns:cx="http://schemas.microsoft.com/office/drawing/2014/chartex" xmlns:cx1="http://schemas.microsoft.com/office/drawing/2015/9/8/chartex" xmlns:mc="http://schemas.openxmlformats.org/markup-compatibility/2006" xmlns:o="urn:schemas-microsoft-com:office:office" xmlns:r="http://schemas.openxmlformats.org/officeDocument/2006/relationships" xmlns:m="http://schemas.openxmlformats.org/officeDocument/2006/math" xmlns:v="urn:schemas-microsoft-com:vml" xmlns:wp14="http://schemas.microsoft.com/office/word/2010/wordprocessingDrawing" xmlns:wp="http://schemas.openxmlformats.org/drawingml/2006/wordprocessingDrawing" xmlns:w10="urn:schemas-microsoft-com:office:word" xmlns:w="http://schemas.openxmlformats.org/wordprocessingml/2006/main" xmlns:w14="http://schemas.microsoft.com/office/word/2010/wordml" xmlns:w15="http://schemas.microsoft.com/office/word/2012/wordml" xmlns:w16se="http://schemas.microsoft.com/office/word/2015/wordml/symex" xmlns:wpg="http://schemas.microsoft.com/office/word/2010/wordprocessingGroup" xmlns:wpi="http://schemas.microsoft.com/office/word/2010/wordprocessingInk" xmlns:wne="http://schemas.microsoft.com/office/word/2006/wordml" xmlns:wps="http://schemas.microsoft.com/office/word/2010/wordprocessingShape" mc:Ignorable="w14 w15 w16se wp14">
+<w:footnotes xmlns:wpc="http://schemas.microsoft.com/office/word/2010/wordprocessingCanvas" xmlns:cx="http://schemas.microsoft.com/office/drawing/2014/chartex" xmlns:cx1="http://schemas.microsoft.com/office/drawing/2015/9/8/chartex" xmlns:cx2="http://schemas.microsoft.com/office/drawing/2015/10/21/chartex" xmlns:cx3="http://schemas.microsoft.com/office/drawing/2016/5/9/chartex" xmlns:cx4="http://schemas.microsoft.com/office/drawing/2016/5/10/chartex" xmlns:cx5="http://schemas.microsoft.com/office/drawing/2016/5/11/chartex" xmlns:cx6="http://schemas.microsoft.com/office/drawing/2016/5/12/chartex" xmlns:cx7="http://schemas.microsoft.com/office/drawing/2016/5/13/chartex" xmlns:cx8="http://schemas.microsoft.com/office/drawing/2016/5/14/chartex" xmlns:mc="http://schemas.openxmlformats.org/markup-compatibility/2006" xmlns:aink="http://schemas.microsoft.com/office/drawing/2016/ink" xmlns:am3d="http://schemas.microsoft.com/office/drawing/2017/model3d" xmlns:o="urn:schemas-microsoft-com:office:office" xmlns:oel="http://schemas.microsoft.com/office/2019/extlst" xmlns:r="http://schemas.openxmlformats.org/officeDocument/2006/relationships" xmlns:m="http://schemas.openxmlformats.org/officeDocument/2006/math" xmlns:v="urn:schemas-microsoft-com:vml" xmlns:wp14="http://schemas.microsoft.com/office/word/2010/wordprocessingDrawing" xmlns:wp="http://schemas.openxmlformats.org/drawingml/2006/wordprocessingDrawing" xmlns:w10="urn:schemas-microsoft-com:office:word" xmlns:w="http://schemas.openxmlformats.org/wordprocessingml/2006/main" xmlns:w14="http://schemas.microsoft.com/office/word/2010/wordml" xmlns:w15="http://schemas.microsoft.com/office/word/2012/wordml" xmlns:w16cex="http://schemas.microsoft.com/office/word/2018/wordml/cex" xmlns:w16cid="http://schemas.microsoft.com/office/word/2016/wordml/cid" xmlns:w16="http://schemas.microsoft.com/office/word/2018/wordml" xmlns:w16sdtdh="http://schemas.microsoft.com/office/word/2020/wordml/sdtdatahash" xmlns:w16se="http://schemas.microsoft.com/office/word/2015/wordml/symex" xmlns:wpg="http://schemas.microsoft.com/office/word/2010/wordprocessingGroup" xmlns:wpi="http://schemas.microsoft.com/office/word/2010/wordprocessingInk" xmlns:wne="http://schemas.microsoft.com/office/word/2006/wordml" xmlns:wps="http://schemas.microsoft.com/office/word/2010/wordprocessingShape" mc:Ignorable="w14 w15 w16se w16cid w16 w16cex w16sdtdh wp14">
   <w:footnote w:type="separator" w:id="-1">
     <w:p>
       <w:r>
@@ -13287,10 +12754,10 @@
 </file>
 
 <file path=word/header1.xml><?xml version="1.0" encoding="utf-8"?>
-<w:hdr xmlns:wpc="http://schemas.microsoft.com/office/word/2010/wordprocessingCanvas" xmlns:cx="http://schemas.microsoft.com/office/drawing/2014/chartex" xmlns:cx1="http://schemas.microsoft.com/office/drawing/2015/9/8/chartex" xmlns:mc="http://schemas.openxmlformats.org/markup-compatibility/2006" xmlns:o="urn:schemas-microsoft-com:office:office" xmlns:r="http://schemas.openxmlformats.org/officeDocument/2006/relationships" xmlns:m="http://schemas.openxmlformats.org/officeDocument/2006/math" xmlns:v="urn:schemas-microsoft-com:vml" xmlns:wp14="http://schemas.microsoft.com/office/word/2010/wordprocessingDrawing" xmlns:wp="http://schemas.openxmlformats.org/drawingml/2006/wordprocessingDrawing" xmlns:w10="urn:schemas-microsoft-com:office:word" xmlns:w="http://schemas.openxmlformats.org/wordprocessingml/2006/main" xmlns:w14="http://schemas.microsoft.com/office/word/2010/wordml" xmlns:w15="http://schemas.microsoft.com/office/word/2012/wordml" xmlns:w16se="http://schemas.microsoft.com/office/word/2015/wordml/symex" xmlns:wpg="http://schemas.microsoft.com/office/word/2010/wordprocessingGroup" xmlns:wpi="http://schemas.microsoft.com/office/word/2010/wordprocessingInk" xmlns:wne="http://schemas.microsoft.com/office/word/2006/wordml" xmlns:wps="http://schemas.microsoft.com/office/word/2010/wordprocessingShape" mc:Ignorable="w14 w15 w16se wp14">
+<w:hdr xmlns:wpc="http://schemas.microsoft.com/office/word/2010/wordprocessingCanvas" xmlns:cx="http://schemas.microsoft.com/office/drawing/2014/chartex" xmlns:cx1="http://schemas.microsoft.com/office/drawing/2015/9/8/chartex" xmlns:cx2="http://schemas.microsoft.com/office/drawing/2015/10/21/chartex" xmlns:cx3="http://schemas.microsoft.com/office/drawing/2016/5/9/chartex" xmlns:cx4="http://schemas.microsoft.com/office/drawing/2016/5/10/chartex" xmlns:cx5="http://schemas.microsoft.com/office/drawing/2016/5/11/chartex" xmlns:cx6="http://schemas.microsoft.com/office/drawing/2016/5/12/chartex" xmlns:cx7="http://schemas.microsoft.com/office/drawing/2016/5/13/chartex" xmlns:cx8="http://schemas.microsoft.com/office/drawing/2016/5/14/chartex" xmlns:mc="http://schemas.openxmlformats.org/markup-compatibility/2006" xmlns:aink="http://schemas.microsoft.com/office/drawing/2016/ink" xmlns:am3d="http://schemas.microsoft.com/office/drawing/2017/model3d" xmlns:o="urn:schemas-microsoft-com:office:office" xmlns:oel="http://schemas.microsoft.com/office/2019/extlst" xmlns:r="http://schemas.openxmlformats.org/officeDocument/2006/relationships" xmlns:m="http://schemas.openxmlformats.org/officeDocument/2006/math" xmlns:v="urn:schemas-microsoft-com:vml" xmlns:wp14="http://schemas.microsoft.com/office/word/2010/wordprocessingDrawing" xmlns:wp="http://schemas.openxmlformats.org/drawingml/2006/wordprocessingDrawing" xmlns:w10="urn:schemas-microsoft-com:office:word" xmlns:w="http://schemas.openxmlformats.org/wordprocessingml/2006/main" xmlns:w14="http://schemas.microsoft.com/office/word/2010/wordml" xmlns:w15="http://schemas.microsoft.com/office/word/2012/wordml" xmlns:w16cex="http://schemas.microsoft.com/office/word/2018/wordml/cex" xmlns:w16cid="http://schemas.microsoft.com/office/word/2016/wordml/cid" xmlns:w16="http://schemas.microsoft.com/office/word/2018/wordml" xmlns:w16sdtdh="http://schemas.microsoft.com/office/word/2020/wordml/sdtdatahash" xmlns:w16se="http://schemas.microsoft.com/office/word/2015/wordml/symex" xmlns:wpg="http://schemas.microsoft.com/office/word/2010/wordprocessingGroup" xmlns:wpi="http://schemas.microsoft.com/office/word/2010/wordprocessingInk" xmlns:wne="http://schemas.microsoft.com/office/word/2006/wordml" xmlns:wps="http://schemas.microsoft.com/office/word/2010/wordprocessingShape" mc:Ignorable="w14 w15 w16se w16cid w16 w16cex w16sdtdh wp14">
   <w:p>
     <w:pPr>
-      <w:pStyle w:val="a5"/>
+      <w:pStyle w:val="Header"/>
       <w:rPr>
         <w:b w:val="0"/>
         <w:bCs w:val="0"/>
@@ -13347,7 +12814,7 @@
 </file>
 
 <file path=word/numbering.xml><?xml version="1.0" encoding="utf-8"?>
-<w:numbering xmlns:wpc="http://schemas.microsoft.com/office/word/2010/wordprocessingCanvas" xmlns:cx="http://schemas.microsoft.com/office/drawing/2014/chartex" xmlns:cx1="http://schemas.microsoft.com/office/drawing/2015/9/8/chartex" xmlns:mc="http://schemas.openxmlformats.org/markup-compatibility/2006" xmlns:o="urn:schemas-microsoft-com:office:office" xmlns:r="http://schemas.openxmlformats.org/officeDocument/2006/relationships" xmlns:m="http://schemas.openxmlformats.org/officeDocument/2006/math" xmlns:v="urn:schemas-microsoft-com:vml" xmlns:wp14="http://schemas.microsoft.com/office/word/2010/wordprocessingDrawing" xmlns:wp="http://schemas.openxmlformats.org/drawingml/2006/wordprocessingDrawing" xmlns:w10="urn:schemas-microsoft-com:office:word" xmlns:w="http://schemas.openxmlformats.org/wordprocessingml/2006/main" xmlns:w14="http://schemas.microsoft.com/office/word/2010/wordml" xmlns:w15="http://schemas.microsoft.com/office/word/2012/wordml" xmlns:w16se="http://schemas.microsoft.com/office/word/2015/wordml/symex" xmlns:wpg="http://schemas.microsoft.com/office/word/2010/wordprocessingGroup" xmlns:wpi="http://schemas.microsoft.com/office/word/2010/wordprocessingInk" xmlns:wne="http://schemas.microsoft.com/office/word/2006/wordml" xmlns:wps="http://schemas.microsoft.com/office/word/2010/wordprocessingShape" mc:Ignorable="w14 w15 w16se wp14">
+<w:numbering xmlns:wpc="http://schemas.microsoft.com/office/word/2010/wordprocessingCanvas" xmlns:cx="http://schemas.microsoft.com/office/drawing/2014/chartex" xmlns:cx1="http://schemas.microsoft.com/office/drawing/2015/9/8/chartex" xmlns:cx2="http://schemas.microsoft.com/office/drawing/2015/10/21/chartex" xmlns:cx3="http://schemas.microsoft.com/office/drawing/2016/5/9/chartex" xmlns:cx4="http://schemas.microsoft.com/office/drawing/2016/5/10/chartex" xmlns:cx5="http://schemas.microsoft.com/office/drawing/2016/5/11/chartex" xmlns:cx6="http://schemas.microsoft.com/office/drawing/2016/5/12/chartex" xmlns:cx7="http://schemas.microsoft.com/office/drawing/2016/5/13/chartex" xmlns:cx8="http://schemas.microsoft.com/office/drawing/2016/5/14/chartex" xmlns:mc="http://schemas.openxmlformats.org/markup-compatibility/2006" xmlns:aink="http://schemas.microsoft.com/office/drawing/2016/ink" xmlns:am3d="http://schemas.microsoft.com/office/drawing/2017/model3d" xmlns:o="urn:schemas-microsoft-com:office:office" xmlns:oel="http://schemas.microsoft.com/office/2019/extlst" xmlns:r="http://schemas.openxmlformats.org/officeDocument/2006/relationships" xmlns:m="http://schemas.openxmlformats.org/officeDocument/2006/math" xmlns:v="urn:schemas-microsoft-com:vml" xmlns:wp14="http://schemas.microsoft.com/office/word/2010/wordprocessingDrawing" xmlns:wp="http://schemas.openxmlformats.org/drawingml/2006/wordprocessingDrawing" xmlns:w10="urn:schemas-microsoft-com:office:word" xmlns:w="http://schemas.openxmlformats.org/wordprocessingml/2006/main" xmlns:w14="http://schemas.microsoft.com/office/word/2010/wordml" xmlns:w15="http://schemas.microsoft.com/office/word/2012/wordml" xmlns:w16cex="http://schemas.microsoft.com/office/word/2018/wordml/cex" xmlns:w16cid="http://schemas.microsoft.com/office/word/2016/wordml/cid" xmlns:w16="http://schemas.microsoft.com/office/word/2018/wordml" xmlns:w16sdtdh="http://schemas.microsoft.com/office/word/2020/wordml/sdtdatahash" xmlns:w16se="http://schemas.microsoft.com/office/word/2015/wordml/symex" xmlns:wpg="http://schemas.microsoft.com/office/word/2010/wordprocessingGroup" xmlns:wpi="http://schemas.microsoft.com/office/word/2010/wordprocessingInk" xmlns:wne="http://schemas.microsoft.com/office/word/2006/wordml" xmlns:wps="http://schemas.microsoft.com/office/word/2010/wordprocessingShape" mc:Ignorable="w14 w15 w16se w16cid w16 w16cex w16sdtdh wp14">
   <w:abstractNum w:abstractNumId="0" w15:restartNumberingAfterBreak="0">
     <w:nsid w:val="577D2A56"/>
     <w:multiLevelType w:val="hybridMultilevel"/>
@@ -13687,20 +13154,20 @@
       </w:pPr>
     </w:lvl>
   </w:abstractNum>
-  <w:num w:numId="1">
+  <w:num w:numId="1" w16cid:durableId="1748383058">
     <w:abstractNumId w:val="2"/>
   </w:num>
-  <w:num w:numId="2">
+  <w:num w:numId="2" w16cid:durableId="1535969326">
     <w:abstractNumId w:val="1"/>
   </w:num>
-  <w:num w:numId="3">
+  <w:num w:numId="3" w16cid:durableId="296647416">
     <w:abstractNumId w:val="0"/>
   </w:num>
 </w:numbering>
 </file>
 
 <file path=word/styles.xml><?xml version="1.0" encoding="utf-8"?>
-<w:styles xmlns:mc="http://schemas.openxmlformats.org/markup-compatibility/2006" xmlns:r="http://schemas.openxmlformats.org/officeDocument/2006/relationships" xmlns:w="http://schemas.openxmlformats.org/wordprocessingml/2006/main" xmlns:w14="http://schemas.microsoft.com/office/word/2010/wordml" xmlns:w15="http://schemas.microsoft.com/office/word/2012/wordml" xmlns:w16se="http://schemas.microsoft.com/office/word/2015/wordml/symex" mc:Ignorable="w14 w15 w16se">
+<w:styles xmlns:mc="http://schemas.openxmlformats.org/markup-compatibility/2006" xmlns:r="http://schemas.openxmlformats.org/officeDocument/2006/relationships" xmlns:w="http://schemas.openxmlformats.org/wordprocessingml/2006/main" xmlns:w14="http://schemas.microsoft.com/office/word/2010/wordml" xmlns:w15="http://schemas.microsoft.com/office/word/2012/wordml" xmlns:w16cex="http://schemas.microsoft.com/office/word/2018/wordml/cex" xmlns:w16cid="http://schemas.microsoft.com/office/word/2016/wordml/cid" xmlns:w16="http://schemas.microsoft.com/office/word/2018/wordml" xmlns:w16sdtdh="http://schemas.microsoft.com/office/word/2020/wordml/sdtdatahash" xmlns:w16se="http://schemas.microsoft.com/office/word/2015/wordml/symex" mc:Ignorable="w14 w15 w16se w16cid w16 w16cex w16sdtdh">
   <w:docDefaults>
     <w:rPrDefault>
       <w:rPr>
@@ -13716,7 +13183,7 @@
       </w:pPr>
     </w:pPrDefault>
   </w:docDefaults>
-  <w:latentStyles w:defLockedState="0" w:defUIPriority="99" w:defSemiHidden="0" w:defUnhideWhenUsed="0" w:defQFormat="0" w:count="371">
+  <w:latentStyles w:defLockedState="0" w:defUIPriority="99" w:defSemiHidden="0" w:defUnhideWhenUsed="0" w:defQFormat="0" w:count="376">
     <w:lsdException w:name="Normal" w:uiPriority="0" w:qFormat="1"/>
     <w:lsdException w:name="heading 1" w:uiPriority="9" w:qFormat="1"/>
     <w:lsdException w:name="heading 2" w:semiHidden="1" w:uiPriority="9" w:unhideWhenUsed="1" w:qFormat="1"/>
@@ -13822,7 +13289,6 @@
     <w:lsdException w:name="HTML Sample" w:semiHidden="1" w:unhideWhenUsed="1"/>
     <w:lsdException w:name="HTML Typewriter" w:semiHidden="1" w:unhideWhenUsed="1"/>
     <w:lsdException w:name="HTML Variable" w:semiHidden="1" w:unhideWhenUsed="1"/>
-    <w:lsdException w:name="Normal Table" w:semiHidden="1" w:unhideWhenUsed="1"/>
     <w:lsdException w:name="annotation subject" w:semiHidden="1" w:unhideWhenUsed="1"/>
     <w:lsdException w:name="No List" w:semiHidden="1" w:unhideWhenUsed="1"/>
     <w:lsdException w:name="Outline List 1" w:semiHidden="1" w:unhideWhenUsed="1"/>
@@ -13865,11 +13331,8 @@
     <w:lsdException w:name="Table Contemporary" w:semiHidden="1" w:unhideWhenUsed="1"/>
     <w:lsdException w:name="Table Elegant" w:semiHidden="1" w:unhideWhenUsed="1"/>
     <w:lsdException w:name="Table Professional" w:semiHidden="1" w:unhideWhenUsed="1"/>
-    <w:lsdException w:name="Table Subtle 1" w:semiHidden="1" w:unhideWhenUsed="1"/>
     <w:lsdException w:name="Table Subtle 2" w:semiHidden="1" w:unhideWhenUsed="1"/>
     <w:lsdException w:name="Table Web 1" w:semiHidden="1" w:unhideWhenUsed="1"/>
-    <w:lsdException w:name="Table Web 2" w:semiHidden="1" w:unhideWhenUsed="1"/>
-    <w:lsdException w:name="Table Web 3" w:semiHidden="1" w:unhideWhenUsed="1"/>
     <w:lsdException w:name="Balloon Text" w:semiHidden="1" w:unhideWhenUsed="1"/>
     <w:lsdException w:name="Table Grid" w:uiPriority="59"/>
     <w:lsdException w:name="Table Theme" w:semiHidden="1" w:unhideWhenUsed="1"/>
@@ -14088,8 +13551,13 @@
     <w:lsdException w:name="List Table 5 Dark Accent 6" w:uiPriority="50"/>
     <w:lsdException w:name="List Table 6 Colorful Accent 6" w:uiPriority="51"/>
     <w:lsdException w:name="List Table 7 Colorful Accent 6" w:uiPriority="52"/>
+    <w:lsdException w:name="Mention" w:semiHidden="1" w:unhideWhenUsed="1"/>
+    <w:lsdException w:name="Smart Hyperlink" w:semiHidden="1" w:unhideWhenUsed="1"/>
+    <w:lsdException w:name="Hashtag" w:semiHidden="1" w:unhideWhenUsed="1"/>
+    <w:lsdException w:name="Unresolved Mention" w:semiHidden="1" w:unhideWhenUsed="1"/>
+    <w:lsdException w:name="Smart Link" w:semiHidden="1" w:unhideWhenUsed="1"/>
   </w:latentStyles>
-  <w:style w:type="paragraph" w:default="1" w:styleId="a">
+  <w:style w:type="paragraph" w:default="1" w:styleId="Normal">
     <w:name w:val="Normal"/>
     <w:qFormat/>
     <w:rsid w:val="0080461C"/>
@@ -14110,13 +13578,13 @@
       <w:lang w:val="ru-RU" w:eastAsia="ru-RU"/>
     </w:rPr>
   </w:style>
-  <w:style w:type="character" w:default="1" w:styleId="a0">
+  <w:style w:type="character" w:default="1" w:styleId="DefaultParagraphFont">
     <w:name w:val="Default Paragraph Font"/>
     <w:uiPriority w:val="1"/>
     <w:semiHidden/>
     <w:unhideWhenUsed/>
   </w:style>
-  <w:style w:type="table" w:default="1" w:styleId="a1">
+  <w:style w:type="table" w:default="1" w:styleId="TableNormal">
     <w:name w:val="Normal Table"/>
     <w:uiPriority w:val="99"/>
     <w:semiHidden/>
@@ -14131,17 +13599,17 @@
       </w:tblCellMar>
     </w:tblPr>
   </w:style>
-  <w:style w:type="numbering" w:default="1" w:styleId="a2">
+  <w:style w:type="numbering" w:default="1" w:styleId="NoList">
     <w:name w:val="No List"/>
     <w:uiPriority w:val="99"/>
     <w:semiHidden/>
     <w:unhideWhenUsed/>
   </w:style>
-  <w:style w:type="paragraph" w:styleId="a3">
+  <w:style w:type="paragraph" w:styleId="BodyText">
     <w:name w:val="Body Text"/>
     <w:aliases w:val=" Знак,Знак"/>
-    <w:basedOn w:val="a"/>
-    <w:link w:val="a4"/>
+    <w:basedOn w:val="Normal"/>
+    <w:link w:val="BodyTextChar"/>
     <w:rsid w:val="0080461C"/>
     <w:pPr>
       <w:ind w:right="-569"/>
@@ -14153,11 +13621,11 @@
       <w:lang w:val="uk-UA"/>
     </w:rPr>
   </w:style>
-  <w:style w:type="character" w:customStyle="1" w:styleId="a4">
-    <w:name w:val="Основной текст Знак"/>
-    <w:aliases w:val=" Знак Знак,Знак Знак"/>
-    <w:basedOn w:val="a0"/>
-    <w:link w:val="a3"/>
+  <w:style w:type="character" w:customStyle="1" w:styleId="BodyTextChar">
+    <w:name w:val="Body Text Char"/>
+    <w:aliases w:val=" Знак Char,Знак Char"/>
+    <w:basedOn w:val="DefaultParagraphFont"/>
+    <w:link w:val="BodyText"/>
     <w:rsid w:val="0080461C"/>
     <w:rPr>
       <w:rFonts w:ascii="Times New Roman" w:eastAsia="MS Mincho" w:hAnsi="Times New Roman" w:cs="Times New Roman"/>
@@ -14166,10 +13634,10 @@
       <w:lang w:eastAsia="ru-RU"/>
     </w:rPr>
   </w:style>
-  <w:style w:type="paragraph" w:styleId="2">
+  <w:style w:type="paragraph" w:styleId="BodyText2">
     <w:name w:val="Body Text 2"/>
-    <w:basedOn w:val="a"/>
-    <w:link w:val="20"/>
+    <w:basedOn w:val="Normal"/>
+    <w:link w:val="BodyText2Char"/>
     <w:rsid w:val="0080461C"/>
     <w:pPr>
       <w:ind w:firstLine="567"/>
@@ -14184,10 +13652,10 @@
       <w:lang w:val="uk-UA"/>
     </w:rPr>
   </w:style>
-  <w:style w:type="character" w:customStyle="1" w:styleId="20">
-    <w:name w:val="Основной текст 2 Знак"/>
-    <w:basedOn w:val="a0"/>
-    <w:link w:val="2"/>
+  <w:style w:type="character" w:customStyle="1" w:styleId="BodyText2Char">
+    <w:name w:val="Body Text 2 Char"/>
+    <w:basedOn w:val="DefaultParagraphFont"/>
+    <w:link w:val="BodyText2"/>
     <w:rsid w:val="0080461C"/>
     <w:rPr>
       <w:rFonts w:ascii="Times New Roman" w:eastAsia="MS Mincho" w:hAnsi="Times New Roman" w:cs="Times New Roman"/>
@@ -14197,10 +13665,10 @@
       <w:lang w:eastAsia="ru-RU"/>
     </w:rPr>
   </w:style>
-  <w:style w:type="paragraph" w:styleId="a5">
+  <w:style w:type="paragraph" w:styleId="Header">
     <w:name w:val="header"/>
-    <w:basedOn w:val="a"/>
-    <w:link w:val="a6"/>
+    <w:basedOn w:val="Normal"/>
+    <w:link w:val="HeaderChar"/>
     <w:rsid w:val="0080461C"/>
     <w:pPr>
       <w:tabs>
@@ -14209,10 +13677,10 @@
       </w:tabs>
     </w:pPr>
   </w:style>
-  <w:style w:type="character" w:customStyle="1" w:styleId="a6">
-    <w:name w:val="Верхний колонтитул Знак"/>
-    <w:basedOn w:val="a0"/>
-    <w:link w:val="a5"/>
+  <w:style w:type="character" w:customStyle="1" w:styleId="HeaderChar">
+    <w:name w:val="Header Char"/>
+    <w:basedOn w:val="DefaultParagraphFont"/>
+    <w:link w:val="Header"/>
     <w:rsid w:val="0080461C"/>
     <w:rPr>
       <w:rFonts w:ascii="Times New Roman" w:eastAsia="MS Mincho" w:hAnsi="Times New Roman" w:cs="Times New Roman"/>
@@ -14223,10 +13691,10 @@
       <w:lang w:val="ru-RU" w:eastAsia="ru-RU"/>
     </w:rPr>
   </w:style>
-  <w:style w:type="paragraph" w:styleId="a7">
+  <w:style w:type="paragraph" w:styleId="Footer">
     <w:name w:val="footer"/>
-    <w:basedOn w:val="a"/>
-    <w:link w:val="a8"/>
+    <w:basedOn w:val="Normal"/>
+    <w:link w:val="FooterChar"/>
     <w:rsid w:val="0080461C"/>
     <w:pPr>
       <w:tabs>
@@ -14235,10 +13703,10 @@
       </w:tabs>
     </w:pPr>
   </w:style>
-  <w:style w:type="character" w:customStyle="1" w:styleId="a8">
-    <w:name w:val="Нижний колонтитул Знак"/>
-    <w:basedOn w:val="a0"/>
-    <w:link w:val="a7"/>
+  <w:style w:type="character" w:customStyle="1" w:styleId="FooterChar">
+    <w:name w:val="Footer Char"/>
+    <w:basedOn w:val="DefaultParagraphFont"/>
+    <w:link w:val="Footer"/>
     <w:rsid w:val="0080461C"/>
     <w:rPr>
       <w:rFonts w:ascii="Times New Roman" w:eastAsia="MS Mincho" w:hAnsi="Times New Roman" w:cs="Times New Roman"/>
@@ -14249,10 +13717,10 @@
       <w:lang w:val="ru-RU" w:eastAsia="ru-RU"/>
     </w:rPr>
   </w:style>
-  <w:style w:type="paragraph" w:styleId="a9">
+  <w:style w:type="paragraph" w:styleId="Title">
     <w:name w:val="Title"/>
-    <w:basedOn w:val="a"/>
-    <w:link w:val="aa"/>
+    <w:basedOn w:val="Normal"/>
+    <w:link w:val="TitleChar"/>
     <w:qFormat/>
     <w:rsid w:val="0080461C"/>
     <w:pPr>
@@ -14267,10 +13735,10 @@
       <w:lang w:val="uk-UA"/>
     </w:rPr>
   </w:style>
-  <w:style w:type="character" w:customStyle="1" w:styleId="aa">
-    <w:name w:val="Заголовок Знак"/>
-    <w:basedOn w:val="a0"/>
-    <w:link w:val="a9"/>
+  <w:style w:type="character" w:customStyle="1" w:styleId="TitleChar">
+    <w:name w:val="Title Char"/>
+    <w:basedOn w:val="DefaultParagraphFont"/>
+    <w:link w:val="Title"/>
     <w:rsid w:val="0080461C"/>
     <w:rPr>
       <w:rFonts w:ascii="Times New Roman" w:eastAsia="MS Mincho" w:hAnsi="Times New Roman" w:cs="Times New Roman"/>
@@ -14281,20 +13749,20 @@
       <w:lang w:eastAsia="ru-RU"/>
     </w:rPr>
   </w:style>
-  <w:style w:type="paragraph" w:styleId="21">
+  <w:style w:type="paragraph" w:styleId="BodyTextIndent2">
     <w:name w:val="Body Text Indent 2"/>
-    <w:basedOn w:val="a"/>
-    <w:link w:val="22"/>
+    <w:basedOn w:val="Normal"/>
+    <w:link w:val="BodyTextIndent2Char"/>
     <w:rsid w:val="0080461C"/>
     <w:pPr>
       <w:spacing w:after="120" w:line="480" w:lineRule="auto"/>
       <w:ind w:left="283"/>
     </w:pPr>
   </w:style>
-  <w:style w:type="character" w:customStyle="1" w:styleId="22">
-    <w:name w:val="Основной текст с отступом 2 Знак"/>
-    <w:basedOn w:val="a0"/>
-    <w:link w:val="21"/>
+  <w:style w:type="character" w:customStyle="1" w:styleId="BodyTextIndent2Char">
+    <w:name w:val="Body Text Indent 2 Char"/>
+    <w:basedOn w:val="DefaultParagraphFont"/>
+    <w:link w:val="BodyTextIndent2"/>
     <w:rsid w:val="0080461C"/>
     <w:rPr>
       <w:rFonts w:ascii="Times New Roman" w:eastAsia="MS Mincho" w:hAnsi="Times New Roman" w:cs="Times New Roman"/>
@@ -14305,34 +13773,34 @@
       <w:lang w:val="ru-RU" w:eastAsia="ru-RU"/>
     </w:rPr>
   </w:style>
-  <w:style w:type="character" w:styleId="ab">
+  <w:style w:type="character" w:styleId="Hyperlink">
     <w:name w:val="Hyperlink"/>
-    <w:basedOn w:val="a0"/>
+    <w:basedOn w:val="DefaultParagraphFont"/>
     <w:rsid w:val="0080461C"/>
     <w:rPr>
       <w:color w:val="0000FF"/>
       <w:u w:val="single"/>
     </w:rPr>
   </w:style>
-  <w:style w:type="character" w:styleId="ac">
+  <w:style w:type="character" w:styleId="PageNumber">
     <w:name w:val="page number"/>
-    <w:basedOn w:val="a0"/>
+    <w:basedOn w:val="DefaultParagraphFont"/>
     <w:rsid w:val="0080461C"/>
   </w:style>
   <w:style w:type="character" w:customStyle="1" w:styleId="rvts9">
     <w:name w:val="rvts9"/>
-    <w:basedOn w:val="a0"/>
+    <w:basedOn w:val="DefaultParagraphFont"/>
     <w:rsid w:val="0080461C"/>
   </w:style>
   <w:style w:type="character" w:customStyle="1" w:styleId="rvts23">
     <w:name w:val="rvts23"/>
-    <w:basedOn w:val="a0"/>
+    <w:basedOn w:val="DefaultParagraphFont"/>
     <w:rsid w:val="0080461C"/>
   </w:style>
-  <w:style w:type="paragraph" w:styleId="HTML">
+  <w:style w:type="paragraph" w:styleId="HTMLPreformatted">
     <w:name w:val="HTML Preformatted"/>
-    <w:basedOn w:val="a"/>
-    <w:link w:val="HTML0"/>
+    <w:basedOn w:val="Normal"/>
+    <w:link w:val="HTMLPreformattedChar"/>
     <w:uiPriority w:val="99"/>
     <w:unhideWhenUsed/>
     <w:rsid w:val="0080461C"/>
@@ -14370,10 +13838,10 @@
       <w:lang w:val="uk-UA" w:eastAsia="uk-UA"/>
     </w:rPr>
   </w:style>
-  <w:style w:type="character" w:customStyle="1" w:styleId="HTML0">
-    <w:name w:val="Стандартный HTML Знак"/>
-    <w:basedOn w:val="a0"/>
-    <w:link w:val="HTML"/>
+  <w:style w:type="character" w:customStyle="1" w:styleId="HTMLPreformattedChar">
+    <w:name w:val="HTML Preformatted Char"/>
+    <w:basedOn w:val="DefaultParagraphFont"/>
+    <w:link w:val="HTMLPreformatted"/>
     <w:uiPriority w:val="99"/>
     <w:rsid w:val="0080461C"/>
     <w:rPr>
@@ -14383,9 +13851,9 @@
       <w:lang w:eastAsia="uk-UA"/>
     </w:rPr>
   </w:style>
-  <w:style w:type="paragraph" w:styleId="ad">
+  <w:style w:type="paragraph" w:styleId="NormalWeb">
     <w:name w:val="Normal (Web)"/>
-    <w:basedOn w:val="a"/>
+    <w:basedOn w:val="Normal"/>
     <w:uiPriority w:val="99"/>
     <w:semiHidden/>
     <w:unhideWhenUsed/>
@@ -14404,12 +13872,11 @@
       <w:bCs w:val="0"/>
       <w:sz w:val="24"/>
       <w:szCs w:val="24"/>
-      <w:lang/>
     </w:rPr>
   </w:style>
-  <w:style w:type="character" w:styleId="ae">
+  <w:style w:type="character" w:styleId="PlaceholderText">
     <w:name w:val="Placeholder Text"/>
-    <w:basedOn w:val="a0"/>
+    <w:basedOn w:val="DefaultParagraphFont"/>
     <w:uiPriority w:val="99"/>
     <w:semiHidden/>
     <w:rsid w:val="0015301B"/>
@@ -14417,9 +13884,9 @@
       <w:color w:val="808080"/>
     </w:rPr>
   </w:style>
-  <w:style w:type="table" w:styleId="af">
+  <w:style w:type="table" w:styleId="TableGrid">
     <w:name w:val="Table Grid"/>
-    <w:basedOn w:val="a1"/>
+    <w:basedOn w:val="TableNormal"/>
     <w:uiPriority w:val="59"/>
     <w:rsid w:val="007A09CE"/>
     <w:pPr>
@@ -14431,7 +13898,6 @@
       <w:rFonts w:ascii="Times New Roman" w:eastAsia="Times New Roman" w:hAnsi="Times New Roman" w:cs="Times New Roman"/>
       <w:sz w:val="20"/>
       <w:szCs w:val="20"/>
-      <w:lang/>
     </w:rPr>
     <w:tblPr>
       <w:tblBorders>
@@ -14446,14 +13912,14 @@
   </w:style>
   <w:style w:type="character" w:customStyle="1" w:styleId="rvts0">
     <w:name w:val="rvts0"/>
-    <w:basedOn w:val="a0"/>
+    <w:basedOn w:val="DefaultParagraphFont"/>
     <w:rsid w:val="00A15B90"/>
   </w:style>
 </w:styles>
 </file>
 
 <file path=word/glossary/document.xml><?xml version="1.0" encoding="utf-8"?>
-<w:glossaryDocument xmlns:wpc="http://schemas.microsoft.com/office/word/2010/wordprocessingCanvas" xmlns:cx="http://schemas.microsoft.com/office/drawing/2014/chartex" xmlns:cx1="http://schemas.microsoft.com/office/drawing/2015/9/8/chartex" xmlns:mc="http://schemas.openxmlformats.org/markup-compatibility/2006" xmlns:o="urn:schemas-microsoft-com:office:office" xmlns:r="http://schemas.openxmlformats.org/officeDocument/2006/relationships" xmlns:m="http://schemas.openxmlformats.org/officeDocument/2006/math" xmlns:v="urn:schemas-microsoft-com:vml" xmlns:wp14="http://schemas.microsoft.com/office/word/2010/wordprocessingDrawing" xmlns:wp="http://schemas.openxmlformats.org/drawingml/2006/wordprocessingDrawing" xmlns:w10="urn:schemas-microsoft-com:office:word" xmlns:w="http://schemas.openxmlformats.org/wordprocessingml/2006/main" xmlns:w14="http://schemas.microsoft.com/office/word/2010/wordml" xmlns:w15="http://schemas.microsoft.com/office/word/2012/wordml" xmlns:w16se="http://schemas.microsoft.com/office/word/2015/wordml/symex" xmlns:wpg="http://schemas.microsoft.com/office/word/2010/wordprocessingGroup" xmlns:wpi="http://schemas.microsoft.com/office/word/2010/wordprocessingInk" xmlns:wne="http://schemas.microsoft.com/office/word/2006/wordml" xmlns:wps="http://schemas.microsoft.com/office/word/2010/wordprocessingShape" mc:Ignorable="w14 w15 w16se wp14">
+<w:glossaryDocument xmlns:wpc="http://schemas.microsoft.com/office/word/2010/wordprocessingCanvas" xmlns:cx="http://schemas.microsoft.com/office/drawing/2014/chartex" xmlns:cx1="http://schemas.microsoft.com/office/drawing/2015/9/8/chartex" xmlns:cx2="http://schemas.microsoft.com/office/drawing/2015/10/21/chartex" xmlns:cx3="http://schemas.microsoft.com/office/drawing/2016/5/9/chartex" xmlns:cx4="http://schemas.microsoft.com/office/drawing/2016/5/10/chartex" xmlns:cx5="http://schemas.microsoft.com/office/drawing/2016/5/11/chartex" xmlns:cx6="http://schemas.microsoft.com/office/drawing/2016/5/12/chartex" xmlns:cx7="http://schemas.microsoft.com/office/drawing/2016/5/13/chartex" xmlns:cx8="http://schemas.microsoft.com/office/drawing/2016/5/14/chartex" xmlns:mc="http://schemas.openxmlformats.org/markup-compatibility/2006" xmlns:aink="http://schemas.microsoft.com/office/drawing/2016/ink" xmlns:am3d="http://schemas.microsoft.com/office/drawing/2017/model3d" xmlns:o="urn:schemas-microsoft-com:office:office" xmlns:oel="http://schemas.microsoft.com/office/2019/extlst" xmlns:r="http://schemas.openxmlformats.org/officeDocument/2006/relationships" xmlns:m="http://schemas.openxmlformats.org/officeDocument/2006/math" xmlns:v="urn:schemas-microsoft-com:vml" xmlns:wp14="http://schemas.microsoft.com/office/word/2010/wordprocessingDrawing" xmlns:wp="http://schemas.openxmlformats.org/drawingml/2006/wordprocessingDrawing" xmlns:w10="urn:schemas-microsoft-com:office:word" xmlns:w="http://schemas.openxmlformats.org/wordprocessingml/2006/main" xmlns:w14="http://schemas.microsoft.com/office/word/2010/wordml" xmlns:w15="http://schemas.microsoft.com/office/word/2012/wordml" xmlns:w16cex="http://schemas.microsoft.com/office/word/2018/wordml/cex" xmlns:w16cid="http://schemas.microsoft.com/office/word/2016/wordml/cid" xmlns:w16="http://schemas.microsoft.com/office/word/2018/wordml" xmlns:w16sdtdh="http://schemas.microsoft.com/office/word/2020/wordml/sdtdatahash" xmlns:w16se="http://schemas.microsoft.com/office/word/2015/wordml/symex" xmlns:wpg="http://schemas.microsoft.com/office/word/2010/wordprocessingGroup" xmlns:wpi="http://schemas.microsoft.com/office/word/2010/wordprocessingInk" xmlns:wne="http://schemas.microsoft.com/office/word/2006/wordml" xmlns:wps="http://schemas.microsoft.com/office/word/2010/wordprocessingShape" mc:Ignorable="w14 w15 w16se w16cid w16 w16cex w16sdtdh wp14">
   <w:docParts>
     <w:docPart>
       <w:docPartPr>
@@ -14477,7 +13943,7 @@
           </w:pPr>
           <w:r>
             <w:rPr>
-              <w:rStyle w:val="a3"/>
+              <w:rStyle w:val="PlaceholderText"/>
             </w:rPr>
             <w:t>Место для ввода текста.</w:t>
           </w:r>
@@ -14506,7 +13972,7 @@
           </w:pPr>
           <w:r>
             <w:rPr>
-              <w:rStyle w:val="a3"/>
+              <w:rStyle w:val="PlaceholderText"/>
               <w:lang w:val="uk-UA"/>
             </w:rPr>
             <w:t>Место для ввода текста.</w:t>
@@ -14536,7 +14002,7 @@
           </w:pPr>
           <w:r>
             <w:rPr>
-              <w:rStyle w:val="a3"/>
+              <w:rStyle w:val="PlaceholderText"/>
               <w:lang w:val="uk-UA"/>
             </w:rPr>
             <w:t>Место для ввода текста.</w:t>
@@ -14566,7 +14032,7 @@
           </w:pPr>
           <w:r>
             <w:rPr>
-              <w:rStyle w:val="a3"/>
+              <w:rStyle w:val="PlaceholderText"/>
               <w:lang w:val="uk-UA"/>
             </w:rPr>
             <w:t>Место для ввода текста.</w:t>
@@ -14596,7 +14062,7 @@
           </w:pPr>
           <w:r>
             <w:rPr>
-              <w:rStyle w:val="a3"/>
+              <w:rStyle w:val="PlaceholderText"/>
               <w:rFonts w:eastAsia="Calibri"/>
               <w:b/>
               <w:lang w:val="uk-UA"/>
@@ -14628,7 +14094,7 @@
           </w:pPr>
           <w:r>
             <w:rPr>
-              <w:rStyle w:val="a3"/>
+              <w:rStyle w:val="PlaceholderText"/>
               <w:rFonts w:eastAsia="Calibri"/>
               <w:b/>
               <w:lang w:val="uk-UA"/>
@@ -14660,7 +14126,7 @@
           </w:pPr>
           <w:r>
             <w:rPr>
-              <w:rStyle w:val="a3"/>
+              <w:rStyle w:val="PlaceholderText"/>
               <w:lang w:val="uk-UA"/>
             </w:rPr>
             <w:t>Место для ввода текста.</w:t>
@@ -14690,7 +14156,7 @@
           </w:pPr>
           <w:r>
             <w:rPr>
-              <w:rStyle w:val="a3"/>
+              <w:rStyle w:val="PlaceholderText"/>
               <w:lang w:val="uk-UA"/>
             </w:rPr>
             <w:t>Место для ввода текста.</w:t>
@@ -14720,7 +14186,7 @@
           </w:pPr>
           <w:r>
             <w:rPr>
-              <w:rStyle w:val="a3"/>
+              <w:rStyle w:val="PlaceholderText"/>
               <w:lang w:val="uk-UA"/>
             </w:rPr>
             <w:t>Место для ввода текста.</w:t>
@@ -14750,7 +14216,7 @@
           </w:pPr>
           <w:r>
             <w:rPr>
-              <w:rStyle w:val="a3"/>
+              <w:rStyle w:val="PlaceholderText"/>
               <w:lang w:val="uk-UA"/>
             </w:rPr>
             <w:t>Место для ввода текста.</w:t>
@@ -14780,7 +14246,7 @@
           </w:pPr>
           <w:r>
             <w:rPr>
-              <w:rStyle w:val="a3"/>
+              <w:rStyle w:val="PlaceholderText"/>
               <w:lang w:val="uk-UA"/>
             </w:rPr>
             <w:t>Место для ввода текста.</w:t>
@@ -14810,7 +14276,7 @@
           </w:pPr>
           <w:r>
             <w:rPr>
-              <w:rStyle w:val="a3"/>
+              <w:rStyle w:val="PlaceholderText"/>
               <w:lang w:val="uk-UA"/>
             </w:rPr>
             <w:t>Место для ввода текста.</w:t>
@@ -14840,7 +14306,7 @@
           </w:pPr>
           <w:r>
             <w:rPr>
-              <w:rStyle w:val="a3"/>
+              <w:rStyle w:val="PlaceholderText"/>
             </w:rPr>
             <w:t>Место для ввода текста.</w:t>
           </w:r>
@@ -14869,7 +14335,7 @@
           </w:pPr>
           <w:r>
             <w:rPr>
-              <w:rStyle w:val="a3"/>
+              <w:rStyle w:val="PlaceholderText"/>
             </w:rPr>
             <w:t>Место для ввода текста.</w:t>
           </w:r>
@@ -14898,7 +14364,7 @@
           </w:pPr>
           <w:r>
             <w:rPr>
-              <w:rStyle w:val="a3"/>
+              <w:rStyle w:val="PlaceholderText"/>
             </w:rPr>
             <w:t>Место для ввода текста.</w:t>
           </w:r>
@@ -14927,7 +14393,7 @@
           </w:pPr>
           <w:r>
             <w:rPr>
-              <w:rStyle w:val="a3"/>
+              <w:rStyle w:val="PlaceholderText"/>
             </w:rPr>
             <w:t>Место для ввода текста.</w:t>
           </w:r>
@@ -14956,7 +14422,7 @@
           </w:pPr>
           <w:r>
             <w:rPr>
-              <w:rStyle w:val="a3"/>
+              <w:rStyle w:val="PlaceholderText"/>
             </w:rPr>
             <w:t>Место для ввода текста.</w:t>
           </w:r>
@@ -14985,7 +14451,7 @@
           </w:pPr>
           <w:r>
             <w:rPr>
-              <w:rStyle w:val="a3"/>
+              <w:rStyle w:val="PlaceholderText"/>
             </w:rPr>
             <w:t>Место для ввода текста.</w:t>
           </w:r>
@@ -15014,7 +14480,7 @@
           </w:pPr>
           <w:r>
             <w:rPr>
-              <w:rStyle w:val="a3"/>
+              <w:rStyle w:val="PlaceholderText"/>
             </w:rPr>
             <w:t>Место для ввода текста.</w:t>
           </w:r>
@@ -15043,7 +14509,7 @@
           </w:pPr>
           <w:r>
             <w:rPr>
-              <w:rStyle w:val="a3"/>
+              <w:rStyle w:val="PlaceholderText"/>
             </w:rPr>
             <w:t>Место для ввода текста.</w:t>
           </w:r>
@@ -15072,7 +14538,7 @@
           </w:pPr>
           <w:r>
             <w:rPr>
-              <w:rStyle w:val="a3"/>
+              <w:rStyle w:val="PlaceholderText"/>
             </w:rPr>
             <w:t>Место для ввода текста.</w:t>
           </w:r>
@@ -15101,7 +14567,7 @@
           </w:pPr>
           <w:r>
             <w:rPr>
-              <w:rStyle w:val="a3"/>
+              <w:rStyle w:val="PlaceholderText"/>
             </w:rPr>
             <w:t>Место для ввода текста.</w:t>
           </w:r>
@@ -15130,7 +14596,7 @@
           </w:pPr>
           <w:r>
             <w:rPr>
-              <w:rStyle w:val="a3"/>
+              <w:rStyle w:val="PlaceholderText"/>
             </w:rPr>
             <w:t>Место для ввода текста.</w:t>
           </w:r>
@@ -15159,7 +14625,7 @@
           </w:pPr>
           <w:r>
             <w:rPr>
-              <w:rStyle w:val="a3"/>
+              <w:rStyle w:val="PlaceholderText"/>
             </w:rPr>
             <w:t>Место для ввода текста.</w:t>
           </w:r>
@@ -15188,7 +14654,7 @@
           </w:pPr>
           <w:r>
             <w:rPr>
-              <w:rStyle w:val="a3"/>
+              <w:rStyle w:val="PlaceholderText"/>
             </w:rPr>
             <w:t>Место для ввода текста.</w:t>
           </w:r>
@@ -15217,7 +14683,7 @@
           </w:pPr>
           <w:r>
             <w:rPr>
-              <w:rStyle w:val="a3"/>
+              <w:rStyle w:val="PlaceholderText"/>
             </w:rPr>
             <w:t>Место для ввода текста.</w:t>
           </w:r>
@@ -15246,7 +14712,7 @@
           </w:pPr>
           <w:r>
             <w:rPr>
-              <w:rStyle w:val="a3"/>
+              <w:rStyle w:val="PlaceholderText"/>
               <w:lang w:val="uk-UA"/>
             </w:rPr>
             <w:t>Место для ввода текста.</w:t>
@@ -15276,7 +14742,7 @@
           </w:pPr>
           <w:r>
             <w:rPr>
-              <w:rStyle w:val="a3"/>
+              <w:rStyle w:val="PlaceholderText"/>
               <w:lang w:val="uk-UA"/>
             </w:rPr>
             <w:t>Место для ввода текста.</w:t>
@@ -15303,7 +14769,7 @@
         <w:p>
           <w:r>
             <w:rPr>
-              <w:rStyle w:val="a3"/>
+              <w:rStyle w:val="PlaceholderText"/>
             </w:rPr>
             <w:t>Выберите стандартный блок.</w:t>
           </w:r>
@@ -15332,7 +14798,7 @@
           </w:pPr>
           <w:r>
             <w:rPr>
-              <w:rStyle w:val="a3"/>
+              <w:rStyle w:val="PlaceholderText"/>
             </w:rPr>
             <w:t>Место для ввода текста.</w:t>
           </w:r>
@@ -15344,23 +14810,23 @@
 </file>
 
 <file path=word/glossary/fontTable.xml><?xml version="1.0" encoding="utf-8"?>
-<w:fonts xmlns:mc="http://schemas.openxmlformats.org/markup-compatibility/2006" xmlns:r="http://schemas.openxmlformats.org/officeDocument/2006/relationships" xmlns:w="http://schemas.openxmlformats.org/wordprocessingml/2006/main" xmlns:w14="http://schemas.microsoft.com/office/word/2010/wordml" xmlns:w15="http://schemas.microsoft.com/office/word/2012/wordml" xmlns:w16se="http://schemas.microsoft.com/office/word/2015/wordml/symex" mc:Ignorable="w14 w15 w16se">
+<w:fonts xmlns:mc="http://schemas.openxmlformats.org/markup-compatibility/2006" xmlns:r="http://schemas.openxmlformats.org/officeDocument/2006/relationships" xmlns:w="http://schemas.openxmlformats.org/wordprocessingml/2006/main" xmlns:w14="http://schemas.microsoft.com/office/word/2010/wordml" xmlns:w15="http://schemas.microsoft.com/office/word/2012/wordml" xmlns:w16cex="http://schemas.microsoft.com/office/word/2018/wordml/cex" xmlns:w16cid="http://schemas.microsoft.com/office/word/2016/wordml/cid" xmlns:w16="http://schemas.microsoft.com/office/word/2018/wordml" xmlns:w16sdtdh="http://schemas.microsoft.com/office/word/2020/wordml/sdtdatahash" xmlns:w16se="http://schemas.microsoft.com/office/word/2015/wordml/symex" mc:Ignorable="w14 w15 w16se w16cid w16 w16cex w16sdtdh">
   <w:font w:name="Calibri">
     <w:panose1 w:val="020F0502020204030204"/>
-    <w:charset w:val="CC"/>
+    <w:charset w:val="00"/>
     <w:family w:val="swiss"/>
     <w:pitch w:val="variable"/>
     <w:sig w:usb0="E4002EFF" w:usb1="C000247B" w:usb2="00000009" w:usb3="00000000" w:csb0="000001FF" w:csb1="00000000"/>
   </w:font>
   <w:font w:name="Times New Roman">
     <w:panose1 w:val="02020603050405020304"/>
-    <w:charset w:val="CC"/>
+    <w:charset w:val="00"/>
     <w:family w:val="roman"/>
     <w:pitch w:val="variable"/>
     <w:sig w:usb0="E0002EFF" w:usb1="C000785B" w:usb2="00000009" w:usb3="00000000" w:csb0="000001FF" w:csb1="00000000"/>
   </w:font>
   <w:font w:name="MS Mincho">
-    <w:altName w:val="Yu Gothic UI"/>
+    <w:altName w:val="ＭＳ 明朝"/>
     <w:panose1 w:val="02020609040205080304"/>
     <w:charset w:val="80"/>
     <w:family w:val="modern"/>
@@ -15369,14 +14835,13 @@
   </w:font>
   <w:font w:name="Courier New">
     <w:panose1 w:val="02070309020205020404"/>
-    <w:charset w:val="CC"/>
+    <w:charset w:val="00"/>
     <w:family w:val="modern"/>
     <w:pitch w:val="fixed"/>
     <w:sig w:usb0="E0002EFF" w:usb1="C0007843" w:usb2="00000009" w:usb3="00000000" w:csb0="000001FF" w:csb1="00000000"/>
   </w:font>
   <w:font w:name="Times New Roman CYR">
-    <w:panose1 w:val="02020603050405020304"/>
-    <w:charset w:val="CC"/>
+    <w:charset w:val="00"/>
     <w:family w:val="roman"/>
     <w:pitch w:val="variable"/>
     <w:sig w:usb0="E0002EFF" w:usb1="C000785B" w:usb2="00000009" w:usb3="00000000" w:csb0="000001FF" w:csb1="00000000"/>
@@ -15391,28 +14856,28 @@
   </w:font>
   <w:font w:name="Arial Narrow">
     <w:panose1 w:val="020B0606020202030204"/>
-    <w:charset w:val="CC"/>
+    <w:charset w:val="00"/>
     <w:family w:val="swiss"/>
     <w:pitch w:val="variable"/>
     <w:sig w:usb0="00000287" w:usb1="00000800" w:usb2="00000000" w:usb3="00000000" w:csb0="0000009F" w:csb1="00000000"/>
   </w:font>
   <w:font w:name="Arial">
     <w:panose1 w:val="020B0604020202020204"/>
-    <w:charset w:val="CC"/>
+    <w:charset w:val="00"/>
     <w:family w:val="swiss"/>
     <w:pitch w:val="variable"/>
     <w:sig w:usb0="E0002EFF" w:usb1="C000785B" w:usb2="00000009" w:usb3="00000000" w:csb0="000001FF" w:csb1="00000000"/>
   </w:font>
   <w:font w:name="Cambria">
     <w:panose1 w:val="02040503050406030204"/>
-    <w:charset w:val="CC"/>
+    <w:charset w:val="00"/>
     <w:family w:val="roman"/>
     <w:pitch w:val="variable"/>
     <w:sig w:usb0="E00006FF" w:usb1="420024FF" w:usb2="02000000" w:usb3="00000000" w:csb0="0000019F" w:csb1="00000000"/>
   </w:font>
   <w:font w:name="Calibri Light">
     <w:panose1 w:val="020F0302020204030204"/>
-    <w:charset w:val="CC"/>
+    <w:charset w:val="00"/>
     <w:family w:val="swiss"/>
     <w:pitch w:val="variable"/>
     <w:sig w:usb0="E4002EFF" w:usb1="C000247B" w:usb2="00000009" w:usb3="00000000" w:csb0="000001FF" w:csb1="00000000"/>
@@ -15421,7 +14886,7 @@
 </file>
 
 <file path=word/glossary/settings.xml><?xml version="1.0" encoding="utf-8"?>
-<w:settings xmlns:mc="http://schemas.openxmlformats.org/markup-compatibility/2006" xmlns:o="urn:schemas-microsoft-com:office:office" xmlns:r="http://schemas.openxmlformats.org/officeDocument/2006/relationships" xmlns:m="http://schemas.openxmlformats.org/officeDocument/2006/math" xmlns:v="urn:schemas-microsoft-com:vml" xmlns:w10="urn:schemas-microsoft-com:office:word" xmlns:w="http://schemas.openxmlformats.org/wordprocessingml/2006/main" xmlns:w14="http://schemas.microsoft.com/office/word/2010/wordml" xmlns:w15="http://schemas.microsoft.com/office/word/2012/wordml" xmlns:w16se="http://schemas.microsoft.com/office/word/2015/wordml/symex" xmlns:sl="http://schemas.openxmlformats.org/schemaLibrary/2006/main" mc:Ignorable="w14 w15 w16se">
+<w:settings xmlns:mc="http://schemas.openxmlformats.org/markup-compatibility/2006" xmlns:o="urn:schemas-microsoft-com:office:office" xmlns:r="http://schemas.openxmlformats.org/officeDocument/2006/relationships" xmlns:m="http://schemas.openxmlformats.org/officeDocument/2006/math" xmlns:v="urn:schemas-microsoft-com:vml" xmlns:w10="urn:schemas-microsoft-com:office:word" xmlns:w="http://schemas.openxmlformats.org/wordprocessingml/2006/main" xmlns:w14="http://schemas.microsoft.com/office/word/2010/wordml" xmlns:w15="http://schemas.microsoft.com/office/word/2012/wordml" xmlns:w16cex="http://schemas.microsoft.com/office/word/2018/wordml/cex" xmlns:w16cid="http://schemas.microsoft.com/office/word/2016/wordml/cid" xmlns:w16="http://schemas.microsoft.com/office/word/2018/wordml" xmlns:w16sdtdh="http://schemas.microsoft.com/office/word/2020/wordml/sdtdatahash" xmlns:w16se="http://schemas.microsoft.com/office/word/2015/wordml/symex" xmlns:sl="http://schemas.openxmlformats.org/schemaLibrary/2006/main" mc:Ignorable="w14 w15 w16se w16cid w16 w16cex w16sdtdh">
   <w:view w:val="normal"/>
   <w:defaultTabStop w:val="720"/>
   <w:hyphenationZone w:val="425"/>
@@ -15433,9 +14898,11 @@
     <w:compatSetting w:name="enableOpenTypeFeatures" w:uri="http://schemas.microsoft.com/office/word" w:val="1"/>
     <w:compatSetting w:name="doNotFlipMirrorIndents" w:uri="http://schemas.microsoft.com/office/word" w:val="1"/>
     <w:compatSetting w:name="differentiateMultirowTableHeaders" w:uri="http://schemas.microsoft.com/office/word" w:val="1"/>
+    <w:compatSetting w:name="useWord2013TrackBottomHyphenation" w:uri="http://schemas.microsoft.com/office/word" w:val="1"/>
   </w:compat>
   <w:rsids>
     <w:rsidRoot w:val="00350064"/>
+    <w:rsid w:val="000B4420"/>
     <w:rsid w:val="000D2721"/>
     <w:rsid w:val="00101B69"/>
     <w:rsid w:val="001C0CFC"/>
@@ -15449,6 +14916,7 @@
     <w:rsid w:val="00B308F1"/>
     <w:rsid w:val="00CD7FFC"/>
     <w:rsid w:val="00D10A37"/>
+    <w:rsid w:val="00EC7832"/>
   </w:rsids>
   <m:mathPr>
     <m:mathFont m:val="Cambria Math"/>
@@ -15472,14 +14940,14 @@
 </file>
 
 <file path=word/glossary/styles.xml><?xml version="1.0" encoding="utf-8"?>
-<w:styles xmlns:mc="http://schemas.openxmlformats.org/markup-compatibility/2006" xmlns:r="http://schemas.openxmlformats.org/officeDocument/2006/relationships" xmlns:w="http://schemas.openxmlformats.org/wordprocessingml/2006/main" xmlns:w14="http://schemas.microsoft.com/office/word/2010/wordml" xmlns:w15="http://schemas.microsoft.com/office/word/2012/wordml" xmlns:w16se="http://schemas.microsoft.com/office/word/2015/wordml/symex" mc:Ignorable="w14 w15 w16se">
+<w:styles xmlns:mc="http://schemas.openxmlformats.org/markup-compatibility/2006" xmlns:r="http://schemas.openxmlformats.org/officeDocument/2006/relationships" xmlns:w="http://schemas.openxmlformats.org/wordprocessingml/2006/main" xmlns:w14="http://schemas.microsoft.com/office/word/2010/wordml" xmlns:w15="http://schemas.microsoft.com/office/word/2012/wordml" xmlns:w16cex="http://schemas.microsoft.com/office/word/2018/wordml/cex" xmlns:w16cid="http://schemas.microsoft.com/office/word/2016/wordml/cid" xmlns:w16="http://schemas.microsoft.com/office/word/2018/wordml" xmlns:w16sdtdh="http://schemas.microsoft.com/office/word/2020/wordml/sdtdatahash" xmlns:w16se="http://schemas.microsoft.com/office/word/2015/wordml/symex" mc:Ignorable="w14 w15 w16se w16cid w16 w16cex w16sdtdh">
   <w:docDefaults>
     <w:rPrDefault>
       <w:rPr>
         <w:rFonts w:asciiTheme="minorHAnsi" w:eastAsiaTheme="minorEastAsia" w:hAnsiTheme="minorHAnsi" w:cstheme="minorBidi"/>
         <w:sz w:val="22"/>
         <w:szCs w:val="22"/>
-        <w:lang w:bidi="ar-SA"/>
+        <w:lang w:val="en-US" w:eastAsia="en-US" w:bidi="ar-SA"/>
       </w:rPr>
     </w:rPrDefault>
     <w:pPrDefault>
@@ -15488,7 +14956,7 @@
       </w:pPr>
     </w:pPrDefault>
   </w:docDefaults>
-  <w:latentStyles w:defLockedState="0" w:defUIPriority="99" w:defSemiHidden="0" w:defUnhideWhenUsed="0" w:defQFormat="0" w:count="371">
+  <w:latentStyles w:defLockedState="0" w:defUIPriority="99" w:defSemiHidden="0" w:defUnhideWhenUsed="0" w:defQFormat="0" w:count="376">
     <w:lsdException w:name="Normal" w:uiPriority="0" w:qFormat="1"/>
     <w:lsdException w:name="heading 1" w:uiPriority="9" w:qFormat="1"/>
     <w:lsdException w:name="heading 2" w:semiHidden="1" w:uiPriority="9" w:unhideWhenUsed="1" w:qFormat="1"/>
@@ -15594,7 +15062,6 @@
     <w:lsdException w:name="HTML Sample" w:semiHidden="1" w:unhideWhenUsed="1"/>
     <w:lsdException w:name="HTML Typewriter" w:semiHidden="1" w:unhideWhenUsed="1"/>
     <w:lsdException w:name="HTML Variable" w:semiHidden="1" w:unhideWhenUsed="1"/>
-    <w:lsdException w:name="Normal Table" w:semiHidden="1" w:unhideWhenUsed="1"/>
     <w:lsdException w:name="annotation subject" w:semiHidden="1" w:unhideWhenUsed="1"/>
     <w:lsdException w:name="No List" w:semiHidden="1" w:unhideWhenUsed="1"/>
     <w:lsdException w:name="Outline List 1" w:semiHidden="1" w:unhideWhenUsed="1"/>
@@ -15637,11 +15104,8 @@
     <w:lsdException w:name="Table Contemporary" w:semiHidden="1" w:unhideWhenUsed="1"/>
     <w:lsdException w:name="Table Elegant" w:semiHidden="1" w:unhideWhenUsed="1"/>
     <w:lsdException w:name="Table Professional" w:semiHidden="1" w:unhideWhenUsed="1"/>
-    <w:lsdException w:name="Table Subtle 1" w:semiHidden="1" w:unhideWhenUsed="1"/>
     <w:lsdException w:name="Table Subtle 2" w:semiHidden="1" w:unhideWhenUsed="1"/>
     <w:lsdException w:name="Table Web 1" w:semiHidden="1" w:unhideWhenUsed="1"/>
-    <w:lsdException w:name="Table Web 2" w:semiHidden="1" w:unhideWhenUsed="1"/>
-    <w:lsdException w:name="Table Web 3" w:semiHidden="1" w:unhideWhenUsed="1"/>
     <w:lsdException w:name="Balloon Text" w:semiHidden="1" w:unhideWhenUsed="1"/>
     <w:lsdException w:name="Table Grid" w:uiPriority="39"/>
     <w:lsdException w:name="Table Theme" w:semiHidden="1" w:unhideWhenUsed="1"/>
@@ -15860,18 +15324,23 @@
     <w:lsdException w:name="List Table 5 Dark Accent 6" w:uiPriority="50"/>
     <w:lsdException w:name="List Table 6 Colorful Accent 6" w:uiPriority="51"/>
     <w:lsdException w:name="List Table 7 Colorful Accent 6" w:uiPriority="52"/>
+    <w:lsdException w:name="Mention" w:semiHidden="1" w:unhideWhenUsed="1"/>
+    <w:lsdException w:name="Smart Hyperlink" w:semiHidden="1" w:unhideWhenUsed="1"/>
+    <w:lsdException w:name="Hashtag" w:semiHidden="1" w:unhideWhenUsed="1"/>
+    <w:lsdException w:name="Unresolved Mention" w:semiHidden="1" w:unhideWhenUsed="1"/>
+    <w:lsdException w:name="Smart Link" w:semiHidden="1" w:unhideWhenUsed="1"/>
   </w:latentStyles>
-  <w:style w:type="paragraph" w:default="1" w:styleId="a">
+  <w:style w:type="paragraph" w:default="1" w:styleId="Normal">
     <w:name w:val="Normal"/>
     <w:qFormat/>
   </w:style>
-  <w:style w:type="character" w:default="1" w:styleId="a0">
+  <w:style w:type="character" w:default="1" w:styleId="DefaultParagraphFont">
     <w:name w:val="Default Paragraph Font"/>
     <w:uiPriority w:val="1"/>
     <w:semiHidden/>
     <w:unhideWhenUsed/>
   </w:style>
-  <w:style w:type="table" w:default="1" w:styleId="a1">
+  <w:style w:type="table" w:default="1" w:styleId="TableNormal">
     <w:name w:val="Normal Table"/>
     <w:uiPriority w:val="99"/>
     <w:semiHidden/>
@@ -15886,15 +15355,15 @@
       </w:tblCellMar>
     </w:tblPr>
   </w:style>
-  <w:style w:type="numbering" w:default="1" w:styleId="a2">
+  <w:style w:type="numbering" w:default="1" w:styleId="NoList">
     <w:name w:val="No List"/>
     <w:uiPriority w:val="99"/>
     <w:semiHidden/>
     <w:unhideWhenUsed/>
   </w:style>
-  <w:style w:type="character" w:styleId="a3">
+  <w:style w:type="character" w:styleId="PlaceholderText">
     <w:name w:val="Placeholder Text"/>
-    <w:basedOn w:val="a0"/>
+    <w:basedOn w:val="DefaultParagraphFont"/>
     <w:uiPriority w:val="99"/>
     <w:semiHidden/>
     <w:rsid w:val="000D2721"/>
@@ -15950,10 +15419,6 @@
     <w:name w:val="251C4C119E1B446BA54BBFB2E2CAAABA"/>
     <w:rsid w:val="00350064"/>
   </w:style>
-  <w:style w:type="paragraph" w:customStyle="1" w:styleId="F7DEDE5548DA4913AA5A182BFAF0A966">
-    <w:name w:val="F7DEDE5548DA4913AA5A182BFAF0A966"/>
-    <w:rsid w:val="00350064"/>
-  </w:style>
   <w:style w:type="paragraph" w:customStyle="1" w:styleId="D062C3E3A57F4AE8993AEE62A8B4D5C0">
     <w:name w:val="D062C3E3A57F4AE8993AEE62A8B4D5C0"/>
     <w:rsid w:val="00350064"/>
@@ -15994,20 +15459,8 @@
     <w:name w:val="D9243016EA4E443CA3051BFD61B33679"/>
     <w:rsid w:val="00350064"/>
   </w:style>
-  <w:style w:type="paragraph" w:customStyle="1" w:styleId="843A1C480E1B445E9B7824A033AE2A8C">
-    <w:name w:val="843A1C480E1B445E9B7824A033AE2A8C"/>
-    <w:rsid w:val="00350064"/>
-  </w:style>
-  <w:style w:type="paragraph" w:customStyle="1" w:styleId="684B693CF7404B268D09B63729DBA773">
-    <w:name w:val="684B693CF7404B268D09B63729DBA773"/>
-    <w:rsid w:val="00350064"/>
-  </w:style>
   <w:style w:type="paragraph" w:customStyle="1" w:styleId="6F548528C2164798AA2B462216C7C430">
     <w:name w:val="6F548528C2164798AA2B462216C7C430"/>
-    <w:rsid w:val="00350064"/>
-  </w:style>
-  <w:style w:type="paragraph" w:customStyle="1" w:styleId="83D8F7EFBE9040DFAE2340D577A1D2CC">
-    <w:name w:val="83D8F7EFBE9040DFAE2340D577A1D2CC"/>
     <w:rsid w:val="00350064"/>
   </w:style>
   <w:style w:type="paragraph" w:customStyle="1" w:styleId="D879977B821B494797DB16390779A93F">
@@ -16030,10 +15483,6 @@
     <w:name w:val="F0C4E9F14BBB4DFBB11D019906FE67C6"/>
     <w:rsid w:val="00B308F1"/>
   </w:style>
-  <w:style w:type="paragraph" w:customStyle="1" w:styleId="73DEF1AE6C564691B92CD6DB35FEFC39">
-    <w:name w:val="73DEF1AE6C564691B92CD6DB35FEFC39"/>
-    <w:rsid w:val="00101B69"/>
-  </w:style>
   <w:style w:type="paragraph" w:customStyle="1" w:styleId="6B6661337DCF4475BFD87A740B743A00">
     <w:name w:val="6B6661337DCF4475BFD87A740B743A00"/>
     <w:rsid w:val="000D2721"/>
@@ -16045,7 +15494,7 @@
 </file>
 
 <file path=word/glossary/webSettings.xml><?xml version="1.0" encoding="utf-8"?>
-<w:webSettings xmlns:mc="http://schemas.openxmlformats.org/markup-compatibility/2006" xmlns:r="http://schemas.openxmlformats.org/officeDocument/2006/relationships" xmlns:w="http://schemas.openxmlformats.org/wordprocessingml/2006/main" xmlns:w14="http://schemas.microsoft.com/office/word/2010/wordml" xmlns:w15="http://schemas.microsoft.com/office/word/2012/wordml" xmlns:w16se="http://schemas.microsoft.com/office/word/2015/wordml/symex" mc:Ignorable="w14 w15 w16se">
+<w:webSettings xmlns:mc="http://schemas.openxmlformats.org/markup-compatibility/2006" xmlns:r="http://schemas.openxmlformats.org/officeDocument/2006/relationships" xmlns:w="http://schemas.openxmlformats.org/wordprocessingml/2006/main" xmlns:w14="http://schemas.microsoft.com/office/word/2010/wordml" xmlns:w15="http://schemas.microsoft.com/office/word/2012/wordml" xmlns:w16cex="http://schemas.microsoft.com/office/word/2018/wordml/cex" xmlns:w16cid="http://schemas.microsoft.com/office/word/2016/wordml/cid" xmlns:w16="http://schemas.microsoft.com/office/word/2018/wordml" xmlns:w16sdtdh="http://schemas.microsoft.com/office/word/2020/wordml/sdtdatahash" xmlns:w16se="http://schemas.microsoft.com/office/word/2015/wordml/symex" mc:Ignorable="w14 w15 w16se w16cid w16 w16cex w16sdtdh">
   <w:optimizeForBrowser/>
   <w:allowPNG/>
 </w:webSettings>

--- a/Launcher/Templates/F_ТИПОВИЙ ДОГОВІР ГОТЕЛІ ГО УААСП.docx
+++ b/Launcher/Templates/F_ТИПОВИЙ ДОГОВІР ГОТЕЛІ ГО УААСП.docx
@@ -1122,15 +1122,7 @@
                     <w:sz w:val="20"/>
                     <w:szCs w:val="20"/>
                   </w:rPr>
-                  <w:t xml:space="preserve"> </w:t>
-                </w:r>
-                <w:r>
-                  <w:rPr>
-                    <w:b/>
-                    <w:sz w:val="20"/>
-                    <w:szCs w:val="20"/>
-                  </w:rPr>
-                  <w:t>кількість</w:t>
+                  <w:t xml:space="preserve"> кількість</w:t>
                 </w:r>
                 <w:r>
                   <w:rPr>
@@ -1599,6 +1591,13 @@
         </w:rPr>
         <w:t xml:space="preserve"> </w:t>
       </w:r>
+      <w:r>
+        <w:rPr>
+          <w:sz w:val="20"/>
+          <w:szCs w:val="20"/>
+        </w:rPr>
+        <w:t xml:space="preserve">за </w:t>
+      </w:r>
       <w:sdt>
         <w:sdtPr>
           <w:rPr>
@@ -1606,8 +1605,8 @@
             <w:sz w:val="20"/>
             <w:szCs w:val="20"/>
           </w:rPr>
-          <w:alias w:val="rltPayPeriod"/>
-          <w:tag w:val="rltPayPeriod"/>
+          <w:alias w:val="payPeriod1"/>
+          <w:tag w:val="payPeriod1"/>
           <w:id w:val="-212894741"/>
           <w:placeholder>
             <w:docPart w:val="251C4C119E1B446BA54BBFB2E2CAAABA"/>
@@ -1698,16 +1697,30 @@
           <w:sz w:val="20"/>
           <w:szCs w:val="20"/>
         </w:rPr>
-        <w:t xml:space="preserve">не пізніше 20-ого числа після закінчення </w:t>
-      </w:r>
-      <w:r>
-        <w:rPr>
-          <w:b/>
-          <w:sz w:val="20"/>
-          <w:szCs w:val="20"/>
-        </w:rPr>
-        <w:t xml:space="preserve">кожного </w:t>
-      </w:r>
+        <w:t xml:space="preserve">не пізніше </w:t>
+      </w:r>
+      <w:r>
+        <w:rPr>
+          <w:sz w:val="20"/>
+          <w:szCs w:val="20"/>
+        </w:rPr>
+        <w:t>20 (двадцятого)</w:t>
+      </w:r>
+      <w:r>
+        <w:rPr>
+          <w:sz w:val="20"/>
+          <w:szCs w:val="20"/>
+        </w:rPr>
+        <w:t xml:space="preserve"> числа</w:t>
+      </w:r>
+      <w:r>
+        <w:rPr>
+          <w:sz w:val="20"/>
+          <w:szCs w:val="20"/>
+        </w:rPr>
+        <w:t xml:space="preserve"> </w:t>
+      </w:r>
+      <w:bookmarkStart w:id="1" w:name="_Hlk124520970"/>
       <w:sdt>
         <w:sdtPr>
           <w:rPr>
@@ -1716,8 +1729,8 @@
             <w:sz w:val="20"/>
             <w:szCs w:val="20"/>
           </w:rPr>
-          <w:alias w:val="rltPayPeriod2"/>
-          <w:tag w:val="rltPayPeriod2"/>
+          <w:alias w:val="payPeriod2"/>
+          <w:tag w:val="payPeriod2"/>
           <w:id w:val="-390504929"/>
           <w:placeholder>
             <w:docPart w:val="6B6661337DCF4475BFD87A740B743A00"/>
@@ -1737,12 +1750,70 @@
           </w:r>
         </w:sdtContent>
       </w:sdt>
-      <w:r>
-        <w:rPr>
-          <w:sz w:val="20"/>
-          <w:szCs w:val="20"/>
-        </w:rPr>
-        <w:t xml:space="preserve"> у якому Користувач має здійснити виплату авторської винагороди, зобов’язується перерахувати на поточний рахунок ГО УААСП, передбачений  п. 2.4. Договору мінімальний платіж авторської винагороди. При цьому, перша виплата мінімального платежу Користувачем здійснюється не пізніше двадцяти календарних днів після підписання Сторонами цього Договору, а також   Користувач зобов</w:t>
+      <w:bookmarkEnd w:id="1"/>
+      <w:r>
+        <w:rPr>
+          <w:sz w:val="20"/>
+          <w:szCs w:val="20"/>
+        </w:rPr>
+        <w:t>, за</w:t>
+      </w:r>
+      <w:r>
+        <w:rPr>
+          <w:sz w:val="20"/>
+          <w:szCs w:val="20"/>
+        </w:rPr>
+        <w:t xml:space="preserve"> </w:t>
+      </w:r>
+      <w:sdt>
+        <w:sdtPr>
+          <w:rPr>
+            <w:b/>
+            <w:color w:val="000000"/>
+            <w:sz w:val="20"/>
+            <w:szCs w:val="20"/>
+          </w:rPr>
+          <w:alias w:val="payPeriod3"/>
+          <w:tag w:val="payPeriod3"/>
+          <w:id w:val="1133986220"/>
+          <w:placeholder>
+            <w:docPart w:val="D004E71FB7724D2D84157B78674B04CE"/>
+          </w:placeholder>
+          <w:showingPlcHdr/>
+          <w15:appearance w15:val="tags"/>
+          <w:text/>
+        </w:sdtPr>
+        <w:sdtContent>
+          <w:r>
+            <w:rPr>
+              <w:rStyle w:val="PlaceholderText"/>
+              <w:sz w:val="20"/>
+              <w:szCs w:val="20"/>
+            </w:rPr>
+            <w:t>Место для ввода текста.</w:t>
+          </w:r>
+        </w:sdtContent>
+      </w:sdt>
+      <w:r>
+        <w:rPr>
+          <w:sz w:val="20"/>
+          <w:szCs w:val="20"/>
+        </w:rPr>
+        <w:t>,</w:t>
+      </w:r>
+      <w:r>
+        <w:rPr>
+          <w:sz w:val="20"/>
+          <w:szCs w:val="20"/>
+        </w:rPr>
+        <w:t xml:space="preserve"> </w:t>
+      </w:r>
+      <w:r>
+        <w:rPr>
+          <w:sz w:val="20"/>
+          <w:szCs w:val="20"/>
+        </w:rPr>
+        <w:t>у якому Користувач має здійснити виплату авторської винагороди, зобов’язується перерахувати на поточний рахунок ГО УААСП, передбачений  п. 2.4. Договору мінімальний платіж авторської винагороди. При цьому, перша виплата мінімального платежу Користувачем здійснюється не пізніше двадцяти календарних днів після підписання Сторонами цього Договору, а також   Користувач зобов</w:t>
       </w:r>
       <w:r>
         <w:rPr>
@@ -1759,60 +1830,132 @@
           <w:sz w:val="20"/>
           <w:szCs w:val="20"/>
         </w:rPr>
-        <w:t>язується не пізніше 20-ого числа</w:t>
-      </w:r>
+        <w:t>язується не пізніше 20-ог</w:t>
+      </w:r>
+      <w:r>
+        <w:rPr>
+          <w:sz w:val="20"/>
+          <w:szCs w:val="20"/>
+        </w:rPr>
+        <w:t>о числа</w:t>
+      </w:r>
+      <w:r>
+        <w:rPr>
+          <w:sz w:val="20"/>
+          <w:szCs w:val="20"/>
+        </w:rPr>
+        <w:t xml:space="preserve"> </w:t>
+      </w:r>
+      <w:sdt>
+        <w:sdtPr>
+          <w:rPr>
+            <w:b/>
+            <w:color w:val="000000"/>
+            <w:sz w:val="20"/>
+            <w:szCs w:val="20"/>
+          </w:rPr>
+          <w:alias w:val="payPeriod4"/>
+          <w:tag w:val="payPeriod4"/>
+          <w:id w:val="1759869420"/>
+          <w:placeholder>
+            <w:docPart w:val="71AB61E46FC842AA888197DDE11E6AB9"/>
+          </w:placeholder>
+          <w:showingPlcHdr/>
+          <w15:appearance w15:val="tags"/>
+          <w:text/>
+        </w:sdtPr>
+        <w:sdtContent>
+          <w:r>
+            <w:rPr>
+              <w:rStyle w:val="PlaceholderText"/>
+              <w:sz w:val="20"/>
+              <w:szCs w:val="20"/>
+            </w:rPr>
+            <w:t>Место для ввода текста.</w:t>
+          </w:r>
+        </w:sdtContent>
+      </w:sdt>
       <w:r>
         <w:rPr>
           <w:b/>
           <w:sz w:val="20"/>
           <w:szCs w:val="20"/>
         </w:rPr>
+        <w:t>,</w:t>
+      </w:r>
+      <w:r>
+        <w:rPr>
+          <w:sz w:val="20"/>
+          <w:szCs w:val="20"/>
+          <w:lang w:val="ru-RU"/>
+        </w:rPr>
+        <w:t xml:space="preserve"> п</w:t>
+      </w:r>
+      <w:r>
+        <w:rPr>
+          <w:sz w:val="20"/>
+          <w:szCs w:val="20"/>
+        </w:rPr>
+        <w:t xml:space="preserve">ерерахувати на поточний рахунок ГО УААСП </w:t>
+      </w:r>
+      <w:r>
+        <w:rPr>
+          <w:b/>
+          <w:sz w:val="20"/>
+          <w:szCs w:val="20"/>
+        </w:rPr>
+        <w:t>за</w:t>
+      </w:r>
+      <w:r>
+        <w:rPr>
+          <w:b/>
+          <w:sz w:val="20"/>
+          <w:szCs w:val="20"/>
+        </w:rPr>
         <w:t xml:space="preserve"> </w:t>
       </w:r>
-      <w:r>
-        <w:rPr>
-          <w:sz w:val="20"/>
-          <w:szCs w:val="20"/>
-        </w:rPr>
-        <w:t xml:space="preserve">кожного </w:t>
-      </w:r>
+      <w:sdt>
+        <w:sdtPr>
+          <w:rPr>
+            <w:b/>
+            <w:sz w:val="20"/>
+            <w:szCs w:val="20"/>
+          </w:rPr>
+          <w:alias w:val="payPeriod5"/>
+          <w:tag w:val="payPeriod5"/>
+          <w:id w:val="1087661003"/>
+          <w:placeholder>
+            <w:docPart w:val="0BC70CD8DA154310B0129D0FB2A27248"/>
+          </w:placeholder>
+          <w:showingPlcHdr/>
+          <w15:appearance w15:val="tags"/>
+          <w:text/>
+        </w:sdtPr>
+        <w:sdtContent>
+          <w:r>
+            <w:rPr>
+              <w:rStyle w:val="PlaceholderText"/>
+              <w:sz w:val="20"/>
+              <w:szCs w:val="20"/>
+            </w:rPr>
+            <w:t>Место для ввода текста.</w:t>
+          </w:r>
+        </w:sdtContent>
+      </w:sdt>
       <w:r>
         <w:rPr>
           <w:b/>
           <w:sz w:val="20"/>
           <w:szCs w:val="20"/>
         </w:rPr>
-        <w:t>місяця,</w:t>
-      </w:r>
-      <w:r>
-        <w:rPr>
-          <w:sz w:val="20"/>
-          <w:szCs w:val="20"/>
-          <w:lang w:val="ru-RU"/>
-        </w:rPr>
-        <w:t xml:space="preserve"> п</w:t>
-      </w:r>
-      <w:r>
-        <w:rPr>
-          <w:sz w:val="20"/>
-          <w:szCs w:val="20"/>
-        </w:rPr>
-        <w:t xml:space="preserve">ерерахувати на поточний рахунок ГО УААСП </w:t>
-      </w:r>
-      <w:r>
-        <w:rPr>
-          <w:b/>
-          <w:sz w:val="20"/>
-          <w:szCs w:val="20"/>
-        </w:rPr>
-        <w:t>за попередній місяць</w:t>
-      </w:r>
-      <w:r>
-        <w:rPr>
-          <w:sz w:val="20"/>
-          <w:szCs w:val="20"/>
-        </w:rPr>
-        <w:t xml:space="preserve"> загальну повну суму авторської винагороди, визначену в п. 2.4. даного Договору, за вирахуванням сплаченого у передбаченому вище порядку даного Договору мінімального платежу; </w:t>
+        <w:t xml:space="preserve"> </w:t>
+      </w:r>
+      <w:r>
+        <w:rPr>
+          <w:sz w:val="20"/>
+          <w:szCs w:val="20"/>
+        </w:rPr>
+        <w:t xml:space="preserve">загальну повну суму авторської винагороди, визначену в п. 2.4. даного Договору, за вирахуванням сплаченого у передбаченому вище порядку даного Договору мінімального платежу; </w:t>
       </w:r>
       <w:r>
         <w:rPr>
@@ -1836,7 +1979,57 @@
           <w:sz w:val="20"/>
           <w:szCs w:val="20"/>
         </w:rPr>
-        <w:t xml:space="preserve">2.5.2. не пізніше 20 (двадцятого) числа після закінчення кожного кварталу надати ГО УААСП безпосередньо або через представника у паперовому прошитому вигляді за підписом уповноваженої особи Користувача Звіт про публічно виконані твори (далі – Звіт) за формою, наведеною у </w:t>
+        <w:t xml:space="preserve">2.5.2. не пізніше 20 (двадцятого) </w:t>
+      </w:r>
+      <w:r>
+        <w:rPr>
+          <w:sz w:val="20"/>
+          <w:szCs w:val="20"/>
+        </w:rPr>
+        <w:t xml:space="preserve">числа </w:t>
+      </w:r>
+      <w:sdt>
+        <w:sdtPr>
+          <w:rPr>
+            <w:b/>
+            <w:color w:val="000000"/>
+            <w:sz w:val="20"/>
+            <w:szCs w:val="20"/>
+          </w:rPr>
+          <w:alias w:val="payPeriod2"/>
+          <w:tag w:val="payPeriod2"/>
+          <w:id w:val="1990129443"/>
+          <w:placeholder>
+            <w:docPart w:val="1DDDD512CD3347EB9218E568930027FC"/>
+          </w:placeholder>
+          <w:showingPlcHdr/>
+          <w15:appearance w15:val="tags"/>
+          <w:text/>
+        </w:sdtPr>
+        <w:sdtContent>
+          <w:r>
+            <w:rPr>
+              <w:rStyle w:val="PlaceholderText"/>
+              <w:sz w:val="20"/>
+              <w:szCs w:val="20"/>
+            </w:rPr>
+            <w:t>Место для ввода текста.</w:t>
+          </w:r>
+        </w:sdtContent>
+      </w:sdt>
+      <w:r>
+        <w:rPr>
+          <w:sz w:val="20"/>
+          <w:szCs w:val="20"/>
+        </w:rPr>
+        <w:t xml:space="preserve"> </w:t>
+      </w:r>
+      <w:r>
+        <w:rPr>
+          <w:sz w:val="20"/>
+          <w:szCs w:val="20"/>
+        </w:rPr>
+        <w:t xml:space="preserve">надати ГО УААСП безпосередньо або через представника у паперовому прошитому вигляді за підписом уповноваженої особи Користувача Звіт про публічно виконані твори (далі – Звіт) за формою, наведеною у </w:t>
       </w:r>
       <w:r>
         <w:rPr>
@@ -1969,7 +2162,57 @@
           <w:sz w:val="20"/>
           <w:szCs w:val="20"/>
         </w:rPr>
-        <w:t xml:space="preserve">2.5.3. не пізніше 20 (двадцятого) числа після закінчення кожного кварталу надіслати ГО УААСП належним чином заповнений та підписаний Акт про виплату авторської винагороди та надання звіту (далі – Акт) в 2-ох примірниках за формою, наведеною у </w:t>
+        <w:t xml:space="preserve">2.5.3. не пізніше 20 (двадцятого) </w:t>
+      </w:r>
+      <w:r>
+        <w:rPr>
+          <w:sz w:val="20"/>
+          <w:szCs w:val="20"/>
+        </w:rPr>
+        <w:t xml:space="preserve">числа </w:t>
+      </w:r>
+      <w:sdt>
+        <w:sdtPr>
+          <w:rPr>
+            <w:b/>
+            <w:color w:val="000000"/>
+            <w:sz w:val="20"/>
+            <w:szCs w:val="20"/>
+          </w:rPr>
+          <w:alias w:val="payPeriod2"/>
+          <w:tag w:val="payPeriod2"/>
+          <w:id w:val="1254168523"/>
+          <w:placeholder>
+            <w:docPart w:val="74A7AC87A43E4BC990B12BEE39DB3452"/>
+          </w:placeholder>
+          <w:showingPlcHdr/>
+          <w15:appearance w15:val="tags"/>
+          <w:text/>
+        </w:sdtPr>
+        <w:sdtContent>
+          <w:r>
+            <w:rPr>
+              <w:rStyle w:val="PlaceholderText"/>
+              <w:sz w:val="20"/>
+              <w:szCs w:val="20"/>
+            </w:rPr>
+            <w:t>Место для ввода текста.</w:t>
+          </w:r>
+        </w:sdtContent>
+      </w:sdt>
+      <w:r>
+        <w:rPr>
+          <w:sz w:val="20"/>
+          <w:szCs w:val="20"/>
+        </w:rPr>
+        <w:t xml:space="preserve"> </w:t>
+      </w:r>
+      <w:r>
+        <w:rPr>
+          <w:sz w:val="20"/>
+          <w:szCs w:val="20"/>
+        </w:rPr>
+        <w:t xml:space="preserve">надіслати ГО УААСП належним чином заповнений та підписаний Акт про виплату авторської винагороди та надання звіту (далі – Акт) в 2-ох примірниках за формою, наведеною у </w:t>
       </w:r>
       <w:r>
         <w:rPr>
@@ -2466,6 +2709,7 @@
           <w:szCs w:val="20"/>
           <w:lang w:val="uk-UA"/>
         </w:rPr>
+        <w:lastRenderedPageBreak/>
         <w:t xml:space="preserve">- </w:t>
       </w:r>
       <w:r>
@@ -2531,7 +2775,6 @@
           <w:szCs w:val="20"/>
           <w:lang w:val="uk-UA"/>
         </w:rPr>
-        <w:lastRenderedPageBreak/>
         <w:t>3.3. Користувач самостійно несе повну відповідальність за достовірність та повноту док</w:t>
       </w:r>
       <w:r>
@@ -3597,7 +3840,15 @@
           <w:sz w:val="20"/>
           <w:szCs w:val="20"/>
         </w:rPr>
-        <w:t>6.4. Сторона, для якої виникла неможливість виконання зобов’язань по даному Договору, зобов’язана своєчасно, не пізніше 5 (п’яти) днів, повідомити іншу Сторону про виникнення обставин, які перешкоджають виконанню зобов’язань. Відсутність повідомлення або несвоєчасне повідомлення про виникнення форс-мажорних обставин позбавляє Сторону права посилатися на них.</w:t>
+        <w:t xml:space="preserve">6.4. Сторона, для якої виникла неможливість виконання зобов’язань по даному Договору, зобов’язана своєчасно, не пізніше 5 (п’яти) днів, повідомити іншу Сторону про виникнення обставин, які перешкоджають виконанню зобов’язань. Відсутність </w:t>
+      </w:r>
+      <w:r>
+        <w:rPr>
+          <w:sz w:val="20"/>
+          <w:szCs w:val="20"/>
+        </w:rPr>
+        <w:lastRenderedPageBreak/>
+        <w:t>повідомлення або несвоєчасне повідомлення про виникнення форс-мажорних обставин позбавляє Сторону права посилатися на них.</w:t>
       </w:r>
     </w:p>
     <w:p>
@@ -3619,7 +3870,6 @@
           <w:sz w:val="20"/>
           <w:szCs w:val="20"/>
         </w:rPr>
-        <w:lastRenderedPageBreak/>
         <w:t>7. Персональні дані</w:t>
       </w:r>
     </w:p>
@@ -4144,6 +4394,7 @@
           <w:sz w:val="20"/>
           <w:szCs w:val="20"/>
         </w:rPr>
+        <w:lastRenderedPageBreak/>
         <w:t>8.10</w:t>
       </w:r>
       <w:r>
@@ -4200,7 +4451,6 @@
           <w:sz w:val="20"/>
           <w:szCs w:val="20"/>
         </w:rPr>
-        <w:lastRenderedPageBreak/>
         <w:t>8.1</w:t>
       </w:r>
       <w:r>
@@ -6836,17 +7086,17 @@
                 </mc:Choice>
                 <mc:Fallback>
                   <w:pict>
-                    <v:shapetype id="_x0000_t202" coordsize="21600,21600" o:spt="202" path="m,l,21600r21600,l21600,xe">
+                    <v:shapetype w14:anchorId="132EC280" id="_x0000_t202" coordsize="21600,21600" o:spt="202" path="m,l,21600r21600,l21600,xe">
                       <v:stroke joinstyle="miter"/>
                       <v:path gradientshapeok="t" o:connecttype="rect"/>
                     </v:shapetype>
-                    <v:shape id="WordArt 2" o:spid="_x0000_s1026" type="#_x0000_t202" style="position:absolute;left:0;text-align:left;margin-left:-207.35pt;margin-top:-113.5pt;width:401.45pt;height:495.25pt;z-index:251657216;visibility:visible;mso-wrap-style:square;mso-width-percent:0;mso-height-percent:0;mso-wrap-distance-left:9pt;mso-wrap-distance-top:0;mso-wrap-distance-right:9pt;mso-wrap-distance-bottom:0;mso-position-horizontal:absolute;mso-position-horizontal-relative:text;mso-position-vertical:absolute;mso-position-vertical-relative:text;mso-width-percent:0;mso-height-percent:0;mso-width-relative:page;mso-height-relative:page;v-text-anchor:top" o:gfxdata="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" filled="f" stroked="f">
+                    <v:shape id="WordArt 2" o:spid="_x0000_s1026" type="#_x0000_t202" style="position:absolute;left:0;text-align:left;margin-left:-207.35pt;margin-top:-113.5pt;width:401.45pt;height:495.25pt;z-index:251657216;visibility:visible;mso-wrap-style:square;mso-width-percent:0;mso-height-percent:0;mso-wrap-distance-left:9pt;mso-wrap-distance-top:0;mso-wrap-distance-right:9pt;mso-wrap-distance-bottom:0;mso-position-horizontal:absolute;mso-position-horizontal-relative:text;mso-position-vertical:absolute;mso-position-vertical-relative:text;mso-width-percent:0;mso-height-percent:0;mso-width-relative:page;mso-height-relative:page;v-text-anchor:top" o:gfxdata="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" filled="f" stroked="f">
                       <o:lock v:ext="edit" shapetype="t"/>
                       <v:textbox>
                         <w:txbxContent>
                           <w:p>
                             <w:pPr>
-                              <w:pStyle w:val="ad"/>
+                              <w:pStyle w:val="NormalWeb"/>
                               <w:spacing w:before="0" w:beforeAutospacing="0" w:after="0" w:afterAutospacing="0"/>
                               <w:jc w:val="distribute"/>
                             </w:pPr>
@@ -6856,7 +7106,6 @@
                                 <w:color w:val="C0C0C0"/>
                                 <w:sz w:val="72"/>
                                 <w:szCs w:val="72"/>
-                                <w:lang w:val="ru-RU"/>
                                 <w14:textOutline w14:w="9525" w14:cap="flat" w14:cmpd="sng" w14:algn="ctr">
                                   <w14:solidFill>
                                     <w14:srgbClr w14:val="969696"/>
@@ -9210,13 +9459,13 @@
           </mc:Choice>
           <mc:Fallback>
             <w:pict>
-              <v:shape id="WordArt 3" o:spid="_x0000_s1027" type="#_x0000_t202" style="position:absolute;left:0;text-align:left;margin-left:83.55pt;margin-top:8.4pt;width:410.9pt;height:494.55pt;z-index:251658240;visibility:visible;mso-wrap-style:square;mso-width-percent:0;mso-height-percent:0;mso-wrap-distance-left:9pt;mso-wrap-distance-top:0;mso-wrap-distance-right:9pt;mso-wrap-distance-bottom:0;mso-position-horizontal:absolute;mso-position-horizontal-relative:text;mso-position-vertical:absolute;mso-position-vertical-relative:text;mso-width-percent:0;mso-height-percent:0;mso-width-relative:page;mso-height-relative:page;v-text-anchor:top" o:gfxdata="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" filled="f" stroked="f">
+              <v:shape w14:anchorId="032BE25C" id="WordArt 3" o:spid="_x0000_s1027" type="#_x0000_t202" style="position:absolute;left:0;text-align:left;margin-left:83.55pt;margin-top:8.4pt;width:410.9pt;height:494.55pt;z-index:251658240;visibility:visible;mso-wrap-style:square;mso-width-percent:0;mso-height-percent:0;mso-wrap-distance-left:9pt;mso-wrap-distance-top:0;mso-wrap-distance-right:9pt;mso-wrap-distance-bottom:0;mso-position-horizontal:absolute;mso-position-horizontal-relative:text;mso-position-vertical:absolute;mso-position-vertical-relative:text;mso-width-percent:0;mso-height-percent:0;mso-width-relative:page;mso-height-relative:page;v-text-anchor:top" o:gfxdata="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" filled="f" stroked="f">
                 <o:lock v:ext="edit" shapetype="t"/>
                 <v:textbox>
                   <w:txbxContent>
                     <w:p>
                       <w:pPr>
-                        <w:pStyle w:val="ad"/>
+                        <w:pStyle w:val="NormalWeb"/>
                         <w:spacing w:before="0" w:beforeAutospacing="0" w:after="0" w:afterAutospacing="0"/>
                         <w:jc w:val="distribute"/>
                       </w:pPr>
@@ -9226,7 +9475,6 @@
                           <w:color w:val="C0C0C0"/>
                           <w:sz w:val="72"/>
                           <w:szCs w:val="72"/>
-                          <w:lang w:val="ru-RU"/>
                           <w14:textOutline w14:w="9525" w14:cap="flat" w14:cmpd="sng" w14:algn="ctr">
                             <w14:solidFill>
                               <w14:srgbClr w14:val="969696"/>
@@ -13289,6 +13537,7 @@
     <w:lsdException w:name="HTML Sample" w:semiHidden="1" w:unhideWhenUsed="1"/>
     <w:lsdException w:name="HTML Typewriter" w:semiHidden="1" w:unhideWhenUsed="1"/>
     <w:lsdException w:name="HTML Variable" w:semiHidden="1" w:unhideWhenUsed="1"/>
+    <w:lsdException w:name="Normal Table" w:semiHidden="1" w:unhideWhenUsed="1"/>
     <w:lsdException w:name="annotation subject" w:semiHidden="1" w:unhideWhenUsed="1"/>
     <w:lsdException w:name="No List" w:semiHidden="1" w:unhideWhenUsed="1"/>
     <w:lsdException w:name="Outline List 1" w:semiHidden="1" w:unhideWhenUsed="1"/>
@@ -13331,8 +13580,11 @@
     <w:lsdException w:name="Table Contemporary" w:semiHidden="1" w:unhideWhenUsed="1"/>
     <w:lsdException w:name="Table Elegant" w:semiHidden="1" w:unhideWhenUsed="1"/>
     <w:lsdException w:name="Table Professional" w:semiHidden="1" w:unhideWhenUsed="1"/>
+    <w:lsdException w:name="Table Subtle 1" w:semiHidden="1" w:unhideWhenUsed="1"/>
     <w:lsdException w:name="Table Subtle 2" w:semiHidden="1" w:unhideWhenUsed="1"/>
     <w:lsdException w:name="Table Web 1" w:semiHidden="1" w:unhideWhenUsed="1"/>
+    <w:lsdException w:name="Table Web 2" w:semiHidden="1" w:unhideWhenUsed="1"/>
+    <w:lsdException w:name="Table Web 3" w:semiHidden="1" w:unhideWhenUsed="1"/>
     <w:lsdException w:name="Balloon Text" w:semiHidden="1" w:unhideWhenUsed="1"/>
     <w:lsdException w:name="Table Grid" w:uiPriority="59"/>
     <w:lsdException w:name="Table Theme" w:semiHidden="1" w:unhideWhenUsed="1"/>
@@ -14805,6 +15057,152 @@
         </w:p>
       </w:docPartBody>
     </w:docPart>
+    <w:docPart>
+      <w:docPartPr>
+        <w:name w:val="D004E71FB7724D2D84157B78674B04CE"/>
+        <w:category>
+          <w:name w:val="General"/>
+          <w:gallery w:val="placeholder"/>
+        </w:category>
+        <w:types>
+          <w:type w:val="bbPlcHdr"/>
+        </w:types>
+        <w:behaviors>
+          <w:behavior w:val="content"/>
+        </w:behaviors>
+        <w:guid w:val="{C1FCFE2C-720B-49BD-90CF-0C441D64C0AE}"/>
+      </w:docPartPr>
+      <w:docPartBody>
+        <w:p>
+          <w:pPr>
+            <w:pStyle w:val="D004E71FB7724D2D84157B78674B04CE"/>
+          </w:pPr>
+          <w:r>
+            <w:rPr>
+              <w:rStyle w:val="PlaceholderText"/>
+            </w:rPr>
+            <w:t>Место для ввода текста.</w:t>
+          </w:r>
+        </w:p>
+      </w:docPartBody>
+    </w:docPart>
+    <w:docPart>
+      <w:docPartPr>
+        <w:name w:val="71AB61E46FC842AA888197DDE11E6AB9"/>
+        <w:category>
+          <w:name w:val="General"/>
+          <w:gallery w:val="placeholder"/>
+        </w:category>
+        <w:types>
+          <w:type w:val="bbPlcHdr"/>
+        </w:types>
+        <w:behaviors>
+          <w:behavior w:val="content"/>
+        </w:behaviors>
+        <w:guid w:val="{9134FBB4-1A4F-4749-BEDB-D9DB1C2CAFAA}"/>
+      </w:docPartPr>
+      <w:docPartBody>
+        <w:p>
+          <w:pPr>
+            <w:pStyle w:val="71AB61E46FC842AA888197DDE11E6AB9"/>
+          </w:pPr>
+          <w:r>
+            <w:rPr>
+              <w:rStyle w:val="PlaceholderText"/>
+            </w:rPr>
+            <w:t>Место для ввода текста.</w:t>
+          </w:r>
+        </w:p>
+      </w:docPartBody>
+    </w:docPart>
+    <w:docPart>
+      <w:docPartPr>
+        <w:name w:val="0BC70CD8DA154310B0129D0FB2A27248"/>
+        <w:category>
+          <w:name w:val="General"/>
+          <w:gallery w:val="placeholder"/>
+        </w:category>
+        <w:types>
+          <w:type w:val="bbPlcHdr"/>
+        </w:types>
+        <w:behaviors>
+          <w:behavior w:val="content"/>
+        </w:behaviors>
+        <w:guid w:val="{96581C3C-1AFC-4815-86B0-A653BF5A9748}"/>
+      </w:docPartPr>
+      <w:docPartBody>
+        <w:p>
+          <w:pPr>
+            <w:pStyle w:val="0BC70CD8DA154310B0129D0FB2A27248"/>
+          </w:pPr>
+          <w:r>
+            <w:rPr>
+              <w:rStyle w:val="PlaceholderText"/>
+              <w:lang w:val="uk-UA"/>
+            </w:rPr>
+            <w:t>Место для ввода текста.</w:t>
+          </w:r>
+        </w:p>
+      </w:docPartBody>
+    </w:docPart>
+    <w:docPart>
+      <w:docPartPr>
+        <w:name w:val="74A7AC87A43E4BC990B12BEE39DB3452"/>
+        <w:category>
+          <w:name w:val="General"/>
+          <w:gallery w:val="placeholder"/>
+        </w:category>
+        <w:types>
+          <w:type w:val="bbPlcHdr"/>
+        </w:types>
+        <w:behaviors>
+          <w:behavior w:val="content"/>
+        </w:behaviors>
+        <w:guid w:val="{40A46FB3-C343-4AB0-8C77-9F9FD8A556C1}"/>
+      </w:docPartPr>
+      <w:docPartBody>
+        <w:p>
+          <w:pPr>
+            <w:pStyle w:val="74A7AC87A43E4BC990B12BEE39DB3452"/>
+          </w:pPr>
+          <w:r>
+            <w:rPr>
+              <w:rStyle w:val="PlaceholderText"/>
+            </w:rPr>
+            <w:t>Место для ввода текста.</w:t>
+          </w:r>
+        </w:p>
+      </w:docPartBody>
+    </w:docPart>
+    <w:docPart>
+      <w:docPartPr>
+        <w:name w:val="1DDDD512CD3347EB9218E568930027FC"/>
+        <w:category>
+          <w:name w:val="General"/>
+          <w:gallery w:val="placeholder"/>
+        </w:category>
+        <w:types>
+          <w:type w:val="bbPlcHdr"/>
+        </w:types>
+        <w:behaviors>
+          <w:behavior w:val="content"/>
+        </w:behaviors>
+        <w:guid w:val="{C65EBD34-DE7C-4158-A818-02811ACA9305}"/>
+      </w:docPartPr>
+      <w:docPartBody>
+        <w:p>
+          <w:pPr>
+            <w:pStyle w:val="1DDDD512CD3347EB9218E568930027FC"/>
+          </w:pPr>
+          <w:r>
+            <w:rPr>
+              <w:rStyle w:val="PlaceholderText"/>
+            </w:rPr>
+            <w:t>Место для ввода текста.</w:t>
+          </w:r>
+        </w:p>
+      </w:docPartBody>
+    </w:docPart>
   </w:docParts>
 </w:glossaryDocument>
 </file>
@@ -14907,16 +15305,22 @@
     <w:rsid w:val="00101B69"/>
     <w:rsid w:val="001C0CFC"/>
     <w:rsid w:val="00271375"/>
+    <w:rsid w:val="00280094"/>
     <w:rsid w:val="00350064"/>
     <w:rsid w:val="00515F67"/>
     <w:rsid w:val="005C2A18"/>
     <w:rsid w:val="00732162"/>
+    <w:rsid w:val="00814EF1"/>
+    <w:rsid w:val="00827198"/>
     <w:rsid w:val="008D7959"/>
+    <w:rsid w:val="009C3C49"/>
     <w:rsid w:val="009C4712"/>
     <w:rsid w:val="00B308F1"/>
     <w:rsid w:val="00CD7FFC"/>
     <w:rsid w:val="00D10A37"/>
+    <w:rsid w:val="00DB3F96"/>
     <w:rsid w:val="00EC7832"/>
+    <w:rsid w:val="00F03AAE"/>
   </w:rsids>
   <m:mathPr>
     <m:mathFont m:val="Cambria Math"/>
@@ -15062,6 +15466,7 @@
     <w:lsdException w:name="HTML Sample" w:semiHidden="1" w:unhideWhenUsed="1"/>
     <w:lsdException w:name="HTML Typewriter" w:semiHidden="1" w:unhideWhenUsed="1"/>
     <w:lsdException w:name="HTML Variable" w:semiHidden="1" w:unhideWhenUsed="1"/>
+    <w:lsdException w:name="Normal Table" w:semiHidden="1" w:unhideWhenUsed="1"/>
     <w:lsdException w:name="annotation subject" w:semiHidden="1" w:unhideWhenUsed="1"/>
     <w:lsdException w:name="No List" w:semiHidden="1" w:unhideWhenUsed="1"/>
     <w:lsdException w:name="Outline List 1" w:semiHidden="1" w:unhideWhenUsed="1"/>
@@ -15104,8 +15509,11 @@
     <w:lsdException w:name="Table Contemporary" w:semiHidden="1" w:unhideWhenUsed="1"/>
     <w:lsdException w:name="Table Elegant" w:semiHidden="1" w:unhideWhenUsed="1"/>
     <w:lsdException w:name="Table Professional" w:semiHidden="1" w:unhideWhenUsed="1"/>
+    <w:lsdException w:name="Table Subtle 1" w:semiHidden="1" w:unhideWhenUsed="1"/>
     <w:lsdException w:name="Table Subtle 2" w:semiHidden="1" w:unhideWhenUsed="1"/>
     <w:lsdException w:name="Table Web 1" w:semiHidden="1" w:unhideWhenUsed="1"/>
+    <w:lsdException w:name="Table Web 2" w:semiHidden="1" w:unhideWhenUsed="1"/>
+    <w:lsdException w:name="Table Web 3" w:semiHidden="1" w:unhideWhenUsed="1"/>
     <w:lsdException w:name="Balloon Text" w:semiHidden="1" w:unhideWhenUsed="1"/>
     <w:lsdException w:name="Table Grid" w:uiPriority="39"/>
     <w:lsdException w:name="Table Theme" w:semiHidden="1" w:unhideWhenUsed="1"/>
@@ -15366,7 +15774,7 @@
     <w:basedOn w:val="DefaultParagraphFont"/>
     <w:uiPriority w:val="99"/>
     <w:semiHidden/>
-    <w:rsid w:val="000D2721"/>
+    <w:rsid w:val="00827198"/>
     <w:rPr>
       <w:color w:val="808080"/>
     </w:rPr>
@@ -15489,6 +15897,26 @@
     <w:rPr>
       <w:lang w:val="ru-RU" w:eastAsia="ru-RU"/>
     </w:rPr>
+  </w:style>
+  <w:style w:type="paragraph" w:customStyle="1" w:styleId="D004E71FB7724D2D84157B78674B04CE">
+    <w:name w:val="D004E71FB7724D2D84157B78674B04CE"/>
+    <w:rsid w:val="00DB3F96"/>
+  </w:style>
+  <w:style w:type="paragraph" w:customStyle="1" w:styleId="71AB61E46FC842AA888197DDE11E6AB9">
+    <w:name w:val="71AB61E46FC842AA888197DDE11E6AB9"/>
+    <w:rsid w:val="00DB3F96"/>
+  </w:style>
+  <w:style w:type="paragraph" w:customStyle="1" w:styleId="0BC70CD8DA154310B0129D0FB2A27248">
+    <w:name w:val="0BC70CD8DA154310B0129D0FB2A27248"/>
+    <w:rsid w:val="00DB3F96"/>
+  </w:style>
+  <w:style w:type="paragraph" w:customStyle="1" w:styleId="74A7AC87A43E4BC990B12BEE39DB3452">
+    <w:name w:val="74A7AC87A43E4BC990B12BEE39DB3452"/>
+    <w:rsid w:val="00827198"/>
+  </w:style>
+  <w:style w:type="paragraph" w:customStyle="1" w:styleId="1DDDD512CD3347EB9218E568930027FC">
+    <w:name w:val="1DDDD512CD3347EB9218E568930027FC"/>
+    <w:rsid w:val="00827198"/>
   </w:style>
 </w:styles>
 </file>

--- a/Launcher/Templates/F_ТИПОВИЙ ДОГОВІР ГОТЕЛІ ГО УААСП.docx
+++ b/Launcher/Templates/F_ТИПОВИЙ ДОГОВІР ГОТЕЛІ ГО УААСП.docx
@@ -1650,6 +1650,13 @@
         </w:rPr>
         <w:t>Сторони домовились, що сума авторської винагороди (роялті), яка сплачується Користувачем за надання невиключного права на публічне виконання творів з каталогу ГО УААСП, з урахуванням діючих попередніх тарифів, затверджених Загальними зборами членів ГО УААСП та приписів законодавства України</w:t>
       </w:r>
+      <w:r>
+        <w:rPr>
+          <w:sz w:val="20"/>
+          <w:szCs w:val="20"/>
+        </w:rPr>
+        <w:t>.</w:t>
+      </w:r>
     </w:p>
     <w:p>
       <w:pPr>
@@ -2054,7 +2061,6 @@
         </w:rPr>
         <w:t xml:space="preserve">адресою: </w:t>
       </w:r>
-      <w:proofErr w:type="spellStart"/>
       <w:r>
         <w:rPr>
           <w:b/>
@@ -2064,7 +2070,6 @@
         </w:rPr>
         <w:t>zvit</w:t>
       </w:r>
-      <w:proofErr w:type="spellEnd"/>
       <w:r>
         <w:rPr>
           <w:b/>
@@ -2073,7 +2078,6 @@
         </w:rPr>
         <w:t>@</w:t>
       </w:r>
-      <w:proofErr w:type="spellStart"/>
       <w:r>
         <w:rPr>
           <w:b/>
@@ -2083,7 +2087,6 @@
         </w:rPr>
         <w:t>uacrr</w:t>
       </w:r>
-      <w:proofErr w:type="spellEnd"/>
       <w:r>
         <w:rPr>
           <w:b/>
@@ -2109,7 +2112,6 @@
         </w:rPr>
         <w:t>.</w:t>
       </w:r>
-      <w:proofErr w:type="spellStart"/>
       <w:r>
         <w:rPr>
           <w:b/>
@@ -2119,7 +2121,6 @@
         </w:rPr>
         <w:t>ua</w:t>
       </w:r>
-      <w:proofErr w:type="spellEnd"/>
       <w:r>
         <w:rPr>
           <w:b/>
@@ -2227,7 +2228,7 @@
           <w:sz w:val="20"/>
           <w:szCs w:val="20"/>
         </w:rPr>
-        <w:t xml:space="preserve">, який після перевірки зазначеної в ньому інформації щодо перерахування коштів підписується              ГО УААСП, після чого 1 (один) примірник повертається Користувачу. </w:t>
+        <w:t>, який після перевірки зазначеної в ньому інформації щодо перерахування коштів підписується              ГО УААСП, після чого 1 (один) примірник повертається Користувачу.</w:t>
       </w:r>
     </w:p>
     <w:p>
@@ -15304,6 +15305,7 @@
     <w:rsid w:val="000D2721"/>
     <w:rsid w:val="00101B69"/>
     <w:rsid w:val="001C0CFC"/>
+    <w:rsid w:val="00233C78"/>
     <w:rsid w:val="00271375"/>
     <w:rsid w:val="00280094"/>
     <w:rsid w:val="00350064"/>
@@ -15315,6 +15317,7 @@
     <w:rsid w:val="008D7959"/>
     <w:rsid w:val="009C3C49"/>
     <w:rsid w:val="009C4712"/>
+    <w:rsid w:val="009C735A"/>
     <w:rsid w:val="00B308F1"/>
     <w:rsid w:val="00CD7FFC"/>
     <w:rsid w:val="00D10A37"/>
